--- a/docs/Protege_Mais_Visao_de_Futuro_Documento.docx
+++ b/docs/Protege_Mais_Visao_de_Futuro_Documento.docx
@@ -1668,7 +1668,7 @@
                 <w:sz w:val="19"/>
                 <w:szCs w:val="19"/>
               </w:rPr>
-              <w:t xml:space="preserve">218 testes Java (JUnit 5) e 21 testes do contrato, sem falhas</w:t>
+              <w:t xml:space="preserve">217 testes Java (JUnit 5) e 21 testes do contrato, sem falhas</w:t>
             </w:r>
           </w:p>
         </w:tc>
@@ -2186,7 +2186,7 @@
           <w:sz w:val="18"/>
           <w:szCs w:val="18"/>
         </w:rPr>
-        <w:t xml:space="preserve">	5</w:t>
+        <w:t xml:space="preserve">	6</w:t>
       </w:r>
     </w:p>
     <w:p>
@@ -2213,7 +2213,7 @@
           <w:sz w:val="18"/>
           <w:szCs w:val="18"/>
         </w:rPr>
-        <w:t xml:space="preserve">	6</w:t>
+        <w:t xml:space="preserve">	7</w:t>
       </w:r>
     </w:p>
     <w:p>
@@ -2240,7 +2240,7 @@
           <w:sz w:val="18"/>
           <w:szCs w:val="18"/>
         </w:rPr>
-        <w:t xml:space="preserve">	7</w:t>
+        <w:t xml:space="preserve">	8</w:t>
       </w:r>
     </w:p>
     <w:p>
@@ -2267,7 +2267,7 @@
           <w:sz w:val="18"/>
           <w:szCs w:val="18"/>
         </w:rPr>
-        <w:t xml:space="preserve">	7</w:t>
+        <w:t xml:space="preserve">	8</w:t>
       </w:r>
     </w:p>
     <w:p>
@@ -2294,7 +2294,7 @@
           <w:sz w:val="18"/>
           <w:szCs w:val="18"/>
         </w:rPr>
-        <w:t xml:space="preserve">	7</w:t>
+        <w:t xml:space="preserve">	9</w:t>
       </w:r>
     </w:p>
     <w:p>
@@ -2321,7 +2321,7 @@
           <w:sz w:val="18"/>
           <w:szCs w:val="18"/>
         </w:rPr>
-        <w:t xml:space="preserve">	9</w:t>
+        <w:t xml:space="preserve">	11</w:t>
       </w:r>
     </w:p>
     <w:p>
@@ -2348,7 +2348,7 @@
           <w:sz w:val="18"/>
           <w:szCs w:val="18"/>
         </w:rPr>
-        <w:t xml:space="preserve">	10</w:t>
+        <w:t xml:space="preserve">	12</w:t>
       </w:r>
     </w:p>
     <w:p>
@@ -2375,7 +2375,7 @@
           <w:sz w:val="18"/>
           <w:szCs w:val="18"/>
         </w:rPr>
-        <w:t xml:space="preserve">	12</w:t>
+        <w:t xml:space="preserve">	14</w:t>
       </w:r>
     </w:p>
     <w:p>
@@ -2402,7 +2402,7 @@
           <w:sz w:val="18"/>
           <w:szCs w:val="18"/>
         </w:rPr>
-        <w:t xml:space="preserve">	15</w:t>
+        <w:t xml:space="preserve">	17</w:t>
       </w:r>
     </w:p>
     <w:p>
@@ -2429,7 +2429,7 @@
           <w:sz w:val="18"/>
           <w:szCs w:val="18"/>
         </w:rPr>
-        <w:t xml:space="preserve">	16</w:t>
+        <w:t xml:space="preserve">	18</w:t>
       </w:r>
     </w:p>
     <w:p>
@@ -2456,7 +2456,7 @@
           <w:sz w:val="18"/>
           <w:szCs w:val="18"/>
         </w:rPr>
-        <w:t xml:space="preserve">	16</w:t>
+        <w:t xml:space="preserve">	18</w:t>
       </w:r>
     </w:p>
     <w:p>
@@ -2483,7 +2483,7 @@
           <w:sz w:val="18"/>
           <w:szCs w:val="18"/>
         </w:rPr>
-        <w:t xml:space="preserve">	16</w:t>
+        <w:t xml:space="preserve">	18</w:t>
       </w:r>
     </w:p>
     <w:p>
@@ -2510,7 +2510,7 @@
           <w:sz w:val="18"/>
           <w:szCs w:val="18"/>
         </w:rPr>
-        <w:t xml:space="preserve">	17</w:t>
+        <w:t xml:space="preserve">	19</w:t>
       </w:r>
     </w:p>
     <w:p>
@@ -2537,7 +2537,7 @@
           <w:sz w:val="18"/>
           <w:szCs w:val="18"/>
         </w:rPr>
-        <w:t xml:space="preserve">	18</w:t>
+        <w:t xml:space="preserve">	20</w:t>
       </w:r>
     </w:p>
     <w:p>
@@ -2564,7 +2564,7 @@
           <w:sz w:val="18"/>
           <w:szCs w:val="18"/>
         </w:rPr>
-        <w:t xml:space="preserve">	18</w:t>
+        <w:t xml:space="preserve">	21</w:t>
       </w:r>
     </w:p>
     <w:p>
@@ -2591,7 +2591,7 @@
           <w:sz w:val="18"/>
           <w:szCs w:val="18"/>
         </w:rPr>
-        <w:t xml:space="preserve">	19</w:t>
+        <w:t xml:space="preserve">	21</w:t>
       </w:r>
     </w:p>
     <w:p>
@@ -2618,7 +2618,7 @@
           <w:sz w:val="18"/>
           <w:szCs w:val="18"/>
         </w:rPr>
-        <w:t xml:space="preserve">	19</w:t>
+        <w:t xml:space="preserve">	22</w:t>
       </w:r>
     </w:p>
     <w:p>
@@ -2645,7 +2645,7 @@
           <w:sz w:val="18"/>
           <w:szCs w:val="18"/>
         </w:rPr>
-        <w:t xml:space="preserve">	20</w:t>
+        <w:t xml:space="preserve">	22</w:t>
       </w:r>
     </w:p>
     <w:p>
@@ -2672,7 +2672,7 @@
           <w:sz w:val="18"/>
           <w:szCs w:val="18"/>
         </w:rPr>
-        <w:t xml:space="preserve">	21</w:t>
+        <w:t xml:space="preserve">	23</w:t>
       </w:r>
     </w:p>
     <w:p>
@@ -2699,7 +2699,7 @@
           <w:sz w:val="18"/>
           <w:szCs w:val="18"/>
         </w:rPr>
-        <w:t xml:space="preserve">	21</w:t>
+        <w:t xml:space="preserve">	23</w:t>
       </w:r>
     </w:p>
     <w:p>
@@ -2726,7 +2726,7 @@
           <w:sz w:val="18"/>
           <w:szCs w:val="18"/>
         </w:rPr>
-        <w:t xml:space="preserve">	22</w:t>
+        <w:t xml:space="preserve">	24</w:t>
       </w:r>
     </w:p>
     <w:p>
@@ -2753,7 +2753,7 @@
           <w:sz w:val="18"/>
           <w:szCs w:val="18"/>
         </w:rPr>
-        <w:t xml:space="preserve">	22</w:t>
+        <w:t xml:space="preserve">	24</w:t>
       </w:r>
     </w:p>
     <w:p>
@@ -2780,7 +2780,7 @@
           <w:sz w:val="18"/>
           <w:szCs w:val="18"/>
         </w:rPr>
-        <w:t xml:space="preserve">	22</w:t>
+        <w:t xml:space="preserve">	24</w:t>
       </w:r>
     </w:p>
     <w:p>
@@ -2807,7 +2807,7 @@
           <w:sz w:val="18"/>
           <w:szCs w:val="18"/>
         </w:rPr>
-        <w:t xml:space="preserve">	23</w:t>
+        <w:t xml:space="preserve">	25</w:t>
       </w:r>
     </w:p>
     <w:p>
@@ -2834,7 +2834,7 @@
           <w:sz w:val="18"/>
           <w:szCs w:val="18"/>
         </w:rPr>
-        <w:t xml:space="preserve">	23</w:t>
+        <w:t xml:space="preserve">	25</w:t>
       </w:r>
     </w:p>
     <w:p>
@@ -2861,7 +2861,7 @@
           <w:sz w:val="18"/>
           <w:szCs w:val="18"/>
         </w:rPr>
-        <w:t xml:space="preserve">	26</w:t>
+        <w:t xml:space="preserve">	28</w:t>
       </w:r>
     </w:p>
     <w:p>
@@ -2888,7 +2888,7 @@
           <w:sz w:val="18"/>
           <w:szCs w:val="18"/>
         </w:rPr>
-        <w:t xml:space="preserve">	27</w:t>
+        <w:t xml:space="preserve">	30</w:t>
       </w:r>
     </w:p>
     <w:p>
@@ -2915,7 +2915,7 @@
           <w:sz w:val="18"/>
           <w:szCs w:val="18"/>
         </w:rPr>
-        <w:t xml:space="preserve">	27</w:t>
+        <w:t xml:space="preserve">	30</w:t>
       </w:r>
     </w:p>
     <w:p>
@@ -2942,7 +2942,7 @@
           <w:sz w:val="18"/>
           <w:szCs w:val="18"/>
         </w:rPr>
-        <w:t xml:space="preserve">	28</w:t>
+        <w:t xml:space="preserve">	30</w:t>
       </w:r>
     </w:p>
     <w:p>
@@ -2969,7 +2969,7 @@
           <w:sz w:val="18"/>
           <w:szCs w:val="18"/>
         </w:rPr>
-        <w:t xml:space="preserve">	29</w:t>
+        <w:t xml:space="preserve">	31</w:t>
       </w:r>
     </w:p>
     <w:p>
@@ -2996,7 +2996,7 @@
           <w:sz w:val="18"/>
           <w:szCs w:val="18"/>
         </w:rPr>
-        <w:t xml:space="preserve">	29</w:t>
+        <w:t xml:space="preserve">	31</w:t>
       </w:r>
     </w:p>
     <w:p>
@@ -3023,7 +3023,7 @@
           <w:sz w:val="18"/>
           <w:szCs w:val="18"/>
         </w:rPr>
-        <w:t xml:space="preserve">	29</w:t>
+        <w:t xml:space="preserve">	31</w:t>
       </w:r>
     </w:p>
     <w:p>
@@ -3050,7 +3050,7 @@
           <w:sz w:val="18"/>
           <w:szCs w:val="18"/>
         </w:rPr>
-        <w:t xml:space="preserve">	30</w:t>
+        <w:t xml:space="preserve">	32</w:t>
       </w:r>
     </w:p>
     <w:p>
@@ -3077,7 +3077,7 @@
           <w:sz w:val="18"/>
           <w:szCs w:val="18"/>
         </w:rPr>
-        <w:t xml:space="preserve">	30</w:t>
+        <w:t xml:space="preserve">	32</w:t>
       </w:r>
     </w:p>
     <w:p>
@@ -3104,7 +3104,7 @@
           <w:sz w:val="18"/>
           <w:szCs w:val="18"/>
         </w:rPr>
-        <w:t xml:space="preserve">	32</w:t>
+        <w:t xml:space="preserve">	35</w:t>
       </w:r>
     </w:p>
     <w:p>
@@ -3131,7 +3131,7 @@
           <w:sz w:val="18"/>
           <w:szCs w:val="18"/>
         </w:rPr>
-        <w:t xml:space="preserve">	33</w:t>
+        <w:t xml:space="preserve">	35</w:t>
       </w:r>
     </w:p>
     <w:p>
@@ -3158,7 +3158,7 @@
           <w:sz w:val="18"/>
           <w:szCs w:val="18"/>
         </w:rPr>
-        <w:t xml:space="preserve">	33</w:t>
+        <w:t xml:space="preserve">	35</w:t>
       </w:r>
     </w:p>
     <w:p>
@@ -3185,7 +3185,7 @@
           <w:sz w:val="18"/>
           <w:szCs w:val="18"/>
         </w:rPr>
-        <w:t xml:space="preserve">	34</w:t>
+        <w:t xml:space="preserve">	36</w:t>
       </w:r>
     </w:p>
     <w:p>
@@ -3212,7 +3212,7 @@
           <w:sz w:val="18"/>
           <w:szCs w:val="18"/>
         </w:rPr>
-        <w:t xml:space="preserve">	34</w:t>
+        <w:t xml:space="preserve">	36</w:t>
       </w:r>
     </w:p>
     <w:p>
@@ -3239,7 +3239,7 @@
           <w:sz w:val="18"/>
           <w:szCs w:val="18"/>
         </w:rPr>
-        <w:t xml:space="preserve">	34</w:t>
+        <w:t xml:space="preserve">	37</w:t>
       </w:r>
     </w:p>
     <w:p>
@@ -3266,7 +3266,7 @@
           <w:sz w:val="18"/>
           <w:szCs w:val="18"/>
         </w:rPr>
-        <w:t xml:space="preserve">	35</w:t>
+        <w:t xml:space="preserve">	38</w:t>
       </w:r>
     </w:p>
     <w:p>
@@ -3293,7 +3293,7 @@
           <w:sz w:val="18"/>
           <w:szCs w:val="18"/>
         </w:rPr>
-        <w:t xml:space="preserve">	35</w:t>
+        <w:t xml:space="preserve">	38</w:t>
       </w:r>
     </w:p>
     <w:p>
@@ -3320,7 +3320,7 @@
           <w:sz w:val="18"/>
           <w:szCs w:val="18"/>
         </w:rPr>
-        <w:t xml:space="preserve">	35</w:t>
+        <w:t xml:space="preserve">	38</w:t>
       </w:r>
     </w:p>
     <w:p>
@@ -3347,7 +3347,7 @@
           <w:sz w:val="18"/>
           <w:szCs w:val="18"/>
         </w:rPr>
-        <w:t xml:space="preserve">	35</w:t>
+        <w:t xml:space="preserve">	38</w:t>
       </w:r>
     </w:p>
     <w:p>
@@ -3374,7 +3374,7 @@
           <w:sz w:val="18"/>
           <w:szCs w:val="18"/>
         </w:rPr>
-        <w:t xml:space="preserve">	36</w:t>
+        <w:t xml:space="preserve">	39</w:t>
       </w:r>
     </w:p>
     <w:p>
@@ -3401,7 +3401,7 @@
           <w:sz w:val="18"/>
           <w:szCs w:val="18"/>
         </w:rPr>
-        <w:t xml:space="preserve">	37</w:t>
+        <w:t xml:space="preserve">	40</w:t>
       </w:r>
     </w:p>
     <w:p>
@@ -3428,7 +3428,7 @@
           <w:sz w:val="18"/>
           <w:szCs w:val="18"/>
         </w:rPr>
-        <w:t xml:space="preserve">	38</w:t>
+        <w:t xml:space="preserve">	41</w:t>
       </w:r>
     </w:p>
     <w:p>
@@ -3455,7 +3455,7 @@
           <w:sz w:val="18"/>
           <w:szCs w:val="18"/>
         </w:rPr>
-        <w:t xml:space="preserve">	38</w:t>
+        <w:t xml:space="preserve">	41</w:t>
       </w:r>
     </w:p>
     <w:p>
@@ -3482,7 +3482,7 @@
           <w:sz w:val="18"/>
           <w:szCs w:val="18"/>
         </w:rPr>
-        <w:t xml:space="preserve">	38</w:t>
+        <w:t xml:space="preserve">	41</w:t>
       </w:r>
     </w:p>
     <w:p>
@@ -3566,6 +3566,88 @@
     </w:p>
     <w:p>
       <w:pPr>
+        <w:keepNext/>
+        <w:spacing w:before="120" w:after="60"/>
+        <w:jc w:val="center"/>
+      </w:pPr>
+      <w:r>
+        <w:drawing>
+          <wp:inline distT="0" distB="0" distL="0" distR="0">
+            <wp:extent cx="5943600" cy="2190750"/>
+            <wp:effectExtent t="0" r="0" b="0" l="0"/>
+            <wp:docPr id="1" name="fig1" descr="As entregas do projeto em 2026. HackGov e Enterprise Challenge convergem nesta entrega, em 03/11." title="As entregas do projeto em 2026. HackGov e Enterprise Challenge convergem nesta entrega, em 03/11."/>
+            <wp:cNvGraphicFramePr>
+              <a:graphicFrameLocks xmlns:a="http://schemas.openxmlformats.org/drawingml/2006/main" noChangeAspect="1"/>
+            </wp:cNvGraphicFramePr>
+            <a:graphic xmlns:a="http://schemas.openxmlformats.org/drawingml/2006/main">
+              <a:graphicData uri="http://schemas.openxmlformats.org/drawingml/2006/picture">
+                <pic:pic xmlns:pic="http://schemas.openxmlformats.org/drawingml/2006/picture">
+                  <pic:nvPicPr>
+                    <pic:cNvPr id="0" name="" descr=""/>
+                    <pic:cNvPicPr>
+                      <a:picLocks noChangeAspect="1" noChangeArrowheads="1"/>
+                    </pic:cNvPicPr>
+                  </pic:nvPicPr>
+                  <pic:blipFill>
+                    <a:blip r:embed="rId8" cstate="none"/>
+                    <a:srcRect/>
+                    <a:stretch>
+                      <a:fillRect/>
+                    </a:stretch>
+                  </pic:blipFill>
+                  <pic:spPr bwMode="auto">
+                    <a:xfrm>
+                      <a:off x="0" y="0"/>
+                      <a:ext cx="5943600" cy="2190750"/>
+                    </a:xfrm>
+                    <a:prstGeom prst="rect">
+                      <a:avLst/>
+                    </a:prstGeom>
+                  </pic:spPr>
+                </pic:pic>
+              </a:graphicData>
+            </a:graphic>
+          </wp:inline>
+        </w:drawing>
+      </w:r>
+    </w:p>
+    <w:p>
+      <w:pPr>
+        <w:spacing w:after="200"/>
+        <w:jc w:val="center"/>
+      </w:pPr>
+      <w:r>
+        <w:rPr>
+          <w:color w:val="1A4DA0"/>
+          <w:sz w:val="14"/>
+          <w:szCs w:val="14"/>
+          <w:rFonts w:ascii="Segoe UI Symbol" w:cs="Segoe UI Symbol" w:eastAsia="Segoe UI Symbol" w:hAnsi="Segoe UI Symbol"/>
+        </w:rPr>
+        <w:t xml:space="preserve">▲ </w:t>
+      </w:r>
+      <w:r>
+        <w:rPr>
+          <w:b/>
+          <w:bCs/>
+          <w:color w:val="1A4DA0"/>
+          <w:sz w:val="18"/>
+          <w:szCs w:val="18"/>
+        </w:rPr>
+        <w:t xml:space="preserve">Figura 1. </w:t>
+      </w:r>
+      <w:r>
+        <w:rPr>
+          <w:i/>
+          <w:iCs/>
+          <w:color w:val="475569"/>
+          <w:sz w:val="18"/>
+          <w:szCs w:val="18"/>
+        </w:rPr>
+        <w:t xml:space="preserve">As entregas do projeto em 2026. HackGov e Enterprise Challenge convergem nesta entrega, em 03/11.</w:t>
+      </w:r>
+    </w:p>
+    <w:p>
+      <w:pPr>
         <w:pStyle w:val="Heading2"/>
         <w:keepNext/>
         <w:pBdr>
@@ -3686,6 +3768,88 @@
       </w:r>
       <w:r>
         <w:t xml:space="preserve"> Um contrato em Solidity ancora a trilha de auditoria e as evidências fora do servidor. Ele resolve um limite que o exercício de recuperação da Parte 1 revelou.</w:t>
+      </w:r>
+    </w:p>
+    <w:p>
+      <w:pPr>
+        <w:keepNext/>
+        <w:spacing w:before="120" w:after="60"/>
+        <w:jc w:val="center"/>
+      </w:pPr>
+      <w:r>
+        <w:drawing>
+          <wp:inline distT="0" distB="0" distL="0" distR="0">
+            <wp:extent cx="5943600" cy="2333625"/>
+            <wp:effectExtent t="0" r="0" b="0" l="0"/>
+            <wp:docPr id="1" name="fig2" descr="A entrega em seis números. Cada um foi medido contra o sistema rodando e está gravado no repositório." title="A entrega em seis números. Cada um foi medido contra o sistema rodando e está gravado no repositório."/>
+            <wp:cNvGraphicFramePr>
+              <a:graphicFrameLocks xmlns:a="http://schemas.openxmlformats.org/drawingml/2006/main" noChangeAspect="1"/>
+            </wp:cNvGraphicFramePr>
+            <a:graphic xmlns:a="http://schemas.openxmlformats.org/drawingml/2006/main">
+              <a:graphicData uri="http://schemas.openxmlformats.org/drawingml/2006/picture">
+                <pic:pic xmlns:pic="http://schemas.openxmlformats.org/drawingml/2006/picture">
+                  <pic:nvPicPr>
+                    <pic:cNvPr id="0" name="" descr=""/>
+                    <pic:cNvPicPr>
+                      <a:picLocks noChangeAspect="1" noChangeArrowheads="1"/>
+                    </pic:cNvPicPr>
+                  </pic:nvPicPr>
+                  <pic:blipFill>
+                    <a:blip r:embed="rId9" cstate="none"/>
+                    <a:srcRect/>
+                    <a:stretch>
+                      <a:fillRect/>
+                    </a:stretch>
+                  </pic:blipFill>
+                  <pic:spPr bwMode="auto">
+                    <a:xfrm>
+                      <a:off x="0" y="0"/>
+                      <a:ext cx="5943600" cy="2333625"/>
+                    </a:xfrm>
+                    <a:prstGeom prst="rect">
+                      <a:avLst/>
+                    </a:prstGeom>
+                  </pic:spPr>
+                </pic:pic>
+              </a:graphicData>
+            </a:graphic>
+          </wp:inline>
+        </w:drawing>
+      </w:r>
+    </w:p>
+    <w:p>
+      <w:pPr>
+        <w:spacing w:after="200"/>
+        <w:jc w:val="center"/>
+      </w:pPr>
+      <w:r>
+        <w:rPr>
+          <w:color w:val="1A4DA0"/>
+          <w:sz w:val="14"/>
+          <w:szCs w:val="14"/>
+          <w:rFonts w:ascii="Segoe UI Symbol" w:cs="Segoe UI Symbol" w:eastAsia="Segoe UI Symbol" w:hAnsi="Segoe UI Symbol"/>
+        </w:rPr>
+        <w:t xml:space="preserve">▲ </w:t>
+      </w:r>
+      <w:r>
+        <w:rPr>
+          <w:b/>
+          <w:bCs/>
+          <w:color w:val="1A4DA0"/>
+          <w:sz w:val="18"/>
+          <w:szCs w:val="18"/>
+        </w:rPr>
+        <w:t xml:space="preserve">Figura 2. </w:t>
+      </w:r>
+      <w:r>
+        <w:rPr>
+          <w:i/>
+          <w:iCs/>
+          <w:color w:val="475569"/>
+          <w:sz w:val="18"/>
+          <w:szCs w:val="18"/>
+        </w:rPr>
+        <w:t xml:space="preserve">A entrega em seis números. Cada um foi medido contra o sistema rodando e está gravado no repositório.</w:t>
       </w:r>
     </w:p>
     <w:p>
@@ -4468,7 +4632,7 @@
                 <w:sz w:val="19"/>
                 <w:szCs w:val="19"/>
               </w:rPr>
-              <w:t xml:space="preserve">Topologia de referência (Figura 1)</w:t>
+              <w:t xml:space="preserve">Topologia de referência (figura da seção 3.3)</w:t>
             </w:r>
           </w:p>
         </w:tc>
@@ -5871,6 +6035,88 @@
       </w:pPr>
       <w:r>
         <w:t xml:space="preserve">A Fase 6 entregou um sistema que funcionava e cujo discurso de segurança era bom: privacidade por desenho, menor privilégio, trilha imutável. A primeira tarefa desta fase foi conferir se o código sustentava o discurso. Em parte, não sustentava. A tabela abaixo mostra a evolução número a número; a seção 2.2 mostra o que foi corrigido.</w:t>
+      </w:r>
+    </w:p>
+    <w:p>
+      <w:pPr>
+        <w:keepNext/>
+        <w:spacing w:before="120" w:after="60"/>
+        <w:jc w:val="center"/>
+      </w:pPr>
+      <w:r>
+        <w:drawing>
+          <wp:inline distT="0" distB="0" distL="0" distR="0">
+            <wp:extent cx="5943600" cy="1828800"/>
+            <wp:effectExtent t="0" r="0" b="0" l="0"/>
+            <wp:docPr id="1" name="fig3" descr="Fase 6 e Fase 7 lado a lado. Cada painel tem a própria escala; no último, menos é melhor." title="Fase 6 e Fase 7 lado a lado. Cada painel tem a própria escala; no último, menos é melhor."/>
+            <wp:cNvGraphicFramePr>
+              <a:graphicFrameLocks xmlns:a="http://schemas.openxmlformats.org/drawingml/2006/main" noChangeAspect="1"/>
+            </wp:cNvGraphicFramePr>
+            <a:graphic xmlns:a="http://schemas.openxmlformats.org/drawingml/2006/main">
+              <a:graphicData uri="http://schemas.openxmlformats.org/drawingml/2006/picture">
+                <pic:pic xmlns:pic="http://schemas.openxmlformats.org/drawingml/2006/picture">
+                  <pic:nvPicPr>
+                    <pic:cNvPr id="0" name="" descr=""/>
+                    <pic:cNvPicPr>
+                      <a:picLocks noChangeAspect="1" noChangeArrowheads="1"/>
+                    </pic:cNvPicPr>
+                  </pic:nvPicPr>
+                  <pic:blipFill>
+                    <a:blip r:embed="rId10" cstate="none"/>
+                    <a:srcRect/>
+                    <a:stretch>
+                      <a:fillRect/>
+                    </a:stretch>
+                  </pic:blipFill>
+                  <pic:spPr bwMode="auto">
+                    <a:xfrm>
+                      <a:off x="0" y="0"/>
+                      <a:ext cx="5943600" cy="1828800"/>
+                    </a:xfrm>
+                    <a:prstGeom prst="rect">
+                      <a:avLst/>
+                    </a:prstGeom>
+                  </pic:spPr>
+                </pic:pic>
+              </a:graphicData>
+            </a:graphic>
+          </wp:inline>
+        </w:drawing>
+      </w:r>
+    </w:p>
+    <w:p>
+      <w:pPr>
+        <w:spacing w:after="200"/>
+        <w:jc w:val="center"/>
+      </w:pPr>
+      <w:r>
+        <w:rPr>
+          <w:color w:val="1A4DA0"/>
+          <w:sz w:val="14"/>
+          <w:szCs w:val="14"/>
+          <w:rFonts w:ascii="Segoe UI Symbol" w:cs="Segoe UI Symbol" w:eastAsia="Segoe UI Symbol" w:hAnsi="Segoe UI Symbol"/>
+        </w:rPr>
+        <w:t xml:space="preserve">▲ </w:t>
+      </w:r>
+      <w:r>
+        <w:rPr>
+          <w:b/>
+          <w:bCs/>
+          <w:color w:val="1A4DA0"/>
+          <w:sz w:val="18"/>
+          <w:szCs w:val="18"/>
+        </w:rPr>
+        <w:t xml:space="preserve">Figura 3. </w:t>
+      </w:r>
+      <w:r>
+        <w:rPr>
+          <w:i/>
+          <w:iCs/>
+          <w:color w:val="475569"/>
+          <w:sz w:val="18"/>
+          <w:szCs w:val="18"/>
+        </w:rPr>
+        <w:t xml:space="preserve">Fase 6 e Fase 7 lado a lado. Cada painel tem a própria escala; no último, menos é melhor.</w:t>
       </w:r>
     </w:p>
     <w:p>
@@ -6440,7 +6686,7 @@
                 <w:sz w:val="19"/>
                 <w:szCs w:val="19"/>
               </w:rPr>
-              <w:t xml:space="preserve">218</w:t>
+              <w:t xml:space="preserve">217</w:t>
             </w:r>
           </w:p>
         </w:tc>
@@ -6472,7 +6718,7 @@
                 <w:sz w:val="19"/>
                 <w:szCs w:val="19"/>
               </w:rPr>
-              <w:t xml:space="preserve">82 novos, quase todos de segurança e estatística</w:t>
+              <w:t xml:space="preserve">81 novos, quase todos de segurança e estatística</w:t>
             </w:r>
           </w:p>
         </w:tc>
@@ -13066,6 +13312,88 @@
     </w:p>
     <w:p>
       <w:pPr>
+        <w:keepNext/>
+        <w:spacing w:before="120" w:after="60"/>
+        <w:jc w:val="center"/>
+      </w:pPr>
+      <w:r>
+        <w:drawing>
+          <wp:inline distT="0" distB="0" distL="0" distR="0">
+            <wp:extent cx="5943600" cy="3019425"/>
+            <wp:effectExtent t="0" r="0" b="0" l="0"/>
+            <wp:docPr id="1" name="fig4" descr="As 26 falhas por pilar da tríade, com os controles principais de cada um. Uma falha pode atingir mais de um pilar." title="As 26 falhas por pilar da tríade, com os controles principais de cada um. Uma falha pode atingir mais de um pilar."/>
+            <wp:cNvGraphicFramePr>
+              <a:graphicFrameLocks xmlns:a="http://schemas.openxmlformats.org/drawingml/2006/main" noChangeAspect="1"/>
+            </wp:cNvGraphicFramePr>
+            <a:graphic xmlns:a="http://schemas.openxmlformats.org/drawingml/2006/main">
+              <a:graphicData uri="http://schemas.openxmlformats.org/drawingml/2006/picture">
+                <pic:pic xmlns:pic="http://schemas.openxmlformats.org/drawingml/2006/picture">
+                  <pic:nvPicPr>
+                    <pic:cNvPr id="0" name="" descr=""/>
+                    <pic:cNvPicPr>
+                      <a:picLocks noChangeAspect="1" noChangeArrowheads="1"/>
+                    </pic:cNvPicPr>
+                  </pic:nvPicPr>
+                  <pic:blipFill>
+                    <a:blip r:embed="rId11" cstate="none"/>
+                    <a:srcRect/>
+                    <a:stretch>
+                      <a:fillRect/>
+                    </a:stretch>
+                  </pic:blipFill>
+                  <pic:spPr bwMode="auto">
+                    <a:xfrm>
+                      <a:off x="0" y="0"/>
+                      <a:ext cx="5943600" cy="3019425"/>
+                    </a:xfrm>
+                    <a:prstGeom prst="rect">
+                      <a:avLst/>
+                    </a:prstGeom>
+                  </pic:spPr>
+                </pic:pic>
+              </a:graphicData>
+            </a:graphic>
+          </wp:inline>
+        </w:drawing>
+      </w:r>
+    </w:p>
+    <w:p>
+      <w:pPr>
+        <w:spacing w:after="200"/>
+        <w:jc w:val="center"/>
+      </w:pPr>
+      <w:r>
+        <w:rPr>
+          <w:color w:val="1A4DA0"/>
+          <w:sz w:val="14"/>
+          <w:szCs w:val="14"/>
+          <w:rFonts w:ascii="Segoe UI Symbol" w:cs="Segoe UI Symbol" w:eastAsia="Segoe UI Symbol" w:hAnsi="Segoe UI Symbol"/>
+        </w:rPr>
+        <w:t xml:space="preserve">▲ </w:t>
+      </w:r>
+      <w:r>
+        <w:rPr>
+          <w:b/>
+          <w:bCs/>
+          <w:color w:val="1A4DA0"/>
+          <w:sz w:val="18"/>
+          <w:szCs w:val="18"/>
+        </w:rPr>
+        <w:t xml:space="preserve">Figura 4. </w:t>
+      </w:r>
+      <w:r>
+        <w:rPr>
+          <w:i/>
+          <w:iCs/>
+          <w:color w:val="475569"/>
+          <w:sz w:val="18"/>
+          <w:szCs w:val="18"/>
+        </w:rPr>
+        <w:t xml:space="preserve">As 26 falhas por pilar da tríade, com os controles principais de cada um. Uma falha pode atingir mais de um pilar.</w:t>
+      </w:r>
+    </w:p>
+    <w:p>
+      <w:pPr>
         <w:spacing w:after="140" w:before="0" w:line="288"/>
         <w:jc w:val="both"/>
       </w:pPr>
@@ -17881,6 +18209,88 @@
     <w:p>
       <w:pPr>
         <w:keepNext/>
+        <w:spacing w:before="120" w:after="60"/>
+        <w:jc w:val="center"/>
+      </w:pPr>
+      <w:r>
+        <w:drawing>
+          <wp:inline distT="0" distB="0" distL="0" distR="0">
+            <wp:extent cx="5943600" cy="3562350"/>
+            <wp:effectExtent t="0" r="0" b="0" l="0"/>
+            <wp:docPr id="1" name="fig5" descr="Os 11 ataques: o objetivo do agressor, como foi tentado, a resposta da API e o pilar protegido." title="Os 11 ataques: o objetivo do agressor, como foi tentado, a resposta da API e o pilar protegido."/>
+            <wp:cNvGraphicFramePr>
+              <a:graphicFrameLocks xmlns:a="http://schemas.openxmlformats.org/drawingml/2006/main" noChangeAspect="1"/>
+            </wp:cNvGraphicFramePr>
+            <a:graphic xmlns:a="http://schemas.openxmlformats.org/drawingml/2006/main">
+              <a:graphicData uri="http://schemas.openxmlformats.org/drawingml/2006/picture">
+                <pic:pic xmlns:pic="http://schemas.openxmlformats.org/drawingml/2006/picture">
+                  <pic:nvPicPr>
+                    <pic:cNvPr id="0" name="" descr=""/>
+                    <pic:cNvPicPr>
+                      <a:picLocks noChangeAspect="1" noChangeArrowheads="1"/>
+                    </pic:cNvPicPr>
+                  </pic:nvPicPr>
+                  <pic:blipFill>
+                    <a:blip r:embed="rId12" cstate="none"/>
+                    <a:srcRect/>
+                    <a:stretch>
+                      <a:fillRect/>
+                    </a:stretch>
+                  </pic:blipFill>
+                  <pic:spPr bwMode="auto">
+                    <a:xfrm>
+                      <a:off x="0" y="0"/>
+                      <a:ext cx="5943600" cy="3562350"/>
+                    </a:xfrm>
+                    <a:prstGeom prst="rect">
+                      <a:avLst/>
+                    </a:prstGeom>
+                  </pic:spPr>
+                </pic:pic>
+              </a:graphicData>
+            </a:graphic>
+          </wp:inline>
+        </w:drawing>
+      </w:r>
+    </w:p>
+    <w:p>
+      <w:pPr>
+        <w:spacing w:after="200"/>
+        <w:jc w:val="center"/>
+      </w:pPr>
+      <w:r>
+        <w:rPr>
+          <w:color w:val="1A4DA0"/>
+          <w:sz w:val="14"/>
+          <w:szCs w:val="14"/>
+          <w:rFonts w:ascii="Segoe UI Symbol" w:cs="Segoe UI Symbol" w:eastAsia="Segoe UI Symbol" w:hAnsi="Segoe UI Symbol"/>
+        </w:rPr>
+        <w:t xml:space="preserve">▲ </w:t>
+      </w:r>
+      <w:r>
+        <w:rPr>
+          <w:b/>
+          <w:bCs/>
+          <w:color w:val="1A4DA0"/>
+          <w:sz w:val="18"/>
+          <w:szCs w:val="18"/>
+        </w:rPr>
+        <w:t xml:space="preserve">Figura 5. </w:t>
+      </w:r>
+      <w:r>
+        <w:rPr>
+          <w:i/>
+          <w:iCs/>
+          <w:color w:val="475569"/>
+          <w:sz w:val="18"/>
+          <w:szCs w:val="18"/>
+        </w:rPr>
+        <w:t xml:space="preserve">Os 11 ataques: o objetivo do agressor, como foi tentado, a resposta da API e o pilar protegido.</w:t>
+      </w:r>
+    </w:p>
+    <w:p>
+      <w:pPr>
+        <w:keepNext/>
         <w:spacing w:before="160" w:after="80"/>
       </w:pPr>
       <w:r>
@@ -23692,7 +24102,7 @@
         <w:jc w:val="both"/>
       </w:pPr>
       <w:r>
-        <w:t xml:space="preserve">A Figura 1 mostra a topologia para operação real. A regra é que cada camada só converse com a vizinha: a internet só alcança o proxy, o proxy só alcança a API, e só a API alcança o banco. Quem administra entra por uma rede de gestão separada, por VPN com segundo fator.</w:t>
+        <w:t xml:space="preserve">A figura abaixo mostra a topologia para operação real. A regra é que cada camada só converse com a vizinha: a internet só alcança o proxy, o proxy só alcança a API, e só a API alcança o banco. Quem administra entra por uma rede de gestão separada, por VPN com segundo fator.</w:t>
       </w:r>
     </w:p>
     <w:p>
@@ -23706,7 +24116,7 @@
           <wp:inline distT="0" distB="0" distL="0" distR="0">
             <wp:extent cx="4495800" cy="5229225"/>
             <wp:effectExtent t="0" r="0" b="0" l="0"/>
-            <wp:docPr id="1" name="fig1" descr="Topologia de referência. Em laranja, a borda que foi implementada e testada nesta fase." title="Topologia de referência. Em laranja, a borda que foi implementada e testada nesta fase."/>
+            <wp:docPr id="1" name="fig6" descr="Topologia de referência. Em laranja, a borda que foi implementada e testada nesta fase." title="Topologia de referência. Em laranja, a borda que foi implementada e testada nesta fase."/>
             <wp:cNvGraphicFramePr>
               <a:graphicFrameLocks xmlns:a="http://schemas.openxmlformats.org/drawingml/2006/main" noChangeAspect="1"/>
             </wp:cNvGraphicFramePr>
@@ -23720,7 +24130,7 @@
                     </pic:cNvPicPr>
                   </pic:nvPicPr>
                   <pic:blipFill>
-                    <a:blip r:embed="rId8" cstate="none"/>
+                    <a:blip r:embed="rId13" cstate="none"/>
                     <a:srcRect/>
                     <a:stretch>
                       <a:fillRect/>
@@ -23764,7 +24174,7 @@
           <w:sz w:val="18"/>
           <w:szCs w:val="18"/>
         </w:rPr>
-        <w:t xml:space="preserve">Figura 1. </w:t>
+        <w:t xml:space="preserve">Figura 6. </w:t>
       </w:r>
       <w:r>
         <w:rPr>
@@ -24660,6 +25070,88 @@
     <w:p>
       <w:pPr>
         <w:keepNext/>
+        <w:spacing w:before="120" w:after="60"/>
+        <w:jc w:val="center"/>
+      </w:pPr>
+      <w:r>
+        <w:drawing>
+          <wp:inline distT="0" distB="0" distL="0" distR="0">
+            <wp:extent cx="5581650" cy="2705100"/>
+            <wp:effectExtent t="0" r="0" b="0" l="0"/>
+            <wp:docPr id="1" name="fig7" descr="Defesa em profundidade: cada camada tem a própria defesa, e a blockchain guarda a prova fora do servidor." title="Defesa em profundidade: cada camada tem a própria defesa, e a blockchain guarda a prova fora do servidor."/>
+            <wp:cNvGraphicFramePr>
+              <a:graphicFrameLocks xmlns:a="http://schemas.openxmlformats.org/drawingml/2006/main" noChangeAspect="1"/>
+            </wp:cNvGraphicFramePr>
+            <a:graphic xmlns:a="http://schemas.openxmlformats.org/drawingml/2006/main">
+              <a:graphicData uri="http://schemas.openxmlformats.org/drawingml/2006/picture">
+                <pic:pic xmlns:pic="http://schemas.openxmlformats.org/drawingml/2006/picture">
+                  <pic:nvPicPr>
+                    <pic:cNvPr id="0" name="" descr=""/>
+                    <pic:cNvPicPr>
+                      <a:picLocks noChangeAspect="1" noChangeArrowheads="1"/>
+                    </pic:cNvPicPr>
+                  </pic:nvPicPr>
+                  <pic:blipFill>
+                    <a:blip r:embed="rId14" cstate="none"/>
+                    <a:srcRect/>
+                    <a:stretch>
+                      <a:fillRect/>
+                    </a:stretch>
+                  </pic:blipFill>
+                  <pic:spPr bwMode="auto">
+                    <a:xfrm>
+                      <a:off x="0" y="0"/>
+                      <a:ext cx="5581650" cy="2705100"/>
+                    </a:xfrm>
+                    <a:prstGeom prst="rect">
+                      <a:avLst/>
+                    </a:prstGeom>
+                  </pic:spPr>
+                </pic:pic>
+              </a:graphicData>
+            </a:graphic>
+          </wp:inline>
+        </w:drawing>
+      </w:r>
+    </w:p>
+    <w:p>
+      <w:pPr>
+        <w:spacing w:after="200"/>
+        <w:jc w:val="center"/>
+      </w:pPr>
+      <w:r>
+        <w:rPr>
+          <w:color w:val="0E7C8C"/>
+          <w:sz w:val="14"/>
+          <w:szCs w:val="14"/>
+          <w:rFonts w:ascii="Segoe UI Symbol" w:cs="Segoe UI Symbol" w:eastAsia="Segoe UI Symbol" w:hAnsi="Segoe UI Symbol"/>
+        </w:rPr>
+        <w:t xml:space="preserve">▲ </w:t>
+      </w:r>
+      <w:r>
+        <w:rPr>
+          <w:b/>
+          <w:bCs/>
+          <w:color w:val="0E7C8C"/>
+          <w:sz w:val="18"/>
+          <w:szCs w:val="18"/>
+        </w:rPr>
+        <w:t xml:space="preserve">Figura 7. </w:t>
+      </w:r>
+      <w:r>
+        <w:rPr>
+          <w:i/>
+          <w:iCs/>
+          <w:color w:val="475569"/>
+          <w:sz w:val="18"/>
+          <w:szCs w:val="18"/>
+        </w:rPr>
+        <w:t xml:space="preserve">Defesa em profundidade: cada camada tem a própria defesa, e a blockchain guarda a prova fora do servidor.</w:t>
+      </w:r>
+    </w:p>
+    <w:p>
+      <w:pPr>
+        <w:keepNext/>
         <w:spacing w:before="160" w:after="80"/>
       </w:pPr>
       <w:r>
@@ -26808,7 +27300,7 @@
         <w:jc w:val="both"/>
       </w:pPr>
       <w:r>
-        <w:t xml:space="preserve">A borda da Figura 1 foi implementada de verdade, em </w:t>
+        <w:t xml:space="preserve">A borda da topologia da seção 3.3 foi implementada de verdade, em </w:t>
       </w:r>
       <w:r>
         <w:rPr>
@@ -32324,9 +32816,9 @@
       <w:r>
         <w:drawing>
           <wp:inline distT="0" distB="0" distL="0" distR="0">
-            <wp:extent cx="5943600" cy="3114675"/>
+            <wp:extent cx="5943600" cy="2238375"/>
             <wp:effectExtent t="0" r="0" b="0" l="0"/>
-            <wp:docPr id="1" name="fig2" descr="Correlação com o tempo e matriz de Pearson, na aba Estatística do painel. Em cinza, as relações sem significância." title="Correlação com o tempo e matriz de Pearson, na aba Estatística do painel. Em cinza, as relações sem significância."/>
+            <wp:docPr id="1" name="fig8" descr="Correlação de cada fator com o tempo de atendimento. Só as linhas que não cruzam o zero indicam relação." title="Correlação de cada fator com o tempo de atendimento. Só as linhas que não cruzam o zero indicam relação."/>
             <wp:cNvGraphicFramePr>
               <a:graphicFrameLocks xmlns:a="http://schemas.openxmlformats.org/drawingml/2006/main" noChangeAspect="1"/>
             </wp:cNvGraphicFramePr>
@@ -32340,7 +32832,89 @@
                     </pic:cNvPicPr>
                   </pic:nvPicPr>
                   <pic:blipFill>
-                    <a:blip r:embed="rId9" cstate="none"/>
+                    <a:blip r:embed="rId15" cstate="none"/>
+                    <a:srcRect/>
+                    <a:stretch>
+                      <a:fillRect/>
+                    </a:stretch>
+                  </pic:blipFill>
+                  <pic:spPr bwMode="auto">
+                    <a:xfrm>
+                      <a:off x="0" y="0"/>
+                      <a:ext cx="5943600" cy="2238375"/>
+                    </a:xfrm>
+                    <a:prstGeom prst="rect">
+                      <a:avLst/>
+                    </a:prstGeom>
+                  </pic:spPr>
+                </pic:pic>
+              </a:graphicData>
+            </a:graphic>
+          </wp:inline>
+        </w:drawing>
+      </w:r>
+    </w:p>
+    <w:p>
+      <w:pPr>
+        <w:spacing w:after="200"/>
+        <w:jc w:val="center"/>
+      </w:pPr>
+      <w:r>
+        <w:rPr>
+          <w:color w:val="D27500"/>
+          <w:sz w:val="14"/>
+          <w:szCs w:val="14"/>
+          <w:rFonts w:ascii="Segoe UI Symbol" w:cs="Segoe UI Symbol" w:eastAsia="Segoe UI Symbol" w:hAnsi="Segoe UI Symbol"/>
+        </w:rPr>
+        <w:t xml:space="preserve">▲ </w:t>
+      </w:r>
+      <w:r>
+        <w:rPr>
+          <w:b/>
+          <w:bCs/>
+          <w:color w:val="D27500"/>
+          <w:sz w:val="18"/>
+          <w:szCs w:val="18"/>
+        </w:rPr>
+        <w:t xml:space="preserve">Figura 8. </w:t>
+      </w:r>
+      <w:r>
+        <w:rPr>
+          <w:i/>
+          <w:iCs/>
+          <w:color w:val="475569"/>
+          <w:sz w:val="18"/>
+          <w:szCs w:val="18"/>
+        </w:rPr>
+        <w:t xml:space="preserve">Correlação de cada fator com o tempo de atendimento. Só as linhas que não cruzam o zero indicam relação.</w:t>
+      </w:r>
+    </w:p>
+    <w:p>
+      <w:pPr>
+        <w:keepNext/>
+        <w:spacing w:before="120" w:after="60"/>
+        <w:jc w:val="center"/>
+      </w:pPr>
+      <w:r>
+        <w:drawing>
+          <wp:inline distT="0" distB="0" distL="0" distR="0">
+            <wp:extent cx="5943600" cy="3114675"/>
+            <wp:effectExtent t="0" r="0" b="0" l="0"/>
+            <wp:docPr id="1" name="fig9" descr="Correlação com o tempo e matriz de Pearson, na aba Estatística do painel. Em cinza, as relações sem significância." title="Correlação com o tempo e matriz de Pearson, na aba Estatística do painel. Em cinza, as relações sem significância."/>
+            <wp:cNvGraphicFramePr>
+              <a:graphicFrameLocks xmlns:a="http://schemas.openxmlformats.org/drawingml/2006/main" noChangeAspect="1"/>
+            </wp:cNvGraphicFramePr>
+            <a:graphic xmlns:a="http://schemas.openxmlformats.org/drawingml/2006/main">
+              <a:graphicData uri="http://schemas.openxmlformats.org/drawingml/2006/picture">
+                <pic:pic xmlns:pic="http://schemas.openxmlformats.org/drawingml/2006/picture">
+                  <pic:nvPicPr>
+                    <pic:cNvPr id="0" name="" descr=""/>
+                    <pic:cNvPicPr>
+                      <a:picLocks noChangeAspect="1" noChangeArrowheads="1"/>
+                    </pic:cNvPicPr>
+                  </pic:nvPicPr>
+                  <pic:blipFill>
+                    <a:blip r:embed="rId16" cstate="none"/>
                     <a:srcRect/>
                     <a:stretch>
                       <a:fillRect/>
@@ -32384,7 +32958,7 @@
           <w:sz w:val="18"/>
           <w:szCs w:val="18"/>
         </w:rPr>
-        <w:t xml:space="preserve">Figura 2. </w:t>
+        <w:t xml:space="preserve">Figura 9. </w:t>
       </w:r>
       <w:r>
         <w:rPr>
@@ -33754,7 +34328,7 @@
           <wp:inline distT="0" distB="0" distL="0" distR="0">
             <wp:extent cx="5943600" cy="2486025"/>
             <wp:effectExtent t="0" r="0" b="0" l="0"/>
-            <wp:docPr id="1" name="fig3" descr="Regressão simples (dispersão com a reta) e regressão múltipla, como aparecem no painel." title="Regressão simples (dispersão com a reta) e regressão múltipla, como aparecem no painel."/>
+            <wp:docPr id="1" name="fig10" descr="Regressão simples (dispersão com a reta) e regressão múltipla, como aparecem no painel." title="Regressão simples (dispersão com a reta) e regressão múltipla, como aparecem no painel."/>
             <wp:cNvGraphicFramePr>
               <a:graphicFrameLocks xmlns:a="http://schemas.openxmlformats.org/drawingml/2006/main" noChangeAspect="1"/>
             </wp:cNvGraphicFramePr>
@@ -33768,7 +34342,7 @@
                     </pic:cNvPicPr>
                   </pic:nvPicPr>
                   <pic:blipFill>
-                    <a:blip r:embed="rId10" cstate="none"/>
+                    <a:blip r:embed="rId17" cstate="none"/>
                     <a:srcRect/>
                     <a:stretch>
                       <a:fillRect/>
@@ -33812,7 +34386,7 @@
           <w:sz w:val="18"/>
           <w:szCs w:val="18"/>
         </w:rPr>
-        <w:t xml:space="preserve">Figura 3. </w:t>
+        <w:t xml:space="preserve">Figura 10. </w:t>
       </w:r>
       <w:r>
         <w:rPr>
@@ -33893,7 +34467,7 @@
           <wp:inline distT="0" distB="0" distL="0" distR="0">
             <wp:extent cx="5943600" cy="2362200"/>
             <wp:effectExtent t="0" r="0" b="0" l="0"/>
-            <wp:docPr id="1" name="fig4" descr="Volume semanal, projeção com faixa de 95% e dimensionamento da equipe." title="Volume semanal, projeção com faixa de 95% e dimensionamento da equipe."/>
+            <wp:docPr id="1" name="fig11" descr="Volume semanal, projeção com faixa de 95% e dimensionamento da equipe." title="Volume semanal, projeção com faixa de 95% e dimensionamento da equipe."/>
             <wp:cNvGraphicFramePr>
               <a:graphicFrameLocks xmlns:a="http://schemas.openxmlformats.org/drawingml/2006/main" noChangeAspect="1"/>
             </wp:cNvGraphicFramePr>
@@ -33907,7 +34481,7 @@
                     </pic:cNvPicPr>
                   </pic:nvPicPr>
                   <pic:blipFill>
-                    <a:blip r:embed="rId11" cstate="none"/>
+                    <a:blip r:embed="rId18" cstate="none"/>
                     <a:srcRect/>
                     <a:stretch>
                       <a:fillRect/>
@@ -33951,7 +34525,7 @@
           <w:sz w:val="18"/>
           <w:szCs w:val="18"/>
         </w:rPr>
-        <w:t xml:space="preserve">Figura 4. </w:t>
+        <w:t xml:space="preserve">Figura 11. </w:t>
       </w:r>
       <w:r>
         <w:rPr>
@@ -34717,6 +35291,88 @@
     </w:p>
     <w:p>
       <w:pPr>
+        <w:keepNext/>
+        <w:spacing w:before="120" w:after="60"/>
+        <w:jc w:val="center"/>
+      </w:pPr>
+      <w:r>
+        <w:drawing>
+          <wp:inline distT="0" distB="0" distL="0" distR="0">
+            <wp:extent cx="5943600" cy="2057400"/>
+            <wp:effectExtent t="0" r="0" b="0" l="0"/>
+            <wp:docPr id="1" name="fig12" descr="Prazo por gravidade: o SLA sugerido fica logo acima do percentil 90, bem antes dos 30 dias da ouvidoria." title="Prazo por gravidade: o SLA sugerido fica logo acima do percentil 90, bem antes dos 30 dias da ouvidoria."/>
+            <wp:cNvGraphicFramePr>
+              <a:graphicFrameLocks xmlns:a="http://schemas.openxmlformats.org/drawingml/2006/main" noChangeAspect="1"/>
+            </wp:cNvGraphicFramePr>
+            <a:graphic xmlns:a="http://schemas.openxmlformats.org/drawingml/2006/main">
+              <a:graphicData uri="http://schemas.openxmlformats.org/drawingml/2006/picture">
+                <pic:pic xmlns:pic="http://schemas.openxmlformats.org/drawingml/2006/picture">
+                  <pic:nvPicPr>
+                    <pic:cNvPr id="0" name="" descr=""/>
+                    <pic:cNvPicPr>
+                      <a:picLocks noChangeAspect="1" noChangeArrowheads="1"/>
+                    </pic:cNvPicPr>
+                  </pic:nvPicPr>
+                  <pic:blipFill>
+                    <a:blip r:embed="rId19" cstate="none"/>
+                    <a:srcRect/>
+                    <a:stretch>
+                      <a:fillRect/>
+                    </a:stretch>
+                  </pic:blipFill>
+                  <pic:spPr bwMode="auto">
+                    <a:xfrm>
+                      <a:off x="0" y="0"/>
+                      <a:ext cx="5943600" cy="2057400"/>
+                    </a:xfrm>
+                    <a:prstGeom prst="rect">
+                      <a:avLst/>
+                    </a:prstGeom>
+                  </pic:spPr>
+                </pic:pic>
+              </a:graphicData>
+            </a:graphic>
+          </wp:inline>
+        </w:drawing>
+      </w:r>
+    </w:p>
+    <w:p>
+      <w:pPr>
+        <w:spacing w:after="200"/>
+        <w:jc w:val="center"/>
+      </w:pPr>
+      <w:r>
+        <w:rPr>
+          <w:color w:val="D27500"/>
+          <w:sz w:val="14"/>
+          <w:szCs w:val="14"/>
+          <w:rFonts w:ascii="Segoe UI Symbol" w:cs="Segoe UI Symbol" w:eastAsia="Segoe UI Symbol" w:hAnsi="Segoe UI Symbol"/>
+        </w:rPr>
+        <w:t xml:space="preserve">▲ </w:t>
+      </w:r>
+      <w:r>
+        <w:rPr>
+          <w:b/>
+          <w:bCs/>
+          <w:color w:val="D27500"/>
+          <w:sz w:val="18"/>
+          <w:szCs w:val="18"/>
+        </w:rPr>
+        <w:t xml:space="preserve">Figura 12. </w:t>
+      </w:r>
+      <w:r>
+        <w:rPr>
+          <w:i/>
+          <w:iCs/>
+          <w:color w:val="475569"/>
+          <w:sz w:val="18"/>
+          <w:szCs w:val="18"/>
+        </w:rPr>
+        <w:t xml:space="preserve">Prazo por gravidade: o SLA sugerido fica logo acima do percentil 90, bem antes dos 30 dias da ouvidoria.</w:t>
+      </w:r>
+    </w:p>
+    <w:p>
+      <w:pPr>
         <w:pStyle w:val="Heading2"/>
         <w:keepNext/>
         <w:pBdr>
@@ -35407,7 +36063,7 @@
           <wp:inline distT="0" distB="0" distL="0" distR="0">
             <wp:extent cx="5581650" cy="4572000"/>
             <wp:effectExtent t="0" r="0" b="0" l="0"/>
-            <wp:docPr id="1" name="fig5" descr="Cartões de conclusão no painel: cada um traz a evidência e a decisão sugerida." title="Cartões de conclusão no painel: cada um traz a evidência e a decisão sugerida."/>
+            <wp:docPr id="1" name="fig13" descr="Cartões de conclusão no painel: cada um traz a evidência e a decisão sugerida." title="Cartões de conclusão no painel: cada um traz a evidência e a decisão sugerida."/>
             <wp:cNvGraphicFramePr>
               <a:graphicFrameLocks xmlns:a="http://schemas.openxmlformats.org/drawingml/2006/main" noChangeAspect="1"/>
             </wp:cNvGraphicFramePr>
@@ -35421,7 +36077,7 @@
                     </pic:cNvPicPr>
                   </pic:nvPicPr>
                   <pic:blipFill>
-                    <a:blip r:embed="rId12" cstate="none"/>
+                    <a:blip r:embed="rId20" cstate="none"/>
                     <a:srcRect/>
                     <a:stretch>
                       <a:fillRect/>
@@ -35465,7 +36121,7 @@
           <w:sz w:val="18"/>
           <w:szCs w:val="18"/>
         </w:rPr>
-        <w:t xml:space="preserve">Figura 5. </w:t>
+        <w:t xml:space="preserve">Figura 13. </w:t>
       </w:r>
       <w:r>
         <w:rPr>
@@ -38725,7 +39381,7 @@
           <wp:inline distT="0" distB="0" distL="0" distR="0">
             <wp:extent cx="5943600" cy="2419350"/>
             <wp:effectExtent t="0" r="0" b="0" l="0"/>
-            <wp:docPr id="1" name="fig6" descr="Fluxo de ancoragem e de verificação. O servidor não fala com a blockchain: quem ancora e quem confere são rotinas externas." title="Fluxo de ancoragem e de verificação. O servidor não fala com a blockchain: quem ancora e quem confere são rotinas externas."/>
+            <wp:docPr id="1" name="fig14" descr="Fluxo de ancoragem e de verificação. O servidor não fala com a blockchain: quem ancora e quem confere são rotinas externas." title="Fluxo de ancoragem e de verificação. O servidor não fala com a blockchain: quem ancora e quem confere são rotinas externas."/>
             <wp:cNvGraphicFramePr>
               <a:graphicFrameLocks xmlns:a="http://schemas.openxmlformats.org/drawingml/2006/main" noChangeAspect="1"/>
             </wp:cNvGraphicFramePr>
@@ -38739,7 +39395,7 @@
                     </pic:cNvPicPr>
                   </pic:nvPicPr>
                   <pic:blipFill>
-                    <a:blip r:embed="rId13" cstate="none"/>
+                    <a:blip r:embed="rId21" cstate="none"/>
                     <a:srcRect/>
                     <a:stretch>
                       <a:fillRect/>
@@ -38783,7 +39439,7 @@
           <w:sz w:val="18"/>
           <w:szCs w:val="18"/>
         </w:rPr>
-        <w:t xml:space="preserve">Figura 6. </w:t>
+        <w:t xml:space="preserve">Figura 14. </w:t>
       </w:r>
       <w:r>
         <w:rPr>
@@ -38870,6 +39526,88 @@
       </w:r>
       <w:r>
         <w:t xml:space="preserve">, com um sal aleatório de 32 bytes que fica só com o órgão. Os compromissos do lote viram uma árvore Merkle, e só a raiz vai para a cadeia. Ancorar 100 evidências custa o mesmo que ancorar uma.</w:t>
+      </w:r>
+    </w:p>
+    <w:p>
+      <w:pPr>
+        <w:keepNext/>
+        <w:spacing w:before="120" w:after="60"/>
+        <w:jc w:val="center"/>
+      </w:pPr>
+      <w:r>
+        <w:drawing>
+          <wp:inline distT="0" distB="0" distL="0" distR="0">
+            <wp:extent cx="5943600" cy="2838450"/>
+            <wp:effectExtent t="0" r="0" b="0" l="0"/>
+            <wp:docPr id="1" name="fig15" descr="Como uma foto vira prova sem se expor: só a raiz da árvore vai para a blockchain, e o sal nunca sai do órgão." title="Como uma foto vira prova sem se expor: só a raiz da árvore vai para a blockchain, e o sal nunca sai do órgão."/>
+            <wp:cNvGraphicFramePr>
+              <a:graphicFrameLocks xmlns:a="http://schemas.openxmlformats.org/drawingml/2006/main" noChangeAspect="1"/>
+            </wp:cNvGraphicFramePr>
+            <a:graphic xmlns:a="http://schemas.openxmlformats.org/drawingml/2006/main">
+              <a:graphicData uri="http://schemas.openxmlformats.org/drawingml/2006/picture">
+                <pic:pic xmlns:pic="http://schemas.openxmlformats.org/drawingml/2006/picture">
+                  <pic:nvPicPr>
+                    <pic:cNvPr id="0" name="" descr=""/>
+                    <pic:cNvPicPr>
+                      <a:picLocks noChangeAspect="1" noChangeArrowheads="1"/>
+                    </pic:cNvPicPr>
+                  </pic:nvPicPr>
+                  <pic:blipFill>
+                    <a:blip r:embed="rId22" cstate="none"/>
+                    <a:srcRect/>
+                    <a:stretch>
+                      <a:fillRect/>
+                    </a:stretch>
+                  </pic:blipFill>
+                  <pic:spPr bwMode="auto">
+                    <a:xfrm>
+                      <a:off x="0" y="0"/>
+                      <a:ext cx="5943600" cy="2838450"/>
+                    </a:xfrm>
+                    <a:prstGeom prst="rect">
+                      <a:avLst/>
+                    </a:prstGeom>
+                  </pic:spPr>
+                </pic:pic>
+              </a:graphicData>
+            </a:graphic>
+          </wp:inline>
+        </w:drawing>
+      </w:r>
+    </w:p>
+    <w:p>
+      <w:pPr>
+        <w:spacing w:after="200"/>
+        <w:jc w:val="center"/>
+      </w:pPr>
+      <w:r>
+        <w:rPr>
+          <w:color w:val="2E8B3A"/>
+          <w:sz w:val="14"/>
+          <w:szCs w:val="14"/>
+          <w:rFonts w:ascii="Segoe UI Symbol" w:cs="Segoe UI Symbol" w:eastAsia="Segoe UI Symbol" w:hAnsi="Segoe UI Symbol"/>
+        </w:rPr>
+        <w:t xml:space="preserve">▲ </w:t>
+      </w:r>
+      <w:r>
+        <w:rPr>
+          <w:b/>
+          <w:bCs/>
+          <w:color w:val="2E8B3A"/>
+          <w:sz w:val="18"/>
+          <w:szCs w:val="18"/>
+        </w:rPr>
+        <w:t xml:space="preserve">Figura 15. </w:t>
+      </w:r>
+      <w:r>
+        <w:rPr>
+          <w:i/>
+          <w:iCs/>
+          <w:color w:val="475569"/>
+          <w:sz w:val="18"/>
+          <w:szCs w:val="18"/>
+        </w:rPr>
+        <w:t xml:space="preserve">Como uma foto vira prova sem se expor: só a raiz da árvore vai para a blockchain, e o sal nunca sai do órgão.</w:t>
       </w:r>
     </w:p>
     <w:p>
@@ -41452,6 +42190,88 @@
         <w:t xml:space="preserve">A verificação interna diz que está tudo certo. A blockchain diz que não.</w:t>
       </w:r>
     </w:p>
+    <w:p>
+      <w:pPr>
+        <w:keepNext/>
+        <w:spacing w:before="120" w:after="60"/>
+        <w:jc w:val="center"/>
+      </w:pPr>
+      <w:r>
+        <w:drawing>
+          <wp:inline distT="0" distB="0" distL="0" distR="0">
+            <wp:extent cx="5943600" cy="2647950"/>
+            <wp:effectExtent t="0" r="0" b="0" l="0"/>
+            <wp:docPr id="1" name="fig16" descr="O exercício C em duas faixas: o corte no fim da trilha passa pela verificação interna, mas não pela blockchain." title="O exercício C em duas faixas: o corte no fim da trilha passa pela verificação interna, mas não pela blockchain."/>
+            <wp:cNvGraphicFramePr>
+              <a:graphicFrameLocks xmlns:a="http://schemas.openxmlformats.org/drawingml/2006/main" noChangeAspect="1"/>
+            </wp:cNvGraphicFramePr>
+            <a:graphic xmlns:a="http://schemas.openxmlformats.org/drawingml/2006/main">
+              <a:graphicData uri="http://schemas.openxmlformats.org/drawingml/2006/picture">
+                <pic:pic xmlns:pic="http://schemas.openxmlformats.org/drawingml/2006/picture">
+                  <pic:nvPicPr>
+                    <pic:cNvPr id="0" name="" descr=""/>
+                    <pic:cNvPicPr>
+                      <a:picLocks noChangeAspect="1" noChangeArrowheads="1"/>
+                    </pic:cNvPicPr>
+                  </pic:nvPicPr>
+                  <pic:blipFill>
+                    <a:blip r:embed="rId23" cstate="none"/>
+                    <a:srcRect/>
+                    <a:stretch>
+                      <a:fillRect/>
+                    </a:stretch>
+                  </pic:blipFill>
+                  <pic:spPr bwMode="auto">
+                    <a:xfrm>
+                      <a:off x="0" y="0"/>
+                      <a:ext cx="5943600" cy="2647950"/>
+                    </a:xfrm>
+                    <a:prstGeom prst="rect">
+                      <a:avLst/>
+                    </a:prstGeom>
+                  </pic:spPr>
+                </pic:pic>
+              </a:graphicData>
+            </a:graphic>
+          </wp:inline>
+        </w:drawing>
+      </w:r>
+    </w:p>
+    <w:p>
+      <w:pPr>
+        <w:spacing w:after="200"/>
+        <w:jc w:val="center"/>
+      </w:pPr>
+      <w:r>
+        <w:rPr>
+          <w:color w:val="2E8B3A"/>
+          <w:sz w:val="14"/>
+          <w:szCs w:val="14"/>
+          <w:rFonts w:ascii="Segoe UI Symbol" w:cs="Segoe UI Symbol" w:eastAsia="Segoe UI Symbol" w:hAnsi="Segoe UI Symbol"/>
+        </w:rPr>
+        <w:t xml:space="preserve">▲ </w:t>
+      </w:r>
+      <w:r>
+        <w:rPr>
+          <w:b/>
+          <w:bCs/>
+          <w:color w:val="2E8B3A"/>
+          <w:sz w:val="18"/>
+          <w:szCs w:val="18"/>
+        </w:rPr>
+        <w:t xml:space="preserve">Figura 16. </w:t>
+      </w:r>
+      <w:r>
+        <w:rPr>
+          <w:i/>
+          <w:iCs/>
+          <w:color w:val="475569"/>
+          <w:sz w:val="18"/>
+          <w:szCs w:val="18"/>
+        </w:rPr>
+        <w:t xml:space="preserve">O exercício C em duas faixas: o corte no fim da trilha passa pela verificação interna, mas não pela blockchain.</w:t>
+      </w:r>
+    </w:p>
     <w:tbl>
       <w:tblPr>
         <w:tblW w:type="dxa" w:w="9638"/>
@@ -44890,7 +45710,7 @@
         <w:spacing w:after="80" w:line="276"/>
         <w:jc w:val="left"/>
       </w:pPr>
-      <w:hyperlink w:history="1" r:id="rIdk6cnelo3ctnyqs8sibzzh">
+      <w:hyperlink w:history="1" r:id="rId5hyyb-cpf3wm2dxlgxlvt">
         <w:r>
           <w:rPr>
             <w:rStyle w:val="Hyperlink"/>
@@ -45915,7 +46735,7 @@
                 <w:sz w:val="17"/>
                 <w:szCs w:val="17"/>
               </w:rPr>
-              <w:t xml:space="preserve">Testes Java (218)</w:t>
+              <w:t xml:space="preserve">Testes Java (217)</w:t>
             </w:r>
           </w:p>
         </w:tc>

--- a/docs/Protege_Mais_Visao_de_Futuro_Documento.docx
+++ b/docs/Protege_Mais_Visao_de_Futuro_Documento.docx
@@ -2086,7 +2086,7 @@
         <w:tabs>
           <w:tab w:val="right" w:pos="9638" w:leader="dot"/>
         </w:tabs>
-        <w:spacing w:before="90" w:after="0" w:line="252"/>
+        <w:spacing w:before="70" w:after="0" w:line="244"/>
         <w:ind w:left="0"/>
       </w:pPr>
       <w:r>
@@ -2113,7 +2113,7 @@
         <w:tabs>
           <w:tab w:val="right" w:pos="9638" w:leader="dot"/>
         </w:tabs>
-        <w:spacing w:before="0" w:after="0" w:line="252"/>
+        <w:spacing w:before="0" w:after="0" w:line="244"/>
         <w:ind w:left="400"/>
       </w:pPr>
       <w:r>
@@ -2140,7 +2140,7 @@
         <w:tabs>
           <w:tab w:val="right" w:pos="9638" w:leader="dot"/>
         </w:tabs>
-        <w:spacing w:before="0" w:after="0" w:line="252"/>
+        <w:spacing w:before="0" w:after="0" w:line="244"/>
         <w:ind w:left="400"/>
       </w:pPr>
       <w:r>
@@ -2167,7 +2167,7 @@
         <w:tabs>
           <w:tab w:val="right" w:pos="9638" w:leader="dot"/>
         </w:tabs>
-        <w:spacing w:before="0" w:after="0" w:line="252"/>
+        <w:spacing w:before="0" w:after="0" w:line="244"/>
         <w:ind w:left="400"/>
       </w:pPr>
       <w:r>
@@ -2194,7 +2194,7 @@
         <w:tabs>
           <w:tab w:val="right" w:pos="9638" w:leader="dot"/>
         </w:tabs>
-        <w:spacing w:before="0" w:after="0" w:line="252"/>
+        <w:spacing w:before="0" w:after="0" w:line="244"/>
         <w:ind w:left="400"/>
       </w:pPr>
       <w:r>
@@ -2221,7 +2221,7 @@
         <w:tabs>
           <w:tab w:val="right" w:pos="9638" w:leader="dot"/>
         </w:tabs>
-        <w:spacing w:before="90" w:after="0" w:line="252"/>
+        <w:spacing w:before="70" w:after="0" w:line="244"/>
         <w:ind w:left="0"/>
       </w:pPr>
       <w:r>
@@ -2248,7 +2248,7 @@
         <w:tabs>
           <w:tab w:val="right" w:pos="9638" w:leader="dot"/>
         </w:tabs>
-        <w:spacing w:before="0" w:after="0" w:line="252"/>
+        <w:spacing w:before="0" w:after="0" w:line="244"/>
         <w:ind w:left="400"/>
       </w:pPr>
       <w:r>
@@ -2275,7 +2275,7 @@
         <w:tabs>
           <w:tab w:val="right" w:pos="9638" w:leader="dot"/>
         </w:tabs>
-        <w:spacing w:before="0" w:after="0" w:line="252"/>
+        <w:spacing w:before="0" w:after="0" w:line="244"/>
         <w:ind w:left="400"/>
       </w:pPr>
       <w:r>
@@ -2302,7 +2302,7 @@
         <w:tabs>
           <w:tab w:val="right" w:pos="9638" w:leader="dot"/>
         </w:tabs>
-        <w:spacing w:before="0" w:after="0" w:line="252"/>
+        <w:spacing w:before="0" w:after="0" w:line="244"/>
         <w:ind w:left="400"/>
       </w:pPr>
       <w:r>
@@ -2329,7 +2329,7 @@
         <w:tabs>
           <w:tab w:val="right" w:pos="9638" w:leader="dot"/>
         </w:tabs>
-        <w:spacing w:before="0" w:after="0" w:line="252"/>
+        <w:spacing w:before="0" w:after="0" w:line="244"/>
         <w:ind w:left="400"/>
       </w:pPr>
       <w:r>
@@ -2356,7 +2356,7 @@
         <w:tabs>
           <w:tab w:val="right" w:pos="9638" w:leader="dot"/>
         </w:tabs>
-        <w:spacing w:before="0" w:after="0" w:line="252"/>
+        <w:spacing w:before="0" w:after="0" w:line="244"/>
         <w:ind w:left="400"/>
       </w:pPr>
       <w:r>
@@ -2383,7 +2383,7 @@
         <w:tabs>
           <w:tab w:val="right" w:pos="9638" w:leader="dot"/>
         </w:tabs>
-        <w:spacing w:before="0" w:after="0" w:line="252"/>
+        <w:spacing w:before="0" w:after="0" w:line="244"/>
         <w:ind w:left="400"/>
       </w:pPr>
       <w:r>
@@ -2410,7 +2410,7 @@
         <w:tabs>
           <w:tab w:val="right" w:pos="9638" w:leader="dot"/>
         </w:tabs>
-        <w:spacing w:before="90" w:after="0" w:line="252"/>
+        <w:spacing w:before="70" w:after="0" w:line="244"/>
         <w:ind w:left="0"/>
       </w:pPr>
       <w:r>
@@ -2437,7 +2437,7 @@
         <w:tabs>
           <w:tab w:val="right" w:pos="9638" w:leader="dot"/>
         </w:tabs>
-        <w:spacing w:before="0" w:after="0" w:line="252"/>
+        <w:spacing w:before="0" w:after="0" w:line="244"/>
         <w:ind w:left="400"/>
       </w:pPr>
       <w:r>
@@ -2464,7 +2464,7 @@
         <w:tabs>
           <w:tab w:val="right" w:pos="9638" w:leader="dot"/>
         </w:tabs>
-        <w:spacing w:before="0" w:after="0" w:line="252"/>
+        <w:spacing w:before="0" w:after="0" w:line="244"/>
         <w:ind w:left="400"/>
       </w:pPr>
       <w:r>
@@ -2491,7 +2491,7 @@
         <w:tabs>
           <w:tab w:val="right" w:pos="9638" w:leader="dot"/>
         </w:tabs>
-        <w:spacing w:before="0" w:after="0" w:line="252"/>
+        <w:spacing w:before="0" w:after="0" w:line="244"/>
         <w:ind w:left="400"/>
       </w:pPr>
       <w:r>
@@ -2518,7 +2518,7 @@
         <w:tabs>
           <w:tab w:val="right" w:pos="9638" w:leader="dot"/>
         </w:tabs>
-        <w:spacing w:before="0" w:after="0" w:line="252"/>
+        <w:spacing w:before="0" w:after="0" w:line="244"/>
         <w:ind w:left="400"/>
       </w:pPr>
       <w:r>
@@ -2545,7 +2545,7 @@
         <w:tabs>
           <w:tab w:val="right" w:pos="9638" w:leader="dot"/>
         </w:tabs>
-        <w:spacing w:before="0" w:after="0" w:line="252"/>
+        <w:spacing w:before="0" w:after="0" w:line="244"/>
         <w:ind w:left="400"/>
       </w:pPr>
       <w:r>
@@ -2572,7 +2572,7 @@
         <w:tabs>
           <w:tab w:val="right" w:pos="9638" w:leader="dot"/>
         </w:tabs>
-        <w:spacing w:before="0" w:after="0" w:line="252"/>
+        <w:spacing w:before="0" w:after="0" w:line="244"/>
         <w:ind w:left="400"/>
       </w:pPr>
       <w:r>
@@ -2599,7 +2599,7 @@
         <w:tabs>
           <w:tab w:val="right" w:pos="9638" w:leader="dot"/>
         </w:tabs>
-        <w:spacing w:before="0" w:after="0" w:line="252"/>
+        <w:spacing w:before="0" w:after="0" w:line="244"/>
         <w:ind w:left="400"/>
       </w:pPr>
       <w:r>
@@ -2626,7 +2626,7 @@
         <w:tabs>
           <w:tab w:val="right" w:pos="9638" w:leader="dot"/>
         </w:tabs>
-        <w:spacing w:before="0" w:after="0" w:line="252"/>
+        <w:spacing w:before="0" w:after="0" w:line="244"/>
         <w:ind w:left="400"/>
       </w:pPr>
       <w:r>
@@ -2653,7 +2653,7 @@
         <w:tabs>
           <w:tab w:val="right" w:pos="9638" w:leader="dot"/>
         </w:tabs>
-        <w:spacing w:before="0" w:after="0" w:line="252"/>
+        <w:spacing w:before="0" w:after="0" w:line="244"/>
         <w:ind w:left="400"/>
       </w:pPr>
       <w:r>
@@ -2680,7 +2680,7 @@
         <w:tabs>
           <w:tab w:val="right" w:pos="9638" w:leader="dot"/>
         </w:tabs>
-        <w:spacing w:before="0" w:after="0" w:line="252"/>
+        <w:spacing w:before="0" w:after="0" w:line="244"/>
         <w:ind w:left="400"/>
       </w:pPr>
       <w:r>
@@ -2707,7 +2707,7 @@
         <w:tabs>
           <w:tab w:val="right" w:pos="9638" w:leader="dot"/>
         </w:tabs>
-        <w:spacing w:before="90" w:after="0" w:line="252"/>
+        <w:spacing w:before="70" w:after="0" w:line="244"/>
         <w:ind w:left="0"/>
       </w:pPr>
       <w:r>
@@ -2734,7 +2734,7 @@
         <w:tabs>
           <w:tab w:val="right" w:pos="9638" w:leader="dot"/>
         </w:tabs>
-        <w:spacing w:before="0" w:after="0" w:line="252"/>
+        <w:spacing w:before="0" w:after="0" w:line="244"/>
         <w:ind w:left="400"/>
       </w:pPr>
       <w:r>
@@ -2761,7 +2761,7 @@
         <w:tabs>
           <w:tab w:val="right" w:pos="9638" w:leader="dot"/>
         </w:tabs>
-        <w:spacing w:before="0" w:after="0" w:line="252"/>
+        <w:spacing w:before="0" w:after="0" w:line="244"/>
         <w:ind w:left="400"/>
       </w:pPr>
       <w:r>
@@ -2788,7 +2788,7 @@
         <w:tabs>
           <w:tab w:val="right" w:pos="9638" w:leader="dot"/>
         </w:tabs>
-        <w:spacing w:before="0" w:after="0" w:line="252"/>
+        <w:spacing w:before="0" w:after="0" w:line="244"/>
         <w:ind w:left="400"/>
       </w:pPr>
       <w:r>
@@ -2815,7 +2815,7 @@
         <w:tabs>
           <w:tab w:val="right" w:pos="9638" w:leader="dot"/>
         </w:tabs>
-        <w:spacing w:before="0" w:after="0" w:line="252"/>
+        <w:spacing w:before="0" w:after="0" w:line="244"/>
         <w:ind w:left="400"/>
       </w:pPr>
       <w:r>
@@ -2842,7 +2842,7 @@
         <w:tabs>
           <w:tab w:val="right" w:pos="9638" w:leader="dot"/>
         </w:tabs>
-        <w:spacing w:before="0" w:after="0" w:line="252"/>
+        <w:spacing w:before="0" w:after="0" w:line="244"/>
         <w:ind w:left="400"/>
       </w:pPr>
       <w:r>
@@ -2869,7 +2869,7 @@
         <w:tabs>
           <w:tab w:val="right" w:pos="9638" w:leader="dot"/>
         </w:tabs>
-        <w:spacing w:before="0" w:after="0" w:line="252"/>
+        <w:spacing w:before="0" w:after="0" w:line="244"/>
         <w:ind w:left="400"/>
       </w:pPr>
       <w:r>
@@ -2896,7 +2896,7 @@
         <w:tabs>
           <w:tab w:val="right" w:pos="9638" w:leader="dot"/>
         </w:tabs>
-        <w:spacing w:before="0" w:after="0" w:line="252"/>
+        <w:spacing w:before="0" w:after="0" w:line="244"/>
         <w:ind w:left="400"/>
       </w:pPr>
       <w:r>
@@ -2923,7 +2923,7 @@
         <w:tabs>
           <w:tab w:val="right" w:pos="9638" w:leader="dot"/>
         </w:tabs>
-        <w:spacing w:before="0" w:after="0" w:line="252"/>
+        <w:spacing w:before="0" w:after="0" w:line="244"/>
         <w:ind w:left="400"/>
       </w:pPr>
       <w:r>
@@ -2950,7 +2950,7 @@
         <w:tabs>
           <w:tab w:val="right" w:pos="9638" w:leader="dot"/>
         </w:tabs>
-        <w:spacing w:before="90" w:after="0" w:line="252"/>
+        <w:spacing w:before="70" w:after="0" w:line="244"/>
         <w:ind w:left="0"/>
       </w:pPr>
       <w:r>
@@ -2977,7 +2977,7 @@
         <w:tabs>
           <w:tab w:val="right" w:pos="9638" w:leader="dot"/>
         </w:tabs>
-        <w:spacing w:before="0" w:after="0" w:line="252"/>
+        <w:spacing w:before="0" w:after="0" w:line="244"/>
         <w:ind w:left="400"/>
       </w:pPr>
       <w:r>
@@ -3004,7 +3004,7 @@
         <w:tabs>
           <w:tab w:val="right" w:pos="9638" w:leader="dot"/>
         </w:tabs>
-        <w:spacing w:before="0" w:after="0" w:line="252"/>
+        <w:spacing w:before="0" w:after="0" w:line="244"/>
         <w:ind w:left="400"/>
       </w:pPr>
       <w:r>
@@ -3031,7 +3031,7 @@
         <w:tabs>
           <w:tab w:val="right" w:pos="9638" w:leader="dot"/>
         </w:tabs>
-        <w:spacing w:before="0" w:after="0" w:line="252"/>
+        <w:spacing w:before="0" w:after="0" w:line="244"/>
         <w:ind w:left="400"/>
       </w:pPr>
       <w:r>
@@ -3058,7 +3058,7 @@
         <w:tabs>
           <w:tab w:val="right" w:pos="9638" w:leader="dot"/>
         </w:tabs>
-        <w:spacing w:before="0" w:after="0" w:line="252"/>
+        <w:spacing w:before="0" w:after="0" w:line="244"/>
         <w:ind w:left="400"/>
       </w:pPr>
       <w:r>
@@ -3085,7 +3085,7 @@
         <w:tabs>
           <w:tab w:val="right" w:pos="9638" w:leader="dot"/>
         </w:tabs>
-        <w:spacing w:before="0" w:after="0" w:line="252"/>
+        <w:spacing w:before="0" w:after="0" w:line="244"/>
         <w:ind w:left="400"/>
       </w:pPr>
       <w:r>
@@ -3112,7 +3112,7 @@
         <w:tabs>
           <w:tab w:val="right" w:pos="9638" w:leader="dot"/>
         </w:tabs>
-        <w:spacing w:before="0" w:after="0" w:line="252"/>
+        <w:spacing w:before="0" w:after="0" w:line="244"/>
         <w:ind w:left="400"/>
       </w:pPr>
       <w:r>
@@ -3139,7 +3139,7 @@
         <w:tabs>
           <w:tab w:val="right" w:pos="9638" w:leader="dot"/>
         </w:tabs>
-        <w:spacing w:before="0" w:after="0" w:line="252"/>
+        <w:spacing w:before="0" w:after="0" w:line="244"/>
         <w:ind w:left="400"/>
       </w:pPr>
       <w:r>
@@ -3166,7 +3166,7 @@
         <w:tabs>
           <w:tab w:val="right" w:pos="9638" w:leader="dot"/>
         </w:tabs>
-        <w:spacing w:before="0" w:after="0" w:line="252"/>
+        <w:spacing w:before="0" w:after="0" w:line="244"/>
         <w:ind w:left="400"/>
       </w:pPr>
       <w:r>
@@ -3193,7 +3193,7 @@
         <w:tabs>
           <w:tab w:val="right" w:pos="9638" w:leader="dot"/>
         </w:tabs>
-        <w:spacing w:before="0" w:after="0" w:line="252"/>
+        <w:spacing w:before="0" w:after="0" w:line="244"/>
         <w:ind w:left="400"/>
       </w:pPr>
       <w:r>
@@ -3220,7 +3220,7 @@
         <w:tabs>
           <w:tab w:val="right" w:pos="9638" w:leader="dot"/>
         </w:tabs>
-        <w:spacing w:before="0" w:after="0" w:line="252"/>
+        <w:spacing w:before="0" w:after="0" w:line="244"/>
         <w:ind w:left="400"/>
       </w:pPr>
       <w:r>
@@ -3247,7 +3247,7 @@
         <w:tabs>
           <w:tab w:val="right" w:pos="9638" w:leader="dot"/>
         </w:tabs>
-        <w:spacing w:before="90" w:after="0" w:line="252"/>
+        <w:spacing w:before="70" w:after="0" w:line="244"/>
         <w:ind w:left="0"/>
       </w:pPr>
       <w:r>
@@ -3274,7 +3274,7 @@
         <w:tabs>
           <w:tab w:val="right" w:pos="9638" w:leader="dot"/>
         </w:tabs>
-        <w:spacing w:before="0" w:after="0" w:line="252"/>
+        <w:spacing w:before="0" w:after="0" w:line="244"/>
         <w:ind w:left="400"/>
       </w:pPr>
       <w:r>
@@ -3301,7 +3301,7 @@
         <w:tabs>
           <w:tab w:val="right" w:pos="9638" w:leader="dot"/>
         </w:tabs>
-        <w:spacing w:before="0" w:after="0" w:line="252"/>
+        <w:spacing w:before="0" w:after="0" w:line="244"/>
         <w:ind w:left="400"/>
       </w:pPr>
       <w:r>
@@ -3328,7 +3328,7 @@
         <w:tabs>
           <w:tab w:val="right" w:pos="9638" w:leader="dot"/>
         </w:tabs>
-        <w:spacing w:before="0" w:after="0" w:line="252"/>
+        <w:spacing w:before="0" w:after="0" w:line="244"/>
         <w:ind w:left="400"/>
       </w:pPr>
       <w:r>
@@ -3355,7 +3355,7 @@
         <w:tabs>
           <w:tab w:val="right" w:pos="9638" w:leader="dot"/>
         </w:tabs>
-        <w:spacing w:before="0" w:after="0" w:line="252"/>
+        <w:spacing w:before="0" w:after="0" w:line="244"/>
         <w:ind w:left="400"/>
       </w:pPr>
       <w:r>
@@ -3382,7 +3382,7 @@
         <w:tabs>
           <w:tab w:val="right" w:pos="9638" w:leader="dot"/>
         </w:tabs>
-        <w:spacing w:before="90" w:after="0" w:line="252"/>
+        <w:spacing w:before="70" w:after="0" w:line="244"/>
         <w:ind w:left="0"/>
       </w:pPr>
       <w:r>
@@ -3409,7 +3409,7 @@
         <w:tabs>
           <w:tab w:val="right" w:pos="9638" w:leader="dot"/>
         </w:tabs>
-        <w:spacing w:before="90" w:after="0" w:line="252"/>
+        <w:spacing w:before="70" w:after="0" w:line="244"/>
         <w:ind w:left="0"/>
       </w:pPr>
       <w:r>
@@ -3436,7 +3436,7 @@
         <w:tabs>
           <w:tab w:val="right" w:pos="9638" w:leader="dot"/>
         </w:tabs>
-        <w:spacing w:before="90" w:after="0" w:line="252"/>
+        <w:spacing w:before="70" w:after="0" w:line="244"/>
         <w:ind w:left="0"/>
       </w:pPr>
       <w:r>
@@ -3463,7 +3463,7 @@
         <w:tabs>
           <w:tab w:val="right" w:pos="9638" w:leader="dot"/>
         </w:tabs>
-        <w:spacing w:before="90" w:after="0" w:line="252"/>
+        <w:spacing w:before="70" w:after="0" w:line="244"/>
         <w:ind w:left="0"/>
       </w:pPr>
       <w:r>
@@ -3482,7 +3482,34 @@
           <w:sz w:val="18"/>
           <w:szCs w:val="18"/>
         </w:rPr>
-        <w:t xml:space="preserve">	41</w:t>
+        <w:t xml:space="preserve">	42</w:t>
+      </w:r>
+    </w:p>
+    <w:p>
+      <w:pPr>
+        <w:tabs>
+          <w:tab w:val="right" w:pos="9638" w:leader="dot"/>
+        </w:tabs>
+        <w:spacing w:before="70" w:after="0" w:line="244"/>
+        <w:ind w:left="0"/>
+      </w:pPr>
+      <w:r>
+        <w:rPr>
+          <w:b/>
+          <w:bCs/>
+          <w:color w:val="0D2E6E"/>
+          <w:sz w:val="20"/>
+          <w:szCs w:val="20"/>
+        </w:rPr>
+        <w:t xml:space="preserve">Anexo D. Telas do sistema</w:t>
+      </w:r>
+      <w:r>
+        <w:rPr>
+          <w:color w:val="334155"/>
+          <w:sz w:val="18"/>
+          <w:szCs w:val="18"/>
+        </w:rPr>
+        <w:t xml:space="preserve">	43</w:t>
       </w:r>
     </w:p>
     <w:p>
@@ -5828,6 +5855,27 @@
         <w:jc w:val="both"/>
       </w:pPr>
       <w:r>
+        <w:t xml:space="preserve">Os mesmos roteiros rodam de novo a cada push, numa máquina limpa do GitHub Actions (</w:t>
+      </w:r>
+      <w:r>
+        <w:rPr>
+          <w:color w:val="B4235A"/>
+          <w:sz w:val="19"/>
+          <w:szCs w:val="19"/>
+          <w:rFonts w:ascii="Consolas" w:cs="Consolas" w:eastAsia="Consolas" w:hAnsi="Consolas"/>
+        </w:rPr>
+        <w:t xml:space="preserve">.github/workflows/provas.yml</w:t>
+      </w:r>
+      <w:r>
+        <w:t xml:space="preserve">): testes Java, testes do contrato, os 11 ataques e as 39 verificações de rede. Uma prova que só rodou uma vez, na máquina de quem a escreveu, vale menos do que uma que qualquer pessoa vê rodar.</w:t>
+      </w:r>
+    </w:p>
+    <w:p>
+      <w:pPr>
+        <w:spacing w:after="140" w:before="0" w:line="288"/>
+        <w:jc w:val="both"/>
+      </w:pPr>
+      <w:r>
         <w:t xml:space="preserve">Todo o trabalho desta fase foi feito no repositório </w:t>
       </w:r>
       <w:r>
@@ -5840,7 +5888,7 @@
         <w:t xml:space="preserve">ProtegeMais-Fase-7</w:t>
       </w:r>
       <w:r>
-        <w:t xml:space="preserve">, em commits separados por Parte, para que a evolução possa ser conferida commit a commit.</w:t>
+        <w:t xml:space="preserve">, em commits separados por Parte, para que a evolução possa ser conferida commit a commit. As telas do sistema rodando estão no Anexo D.</w:t>
       </w:r>
     </w:p>
     <w:p>
@@ -45710,7 +45758,7 @@
         <w:spacing w:after="80" w:line="276"/>
         <w:jc w:val="left"/>
       </w:pPr>
-      <w:hyperlink w:history="1" r:id="rId5hyyb-cpf3wm2dxlgxlvt">
+      <w:hyperlink w:history="1" r:id="rIdgp0q3a8lrrmceyrvfffms">
         <w:r>
           <w:rPr>
             <w:rStyle w:val="Hyperlink"/>
@@ -47460,6 +47508,91 @@
           </w:p>
         </w:tc>
       </w:tr>
+      <w:tr>
+        <w:trPr>
+          <w:cantSplit/>
+        </w:trPr>
+        <w:tc>
+          <w:tcPr>
+            <w:tcW w:type="dxa" w:w="3084"/>
+            <w:tcBorders>
+              <w:top w:val="single" w:color="D5DDE8" w:sz="4"/>
+              <w:left w:val="single" w:color="D5DDE8" w:sz="4"/>
+              <w:bottom w:val="single" w:color="D5DDE8" w:sz="4"/>
+              <w:right w:val="single" w:color="D5DDE8" w:sz="4"/>
+            </w:tcBorders>
+            <w:tcMar>
+              <w:top w:type="dxa" w:w="70"/>
+              <w:left w:type="dxa" w:w="110"/>
+              <w:bottom w:type="dxa" w:w="70"/>
+              <w:right w:type="dxa" w:w="110"/>
+            </w:tcMar>
+          </w:tcPr>
+          <w:p>
+            <w:pPr>
+              <w:keepNext w:val="false"/>
+              <w:keepLines/>
+              <w:spacing w:after="40" w:line="252"/>
+              <w:jc w:val="left"/>
+            </w:pPr>
+            <w:r>
+              <w:rPr>
+                <w:sz w:val="17"/>
+                <w:szCs w:val="17"/>
+              </w:rPr>
+              <w:t xml:space="preserve">Tudo de uma vez, numa máquina limpa</w:t>
+            </w:r>
+          </w:p>
+        </w:tc>
+        <w:tc>
+          <w:tcPr>
+            <w:tcW w:type="dxa" w:w="6554"/>
+            <w:tcBorders>
+              <w:top w:val="single" w:color="D5DDE8" w:sz="4"/>
+              <w:left w:val="single" w:color="D5DDE8" w:sz="4"/>
+              <w:bottom w:val="single" w:color="D5DDE8" w:sz="4"/>
+              <w:right w:val="single" w:color="D5DDE8" w:sz="4"/>
+            </w:tcBorders>
+            <w:tcMar>
+              <w:top w:type="dxa" w:w="70"/>
+              <w:left w:type="dxa" w:w="110"/>
+              <w:bottom w:type="dxa" w:w="70"/>
+              <w:right w:type="dxa" w:w="110"/>
+            </w:tcMar>
+          </w:tcPr>
+          <w:p>
+            <w:pPr>
+              <w:keepNext w:val="false"/>
+              <w:keepLines/>
+              <w:spacing w:after="40" w:line="252"/>
+              <w:jc w:val="left"/>
+            </w:pPr>
+            <w:r>
+              <w:rPr>
+                <w:sz w:val="17"/>
+                <w:szCs w:val="17"/>
+              </w:rPr>
+              <w:t xml:space="preserve">Automático a cada push no GitHub Actions (</w:t>
+            </w:r>
+            <w:r>
+              <w:rPr>
+                <w:color w:val="B4235A"/>
+                <w:sz w:val="17"/>
+                <w:szCs w:val="17"/>
+                <w:rFonts w:ascii="Consolas" w:cs="Consolas" w:eastAsia="Consolas" w:hAnsi="Consolas"/>
+              </w:rPr>
+              <w:t xml:space="preserve">.github/workflows/provas.yml</w:t>
+            </w:r>
+            <w:r>
+              <w:rPr>
+                <w:sz w:val="17"/>
+                <w:szCs w:val="17"/>
+              </w:rPr>
+              <w:t xml:space="preserve">): testes Java, testes do contrato, 11 ataques e 39 verificações de rede</w:t>
+            </w:r>
+          </w:p>
+        </w:tc>
+      </w:tr>
     </w:tbl>
     <w:p>
       <w:pPr>
@@ -48545,11 +48678,848 @@
           </w:p>
         </w:tc>
       </w:tr>
+      <w:tr>
+        <w:trPr>
+          <w:cantSplit/>
+        </w:trPr>
+        <w:tc>
+          <w:tcPr>
+            <w:tcW w:type="dxa" w:w="4626"/>
+            <w:tcBorders>
+              <w:top w:val="single" w:color="D5DDE8" w:sz="4"/>
+              <w:left w:val="single" w:color="D5DDE8" w:sz="4"/>
+              <w:bottom w:val="single" w:color="D5DDE8" w:sz="4"/>
+              <w:right w:val="single" w:color="D5DDE8" w:sz="4"/>
+            </w:tcBorders>
+            <w:tcMar>
+              <w:top w:type="dxa" w:w="70"/>
+              <w:left w:type="dxa" w:w="110"/>
+              <w:bottom w:type="dxa" w:w="70"/>
+              <w:right w:type="dxa" w:w="110"/>
+            </w:tcMar>
+          </w:tcPr>
+          <w:p>
+            <w:pPr>
+              <w:keepNext w:val="false"/>
+              <w:keepLines/>
+              <w:spacing w:after="40" w:line="252"/>
+              <w:jc w:val="left"/>
+            </w:pPr>
+            <w:r>
+              <w:rPr>
+                <w:color w:val="B4235A"/>
+                <w:sz w:val="17"/>
+                <w:szCs w:val="17"/>
+                <w:rFonts w:ascii="Consolas" w:cs="Consolas" w:eastAsia="Consolas" w:hAnsi="Consolas"/>
+              </w:rPr>
+              <w:t xml:space="preserve">.github/workflows/provas.yml</w:t>
+            </w:r>
+          </w:p>
+        </w:tc>
+        <w:tc>
+          <w:tcPr>
+            <w:tcW w:type="dxa" w:w="5012"/>
+            <w:tcBorders>
+              <w:top w:val="single" w:color="D5DDE8" w:sz="4"/>
+              <w:left w:val="single" w:color="D5DDE8" w:sz="4"/>
+              <w:bottom w:val="single" w:color="D5DDE8" w:sz="4"/>
+              <w:right w:val="single" w:color="D5DDE8" w:sz="4"/>
+            </w:tcBorders>
+            <w:tcMar>
+              <w:top w:type="dxa" w:w="70"/>
+              <w:left w:type="dxa" w:w="110"/>
+              <w:bottom w:type="dxa" w:w="70"/>
+              <w:right w:type="dxa" w:w="110"/>
+            </w:tcMar>
+          </w:tcPr>
+          <w:p>
+            <w:pPr>
+              <w:keepNext w:val="false"/>
+              <w:keepLines/>
+              <w:spacing w:after="40" w:line="252"/>
+              <w:jc w:val="left"/>
+            </w:pPr>
+            <w:r>
+              <w:rPr>
+                <w:sz w:val="17"/>
+                <w:szCs w:val="17"/>
+              </w:rPr>
+              <w:t xml:space="preserve">Testes e provas automáticas a cada push (GitHub Actions)</w:t>
+            </w:r>
+          </w:p>
+        </w:tc>
+      </w:tr>
+      <w:tr>
+        <w:trPr>
+          <w:cantSplit/>
+        </w:trPr>
+        <w:tc>
+          <w:tcPr>
+            <w:tcW w:type="dxa" w:w="4626"/>
+            <w:tcBorders>
+              <w:top w:val="single" w:color="D5DDE8" w:sz="4"/>
+              <w:left w:val="single" w:color="D5DDE8" w:sz="4"/>
+              <w:bottom w:val="single" w:color="D5DDE8" w:sz="4"/>
+              <w:right w:val="single" w:color="D5DDE8" w:sz="4"/>
+            </w:tcBorders>
+            <w:shd w:fill="F6F9FE" w:color="auto" w:val="clear"/>
+            <w:tcMar>
+              <w:top w:type="dxa" w:w="70"/>
+              <w:left w:type="dxa" w:w="110"/>
+              <w:bottom w:type="dxa" w:w="70"/>
+              <w:right w:type="dxa" w:w="110"/>
+            </w:tcMar>
+          </w:tcPr>
+          <w:p>
+            <w:pPr>
+              <w:keepNext w:val="false"/>
+              <w:keepLines/>
+              <w:spacing w:after="40" w:line="252"/>
+              <w:jc w:val="left"/>
+            </w:pPr>
+            <w:r>
+              <w:rPr>
+                <w:color w:val="B4235A"/>
+                <w:sz w:val="17"/>
+                <w:szCs w:val="17"/>
+                <w:rFonts w:ascii="Consolas" w:cs="Consolas" w:eastAsia="Consolas" w:hAnsi="Consolas"/>
+              </w:rPr>
+              <w:t xml:space="preserve">docs/img/telas/</w:t>
+            </w:r>
+          </w:p>
+        </w:tc>
+        <w:tc>
+          <w:tcPr>
+            <w:tcW w:type="dxa" w:w="5012"/>
+            <w:tcBorders>
+              <w:top w:val="single" w:color="D5DDE8" w:sz="4"/>
+              <w:left w:val="single" w:color="D5DDE8" w:sz="4"/>
+              <w:bottom w:val="single" w:color="D5DDE8" w:sz="4"/>
+              <w:right w:val="single" w:color="D5DDE8" w:sz="4"/>
+            </w:tcBorders>
+            <w:shd w:fill="F6F9FE" w:color="auto" w:val="clear"/>
+            <w:tcMar>
+              <w:top w:type="dxa" w:w="70"/>
+              <w:left w:type="dxa" w:w="110"/>
+              <w:bottom w:type="dxa" w:w="70"/>
+              <w:right w:type="dxa" w:w="110"/>
+            </w:tcMar>
+          </w:tcPr>
+          <w:p>
+            <w:pPr>
+              <w:keepNext w:val="false"/>
+              <w:keepLines/>
+              <w:spacing w:after="40" w:line="252"/>
+              <w:jc w:val="left"/>
+            </w:pPr>
+            <w:r>
+              <w:rPr>
+                <w:sz w:val="17"/>
+                <w:szCs w:val="17"/>
+              </w:rPr>
+              <w:t xml:space="preserve">Telas do sistema rodando com a API (Anexo D)</w:t>
+            </w:r>
+          </w:p>
+        </w:tc>
+      </w:tr>
     </w:tbl>
     <w:p>
       <w:pPr>
         <w:spacing w:after="160" w:line="120"/>
       </w:pPr>
+    </w:p>
+    <w:p>
+      <w:pPr>
+        <w:pStyle w:val="Heading1"/>
+        <w:keepNext/>
+        <w:pageBreakBefore/>
+        <w:pBdr>
+          <w:bottom w:val="single" w:color="0D2E6E" w:sz="24" w:space="0"/>
+        </w:pBdr>
+        <w:shd w:fill="1A4DA0" w:color="auto" w:val="clear"/>
+        <w:spacing w:before="0" w:after="280"/>
+        <w:ind w:left="0"/>
+      </w:pPr>
+      <w:r>
+        <w:rPr>
+          <w:color w:val="FFFFFF"/>
+          <w:sz w:val="34"/>
+          <w:szCs w:val="34"/>
+          <w:rFonts w:ascii="Segoe UI Symbol" w:cs="Segoe UI Symbol" w:eastAsia="Segoe UI Symbol" w:hAnsi="Segoe UI Symbol"/>
+        </w:rPr>
+        <w:t xml:space="preserve"> ✎  </w:t>
+      </w:r>
+      <w:r>
+        <w:rPr>
+          <w:color w:val="FFFFFF"/>
+        </w:rPr>
+        <w:t xml:space="preserve">Anexo D. Telas do sistema </w:t>
+      </w:r>
+    </w:p>
+    <w:p>
+      <w:pPr>
+        <w:spacing w:after="140" w:before="0" w:line="288"/>
+        <w:jc w:val="both"/>
+      </w:pPr>
+      <w:r>
+        <w:t xml:space="preserve">Telas capturadas com o sistema completo no ar (API Java e site), com o perfil ADMIN, sobre a base de demonstração.</w:t>
+      </w:r>
+    </w:p>
+    <w:p>
+      <w:pPr>
+        <w:keepNext/>
+        <w:spacing w:before="120" w:after="60"/>
+        <w:jc w:val="center"/>
+      </w:pPr>
+      <w:r>
+        <w:drawing>
+          <wp:inline distT="0" distB="0" distL="0" distR="0">
+            <wp:extent cx="5400675" cy="3638550"/>
+            <wp:effectExtent t="0" r="0" b="0" l="0"/>
+            <wp:docPr id="1" name="fig17" descr="Portal da cidadã: denúncia sem login, com o botão de saída rápida sempre no topo." title="Portal da cidadã: denúncia sem login, com o botão de saída rápida sempre no topo."/>
+            <wp:cNvGraphicFramePr>
+              <a:graphicFrameLocks xmlns:a="http://schemas.openxmlformats.org/drawingml/2006/main" noChangeAspect="1"/>
+            </wp:cNvGraphicFramePr>
+            <a:graphic xmlns:a="http://schemas.openxmlformats.org/drawingml/2006/main">
+              <a:graphicData uri="http://schemas.openxmlformats.org/drawingml/2006/picture">
+                <pic:pic xmlns:pic="http://schemas.openxmlformats.org/drawingml/2006/picture">
+                  <pic:nvPicPr>
+                    <pic:cNvPr id="0" name="" descr=""/>
+                    <pic:cNvPicPr>
+                      <a:picLocks noChangeAspect="1" noChangeArrowheads="1"/>
+                    </pic:cNvPicPr>
+                  </pic:nvPicPr>
+                  <pic:blipFill>
+                    <a:blip r:embed="rId24" cstate="none"/>
+                    <a:srcRect/>
+                    <a:stretch>
+                      <a:fillRect/>
+                    </a:stretch>
+                  </pic:blipFill>
+                  <pic:spPr bwMode="auto">
+                    <a:xfrm>
+                      <a:off x="0" y="0"/>
+                      <a:ext cx="5400675" cy="3638550"/>
+                    </a:xfrm>
+                    <a:prstGeom prst="rect">
+                      <a:avLst/>
+                    </a:prstGeom>
+                  </pic:spPr>
+                </pic:pic>
+              </a:graphicData>
+            </a:graphic>
+          </wp:inline>
+        </w:drawing>
+      </w:r>
+    </w:p>
+    <w:p>
+      <w:pPr>
+        <w:spacing w:after="200"/>
+        <w:jc w:val="center"/>
+      </w:pPr>
+      <w:r>
+        <w:rPr>
+          <w:color w:val="1A4DA0"/>
+          <w:sz w:val="14"/>
+          <w:szCs w:val="14"/>
+          <w:rFonts w:ascii="Segoe UI Symbol" w:cs="Segoe UI Symbol" w:eastAsia="Segoe UI Symbol" w:hAnsi="Segoe UI Symbol"/>
+        </w:rPr>
+        <w:t xml:space="preserve">▲ </w:t>
+      </w:r>
+      <w:r>
+        <w:rPr>
+          <w:b/>
+          <w:bCs/>
+          <w:color w:val="1A4DA0"/>
+          <w:sz w:val="18"/>
+          <w:szCs w:val="18"/>
+        </w:rPr>
+        <w:t xml:space="preserve">Figura 17. </w:t>
+      </w:r>
+      <w:r>
+        <w:rPr>
+          <w:i/>
+          <w:iCs/>
+          <w:color w:val="475569"/>
+          <w:sz w:val="18"/>
+          <w:szCs w:val="18"/>
+        </w:rPr>
+        <w:t xml:space="preserve">Portal da cidadã: denúncia sem login, com o botão de saída rápida sempre no topo.</w:t>
+      </w:r>
+    </w:p>
+    <w:p>
+      <w:pPr>
+        <w:keepNext/>
+        <w:spacing w:before="120" w:after="60"/>
+        <w:jc w:val="center"/>
+      </w:pPr>
+      <w:r>
+        <w:drawing>
+          <wp:inline distT="0" distB="0" distL="0" distR="0">
+            <wp:extent cx="5400675" cy="3638550"/>
+            <wp:effectExtent t="0" r="0" b="0" l="0"/>
+            <wp:docPr id="1" name="fig18" descr="Formulário de denúncia: os três níveis de anonimato, com o que se ganha e o que se perde em cada um." title="Formulário de denúncia: os três níveis de anonimato, com o que se ganha e o que se perde em cada um."/>
+            <wp:cNvGraphicFramePr>
+              <a:graphicFrameLocks xmlns:a="http://schemas.openxmlformats.org/drawingml/2006/main" noChangeAspect="1"/>
+            </wp:cNvGraphicFramePr>
+            <a:graphic xmlns:a="http://schemas.openxmlformats.org/drawingml/2006/main">
+              <a:graphicData uri="http://schemas.openxmlformats.org/drawingml/2006/picture">
+                <pic:pic xmlns:pic="http://schemas.openxmlformats.org/drawingml/2006/picture">
+                  <pic:nvPicPr>
+                    <pic:cNvPr id="0" name="" descr=""/>
+                    <pic:cNvPicPr>
+                      <a:picLocks noChangeAspect="1" noChangeArrowheads="1"/>
+                    </pic:cNvPicPr>
+                  </pic:nvPicPr>
+                  <pic:blipFill>
+                    <a:blip r:embed="rId25" cstate="none"/>
+                    <a:srcRect/>
+                    <a:stretch>
+                      <a:fillRect/>
+                    </a:stretch>
+                  </pic:blipFill>
+                  <pic:spPr bwMode="auto">
+                    <a:xfrm>
+                      <a:off x="0" y="0"/>
+                      <a:ext cx="5400675" cy="3638550"/>
+                    </a:xfrm>
+                    <a:prstGeom prst="rect">
+                      <a:avLst/>
+                    </a:prstGeom>
+                  </pic:spPr>
+                </pic:pic>
+              </a:graphicData>
+            </a:graphic>
+          </wp:inline>
+        </w:drawing>
+      </w:r>
+    </w:p>
+    <w:p>
+      <w:pPr>
+        <w:spacing w:after="200"/>
+        <w:jc w:val="center"/>
+      </w:pPr>
+      <w:r>
+        <w:rPr>
+          <w:color w:val="1A4DA0"/>
+          <w:sz w:val="14"/>
+          <w:szCs w:val="14"/>
+          <w:rFonts w:ascii="Segoe UI Symbol" w:cs="Segoe UI Symbol" w:eastAsia="Segoe UI Symbol" w:hAnsi="Segoe UI Symbol"/>
+        </w:rPr>
+        <w:t xml:space="preserve">▲ </w:t>
+      </w:r>
+      <w:r>
+        <w:rPr>
+          <w:b/>
+          <w:bCs/>
+          <w:color w:val="1A4DA0"/>
+          <w:sz w:val="18"/>
+          <w:szCs w:val="18"/>
+        </w:rPr>
+        <w:t xml:space="preserve">Figura 18. </w:t>
+      </w:r>
+      <w:r>
+        <w:rPr>
+          <w:i/>
+          <w:iCs/>
+          <w:color w:val="475569"/>
+          <w:sz w:val="18"/>
+          <w:szCs w:val="18"/>
+        </w:rPr>
+        <w:t xml:space="preserve">Formulário de denúncia: os três níveis de anonimato, com o que se ganha e o que se perde em cada um.</w:t>
+      </w:r>
+    </w:p>
+    <w:p>
+      <w:pPr>
+        <w:keepNext/>
+        <w:spacing w:before="120" w:after="60"/>
+        <w:jc w:val="center"/>
+      </w:pPr>
+      <w:r>
+        <w:drawing>
+          <wp:inline distT="0" distB="0" distL="0" distR="0">
+            <wp:extent cx="5400675" cy="3638550"/>
+            <wp:effectExtent t="0" r="0" b="0" l="0"/>
+            <wp:docPr id="1" name="fig19" descr="Painel do órgão: indicadores e recomendações do VigIA, sem enviar relato à IA." title="Painel do órgão: indicadores e recomendações do VigIA, sem enviar relato à IA."/>
+            <wp:cNvGraphicFramePr>
+              <a:graphicFrameLocks xmlns:a="http://schemas.openxmlformats.org/drawingml/2006/main" noChangeAspect="1"/>
+            </wp:cNvGraphicFramePr>
+            <a:graphic xmlns:a="http://schemas.openxmlformats.org/drawingml/2006/main">
+              <a:graphicData uri="http://schemas.openxmlformats.org/drawingml/2006/picture">
+                <pic:pic xmlns:pic="http://schemas.openxmlformats.org/drawingml/2006/picture">
+                  <pic:nvPicPr>
+                    <pic:cNvPr id="0" name="" descr=""/>
+                    <pic:cNvPicPr>
+                      <a:picLocks noChangeAspect="1" noChangeArrowheads="1"/>
+                    </pic:cNvPicPr>
+                  </pic:nvPicPr>
+                  <pic:blipFill>
+                    <a:blip r:embed="rId26" cstate="none"/>
+                    <a:srcRect/>
+                    <a:stretch>
+                      <a:fillRect/>
+                    </a:stretch>
+                  </pic:blipFill>
+                  <pic:spPr bwMode="auto">
+                    <a:xfrm>
+                      <a:off x="0" y="0"/>
+                      <a:ext cx="5400675" cy="3638550"/>
+                    </a:xfrm>
+                    <a:prstGeom prst="rect">
+                      <a:avLst/>
+                    </a:prstGeom>
+                  </pic:spPr>
+                </pic:pic>
+              </a:graphicData>
+            </a:graphic>
+          </wp:inline>
+        </w:drawing>
+      </w:r>
+    </w:p>
+    <w:p>
+      <w:pPr>
+        <w:spacing w:after="200"/>
+        <w:jc w:val="center"/>
+      </w:pPr>
+      <w:r>
+        <w:rPr>
+          <w:color w:val="1A4DA0"/>
+          <w:sz w:val="14"/>
+          <w:szCs w:val="14"/>
+          <w:rFonts w:ascii="Segoe UI Symbol" w:cs="Segoe UI Symbol" w:eastAsia="Segoe UI Symbol" w:hAnsi="Segoe UI Symbol"/>
+        </w:rPr>
+        <w:t xml:space="preserve">▲ </w:t>
+      </w:r>
+      <w:r>
+        <w:rPr>
+          <w:b/>
+          <w:bCs/>
+          <w:color w:val="1A4DA0"/>
+          <w:sz w:val="18"/>
+          <w:szCs w:val="18"/>
+        </w:rPr>
+        <w:t xml:space="preserve">Figura 19. </w:t>
+      </w:r>
+      <w:r>
+        <w:rPr>
+          <w:i/>
+          <w:iCs/>
+          <w:color w:val="475569"/>
+          <w:sz w:val="18"/>
+          <w:szCs w:val="18"/>
+        </w:rPr>
+        <w:t xml:space="preserve">Painel do órgão: indicadores e recomendações do VigIA, sem enviar relato à IA.</w:t>
+      </w:r>
+    </w:p>
+    <w:p>
+      <w:pPr>
+        <w:keepNext/>
+        <w:spacing w:before="120" w:after="60"/>
+        <w:jc w:val="center"/>
+      </w:pPr>
+      <w:r>
+        <w:drawing>
+          <wp:inline distT="0" distB="0" distL="0" distR="0">
+            <wp:extent cx="5400675" cy="3638550"/>
+            <wp:effectExtent t="0" r="0" b="0" l="0"/>
+            <wp:docPr id="1" name="fig20" descr="Fila de priorização e Kanban: urgência, score e antiguidade decidem a ordem de atendimento." title="Fila de priorização e Kanban: urgência, score e antiguidade decidem a ordem de atendimento."/>
+            <wp:cNvGraphicFramePr>
+              <a:graphicFrameLocks xmlns:a="http://schemas.openxmlformats.org/drawingml/2006/main" noChangeAspect="1"/>
+            </wp:cNvGraphicFramePr>
+            <a:graphic xmlns:a="http://schemas.openxmlformats.org/drawingml/2006/main">
+              <a:graphicData uri="http://schemas.openxmlformats.org/drawingml/2006/picture">
+                <pic:pic xmlns:pic="http://schemas.openxmlformats.org/drawingml/2006/picture">
+                  <pic:nvPicPr>
+                    <pic:cNvPr id="0" name="" descr=""/>
+                    <pic:cNvPicPr>
+                      <a:picLocks noChangeAspect="1" noChangeArrowheads="1"/>
+                    </pic:cNvPicPr>
+                  </pic:nvPicPr>
+                  <pic:blipFill>
+                    <a:blip r:embed="rId27" cstate="none"/>
+                    <a:srcRect/>
+                    <a:stretch>
+                      <a:fillRect/>
+                    </a:stretch>
+                  </pic:blipFill>
+                  <pic:spPr bwMode="auto">
+                    <a:xfrm>
+                      <a:off x="0" y="0"/>
+                      <a:ext cx="5400675" cy="3638550"/>
+                    </a:xfrm>
+                    <a:prstGeom prst="rect">
+                      <a:avLst/>
+                    </a:prstGeom>
+                  </pic:spPr>
+                </pic:pic>
+              </a:graphicData>
+            </a:graphic>
+          </wp:inline>
+        </w:drawing>
+      </w:r>
+    </w:p>
+    <w:p>
+      <w:pPr>
+        <w:spacing w:after="200"/>
+        <w:jc w:val="center"/>
+      </w:pPr>
+      <w:r>
+        <w:rPr>
+          <w:color w:val="1A4DA0"/>
+          <w:sz w:val="14"/>
+          <w:szCs w:val="14"/>
+          <w:rFonts w:ascii="Segoe UI Symbol" w:cs="Segoe UI Symbol" w:eastAsia="Segoe UI Symbol" w:hAnsi="Segoe UI Symbol"/>
+        </w:rPr>
+        <w:t xml:space="preserve">▲ </w:t>
+      </w:r>
+      <w:r>
+        <w:rPr>
+          <w:b/>
+          <w:bCs/>
+          <w:color w:val="1A4DA0"/>
+          <w:sz w:val="18"/>
+          <w:szCs w:val="18"/>
+        </w:rPr>
+        <w:t xml:space="preserve">Figura 20. </w:t>
+      </w:r>
+      <w:r>
+        <w:rPr>
+          <w:i/>
+          <w:iCs/>
+          <w:color w:val="475569"/>
+          <w:sz w:val="18"/>
+          <w:szCs w:val="18"/>
+        </w:rPr>
+        <w:t xml:space="preserve">Fila de priorização e Kanban: urgência, score e antiguidade decidem a ordem de atendimento.</w:t>
+      </w:r>
+    </w:p>
+    <w:p>
+      <w:pPr>
+        <w:keepNext/>
+        <w:spacing w:before="120" w:after="60"/>
+        <w:jc w:val="center"/>
+      </w:pPr>
+      <w:r>
+        <w:drawing>
+          <wp:inline distT="0" distB="0" distL="0" distR="0">
+            <wp:extent cx="5400675" cy="3638550"/>
+            <wp:effectExtent t="0" r="0" b="0" l="0"/>
+            <wp:docPr id="1" name="fig21" descr="Relatório estatístico: correlação e regressão transformadas em conclusões com decisão sugerida." title="Relatório estatístico: correlação e regressão transformadas em conclusões com decisão sugerida."/>
+            <wp:cNvGraphicFramePr>
+              <a:graphicFrameLocks xmlns:a="http://schemas.openxmlformats.org/drawingml/2006/main" noChangeAspect="1"/>
+            </wp:cNvGraphicFramePr>
+            <a:graphic xmlns:a="http://schemas.openxmlformats.org/drawingml/2006/main">
+              <a:graphicData uri="http://schemas.openxmlformats.org/drawingml/2006/picture">
+                <pic:pic xmlns:pic="http://schemas.openxmlformats.org/drawingml/2006/picture">
+                  <pic:nvPicPr>
+                    <pic:cNvPr id="0" name="" descr=""/>
+                    <pic:cNvPicPr>
+                      <a:picLocks noChangeAspect="1" noChangeArrowheads="1"/>
+                    </pic:cNvPicPr>
+                  </pic:nvPicPr>
+                  <pic:blipFill>
+                    <a:blip r:embed="rId28" cstate="none"/>
+                    <a:srcRect/>
+                    <a:stretch>
+                      <a:fillRect/>
+                    </a:stretch>
+                  </pic:blipFill>
+                  <pic:spPr bwMode="auto">
+                    <a:xfrm>
+                      <a:off x="0" y="0"/>
+                      <a:ext cx="5400675" cy="3638550"/>
+                    </a:xfrm>
+                    <a:prstGeom prst="rect">
+                      <a:avLst/>
+                    </a:prstGeom>
+                  </pic:spPr>
+                </pic:pic>
+              </a:graphicData>
+            </a:graphic>
+          </wp:inline>
+        </w:drawing>
+      </w:r>
+    </w:p>
+    <w:p>
+      <w:pPr>
+        <w:spacing w:after="200"/>
+        <w:jc w:val="center"/>
+      </w:pPr>
+      <w:r>
+        <w:rPr>
+          <w:color w:val="1A4DA0"/>
+          <w:sz w:val="14"/>
+          <w:szCs w:val="14"/>
+          <w:rFonts w:ascii="Segoe UI Symbol" w:cs="Segoe UI Symbol" w:eastAsia="Segoe UI Symbol" w:hAnsi="Segoe UI Symbol"/>
+        </w:rPr>
+        <w:t xml:space="preserve">▲ </w:t>
+      </w:r>
+      <w:r>
+        <w:rPr>
+          <w:b/>
+          <w:bCs/>
+          <w:color w:val="1A4DA0"/>
+          <w:sz w:val="18"/>
+          <w:szCs w:val="18"/>
+        </w:rPr>
+        <w:t xml:space="preserve">Figura 21. </w:t>
+      </w:r>
+      <w:r>
+        <w:rPr>
+          <w:i/>
+          <w:iCs/>
+          <w:color w:val="475569"/>
+          <w:sz w:val="18"/>
+          <w:szCs w:val="18"/>
+        </w:rPr>
+        <w:t xml:space="preserve">Relatório estatístico: correlação e regressão transformadas em conclusões com decisão sugerida.</w:t>
+      </w:r>
+    </w:p>
+    <w:p>
+      <w:pPr>
+        <w:keepNext/>
+        <w:spacing w:before="120" w:after="60"/>
+        <w:jc w:val="center"/>
+      </w:pPr>
+      <w:r>
+        <w:drawing>
+          <wp:inline distT="0" distB="0" distL="0" distR="0">
+            <wp:extent cx="5400675" cy="3638550"/>
+            <wp:effectExtent t="0" r="0" b="0" l="0"/>
+            <wp:docPr id="1" name="fig22" descr="Trilha de auditoria: consultas sensíveis e recusas registradas, com a cadeia SHA-256 conferida." title="Trilha de auditoria: consultas sensíveis e recusas registradas, com a cadeia SHA-256 conferida."/>
+            <wp:cNvGraphicFramePr>
+              <a:graphicFrameLocks xmlns:a="http://schemas.openxmlformats.org/drawingml/2006/main" noChangeAspect="1"/>
+            </wp:cNvGraphicFramePr>
+            <a:graphic xmlns:a="http://schemas.openxmlformats.org/drawingml/2006/main">
+              <a:graphicData uri="http://schemas.openxmlformats.org/drawingml/2006/picture">
+                <pic:pic xmlns:pic="http://schemas.openxmlformats.org/drawingml/2006/picture">
+                  <pic:nvPicPr>
+                    <pic:cNvPr id="0" name="" descr=""/>
+                    <pic:cNvPicPr>
+                      <a:picLocks noChangeAspect="1" noChangeArrowheads="1"/>
+                    </pic:cNvPicPr>
+                  </pic:nvPicPr>
+                  <pic:blipFill>
+                    <a:blip r:embed="rId29" cstate="none"/>
+                    <a:srcRect/>
+                    <a:stretch>
+                      <a:fillRect/>
+                    </a:stretch>
+                  </pic:blipFill>
+                  <pic:spPr bwMode="auto">
+                    <a:xfrm>
+                      <a:off x="0" y="0"/>
+                      <a:ext cx="5400675" cy="3638550"/>
+                    </a:xfrm>
+                    <a:prstGeom prst="rect">
+                      <a:avLst/>
+                    </a:prstGeom>
+                  </pic:spPr>
+                </pic:pic>
+              </a:graphicData>
+            </a:graphic>
+          </wp:inline>
+        </w:drawing>
+      </w:r>
+    </w:p>
+    <w:p>
+      <w:pPr>
+        <w:spacing w:after="200"/>
+        <w:jc w:val="center"/>
+      </w:pPr>
+      <w:r>
+        <w:rPr>
+          <w:color w:val="1A4DA0"/>
+          <w:sz w:val="14"/>
+          <w:szCs w:val="14"/>
+          <w:rFonts w:ascii="Segoe UI Symbol" w:cs="Segoe UI Symbol" w:eastAsia="Segoe UI Symbol" w:hAnsi="Segoe UI Symbol"/>
+        </w:rPr>
+        <w:t xml:space="preserve">▲ </w:t>
+      </w:r>
+      <w:r>
+        <w:rPr>
+          <w:b/>
+          <w:bCs/>
+          <w:color w:val="1A4DA0"/>
+          <w:sz w:val="18"/>
+          <w:szCs w:val="18"/>
+        </w:rPr>
+        <w:t xml:space="preserve">Figura 22. </w:t>
+      </w:r>
+      <w:r>
+        <w:rPr>
+          <w:i/>
+          <w:iCs/>
+          <w:color w:val="475569"/>
+          <w:sz w:val="18"/>
+          <w:szCs w:val="18"/>
+        </w:rPr>
+        <w:t xml:space="preserve">Trilha de auditoria: consultas sensíveis e recusas registradas, com a cadeia SHA-256 conferida.</w:t>
+      </w:r>
+    </w:p>
+    <w:p>
+      <w:pPr>
+        <w:keepNext/>
+        <w:spacing w:before="120" w:after="60"/>
+        <w:jc w:val="center"/>
+      </w:pPr>
+      <w:r>
+        <w:drawing>
+          <wp:inline distT="0" distB="0" distL="0" distR="0">
+            <wp:extent cx="5400675" cy="3638550"/>
+            <wp:effectExtent t="0" r="0" b="0" l="0"/>
+            <wp:docPr id="1" name="fig23" descr="Dispositivos de campo: cada evento com a decisão do servidor." title="Dispositivos de campo: cada evento com a decisão do servidor."/>
+            <wp:cNvGraphicFramePr>
+              <a:graphicFrameLocks xmlns:a="http://schemas.openxmlformats.org/drawingml/2006/main" noChangeAspect="1"/>
+            </wp:cNvGraphicFramePr>
+            <a:graphic xmlns:a="http://schemas.openxmlformats.org/drawingml/2006/main">
+              <a:graphicData uri="http://schemas.openxmlformats.org/drawingml/2006/picture">
+                <pic:pic xmlns:pic="http://schemas.openxmlformats.org/drawingml/2006/picture">
+                  <pic:nvPicPr>
+                    <pic:cNvPr id="0" name="" descr=""/>
+                    <pic:cNvPicPr>
+                      <a:picLocks noChangeAspect="1" noChangeArrowheads="1"/>
+                    </pic:cNvPicPr>
+                  </pic:nvPicPr>
+                  <pic:blipFill>
+                    <a:blip r:embed="rId30" cstate="none"/>
+                    <a:srcRect/>
+                    <a:stretch>
+                      <a:fillRect/>
+                    </a:stretch>
+                  </pic:blipFill>
+                  <pic:spPr bwMode="auto">
+                    <a:xfrm>
+                      <a:off x="0" y="0"/>
+                      <a:ext cx="5400675" cy="3638550"/>
+                    </a:xfrm>
+                    <a:prstGeom prst="rect">
+                      <a:avLst/>
+                    </a:prstGeom>
+                  </pic:spPr>
+                </pic:pic>
+              </a:graphicData>
+            </a:graphic>
+          </wp:inline>
+        </w:drawing>
+      </w:r>
+    </w:p>
+    <w:p>
+      <w:pPr>
+        <w:spacing w:after="200"/>
+        <w:jc w:val="center"/>
+      </w:pPr>
+      <w:r>
+        <w:rPr>
+          <w:color w:val="1A4DA0"/>
+          <w:sz w:val="14"/>
+          <w:szCs w:val="14"/>
+          <w:rFonts w:ascii="Segoe UI Symbol" w:cs="Segoe UI Symbol" w:eastAsia="Segoe UI Symbol" w:hAnsi="Segoe UI Symbol"/>
+        </w:rPr>
+        <w:t xml:space="preserve">▲ </w:t>
+      </w:r>
+      <w:r>
+        <w:rPr>
+          <w:b/>
+          <w:bCs/>
+          <w:color w:val="1A4DA0"/>
+          <w:sz w:val="18"/>
+          <w:szCs w:val="18"/>
+        </w:rPr>
+        <w:t xml:space="preserve">Figura 23. </w:t>
+      </w:r>
+      <w:r>
+        <w:rPr>
+          <w:i/>
+          <w:iCs/>
+          <w:color w:val="475569"/>
+          <w:sz w:val="18"/>
+          <w:szCs w:val="18"/>
+        </w:rPr>
+        <w:t xml:space="preserve">Dispositivos de campo: cada evento com a decisão do servidor.</w:t>
+      </w:r>
+    </w:p>
+    <w:p>
+      <w:pPr>
+        <w:keepNext/>
+        <w:spacing w:before="120" w:after="60"/>
+        <w:jc w:val="center"/>
+      </w:pPr>
+      <w:r>
+        <w:drawing>
+          <wp:inline distT="0" distB="0" distL="0" distR="0">
+            <wp:extent cx="5400675" cy="3638550"/>
+            <wp:effectExtent t="0" r="0" b="0" l="0"/>
+            <wp:docPr id="1" name="fig24" descr="Focos de reincidência: cadeias de denúncias encontradas por grafo." title="Focos de reincidência: cadeias de denúncias encontradas por grafo."/>
+            <wp:cNvGraphicFramePr>
+              <a:graphicFrameLocks xmlns:a="http://schemas.openxmlformats.org/drawingml/2006/main" noChangeAspect="1"/>
+            </wp:cNvGraphicFramePr>
+            <a:graphic xmlns:a="http://schemas.openxmlformats.org/drawingml/2006/main">
+              <a:graphicData uri="http://schemas.openxmlformats.org/drawingml/2006/picture">
+                <pic:pic xmlns:pic="http://schemas.openxmlformats.org/drawingml/2006/picture">
+                  <pic:nvPicPr>
+                    <pic:cNvPr id="0" name="" descr=""/>
+                    <pic:cNvPicPr>
+                      <a:picLocks noChangeAspect="1" noChangeArrowheads="1"/>
+                    </pic:cNvPicPr>
+                  </pic:nvPicPr>
+                  <pic:blipFill>
+                    <a:blip r:embed="rId31" cstate="none"/>
+                    <a:srcRect/>
+                    <a:stretch>
+                      <a:fillRect/>
+                    </a:stretch>
+                  </pic:blipFill>
+                  <pic:spPr bwMode="auto">
+                    <a:xfrm>
+                      <a:off x="0" y="0"/>
+                      <a:ext cx="5400675" cy="3638550"/>
+                    </a:xfrm>
+                    <a:prstGeom prst="rect">
+                      <a:avLst/>
+                    </a:prstGeom>
+                  </pic:spPr>
+                </pic:pic>
+              </a:graphicData>
+            </a:graphic>
+          </wp:inline>
+        </w:drawing>
+      </w:r>
+    </w:p>
+    <w:p>
+      <w:pPr>
+        <w:spacing w:after="200"/>
+        <w:jc w:val="center"/>
+      </w:pPr>
+      <w:r>
+        <w:rPr>
+          <w:color w:val="1A4DA0"/>
+          <w:sz w:val="14"/>
+          <w:szCs w:val="14"/>
+          <w:rFonts w:ascii="Segoe UI Symbol" w:cs="Segoe UI Symbol" w:eastAsia="Segoe UI Symbol" w:hAnsi="Segoe UI Symbol"/>
+        </w:rPr>
+        <w:t xml:space="preserve">▲ </w:t>
+      </w:r>
+      <w:r>
+        <w:rPr>
+          <w:b/>
+          <w:bCs/>
+          <w:color w:val="1A4DA0"/>
+          <w:sz w:val="18"/>
+          <w:szCs w:val="18"/>
+        </w:rPr>
+        <w:t xml:space="preserve">Figura 24. </w:t>
+      </w:r>
+      <w:r>
+        <w:rPr>
+          <w:i/>
+          <w:iCs/>
+          <w:color w:val="475569"/>
+          <w:sz w:val="18"/>
+          <w:szCs w:val="18"/>
+        </w:rPr>
+        <w:t xml:space="preserve">Focos de reincidência: cadeias de denúncias encontradas por grafo.</w:t>
+      </w:r>
     </w:p>
     <w:sectPr>
       <w:footerReference w:type="default" r:id="rId6"/>

--- a/docs/Protege_Mais_Visao_de_Futuro_Documento.docx
+++ b/docs/Protege_Mais_Visao_de_Futuro_Documento.docx
@@ -1738,7 +1738,7 @@
                 <w:sz w:val="19"/>
                 <w:szCs w:val="19"/>
               </w:rPr>
-              <w:t xml:space="preserve">11 ataques simulados, 3 exercícios de recuperação, 39 verificações de rede</w:t>
+              <w:t xml:space="preserve">11 ataques simulados, 3 exercícios com acesso ao servidor, 39 verificações de rede</w:t>
             </w:r>
           </w:p>
         </w:tc>
@@ -2086,7 +2086,7 @@
         <w:tabs>
           <w:tab w:val="right" w:pos="9638" w:leader="dot"/>
         </w:tabs>
-        <w:spacing w:before="70" w:after="0" w:line="244"/>
+        <w:spacing w:before="50" w:after="0" w:line="232"/>
         <w:ind w:left="0"/>
       </w:pPr>
       <w:r>
@@ -2094,8 +2094,8 @@
           <w:b/>
           <w:bCs/>
           <w:color w:val="0D2E6E"/>
-          <w:sz w:val="20"/>
-          <w:szCs w:val="20"/>
+          <w:sz w:val="19"/>
+          <w:szCs w:val="19"/>
         </w:rPr>
         <w:t xml:space="preserve">1. Introdução</w:t>
       </w:r>
@@ -2113,7 +2113,7 @@
         <w:tabs>
           <w:tab w:val="right" w:pos="9638" w:leader="dot"/>
         </w:tabs>
-        <w:spacing w:before="0" w:after="0" w:line="244"/>
+        <w:spacing w:before="0" w:after="0" w:line="232"/>
         <w:ind w:left="400"/>
       </w:pPr>
       <w:r>
@@ -2121,8 +2121,8 @@
           <w:b w:val="false"/>
           <w:bCs w:val="false"/>
           <w:color w:val="334155"/>
-          <w:sz w:val="18"/>
-          <w:szCs w:val="18"/>
+          <w:sz w:val="17"/>
+          <w:szCs w:val="17"/>
         </w:rPr>
         <w:t xml:space="preserve">1.1 O problema público e onde o projeto está</w:t>
       </w:r>
@@ -2140,7 +2140,7 @@
         <w:tabs>
           <w:tab w:val="right" w:pos="9638" w:leader="dot"/>
         </w:tabs>
-        <w:spacing w:before="0" w:after="0" w:line="244"/>
+        <w:spacing w:before="0" w:after="0" w:line="232"/>
         <w:ind w:left="400"/>
       </w:pPr>
       <w:r>
@@ -2148,8 +2148,8 @@
           <w:b w:val="false"/>
           <w:bCs w:val="false"/>
           <w:color w:val="334155"/>
-          <w:sz w:val="18"/>
-          <w:szCs w:val="18"/>
+          <w:sz w:val="17"/>
+          <w:szCs w:val="17"/>
         </w:rPr>
         <w:t xml:space="preserve">1.2 O que esta entrega acrescenta</w:t>
       </w:r>
@@ -2167,7 +2167,7 @@
         <w:tabs>
           <w:tab w:val="right" w:pos="9638" w:leader="dot"/>
         </w:tabs>
-        <w:spacing w:before="0" w:after="0" w:line="244"/>
+        <w:spacing w:before="0" w:after="0" w:line="232"/>
         <w:ind w:left="400"/>
       </w:pPr>
       <w:r>
@@ -2175,8 +2175,8 @@
           <w:b w:val="false"/>
           <w:bCs w:val="false"/>
           <w:color w:val="334155"/>
-          <w:sz w:val="18"/>
-          <w:szCs w:val="18"/>
+          <w:sz w:val="17"/>
+          <w:szCs w:val="17"/>
         </w:rPr>
         <w:t xml:space="preserve">1.3 Mapa: o que a atividade pede e onde está</w:t>
       </w:r>
@@ -2194,7 +2194,7 @@
         <w:tabs>
           <w:tab w:val="right" w:pos="9638" w:leader="dot"/>
         </w:tabs>
-        <w:spacing w:before="0" w:after="0" w:line="244"/>
+        <w:spacing w:before="0" w:after="0" w:line="232"/>
         <w:ind w:left="400"/>
       </w:pPr>
       <w:r>
@@ -2202,8 +2202,8 @@
           <w:b w:val="false"/>
           <w:bCs w:val="false"/>
           <w:color w:val="334155"/>
-          <w:sz w:val="18"/>
-          <w:szCs w:val="18"/>
+          <w:sz w:val="17"/>
+          <w:szCs w:val="17"/>
         </w:rPr>
         <w:t xml:space="preserve">1.4 Método de trabalho e critério de pronto</w:t>
       </w:r>
@@ -2221,7 +2221,7 @@
         <w:tabs>
           <w:tab w:val="right" w:pos="9638" w:leader="dot"/>
         </w:tabs>
-        <w:spacing w:before="70" w:after="0" w:line="244"/>
+        <w:spacing w:before="50" w:after="0" w:line="232"/>
         <w:ind w:left="0"/>
       </w:pPr>
       <w:r>
@@ -2229,8 +2229,8 @@
           <w:b/>
           <w:bCs/>
           <w:color w:val="0D2E6E"/>
-          <w:sz w:val="20"/>
-          <w:szCs w:val="20"/>
+          <w:sz w:val="19"/>
+          <w:szCs w:val="19"/>
         </w:rPr>
         <w:t xml:space="preserve">PARTE 1: Segurança da Informação</w:t>
       </w:r>
@@ -2248,7 +2248,7 @@
         <w:tabs>
           <w:tab w:val="right" w:pos="9638" w:leader="dot"/>
         </w:tabs>
-        <w:spacing w:before="0" w:after="0" w:line="244"/>
+        <w:spacing w:before="0" w:after="0" w:line="232"/>
         <w:ind w:left="400"/>
       </w:pPr>
       <w:r>
@@ -2256,8 +2256,8 @@
           <w:b w:val="false"/>
           <w:bCs w:val="false"/>
           <w:color w:val="334155"/>
-          <w:sz w:val="18"/>
-          <w:szCs w:val="18"/>
+          <w:sz w:val="17"/>
+          <w:szCs w:val="17"/>
         </w:rPr>
         <w:t xml:space="preserve">2.1 Ponto de partida e evolução medida</w:t>
       </w:r>
@@ -2275,7 +2275,7 @@
         <w:tabs>
           <w:tab w:val="right" w:pos="9638" w:leader="dot"/>
         </w:tabs>
-        <w:spacing w:before="0" w:after="0" w:line="244"/>
+        <w:spacing w:before="0" w:after="0" w:line="232"/>
         <w:ind w:left="400"/>
       </w:pPr>
       <w:r>
@@ -2283,8 +2283,8 @@
           <w:b w:val="false"/>
           <w:bCs w:val="false"/>
           <w:color w:val="334155"/>
-          <w:sz w:val="18"/>
-          <w:szCs w:val="18"/>
+          <w:sz w:val="17"/>
+          <w:szCs w:val="17"/>
         </w:rPr>
         <w:t xml:space="preserve">2.2 Evoluções desde a última entrega</w:t>
       </w:r>
@@ -2302,7 +2302,7 @@
         <w:tabs>
           <w:tab w:val="right" w:pos="9638" w:leader="dot"/>
         </w:tabs>
-        <w:spacing w:before="0" w:after="0" w:line="244"/>
+        <w:spacing w:before="0" w:after="0" w:line="232"/>
         <w:ind w:left="400"/>
       </w:pPr>
       <w:r>
@@ -2310,8 +2310,8 @@
           <w:b w:val="false"/>
           <w:bCs w:val="false"/>
           <w:color w:val="334155"/>
-          <w:sz w:val="18"/>
-          <w:szCs w:val="18"/>
+          <w:sz w:val="17"/>
+          <w:szCs w:val="17"/>
         </w:rPr>
         <w:t xml:space="preserve">2.3 A tríade CIA aplicada ao Protege+</w:t>
       </w:r>
@@ -2329,7 +2329,7 @@
         <w:tabs>
           <w:tab w:val="right" w:pos="9638" w:leader="dot"/>
         </w:tabs>
-        <w:spacing w:before="0" w:after="0" w:line="244"/>
+        <w:spacing w:before="0" w:after="0" w:line="232"/>
         <w:ind w:left="400"/>
       </w:pPr>
       <w:r>
@@ -2337,8 +2337,8 @@
           <w:b w:val="false"/>
           <w:bCs w:val="false"/>
           <w:color w:val="334155"/>
-          <w:sz w:val="18"/>
-          <w:szCs w:val="18"/>
+          <w:sz w:val="17"/>
+          <w:szCs w:val="17"/>
         </w:rPr>
         <w:t xml:space="preserve">2.4 Políticas técnicas</w:t>
       </w:r>
@@ -2356,7 +2356,7 @@
         <w:tabs>
           <w:tab w:val="right" w:pos="9638" w:leader="dot"/>
         </w:tabs>
-        <w:spacing w:before="0" w:after="0" w:line="244"/>
+        <w:spacing w:before="0" w:after="0" w:line="232"/>
         <w:ind w:left="400"/>
       </w:pPr>
       <w:r>
@@ -2364,8 +2364,8 @@
           <w:b w:val="false"/>
           <w:bCs w:val="false"/>
           <w:color w:val="334155"/>
-          <w:sz w:val="18"/>
-          <w:szCs w:val="18"/>
+          <w:sz w:val="17"/>
+          <w:szCs w:val="17"/>
         </w:rPr>
         <w:t xml:space="preserve">2.5 Simulação de ataque e resiliência</w:t>
       </w:r>
@@ -2383,7 +2383,7 @@
         <w:tabs>
           <w:tab w:val="right" w:pos="9638" w:leader="dot"/>
         </w:tabs>
-        <w:spacing w:before="0" w:after="0" w:line="244"/>
+        <w:spacing w:before="0" w:after="0" w:line="232"/>
         <w:ind w:left="400"/>
       </w:pPr>
       <w:r>
@@ -2391,8 +2391,8 @@
           <w:b w:val="false"/>
           <w:bCs w:val="false"/>
           <w:color w:val="334155"/>
-          <w:sz w:val="18"/>
-          <w:szCs w:val="18"/>
+          <w:sz w:val="17"/>
+          <w:szCs w:val="17"/>
         </w:rPr>
         <w:t xml:space="preserve">2.6 Síntese da Parte 1</w:t>
       </w:r>
@@ -2410,7 +2410,7 @@
         <w:tabs>
           <w:tab w:val="right" w:pos="9638" w:leader="dot"/>
         </w:tabs>
-        <w:spacing w:before="70" w:after="0" w:line="244"/>
+        <w:spacing w:before="50" w:after="0" w:line="232"/>
         <w:ind w:left="0"/>
       </w:pPr>
       <w:r>
@@ -2418,8 +2418,8 @@
           <w:b/>
           <w:bCs/>
           <w:color w:val="0D2E6E"/>
-          <w:sz w:val="20"/>
-          <w:szCs w:val="20"/>
+          <w:sz w:val="19"/>
+          <w:szCs w:val="19"/>
         </w:rPr>
         <w:t xml:space="preserve">PARTE 2: Redes de Comunicação</w:t>
       </w:r>
@@ -2437,7 +2437,7 @@
         <w:tabs>
           <w:tab w:val="right" w:pos="9638" w:leader="dot"/>
         </w:tabs>
-        <w:spacing w:before="0" w:after="0" w:line="244"/>
+        <w:spacing w:before="0" w:after="0" w:line="232"/>
         <w:ind w:left="400"/>
       </w:pPr>
       <w:r>
@@ -2445,8 +2445,8 @@
           <w:b w:val="false"/>
           <w:bCs w:val="false"/>
           <w:color w:val="334155"/>
-          <w:sz w:val="18"/>
-          <w:szCs w:val="18"/>
+          <w:sz w:val="17"/>
+          <w:szCs w:val="17"/>
         </w:rPr>
         <w:t xml:space="preserve">3.1 Como o Protege+ usa a rede hoje</w:t>
       </w:r>
@@ -2464,7 +2464,7 @@
         <w:tabs>
           <w:tab w:val="right" w:pos="9638" w:leader="dot"/>
         </w:tabs>
-        <w:spacing w:before="0" w:after="0" w:line="244"/>
+        <w:spacing w:before="0" w:after="0" w:line="232"/>
         <w:ind w:left="400"/>
       </w:pPr>
       <w:r>
@@ -2472,8 +2472,8 @@
           <w:b w:val="false"/>
           <w:bCs w:val="false"/>
           <w:color w:val="334155"/>
-          <w:sz w:val="18"/>
-          <w:szCs w:val="18"/>
+          <w:sz w:val="17"/>
+          <w:szCs w:val="17"/>
         </w:rPr>
         <w:t xml:space="preserve">3.2 O modelo em camadas aplicado</w:t>
       </w:r>
@@ -2491,7 +2491,7 @@
         <w:tabs>
           <w:tab w:val="right" w:pos="9638" w:leader="dot"/>
         </w:tabs>
-        <w:spacing w:before="0" w:after="0" w:line="244"/>
+        <w:spacing w:before="0" w:after="0" w:line="232"/>
         <w:ind w:left="400"/>
       </w:pPr>
       <w:r>
@@ -2499,8 +2499,8 @@
           <w:b w:val="false"/>
           <w:bCs w:val="false"/>
           <w:color w:val="334155"/>
-          <w:sz w:val="18"/>
-          <w:szCs w:val="18"/>
+          <w:sz w:val="17"/>
+          <w:szCs w:val="17"/>
         </w:rPr>
         <w:t xml:space="preserve">3.3 A arquitetura de rede proposta</w:t>
       </w:r>
@@ -2518,7 +2518,7 @@
         <w:tabs>
           <w:tab w:val="right" w:pos="9638" w:leader="dot"/>
         </w:tabs>
-        <w:spacing w:before="0" w:after="0" w:line="244"/>
+        <w:spacing w:before="0" w:after="0" w:line="232"/>
         <w:ind w:left="400"/>
       </w:pPr>
       <w:r>
@@ -2526,8 +2526,8 @@
           <w:b w:val="false"/>
           <w:bCs w:val="false"/>
           <w:color w:val="334155"/>
-          <w:sz w:val="18"/>
-          <w:szCs w:val="18"/>
+          <w:sz w:val="17"/>
+          <w:szCs w:val="17"/>
         </w:rPr>
         <w:t xml:space="preserve">3.4 Segurança de rede e a tríade CIA</w:t>
       </w:r>
@@ -2545,7 +2545,7 @@
         <w:tabs>
           <w:tab w:val="right" w:pos="9638" w:leader="dot"/>
         </w:tabs>
-        <w:spacing w:before="0" w:after="0" w:line="244"/>
+        <w:spacing w:before="0" w:after="0" w:line="232"/>
         <w:ind w:left="400"/>
       </w:pPr>
       <w:r>
@@ -2553,8 +2553,8 @@
           <w:b w:val="false"/>
           <w:bCs w:val="false"/>
           <w:color w:val="334155"/>
-          <w:sz w:val="18"/>
-          <w:szCs w:val="18"/>
+          <w:sz w:val="17"/>
+          <w:szCs w:val="17"/>
         </w:rPr>
         <w:t xml:space="preserve">3.5 Resiliência</w:t>
       </w:r>
@@ -2572,7 +2572,7 @@
         <w:tabs>
           <w:tab w:val="right" w:pos="9638" w:leader="dot"/>
         </w:tabs>
-        <w:spacing w:before="0" w:after="0" w:line="244"/>
+        <w:spacing w:before="0" w:after="0" w:line="232"/>
         <w:ind w:left="400"/>
       </w:pPr>
       <w:r>
@@ -2580,8 +2580,8 @@
           <w:b w:val="false"/>
           <w:bCs w:val="false"/>
           <w:color w:val="334155"/>
-          <w:sz w:val="18"/>
-          <w:szCs w:val="18"/>
+          <w:sz w:val="17"/>
+          <w:szCs w:val="17"/>
         </w:rPr>
         <w:t xml:space="preserve">3.6 Confiança</w:t>
       </w:r>
@@ -2599,7 +2599,7 @@
         <w:tabs>
           <w:tab w:val="right" w:pos="9638" w:leader="dot"/>
         </w:tabs>
-        <w:spacing w:before="0" w:after="0" w:line="244"/>
+        <w:spacing w:before="0" w:after="0" w:line="232"/>
         <w:ind w:left="400"/>
       </w:pPr>
       <w:r>
@@ -2607,8 +2607,8 @@
           <w:b w:val="false"/>
           <w:bCs w:val="false"/>
           <w:color w:val="334155"/>
-          <w:sz w:val="18"/>
-          <w:szCs w:val="18"/>
+          <w:sz w:val="17"/>
+          <w:szCs w:val="17"/>
         </w:rPr>
         <w:t xml:space="preserve">3.7 Os aparelhos de campo na rede</w:t>
       </w:r>
@@ -2626,7 +2626,7 @@
         <w:tabs>
           <w:tab w:val="right" w:pos="9638" w:leader="dot"/>
         </w:tabs>
-        <w:spacing w:before="0" w:after="0" w:line="244"/>
+        <w:spacing w:before="0" w:after="0" w:line="232"/>
         <w:ind w:left="400"/>
       </w:pPr>
       <w:r>
@@ -2634,8 +2634,8 @@
           <w:b w:val="false"/>
           <w:bCs w:val="false"/>
           <w:color w:val="334155"/>
-          <w:sz w:val="18"/>
-          <w:szCs w:val="18"/>
+          <w:sz w:val="17"/>
+          <w:szCs w:val="17"/>
         </w:rPr>
         <w:t xml:space="preserve">3.8 O que foi implementado e testado</w:t>
       </w:r>
@@ -2653,7 +2653,7 @@
         <w:tabs>
           <w:tab w:val="right" w:pos="9638" w:leader="dot"/>
         </w:tabs>
-        <w:spacing w:before="0" w:after="0" w:line="244"/>
+        <w:spacing w:before="0" w:after="0" w:line="232"/>
         <w:ind w:left="400"/>
       </w:pPr>
       <w:r>
@@ -2661,8 +2661,8 @@
           <w:b w:val="false"/>
           <w:bCs w:val="false"/>
           <w:color w:val="334155"/>
-          <w:sz w:val="18"/>
-          <w:szCs w:val="18"/>
+          <w:sz w:val="17"/>
+          <w:szCs w:val="17"/>
         </w:rPr>
         <w:t xml:space="preserve">3.9 Limites declarados</w:t>
       </w:r>
@@ -2680,7 +2680,7 @@
         <w:tabs>
           <w:tab w:val="right" w:pos="9638" w:leader="dot"/>
         </w:tabs>
-        <w:spacing w:before="0" w:after="0" w:line="244"/>
+        <w:spacing w:before="0" w:after="0" w:line="232"/>
         <w:ind w:left="400"/>
       </w:pPr>
       <w:r>
@@ -2688,8 +2688,8 @@
           <w:b w:val="false"/>
           <w:bCs w:val="false"/>
           <w:color w:val="334155"/>
-          <w:sz w:val="18"/>
-          <w:szCs w:val="18"/>
+          <w:sz w:val="17"/>
+          <w:szCs w:val="17"/>
         </w:rPr>
         <w:t xml:space="preserve">3.10 Síntese da Parte 2</w:t>
       </w:r>
@@ -2699,7 +2699,7 @@
           <w:sz w:val="18"/>
           <w:szCs w:val="18"/>
         </w:rPr>
-        <w:t xml:space="preserve">	23</w:t>
+        <w:t xml:space="preserve">	24</w:t>
       </w:r>
     </w:p>
     <w:p>
@@ -2707,7 +2707,7 @@
         <w:tabs>
           <w:tab w:val="right" w:pos="9638" w:leader="dot"/>
         </w:tabs>
-        <w:spacing w:before="70" w:after="0" w:line="244"/>
+        <w:spacing w:before="50" w:after="0" w:line="232"/>
         <w:ind w:left="0"/>
       </w:pPr>
       <w:r>
@@ -2715,8 +2715,8 @@
           <w:b/>
           <w:bCs/>
           <w:color w:val="0D2E6E"/>
-          <w:sz w:val="20"/>
-          <w:szCs w:val="20"/>
+          <w:sz w:val="19"/>
+          <w:szCs w:val="19"/>
         </w:rPr>
         <w:t xml:space="preserve">PARTE 3: Estatística para Decisão</w:t>
       </w:r>
@@ -2726,7 +2726,7 @@
           <w:sz w:val="18"/>
           <w:szCs w:val="18"/>
         </w:rPr>
-        <w:t xml:space="preserve">	24</w:t>
+        <w:t xml:space="preserve">	25</w:t>
       </w:r>
     </w:p>
     <w:p>
@@ -2734,7 +2734,7 @@
         <w:tabs>
           <w:tab w:val="right" w:pos="9638" w:leader="dot"/>
         </w:tabs>
-        <w:spacing w:before="0" w:after="0" w:line="244"/>
+        <w:spacing w:before="0" w:after="0" w:line="232"/>
         <w:ind w:left="400"/>
       </w:pPr>
       <w:r>
@@ -2742,8 +2742,8 @@
           <w:b w:val="false"/>
           <w:bCs w:val="false"/>
           <w:color w:val="334155"/>
-          <w:sz w:val="18"/>
-          <w:szCs w:val="18"/>
+          <w:sz w:val="17"/>
+          <w:szCs w:val="17"/>
         </w:rPr>
         <w:t xml:space="preserve">4.1 De onde se partiu</w:t>
       </w:r>
@@ -2753,7 +2753,7 @@
           <w:sz w:val="18"/>
           <w:szCs w:val="18"/>
         </w:rPr>
-        <w:t xml:space="preserve">	24</w:t>
+        <w:t xml:space="preserve">	25</w:t>
       </w:r>
     </w:p>
     <w:p>
@@ -2761,7 +2761,7 @@
         <w:tabs>
           <w:tab w:val="right" w:pos="9638" w:leader="dot"/>
         </w:tabs>
-        <w:spacing w:before="0" w:after="0" w:line="244"/>
+        <w:spacing w:before="0" w:after="0" w:line="232"/>
         <w:ind w:left="400"/>
       </w:pPr>
       <w:r>
@@ -2769,8 +2769,8 @@
           <w:b w:val="false"/>
           <w:bCs w:val="false"/>
           <w:color w:val="334155"/>
-          <w:sz w:val="18"/>
-          <w:szCs w:val="18"/>
+          <w:sz w:val="17"/>
+          <w:szCs w:val="17"/>
         </w:rPr>
         <w:t xml:space="preserve">4.2 As variáveis</w:t>
       </w:r>
@@ -2780,7 +2780,7 @@
           <w:sz w:val="18"/>
           <w:szCs w:val="18"/>
         </w:rPr>
-        <w:t xml:space="preserve">	24</w:t>
+        <w:t xml:space="preserve">	25</w:t>
       </w:r>
     </w:p>
     <w:p>
@@ -2788,7 +2788,7 @@
         <w:tabs>
           <w:tab w:val="right" w:pos="9638" w:leader="dot"/>
         </w:tabs>
-        <w:spacing w:before="0" w:after="0" w:line="244"/>
+        <w:spacing w:before="0" w:after="0" w:line="232"/>
         <w:ind w:left="400"/>
       </w:pPr>
       <w:r>
@@ -2796,8 +2796,8 @@
           <w:b w:val="false"/>
           <w:bCs w:val="false"/>
           <w:color w:val="334155"/>
-          <w:sz w:val="18"/>
-          <w:szCs w:val="18"/>
+          <w:sz w:val="17"/>
+          <w:szCs w:val="17"/>
         </w:rPr>
         <w:t xml:space="preserve">4.3 Método</w:t>
       </w:r>
@@ -2807,7 +2807,7 @@
           <w:sz w:val="18"/>
           <w:szCs w:val="18"/>
         </w:rPr>
-        <w:t xml:space="preserve">	25</w:t>
+        <w:t xml:space="preserve">	26</w:t>
       </w:r>
     </w:p>
     <w:p>
@@ -2815,7 +2815,7 @@
         <w:tabs>
           <w:tab w:val="right" w:pos="9638" w:leader="dot"/>
         </w:tabs>
-        <w:spacing w:before="0" w:after="0" w:line="244"/>
+        <w:spacing w:before="0" w:after="0" w:line="232"/>
         <w:ind w:left="400"/>
       </w:pPr>
       <w:r>
@@ -2823,8 +2823,8 @@
           <w:b w:val="false"/>
           <w:bCs w:val="false"/>
           <w:color w:val="334155"/>
-          <w:sz w:val="18"/>
-          <w:szCs w:val="18"/>
+          <w:sz w:val="17"/>
+          <w:szCs w:val="17"/>
         </w:rPr>
         <w:t xml:space="preserve">4.4 Resultados</w:t>
       </w:r>
@@ -2834,7 +2834,7 @@
           <w:sz w:val="18"/>
           <w:szCs w:val="18"/>
         </w:rPr>
-        <w:t xml:space="preserve">	25</w:t>
+        <w:t xml:space="preserve">	26</w:t>
       </w:r>
     </w:p>
     <w:p>
@@ -2842,7 +2842,7 @@
         <w:tabs>
           <w:tab w:val="right" w:pos="9638" w:leader="dot"/>
         </w:tabs>
-        <w:spacing w:before="0" w:after="0" w:line="244"/>
+        <w:spacing w:before="0" w:after="0" w:line="232"/>
         <w:ind w:left="400"/>
       </w:pPr>
       <w:r>
@@ -2850,8 +2850,8 @@
           <w:b w:val="false"/>
           <w:bCs w:val="false"/>
           <w:color w:val="334155"/>
-          <w:sz w:val="18"/>
-          <w:szCs w:val="18"/>
+          <w:sz w:val="17"/>
+          <w:szCs w:val="17"/>
         </w:rPr>
         <w:t xml:space="preserve">4.5 Do número à decisão</w:t>
       </w:r>
@@ -2861,7 +2861,7 @@
           <w:sz w:val="18"/>
           <w:szCs w:val="18"/>
         </w:rPr>
-        <w:t xml:space="preserve">	28</w:t>
+        <w:t xml:space="preserve">	29</w:t>
       </w:r>
     </w:p>
     <w:p>
@@ -2869,7 +2869,7 @@
         <w:tabs>
           <w:tab w:val="right" w:pos="9638" w:leader="dot"/>
         </w:tabs>
-        <w:spacing w:before="0" w:after="0" w:line="244"/>
+        <w:spacing w:before="0" w:after="0" w:line="232"/>
         <w:ind w:left="400"/>
       </w:pPr>
       <w:r>
@@ -2877,8 +2877,8 @@
           <w:b w:val="false"/>
           <w:bCs w:val="false"/>
           <w:color w:val="334155"/>
-          <w:sz w:val="18"/>
-          <w:szCs w:val="18"/>
+          <w:sz w:val="17"/>
+          <w:szCs w:val="17"/>
         </w:rPr>
         <w:t xml:space="preserve">4.6 Onde está no sistema</w:t>
       </w:r>
@@ -2888,7 +2888,7 @@
           <w:sz w:val="18"/>
           <w:szCs w:val="18"/>
         </w:rPr>
-        <w:t xml:space="preserve">	30</w:t>
+        <w:t xml:space="preserve">	31</w:t>
       </w:r>
     </w:p>
     <w:p>
@@ -2896,7 +2896,7 @@
         <w:tabs>
           <w:tab w:val="right" w:pos="9638" w:leader="dot"/>
         </w:tabs>
-        <w:spacing w:before="0" w:after="0" w:line="244"/>
+        <w:spacing w:before="0" w:after="0" w:line="232"/>
         <w:ind w:left="400"/>
       </w:pPr>
       <w:r>
@@ -2904,8 +2904,8 @@
           <w:b w:val="false"/>
           <w:bCs w:val="false"/>
           <w:color w:val="334155"/>
-          <w:sz w:val="18"/>
-          <w:szCs w:val="18"/>
+          <w:sz w:val="17"/>
+          <w:szCs w:val="17"/>
         </w:rPr>
         <w:t xml:space="preserve">4.7 Cuidados na leitura</w:t>
       </w:r>
@@ -2915,7 +2915,7 @@
           <w:sz w:val="18"/>
           <w:szCs w:val="18"/>
         </w:rPr>
-        <w:t xml:space="preserve">	30</w:t>
+        <w:t xml:space="preserve">	31</w:t>
       </w:r>
     </w:p>
     <w:p>
@@ -2923,7 +2923,7 @@
         <w:tabs>
           <w:tab w:val="right" w:pos="9638" w:leader="dot"/>
         </w:tabs>
-        <w:spacing w:before="0" w:after="0" w:line="244"/>
+        <w:spacing w:before="0" w:after="0" w:line="232"/>
         <w:ind w:left="400"/>
       </w:pPr>
       <w:r>
@@ -2931,8 +2931,8 @@
           <w:b w:val="false"/>
           <w:bCs w:val="false"/>
           <w:color w:val="334155"/>
-          <w:sz w:val="18"/>
-          <w:szCs w:val="18"/>
+          <w:sz w:val="17"/>
+          <w:szCs w:val="17"/>
         </w:rPr>
         <w:t xml:space="preserve">4.8 Síntese da Parte 3</w:t>
       </w:r>
@@ -2942,7 +2942,7 @@
           <w:sz w:val="18"/>
           <w:szCs w:val="18"/>
         </w:rPr>
-        <w:t xml:space="preserve">	30</w:t>
+        <w:t xml:space="preserve">	32</w:t>
       </w:r>
     </w:p>
     <w:p>
@@ -2950,7 +2950,7 @@
         <w:tabs>
           <w:tab w:val="right" w:pos="9638" w:leader="dot"/>
         </w:tabs>
-        <w:spacing w:before="70" w:after="0" w:line="244"/>
+        <w:spacing w:before="50" w:after="0" w:line="232"/>
         <w:ind w:left="0"/>
       </w:pPr>
       <w:r>
@@ -2958,8 +2958,8 @@
           <w:b/>
           <w:bCs/>
           <w:color w:val="0D2E6E"/>
-          <w:sz w:val="20"/>
-          <w:szCs w:val="20"/>
+          <w:sz w:val="19"/>
+          <w:szCs w:val="19"/>
         </w:rPr>
         <w:t xml:space="preserve">PARTE 4: Blockchain e Smart Contract</w:t>
       </w:r>
@@ -2969,7 +2969,7 @@
           <w:sz w:val="18"/>
           <w:szCs w:val="18"/>
         </w:rPr>
-        <w:t xml:space="preserve">	31</w:t>
+        <w:t xml:space="preserve">	33</w:t>
       </w:r>
     </w:p>
     <w:p>
@@ -2977,7 +2977,7 @@
         <w:tabs>
           <w:tab w:val="right" w:pos="9638" w:leader="dot"/>
         </w:tabs>
-        <w:spacing w:before="0" w:after="0" w:line="244"/>
+        <w:spacing w:before="0" w:after="0" w:line="232"/>
         <w:ind w:left="400"/>
       </w:pPr>
       <w:r>
@@ -2985,8 +2985,8 @@
           <w:b w:val="false"/>
           <w:bCs w:val="false"/>
           <w:color w:val="334155"/>
-          <w:sz w:val="18"/>
-          <w:szCs w:val="18"/>
+          <w:sz w:val="17"/>
+          <w:szCs w:val="17"/>
         </w:rPr>
         <w:t xml:space="preserve">5.1 O problema que a blockchain resolve aqui</w:t>
       </w:r>
@@ -2996,7 +2996,7 @@
           <w:sz w:val="18"/>
           <w:szCs w:val="18"/>
         </w:rPr>
-        <w:t xml:space="preserve">	31</w:t>
+        <w:t xml:space="preserve">	33</w:t>
       </w:r>
     </w:p>
     <w:p>
@@ -3004,7 +3004,7 @@
         <w:tabs>
           <w:tab w:val="right" w:pos="9638" w:leader="dot"/>
         </w:tabs>
-        <w:spacing w:before="0" w:after="0" w:line="244"/>
+        <w:spacing w:before="0" w:after="0" w:line="232"/>
         <w:ind w:left="400"/>
       </w:pPr>
       <w:r>
@@ -3012,8 +3012,8 @@
           <w:b w:val="false"/>
           <w:bCs w:val="false"/>
           <w:color w:val="334155"/>
-          <w:sz w:val="18"/>
-          <w:szCs w:val="18"/>
+          <w:sz w:val="17"/>
+          <w:szCs w:val="17"/>
         </w:rPr>
         <w:t xml:space="preserve">5.2 Por que blockchain, e não outra coisa</w:t>
       </w:r>
@@ -3023,7 +3023,7 @@
           <w:sz w:val="18"/>
           <w:szCs w:val="18"/>
         </w:rPr>
-        <w:t xml:space="preserve">	31</w:t>
+        <w:t xml:space="preserve">	33</w:t>
       </w:r>
     </w:p>
     <w:p>
@@ -3031,7 +3031,7 @@
         <w:tabs>
           <w:tab w:val="right" w:pos="9638" w:leader="dot"/>
         </w:tabs>
-        <w:spacing w:before="0" w:after="0" w:line="244"/>
+        <w:spacing w:before="0" w:after="0" w:line="232"/>
         <w:ind w:left="400"/>
       </w:pPr>
       <w:r>
@@ -3039,8 +3039,8 @@
           <w:b w:val="false"/>
           <w:bCs w:val="false"/>
           <w:color w:val="334155"/>
-          <w:sz w:val="18"/>
-          <w:szCs w:val="18"/>
+          <w:sz w:val="17"/>
+          <w:szCs w:val="17"/>
         </w:rPr>
         <w:t xml:space="preserve">5.3 Que blockchain</w:t>
       </w:r>
@@ -3050,7 +3050,7 @@
           <w:sz w:val="18"/>
           <w:szCs w:val="18"/>
         </w:rPr>
-        <w:t xml:space="preserve">	32</w:t>
+        <w:t xml:space="preserve">	34</w:t>
       </w:r>
     </w:p>
     <w:p>
@@ -3058,7 +3058,7 @@
         <w:tabs>
           <w:tab w:val="right" w:pos="9638" w:leader="dot"/>
         </w:tabs>
-        <w:spacing w:before="0" w:after="0" w:line="244"/>
+        <w:spacing w:before="0" w:after="0" w:line="232"/>
         <w:ind w:left="400"/>
       </w:pPr>
       <w:r>
@@ -3066,8 +3066,8 @@
           <w:b w:val="false"/>
           <w:bCs w:val="false"/>
           <w:color w:val="334155"/>
-          <w:sz w:val="18"/>
-          <w:szCs w:val="18"/>
+          <w:sz w:val="17"/>
+          <w:szCs w:val="17"/>
         </w:rPr>
         <w:t xml:space="preserve">5.4 O contrato AncoraProtege</w:t>
       </w:r>
@@ -3077,7 +3077,7 @@
           <w:sz w:val="18"/>
           <w:szCs w:val="18"/>
         </w:rPr>
-        <w:t xml:space="preserve">	32</w:t>
+        <w:t xml:space="preserve">	34</w:t>
       </w:r>
     </w:p>
     <w:p>
@@ -3085,7 +3085,7 @@
         <w:tabs>
           <w:tab w:val="right" w:pos="9638" w:leader="dot"/>
         </w:tabs>
-        <w:spacing w:before="0" w:after="0" w:line="244"/>
+        <w:spacing w:before="0" w:after="0" w:line="232"/>
         <w:ind w:left="400"/>
       </w:pPr>
       <w:r>
@@ -3093,8 +3093,8 @@
           <w:b w:val="false"/>
           <w:bCs w:val="false"/>
           <w:color w:val="334155"/>
-          <w:sz w:val="18"/>
-          <w:szCs w:val="18"/>
+          <w:sz w:val="17"/>
+          <w:szCs w:val="17"/>
         </w:rPr>
         <w:t xml:space="preserve">5.5 Testes do contrato</w:t>
       </w:r>
@@ -3104,7 +3104,7 @@
           <w:sz w:val="18"/>
           <w:szCs w:val="18"/>
         </w:rPr>
-        <w:t xml:space="preserve">	35</w:t>
+        <w:t xml:space="preserve">	37</w:t>
       </w:r>
     </w:p>
     <w:p>
@@ -3112,7 +3112,7 @@
         <w:tabs>
           <w:tab w:val="right" w:pos="9638" w:leader="dot"/>
         </w:tabs>
-        <w:spacing w:before="0" w:after="0" w:line="244"/>
+        <w:spacing w:before="0" w:after="0" w:line="232"/>
         <w:ind w:left="400"/>
       </w:pPr>
       <w:r>
@@ -3120,8 +3120,8 @@
           <w:b w:val="false"/>
           <w:bCs w:val="false"/>
           <w:color w:val="334155"/>
-          <w:sz w:val="18"/>
-          <w:szCs w:val="18"/>
+          <w:sz w:val="17"/>
+          <w:szCs w:val="17"/>
         </w:rPr>
         <w:t xml:space="preserve">5.6 Blockchain e LGPD</w:t>
       </w:r>
@@ -3131,7 +3131,7 @@
           <w:sz w:val="18"/>
           <w:szCs w:val="18"/>
         </w:rPr>
-        <w:t xml:space="preserve">	35</w:t>
+        <w:t xml:space="preserve">	37</w:t>
       </w:r>
     </w:p>
     <w:p>
@@ -3139,7 +3139,7 @@
         <w:tabs>
           <w:tab w:val="right" w:pos="9638" w:leader="dot"/>
         </w:tabs>
-        <w:spacing w:before="0" w:after="0" w:line="244"/>
+        <w:spacing w:before="0" w:after="0" w:line="232"/>
         <w:ind w:left="400"/>
       </w:pPr>
       <w:r>
@@ -3147,8 +3147,8 @@
           <w:b w:val="false"/>
           <w:bCs w:val="false"/>
           <w:color w:val="334155"/>
-          <w:sz w:val="18"/>
-          <w:szCs w:val="18"/>
+          <w:sz w:val="17"/>
+          <w:szCs w:val="17"/>
         </w:rPr>
         <w:t xml:space="preserve">5.7 Demonstração e exercício C</w:t>
       </w:r>
@@ -3158,7 +3158,7 @@
           <w:sz w:val="18"/>
           <w:szCs w:val="18"/>
         </w:rPr>
-        <w:t xml:space="preserve">	35</w:t>
+        <w:t xml:space="preserve">	38</w:t>
       </w:r>
     </w:p>
     <w:p>
@@ -3166,7 +3166,7 @@
         <w:tabs>
           <w:tab w:val="right" w:pos="9638" w:leader="dot"/>
         </w:tabs>
-        <w:spacing w:before="0" w:after="0" w:line="244"/>
+        <w:spacing w:before="0" w:after="0" w:line="232"/>
         <w:ind w:left="400"/>
       </w:pPr>
       <w:r>
@@ -3174,8 +3174,8 @@
           <w:b w:val="false"/>
           <w:bCs w:val="false"/>
           <w:color w:val="334155"/>
-          <w:sz w:val="18"/>
-          <w:szCs w:val="18"/>
+          <w:sz w:val="17"/>
+          <w:szCs w:val="17"/>
         </w:rPr>
         <w:t xml:space="preserve">5.8 Custos medidos</w:t>
       </w:r>
@@ -3185,7 +3185,7 @@
           <w:sz w:val="18"/>
           <w:szCs w:val="18"/>
         </w:rPr>
-        <w:t xml:space="preserve">	36</w:t>
+        <w:t xml:space="preserve">	39</w:t>
       </w:r>
     </w:p>
     <w:p>
@@ -3193,7 +3193,7 @@
         <w:tabs>
           <w:tab w:val="right" w:pos="9638" w:leader="dot"/>
         </w:tabs>
-        <w:spacing w:before="0" w:after="0" w:line="244"/>
+        <w:spacing w:before="0" w:after="0" w:line="232"/>
         <w:ind w:left="400"/>
       </w:pPr>
       <w:r>
@@ -3201,8 +3201,8 @@
           <w:b w:val="false"/>
           <w:bCs w:val="false"/>
           <w:color w:val="334155"/>
-          <w:sz w:val="18"/>
-          <w:szCs w:val="18"/>
+          <w:sz w:val="17"/>
+          <w:szCs w:val="17"/>
         </w:rPr>
         <w:t xml:space="preserve">5.9 Limites declarados</w:t>
       </w:r>
@@ -3212,7 +3212,7 @@
           <w:sz w:val="18"/>
           <w:szCs w:val="18"/>
         </w:rPr>
-        <w:t xml:space="preserve">	36</w:t>
+        <w:t xml:space="preserve">	39</w:t>
       </w:r>
     </w:p>
     <w:p>
@@ -3220,7 +3220,7 @@
         <w:tabs>
           <w:tab w:val="right" w:pos="9638" w:leader="dot"/>
         </w:tabs>
-        <w:spacing w:before="0" w:after="0" w:line="244"/>
+        <w:spacing w:before="0" w:after="0" w:line="232"/>
         <w:ind w:left="400"/>
       </w:pPr>
       <w:r>
@@ -3228,8 +3228,8 @@
           <w:b w:val="false"/>
           <w:bCs w:val="false"/>
           <w:color w:val="334155"/>
-          <w:sz w:val="18"/>
-          <w:szCs w:val="18"/>
+          <w:sz w:val="17"/>
+          <w:szCs w:val="17"/>
         </w:rPr>
         <w:t xml:space="preserve">5.10 Síntese da Parte 4</w:t>
       </w:r>
@@ -3239,7 +3239,7 @@
           <w:sz w:val="18"/>
           <w:szCs w:val="18"/>
         </w:rPr>
-        <w:t xml:space="preserve">	37</w:t>
+        <w:t xml:space="preserve">	39</w:t>
       </w:r>
     </w:p>
     <w:p>
@@ -3247,7 +3247,7 @@
         <w:tabs>
           <w:tab w:val="right" w:pos="9638" w:leader="dot"/>
         </w:tabs>
-        <w:spacing w:before="70" w:after="0" w:line="244"/>
+        <w:spacing w:before="50" w:after="0" w:line="232"/>
         <w:ind w:left="0"/>
       </w:pPr>
       <w:r>
@@ -3255,10 +3255,10 @@
           <w:b/>
           <w:bCs/>
           <w:color w:val="0D2E6E"/>
-          <w:sz w:val="20"/>
-          <w:szCs w:val="20"/>
-        </w:rPr>
-        <w:t xml:space="preserve">6. Conclusão</w:t>
+          <w:sz w:val="19"/>
+          <w:szCs w:val="19"/>
+        </w:rPr>
+        <w:t xml:space="preserve">6. Visão de futuro</w:t>
       </w:r>
       <w:r>
         <w:rPr>
@@ -3266,7 +3266,7 @@
           <w:sz w:val="18"/>
           <w:szCs w:val="18"/>
         </w:rPr>
-        <w:t xml:space="preserve">	38</w:t>
+        <w:t xml:space="preserve">	40</w:t>
       </w:r>
     </w:p>
     <w:p>
@@ -3274,7 +3274,7 @@
         <w:tabs>
           <w:tab w:val="right" w:pos="9638" w:leader="dot"/>
         </w:tabs>
-        <w:spacing w:before="0" w:after="0" w:line="244"/>
+        <w:spacing w:before="0" w:after="0" w:line="232"/>
         <w:ind w:left="400"/>
       </w:pPr>
       <w:r>
@@ -3282,10 +3282,10 @@
           <w:b w:val="false"/>
           <w:bCs w:val="false"/>
           <w:color w:val="334155"/>
-          <w:sz w:val="18"/>
-          <w:szCs w:val="18"/>
-        </w:rPr>
-        <w:t xml:space="preserve">6.1 O que foi entregue</w:t>
+          <w:sz w:val="17"/>
+          <w:szCs w:val="17"/>
+        </w:rPr>
+        <w:t xml:space="preserve">6.1 Confiabilidade, transparência e eficiência</w:t>
       </w:r>
       <w:r>
         <w:rPr>
@@ -3293,7 +3293,7 @@
           <w:sz w:val="18"/>
           <w:szCs w:val="18"/>
         </w:rPr>
-        <w:t xml:space="preserve">	38</w:t>
+        <w:t xml:space="preserve">	40</w:t>
       </w:r>
     </w:p>
     <w:p>
@@ -3301,7 +3301,7 @@
         <w:tabs>
           <w:tab w:val="right" w:pos="9638" w:leader="dot"/>
         </w:tabs>
-        <w:spacing w:before="0" w:after="0" w:line="244"/>
+        <w:spacing w:before="0" w:after="0" w:line="232"/>
         <w:ind w:left="400"/>
       </w:pPr>
       <w:r>
@@ -3309,10 +3309,10 @@
           <w:b w:val="false"/>
           <w:bCs w:val="false"/>
           <w:color w:val="334155"/>
-          <w:sz w:val="18"/>
-          <w:szCs w:val="18"/>
-        </w:rPr>
-        <w:t xml:space="preserve">6.2 O que não foi feito</w:t>
+          <w:sz w:val="17"/>
+          <w:szCs w:val="17"/>
+        </w:rPr>
+        <w:t xml:space="preserve">6.2 Do protótipo à solução de mercado</w:t>
       </w:r>
       <w:r>
         <w:rPr>
@@ -3320,7 +3320,7 @@
           <w:sz w:val="18"/>
           <w:szCs w:val="18"/>
         </w:rPr>
-        <w:t xml:space="preserve">	38</w:t>
+        <w:t xml:space="preserve">	40</w:t>
       </w:r>
     </w:p>
     <w:p>
@@ -3328,7 +3328,7 @@
         <w:tabs>
           <w:tab w:val="right" w:pos="9638" w:leader="dot"/>
         </w:tabs>
-        <w:spacing w:before="0" w:after="0" w:line="244"/>
+        <w:spacing w:before="0" w:after="0" w:line="232"/>
         <w:ind w:left="400"/>
       </w:pPr>
       <w:r>
@@ -3336,10 +3336,10 @@
           <w:b w:val="false"/>
           <w:bCs w:val="false"/>
           <w:color w:val="334155"/>
-          <w:sz w:val="18"/>
-          <w:szCs w:val="18"/>
-        </w:rPr>
-        <w:t xml:space="preserve">6.3 Próximos passos, por prioridade</w:t>
+          <w:sz w:val="17"/>
+          <w:szCs w:val="17"/>
+        </w:rPr>
+        <w:t xml:space="preserve">6.3 Governança de TI</w:t>
       </w:r>
       <w:r>
         <w:rPr>
@@ -3347,7 +3347,7 @@
           <w:sz w:val="18"/>
           <w:szCs w:val="18"/>
         </w:rPr>
-        <w:t xml:space="preserve">	38</w:t>
+        <w:t xml:space="preserve">	41</w:t>
       </w:r>
     </w:p>
     <w:p>
@@ -3355,7 +3355,7 @@
         <w:tabs>
           <w:tab w:val="right" w:pos="9638" w:leader="dot"/>
         </w:tabs>
-        <w:spacing w:before="0" w:after="0" w:line="244"/>
+        <w:spacing w:before="0" w:after="0" w:line="232"/>
         <w:ind w:left="400"/>
       </w:pPr>
       <w:r>
@@ -3363,10 +3363,10 @@
           <w:b w:val="false"/>
           <w:bCs w:val="false"/>
           <w:color w:val="334155"/>
-          <w:sz w:val="18"/>
-          <w:szCs w:val="18"/>
-        </w:rPr>
-        <w:t xml:space="preserve">6.4 Observação de método</w:t>
+          <w:sz w:val="17"/>
+          <w:szCs w:val="17"/>
+        </w:rPr>
+        <w:t xml:space="preserve">6.4 Inovação digital: os próximos horizontes</w:t>
       </w:r>
       <w:r>
         <w:rPr>
@@ -3374,7 +3374,7 @@
           <w:sz w:val="18"/>
           <w:szCs w:val="18"/>
         </w:rPr>
-        <w:t xml:space="preserve">	39</w:t>
+        <w:t xml:space="preserve">	41</w:t>
       </w:r>
     </w:p>
     <w:p>
@@ -3382,7 +3382,7 @@
         <w:tabs>
           <w:tab w:val="right" w:pos="9638" w:leader="dot"/>
         </w:tabs>
-        <w:spacing w:before="70" w:after="0" w:line="244"/>
+        <w:spacing w:before="50" w:after="0" w:line="232"/>
         <w:ind w:left="0"/>
       </w:pPr>
       <w:r>
@@ -3390,10 +3390,10 @@
           <w:b/>
           <w:bCs/>
           <w:color w:val="0D2E6E"/>
-          <w:sz w:val="20"/>
-          <w:szCs w:val="20"/>
-        </w:rPr>
-        <w:t xml:space="preserve">Referências</w:t>
+          <w:sz w:val="19"/>
+          <w:szCs w:val="19"/>
+        </w:rPr>
+        <w:t xml:space="preserve">7. Conclusão</w:t>
       </w:r>
       <w:r>
         <w:rPr>
@@ -3401,7 +3401,7 @@
           <w:sz w:val="18"/>
           <w:szCs w:val="18"/>
         </w:rPr>
-        <w:t xml:space="preserve">	40</w:t>
+        <w:t xml:space="preserve">	43</w:t>
       </w:r>
     </w:p>
     <w:p>
@@ -3409,18 +3409,18 @@
         <w:tabs>
           <w:tab w:val="right" w:pos="9638" w:leader="dot"/>
         </w:tabs>
-        <w:spacing w:before="70" w:after="0" w:line="244"/>
-        <w:ind w:left="0"/>
+        <w:spacing w:before="0" w:after="0" w:line="232"/>
+        <w:ind w:left="400"/>
       </w:pPr>
       <w:r>
         <w:rPr>
-          <w:b/>
-          <w:bCs/>
-          <w:color w:val="0D2E6E"/>
-          <w:sz w:val="20"/>
-          <w:szCs w:val="20"/>
-        </w:rPr>
-        <w:t xml:space="preserve">Anexo A. Rotas novas da API</w:t>
+          <w:b w:val="false"/>
+          <w:bCs w:val="false"/>
+          <w:color w:val="334155"/>
+          <w:sz w:val="17"/>
+          <w:szCs w:val="17"/>
+        </w:rPr>
+        <w:t xml:space="preserve">7.1 O que foi entregue</w:t>
       </w:r>
       <w:r>
         <w:rPr>
@@ -3428,7 +3428,7 @@
           <w:sz w:val="18"/>
           <w:szCs w:val="18"/>
         </w:rPr>
-        <w:t xml:space="preserve">	41</w:t>
+        <w:t xml:space="preserve">	43</w:t>
       </w:r>
     </w:p>
     <w:p>
@@ -3436,18 +3436,18 @@
         <w:tabs>
           <w:tab w:val="right" w:pos="9638" w:leader="dot"/>
         </w:tabs>
-        <w:spacing w:before="70" w:after="0" w:line="244"/>
-        <w:ind w:left="0"/>
+        <w:spacing w:before="0" w:after="0" w:line="232"/>
+        <w:ind w:left="400"/>
       </w:pPr>
       <w:r>
         <w:rPr>
-          <w:b/>
-          <w:bCs/>
-          <w:color w:val="0D2E6E"/>
-          <w:sz w:val="20"/>
-          <w:szCs w:val="20"/>
-        </w:rPr>
-        <w:t xml:space="preserve">Anexo B. Como reproduzir cada resultado</w:t>
+          <w:b w:val="false"/>
+          <w:bCs w:val="false"/>
+          <w:color w:val="334155"/>
+          <w:sz w:val="17"/>
+          <w:szCs w:val="17"/>
+        </w:rPr>
+        <w:t xml:space="preserve">7.2 O que não foi feito</w:t>
       </w:r>
       <w:r>
         <w:rPr>
@@ -3455,7 +3455,7 @@
           <w:sz w:val="18"/>
           <w:szCs w:val="18"/>
         </w:rPr>
-        <w:t xml:space="preserve">	41</w:t>
+        <w:t xml:space="preserve">	43</w:t>
       </w:r>
     </w:p>
     <w:p>
@@ -3463,18 +3463,18 @@
         <w:tabs>
           <w:tab w:val="right" w:pos="9638" w:leader="dot"/>
         </w:tabs>
-        <w:spacing w:before="70" w:after="0" w:line="244"/>
-        <w:ind w:left="0"/>
+        <w:spacing w:before="0" w:after="0" w:line="232"/>
+        <w:ind w:left="400"/>
       </w:pPr>
       <w:r>
         <w:rPr>
-          <w:b/>
-          <w:bCs/>
-          <w:color w:val="0D2E6E"/>
-          <w:sz w:val="20"/>
-          <w:szCs w:val="20"/>
-        </w:rPr>
-        <w:t xml:space="preserve">Anexo C. Arquivos novos desta entrega</w:t>
+          <w:b w:val="false"/>
+          <w:bCs w:val="false"/>
+          <w:color w:val="334155"/>
+          <w:sz w:val="17"/>
+          <w:szCs w:val="17"/>
+        </w:rPr>
+        <w:t xml:space="preserve">7.3 Próximos passos</w:t>
       </w:r>
       <w:r>
         <w:rPr>
@@ -3482,7 +3482,7 @@
           <w:sz w:val="18"/>
           <w:szCs w:val="18"/>
         </w:rPr>
-        <w:t xml:space="preserve">	42</w:t>
+        <w:t xml:space="preserve">	43</w:t>
       </w:r>
     </w:p>
     <w:p>
@@ -3490,7 +3490,34 @@
         <w:tabs>
           <w:tab w:val="right" w:pos="9638" w:leader="dot"/>
         </w:tabs>
-        <w:spacing w:before="70" w:after="0" w:line="244"/>
+        <w:spacing w:before="0" w:after="0" w:line="232"/>
+        <w:ind w:left="400"/>
+      </w:pPr>
+      <w:r>
+        <w:rPr>
+          <w:b w:val="false"/>
+          <w:bCs w:val="false"/>
+          <w:color w:val="334155"/>
+          <w:sz w:val="17"/>
+          <w:szCs w:val="17"/>
+        </w:rPr>
+        <w:t xml:space="preserve">7.4 Observação de método</w:t>
+      </w:r>
+      <w:r>
+        <w:rPr>
+          <w:color w:val="334155"/>
+          <w:sz w:val="18"/>
+          <w:szCs w:val="18"/>
+        </w:rPr>
+        <w:t xml:space="preserve">	43</w:t>
+      </w:r>
+    </w:p>
+    <w:p>
+      <w:pPr>
+        <w:tabs>
+          <w:tab w:val="right" w:pos="9638" w:leader="dot"/>
+        </w:tabs>
+        <w:spacing w:before="50" w:after="0" w:line="232"/>
         <w:ind w:left="0"/>
       </w:pPr>
       <w:r>
@@ -3498,10 +3525,10 @@
           <w:b/>
           <w:bCs/>
           <w:color w:val="0D2E6E"/>
-          <w:sz w:val="20"/>
-          <w:szCs w:val="20"/>
-        </w:rPr>
-        <w:t xml:space="preserve">Anexo D. Telas do sistema</w:t>
+          <w:sz w:val="19"/>
+          <w:szCs w:val="19"/>
+        </w:rPr>
+        <w:t xml:space="preserve">Referências</w:t>
       </w:r>
       <w:r>
         <w:rPr>
@@ -3509,7 +3536,115 @@
           <w:sz w:val="18"/>
           <w:szCs w:val="18"/>
         </w:rPr>
-        <w:t xml:space="preserve">	43</w:t>
+        <w:t xml:space="preserve">	44</w:t>
+      </w:r>
+    </w:p>
+    <w:p>
+      <w:pPr>
+        <w:tabs>
+          <w:tab w:val="right" w:pos="9638" w:leader="dot"/>
+        </w:tabs>
+        <w:spacing w:before="50" w:after="0" w:line="232"/>
+        <w:ind w:left="0"/>
+      </w:pPr>
+      <w:r>
+        <w:rPr>
+          <w:b/>
+          <w:bCs/>
+          <w:color w:val="0D2E6E"/>
+          <w:sz w:val="19"/>
+          <w:szCs w:val="19"/>
+        </w:rPr>
+        <w:t xml:space="preserve">Anexo A. Rotas novas da API</w:t>
+      </w:r>
+      <w:r>
+        <w:rPr>
+          <w:color w:val="334155"/>
+          <w:sz w:val="18"/>
+          <w:szCs w:val="18"/>
+        </w:rPr>
+        <w:t xml:space="preserve">	46</w:t>
+      </w:r>
+    </w:p>
+    <w:p>
+      <w:pPr>
+        <w:tabs>
+          <w:tab w:val="right" w:pos="9638" w:leader="dot"/>
+        </w:tabs>
+        <w:spacing w:before="50" w:after="0" w:line="232"/>
+        <w:ind w:left="0"/>
+      </w:pPr>
+      <w:r>
+        <w:rPr>
+          <w:b/>
+          <w:bCs/>
+          <w:color w:val="0D2E6E"/>
+          <w:sz w:val="19"/>
+          <w:szCs w:val="19"/>
+        </w:rPr>
+        <w:t xml:space="preserve">Anexo B. Como reproduzir cada resultado</w:t>
+      </w:r>
+      <w:r>
+        <w:rPr>
+          <w:color w:val="334155"/>
+          <w:sz w:val="18"/>
+          <w:szCs w:val="18"/>
+        </w:rPr>
+        <w:t xml:space="preserve">	46</w:t>
+      </w:r>
+    </w:p>
+    <w:p>
+      <w:pPr>
+        <w:tabs>
+          <w:tab w:val="right" w:pos="9638" w:leader="dot"/>
+        </w:tabs>
+        <w:spacing w:before="50" w:after="0" w:line="232"/>
+        <w:ind w:left="0"/>
+      </w:pPr>
+      <w:r>
+        <w:rPr>
+          <w:b/>
+          <w:bCs/>
+          <w:color w:val="0D2E6E"/>
+          <w:sz w:val="19"/>
+          <w:szCs w:val="19"/>
+        </w:rPr>
+        <w:t xml:space="preserve">Anexo C. Arquivos novos desta entrega</w:t>
+      </w:r>
+      <w:r>
+        <w:rPr>
+          <w:color w:val="334155"/>
+          <w:sz w:val="18"/>
+          <w:szCs w:val="18"/>
+        </w:rPr>
+        <w:t xml:space="preserve">	47</w:t>
+      </w:r>
+    </w:p>
+    <w:p>
+      <w:pPr>
+        <w:tabs>
+          <w:tab w:val="right" w:pos="9638" w:leader="dot"/>
+        </w:tabs>
+        <w:spacing w:before="50" w:after="0" w:line="232"/>
+        <w:ind w:left="0"/>
+      </w:pPr>
+      <w:r>
+        <w:rPr>
+          <w:b/>
+          <w:bCs/>
+          <w:color w:val="0D2E6E"/>
+          <w:sz w:val="19"/>
+          <w:szCs w:val="19"/>
+        </w:rPr>
+        <w:t xml:space="preserve">Anexo D. Telas do sistema</w:t>
+      </w:r>
+      <w:r>
+        <w:rPr>
+          <w:color w:val="334155"/>
+          <w:sz w:val="18"/>
+          <w:szCs w:val="18"/>
+        </w:rPr>
+        <w:t xml:space="preserve">	48</w:t>
       </w:r>
     </w:p>
     <w:p>
@@ -3570,7 +3705,7 @@
         <w:jc w:val="both"/>
       </w:pPr>
       <w:r>
-        <w:t xml:space="preserve">O Protege+ é um canal de denúncia de violência doméstica, assédio, abuso e discriminação, pensado para o poder público. A cidadã denuncia pelo site, com ou sem identificação, recebe um protocolo para acompanhar o caso e pode sair da página com um atalho de emergência. O servidor público recebe a denúncia já triada por urgência, trabalha o caso num fluxo de status e deixa cada ação registrada numa trilha de auditoria.</w:t>
+        <w:t xml:space="preserve">O Protege+ é um canal de denúncia de violência doméstica, assédio, abuso e discriminação, pensado para o poder público. A cidadã denuncia pelo site, com ou sem identificação, recebe um protocolo para acompanhar o caso e pode sair da página com um atalho de emergência. O servidor público recebe a denúncia já triada por urgência, trabalha o caso num fluxo de status e deixa cada ação registrada numa trilha de auditoria. O projeto se apoia na Lei Maria da Penha (Lei 11.340/2006), na Lei 13.460/2017, que garante protocolo e retorno a quem se manifesta ao poder público, e na LGPD.</w:t>
       </w:r>
     </w:p>
     <w:p>
@@ -3675,6 +3810,19 @@
     </w:p>
     <w:p>
       <w:pPr>
+        <w:spacing w:before="60" w:after="200"/>
+      </w:pPr>
+      <w:r>
+        <w:rPr>
+          <w:color w:val="64748B"/>
+          <w:sz w:val="16"/>
+          <w:szCs w:val="16"/>
+        </w:rPr>
+        <w:t xml:space="preserve">Fontes dos números da seção 1.1: Ministério das Mulheres (Ligue 180, balanço 2025) e Fórum Brasileiro de Segurança Pública, Anuário 2026, via CartaCapital. Referências completas no final do documento.</w:t>
+      </w:r>
+    </w:p>
+    <w:p>
+      <w:pPr>
         <w:pStyle w:val="Heading2"/>
         <w:keepNext/>
         <w:pBdr>
@@ -5098,7 +5246,7 @@
                 <w:sz w:val="19"/>
                 <w:szCs w:val="19"/>
               </w:rPr>
-              <w:t xml:space="preserve">4.7</w:t>
+              <w:t xml:space="preserve">4.4.5 e 4.6</w:t>
             </w:r>
           </w:p>
         </w:tc>
@@ -5347,6 +5495,110 @@
                 <w:szCs w:val="19"/>
               </w:rPr>
               <w:t xml:space="preserve">, testes e roteiros</w:t>
+            </w:r>
+          </w:p>
+        </w:tc>
+      </w:tr>
+      <w:tr>
+        <w:trPr>
+          <w:cantSplit/>
+        </w:trPr>
+        <w:tc>
+          <w:tcPr>
+            <w:tcW w:type="dxa" w:w="3855"/>
+            <w:tcBorders>
+              <w:top w:val="single" w:color="D5DDE8" w:sz="4"/>
+              <w:left w:val="single" w:color="D5DDE8" w:sz="4"/>
+              <w:bottom w:val="single" w:color="D5DDE8" w:sz="4"/>
+              <w:right w:val="single" w:color="D5DDE8" w:sz="4"/>
+            </w:tcBorders>
+            <w:shd w:fill="F6F9FE" w:color="auto" w:val="clear"/>
+            <w:tcMar>
+              <w:top w:type="dxa" w:w="70"/>
+              <w:left w:type="dxa" w:w="110"/>
+              <w:bottom w:type="dxa" w:w="70"/>
+              <w:right w:type="dxa" w:w="110"/>
+            </w:tcMar>
+          </w:tcPr>
+          <w:p>
+            <w:pPr>
+              <w:keepNext w:val="false"/>
+              <w:keepLines/>
+              <w:spacing w:after="40" w:line="252"/>
+              <w:jc w:val="left"/>
+            </w:pPr>
+            <w:r>
+              <w:rPr>
+                <w:sz w:val="19"/>
+                <w:szCs w:val="19"/>
+              </w:rPr>
+              <w:t xml:space="preserve">Visão de futuro: confiabilidade, transparência, eficiência, mercado e governança de TI</w:t>
+            </w:r>
+          </w:p>
+        </w:tc>
+        <w:tc>
+          <w:tcPr>
+            <w:tcW w:type="dxa" w:w="1252"/>
+            <w:tcBorders>
+              <w:top w:val="single" w:color="D5DDE8" w:sz="4"/>
+              <w:left w:val="single" w:color="D5DDE8" w:sz="4"/>
+              <w:bottom w:val="single" w:color="D5DDE8" w:sz="4"/>
+              <w:right w:val="single" w:color="D5DDE8" w:sz="4"/>
+            </w:tcBorders>
+            <w:shd w:fill="F6F9FE" w:color="auto" w:val="clear"/>
+            <w:tcMar>
+              <w:top w:type="dxa" w:w="70"/>
+              <w:left w:type="dxa" w:w="110"/>
+              <w:bottom w:type="dxa" w:w="70"/>
+              <w:right w:type="dxa" w:w="110"/>
+            </w:tcMar>
+          </w:tcPr>
+          <w:p>
+            <w:pPr>
+              <w:keepNext w:val="false"/>
+              <w:keepLines/>
+              <w:spacing w:after="40" w:line="252"/>
+              <w:jc w:val="left"/>
+            </w:pPr>
+            <w:r>
+              <w:rPr>
+                <w:sz w:val="19"/>
+                <w:szCs w:val="19"/>
+              </w:rPr>
+              <w:t xml:space="preserve">6</w:t>
+            </w:r>
+          </w:p>
+        </w:tc>
+        <w:tc>
+          <w:tcPr>
+            <w:tcW w:type="dxa" w:w="4531"/>
+            <w:tcBorders>
+              <w:top w:val="single" w:color="D5DDE8" w:sz="4"/>
+              <w:left w:val="single" w:color="D5DDE8" w:sz="4"/>
+              <w:bottom w:val="single" w:color="D5DDE8" w:sz="4"/>
+              <w:right w:val="single" w:color="D5DDE8" w:sz="4"/>
+            </w:tcBorders>
+            <w:shd w:fill="F6F9FE" w:color="auto" w:val="clear"/>
+            <w:tcMar>
+              <w:top w:type="dxa" w:w="70"/>
+              <w:left w:type="dxa" w:w="110"/>
+              <w:bottom w:type="dxa" w:w="70"/>
+              <w:right w:type="dxa" w:w="110"/>
+            </w:tcMar>
+          </w:tcPr>
+          <w:p>
+            <w:pPr>
+              <w:keepNext w:val="false"/>
+              <w:keepLines/>
+              <w:spacing w:after="40" w:line="252"/>
+              <w:jc w:val="left"/>
+            </w:pPr>
+            <w:r>
+              <w:rPr>
+                <w:sz w:val="19"/>
+                <w:szCs w:val="19"/>
+              </w:rPr>
+              <w:t xml:space="preserve">Indicadores, modelo de oferta, mapa ISO 27001 e NIST, horizontes</w:t>
             </w:r>
           </w:p>
         </w:tc>
@@ -5889,19 +6141,6 @@
       </w:r>
       <w:r>
         <w:t xml:space="preserve">, em commits separados por Parte, para que a evolução possa ser conferida commit a commit. As telas do sistema rodando estão no Anexo D.</w:t>
-      </w:r>
-    </w:p>
-    <w:p>
-      <w:pPr>
-        <w:spacing w:before="60" w:after="200"/>
-      </w:pPr>
-      <w:r>
-        <w:rPr>
-          <w:color w:val="64748B"/>
-          <w:sz w:val="16"/>
-          <w:szCs w:val="16"/>
-        </w:rPr>
-        <w:t xml:space="preserve">Fontes dos números da seção 1.1: Ministério das Mulheres (Ligue 180, balanço 2025) e Fórum Brasileiro de Segurança Pública, Anuário 2026, via CartaCapital. Referências completas no final.</w:t>
       </w:r>
     </w:p>
     <w:p>
@@ -10276,7 +10515,7 @@
                 <w:sz w:val="17"/>
                 <w:szCs w:val="17"/>
               </w:rPr>
-              <w:t xml:space="preserve">Arquivos apagados depois do commit da exclusão</w:t>
+              <w:t xml:space="preserve">Arquivos apagados logo depois que a exclusão é gravada no banco</w:t>
             </w:r>
           </w:p>
         </w:tc>
@@ -11281,7 +11520,7 @@
                 <w:sz w:val="17"/>
                 <w:szCs w:val="17"/>
               </w:rPr>
-              <w:t xml:space="preserve">Expressões possessivas e limitadas; teto de 5.000 caracteres</w:t>
+              <w:t xml:space="preserve">Expressões reescritas para não travar; teto de 5.000 caracteres</w:t>
             </w:r>
           </w:p>
         </w:tc>
@@ -12665,7 +12904,7 @@
         <w:t xml:space="preserve">Simulação de ataques</w:t>
       </w:r>
       <w:r>
-        <w:t xml:space="preserve"> (seção 2.5): 11 cenários automatizados contra a API real e 3 exercícios de recuperação.</w:t>
+        <w:t xml:space="preserve"> (seção 2.5): 11 cenários automatizados contra a API real e 3 exercícios com acesso ao servidor (adulteração, perda total e restauração contra a blockchain).</w:t>
       </w:r>
     </w:p>
     <w:p>
@@ -13467,7 +13706,7 @@
         <w:t xml:space="preserve">Disponibilidade contra confidencialidade.</w:t>
       </w:r>
       <w:r>
-        <w:t xml:space="preserve"> O modo offline deixa a cidadã registrar a denúncia sem rede, mas isso guarda dado no aparelho, que pode ser do agressor. A escolha foi guardar o mínimo, ofuscado, e oferecer a saída rápida que apaga tudo.</w:t>
+        <w:t xml:space="preserve"> O modo offline deixa a cidadã registrar a denúncia sem rede, mas isso guarda dado no aparelho, que pode ser do agressor. A escolha foi guardar o mínimo, ofuscado, e oferecer a saída rápida que apaga tudo, no mesmo espírito do padrão de saída rápida do GOV.UK Design System.</w:t>
       </w:r>
     </w:p>
     <w:p>
@@ -13542,7 +13781,7 @@
         <w:jc w:val="both"/>
       </w:pPr>
       <w:r>
-        <w:t xml:space="preserve">As políticas abaixo descrevem o que o sistema faz hoje, com o arquivo em que cada regra está, e o que muda em produção. Elas foram escritas a partir do código, e não o contrário.</w:t>
+        <w:t xml:space="preserve">As políticas abaixo descrevem o que o sistema faz hoje, com o arquivo em que cada regra está, e o que muda em produção. Elas foram escritas a partir do código, e não o contrário, e seguem os temas do OWASP ASVS 4.0.3 (autenticação, sessão, controle de acesso e criptografia). A correspondência com a ISO/IEC 27001:2022 está na seção 6.3.</w:t>
       </w:r>
     </w:p>
     <w:p>
@@ -13562,6 +13801,39 @@
           <w:color w:val="0D2E6E"/>
         </w:rPr>
         <w:t xml:space="preserve">2.4.1 Autenticação</w:t>
+      </w:r>
+    </w:p>
+    <w:p>
+      <w:pPr>
+        <w:keepNext/>
+        <w:spacing w:before="160" w:after="80"/>
+      </w:pPr>
+      <w:r>
+        <w:rPr>
+          <w:color w:val="1A4DA0"/>
+          <w:sz w:val="14"/>
+          <w:szCs w:val="14"/>
+          <w:rFonts w:ascii="Segoe UI Symbol" w:cs="Segoe UI Symbol" w:eastAsia="Segoe UI Symbol" w:hAnsi="Segoe UI Symbol"/>
+        </w:rPr>
+        <w:t xml:space="preserve">▼ </w:t>
+      </w:r>
+      <w:r>
+        <w:rPr>
+          <w:b/>
+          <w:bCs/>
+          <w:color w:val="1A4DA0"/>
+          <w:sz w:val="18"/>
+          <w:szCs w:val="18"/>
+        </w:rPr>
+        <w:t xml:space="preserve">Tabela 5. </w:t>
+      </w:r>
+      <w:r>
+        <w:rPr>
+          <w:color w:val="475569"/>
+          <w:sz w:val="18"/>
+          <w:szCs w:val="18"/>
+        </w:rPr>
+        <w:t xml:space="preserve">Política de autenticação e onde cada regra está no código.</w:t>
       </w:r>
     </w:p>
     <w:tbl>
@@ -14097,7 +14369,7 @@
                 <w:sz w:val="19"/>
                 <w:szCs w:val="19"/>
               </w:rPr>
-              <w:t xml:space="preserve"> (hash falso)</w:t>
+              <w:t xml:space="preserve"> (compara com um hash de mentira quando o e-mail não existe)</w:t>
             </w:r>
           </w:p>
         </w:tc>
@@ -14135,7 +14407,7 @@
                 <w:sz w:val="19"/>
                 <w:szCs w:val="19"/>
               </w:rPr>
-              <w:t xml:space="preserve">Toda tentativa de login, aceita ou recusada, entra na trilha</w:t>
+              <w:t xml:space="preserve">Limites por minuto e por origem nas demais rotas: 5 denúncias, 10 anexos, 30 consultas de protocolo, 120 eventos de aparelho</w:t>
             </w:r>
           </w:p>
         </w:tc>
@@ -14170,7 +14442,7 @@
                 <w:szCs w:val="19"/>
                 <w:rFonts w:ascii="Consolas" w:cs="Consolas" w:eastAsia="Consolas" w:hAnsi="Consolas"/>
               </w:rPr>
-              <w:t xml:space="preserve">AuditoriaService.registrarLogin</w:t>
+              <w:t xml:space="preserve">RateLimitFilter</w:t>
             </w:r>
           </w:p>
         </w:tc>
@@ -14207,8 +14479,33 @@
                 <w:sz w:val="19"/>
                 <w:szCs w:val="19"/>
               </w:rPr>
-              <w:t xml:space="preserve">Em produção, as contas de demonstração são apagadas e a senha do ADMIN vem da variável </w:t>
-            </w:r>
+              <w:t xml:space="preserve">Toda tentativa de login, aceita ou recusada, entra na trilha</w:t>
+            </w:r>
+          </w:p>
+        </w:tc>
+        <w:tc>
+          <w:tcPr>
+            <w:tcW w:type="dxa" w:w="4338"/>
+            <w:tcBorders>
+              <w:top w:val="single" w:color="D5DDE8" w:sz="4"/>
+              <w:left w:val="single" w:color="D5DDE8" w:sz="4"/>
+              <w:bottom w:val="single" w:color="D5DDE8" w:sz="4"/>
+              <w:right w:val="single" w:color="D5DDE8" w:sz="4"/>
+            </w:tcBorders>
+            <w:tcMar>
+              <w:top w:type="dxa" w:w="70"/>
+              <w:left w:type="dxa" w:w="110"/>
+              <w:bottom w:type="dxa" w:w="70"/>
+              <w:right w:type="dxa" w:w="110"/>
+            </w:tcMar>
+          </w:tcPr>
+          <w:p>
+            <w:pPr>
+              <w:keepNext w:val="false"/>
+              <w:keepLines/>
+              <w:spacing w:after="40" w:line="252"/>
+              <w:jc w:val="left"/>
+            </w:pPr>
             <w:r>
               <w:rPr>
                 <w:color w:val="B4235A"/>
@@ -14216,41 +14513,7 @@
                 <w:szCs w:val="19"/>
                 <w:rFonts w:ascii="Consolas" w:cs="Consolas" w:eastAsia="Consolas" w:hAnsi="Consolas"/>
               </w:rPr>
-              <w:t xml:space="preserve">ADMIN_SENHA</w:t>
-            </w:r>
-          </w:p>
-        </w:tc>
-        <w:tc>
-          <w:tcPr>
-            <w:tcW w:type="dxa" w:w="4338"/>
-            <w:tcBorders>
-              <w:top w:val="single" w:color="D5DDE8" w:sz="4"/>
-              <w:left w:val="single" w:color="D5DDE8" w:sz="4"/>
-              <w:bottom w:val="single" w:color="D5DDE8" w:sz="4"/>
-              <w:right w:val="single" w:color="D5DDE8" w:sz="4"/>
-            </w:tcBorders>
-            <w:tcMar>
-              <w:top w:type="dxa" w:w="70"/>
-              <w:left w:type="dxa" w:w="110"/>
-              <w:bottom w:type="dxa" w:w="70"/>
-              <w:right w:type="dxa" w:w="110"/>
-            </w:tcMar>
-          </w:tcPr>
-          <w:p>
-            <w:pPr>
-              <w:keepNext w:val="false"/>
-              <w:keepLines/>
-              <w:spacing w:after="40" w:line="252"/>
-              <w:jc w:val="left"/>
-            </w:pPr>
-            <w:r>
-              <w:rPr>
-                <w:color w:val="B4235A"/>
-                <w:sz w:val="19"/>
-                <w:szCs w:val="19"/>
-                <w:rFonts w:ascii="Consolas" w:cs="Consolas" w:eastAsia="Consolas" w:hAnsi="Consolas"/>
-              </w:rPr>
-              <w:t xml:space="preserve">SecurityConfig.seedUsuarios</w:t>
+              <w:t xml:space="preserve">AuditoriaService.registrarLogin</w:t>
             </w:r>
           </w:p>
         </w:tc>
@@ -14288,7 +14551,7 @@
                 <w:sz w:val="19"/>
                 <w:szCs w:val="19"/>
               </w:rPr>
-              <w:t xml:space="preserve">Aparelhos de campo se autenticam com chave própria (</w:t>
+              <w:t xml:space="preserve">Em produção, as contas de demonstração são apagadas e a senha do ADMIN vem da variável </w:t>
             </w:r>
             <w:r>
               <w:rPr>
@@ -14297,14 +14560,7 @@
                 <w:szCs w:val="19"/>
                 <w:rFonts w:ascii="Consolas" w:cs="Consolas" w:eastAsia="Consolas" w:hAnsi="Consolas"/>
               </w:rPr>
-              <w:t xml:space="preserve">X-Device-Key</w:t>
-            </w:r>
-            <w:r>
-              <w:rPr>
-                <w:sz w:val="19"/>
-                <w:szCs w:val="19"/>
-              </w:rPr>
-              <w:t xml:space="preserve">) e, atrás da borda, também com certificado (TLS mútuo)</w:t>
+              <w:t xml:space="preserve">ADMIN_SENHA</w:t>
             </w:r>
           </w:p>
         </w:tc>
@@ -14339,23 +14595,7 @@
                 <w:szCs w:val="19"/>
                 <w:rFonts w:ascii="Consolas" w:cs="Consolas" w:eastAsia="Consolas" w:hAnsi="Consolas"/>
               </w:rPr>
-              <w:t xml:space="preserve">ChaveDispositivoFilter</w:t>
-            </w:r>
-            <w:r>
-              <w:rPr>
-                <w:sz w:val="19"/>
-                <w:szCs w:val="19"/>
-              </w:rPr>
-              <w:t xml:space="preserve">; </w:t>
-            </w:r>
-            <w:r>
-              <w:rPr>
-                <w:color w:val="B4235A"/>
-                <w:sz w:val="19"/>
-                <w:szCs w:val="19"/>
-                <w:rFonts w:ascii="Consolas" w:cs="Consolas" w:eastAsia="Consolas" w:hAnsi="Consolas"/>
-              </w:rPr>
-              <w:t xml:space="preserve">infra/nginx/protege.conf</w:t>
+              <w:t xml:space="preserve">SecurityConfig.seedUsuarios</w:t>
             </w:r>
           </w:p>
         </w:tc>
@@ -14392,6 +14632,110 @@
                 <w:sz w:val="19"/>
                 <w:szCs w:val="19"/>
               </w:rPr>
+              <w:t xml:space="preserve">Aparelhos de campo se autenticam com chave própria (</w:t>
+            </w:r>
+            <w:r>
+              <w:rPr>
+                <w:color w:val="B4235A"/>
+                <w:sz w:val="19"/>
+                <w:szCs w:val="19"/>
+                <w:rFonts w:ascii="Consolas" w:cs="Consolas" w:eastAsia="Consolas" w:hAnsi="Consolas"/>
+              </w:rPr>
+              <w:t xml:space="preserve">X-Device-Key</w:t>
+            </w:r>
+            <w:r>
+              <w:rPr>
+                <w:sz w:val="19"/>
+                <w:szCs w:val="19"/>
+              </w:rPr>
+              <w:t xml:space="preserve">) e, atrás da borda, também com certificado (TLS mútuo)</w:t>
+            </w:r>
+          </w:p>
+        </w:tc>
+        <w:tc>
+          <w:tcPr>
+            <w:tcW w:type="dxa" w:w="4338"/>
+            <w:tcBorders>
+              <w:top w:val="single" w:color="D5DDE8" w:sz="4"/>
+              <w:left w:val="single" w:color="D5DDE8" w:sz="4"/>
+              <w:bottom w:val="single" w:color="D5DDE8" w:sz="4"/>
+              <w:right w:val="single" w:color="D5DDE8" w:sz="4"/>
+            </w:tcBorders>
+            <w:tcMar>
+              <w:top w:type="dxa" w:w="70"/>
+              <w:left w:type="dxa" w:w="110"/>
+              <w:bottom w:type="dxa" w:w="70"/>
+              <w:right w:type="dxa" w:w="110"/>
+            </w:tcMar>
+          </w:tcPr>
+          <w:p>
+            <w:pPr>
+              <w:keepNext w:val="false"/>
+              <w:keepLines/>
+              <w:spacing w:after="40" w:line="252"/>
+              <w:jc w:val="left"/>
+            </w:pPr>
+            <w:r>
+              <w:rPr>
+                <w:color w:val="B4235A"/>
+                <w:sz w:val="19"/>
+                <w:szCs w:val="19"/>
+                <w:rFonts w:ascii="Consolas" w:cs="Consolas" w:eastAsia="Consolas" w:hAnsi="Consolas"/>
+              </w:rPr>
+              <w:t xml:space="preserve">ChaveDispositivoFilter</w:t>
+            </w:r>
+            <w:r>
+              <w:rPr>
+                <w:sz w:val="19"/>
+                <w:szCs w:val="19"/>
+              </w:rPr>
+              <w:t xml:space="preserve">; </w:t>
+            </w:r>
+            <w:r>
+              <w:rPr>
+                <w:color w:val="B4235A"/>
+                <w:sz w:val="19"/>
+                <w:szCs w:val="19"/>
+                <w:rFonts w:ascii="Consolas" w:cs="Consolas" w:eastAsia="Consolas" w:hAnsi="Consolas"/>
+              </w:rPr>
+              <w:t xml:space="preserve">infra/nginx/protege.conf</w:t>
+            </w:r>
+          </w:p>
+        </w:tc>
+      </w:tr>
+      <w:tr>
+        <w:trPr>
+          <w:cantSplit/>
+        </w:trPr>
+        <w:tc>
+          <w:tcPr>
+            <w:tcW w:type="dxa" w:w="5300"/>
+            <w:tcBorders>
+              <w:top w:val="single" w:color="D5DDE8" w:sz="4"/>
+              <w:left w:val="single" w:color="D5DDE8" w:sz="4"/>
+              <w:bottom w:val="single" w:color="D5DDE8" w:sz="4"/>
+              <w:right w:val="single" w:color="D5DDE8" w:sz="4"/>
+            </w:tcBorders>
+            <w:shd w:fill="F6F9FE" w:color="auto" w:val="clear"/>
+            <w:tcMar>
+              <w:top w:type="dxa" w:w="70"/>
+              <w:left w:type="dxa" w:w="110"/>
+              <w:bottom w:type="dxa" w:w="70"/>
+              <w:right w:type="dxa" w:w="110"/>
+            </w:tcMar>
+          </w:tcPr>
+          <w:p>
+            <w:pPr>
+              <w:keepNext w:val="false"/>
+              <w:keepLines/>
+              <w:spacing w:after="40" w:line="252"/>
+              <w:jc w:val="left"/>
+            </w:pPr>
+            <w:r>
+              <w:rPr>
+                <w:sz w:val="19"/>
+                <w:szCs w:val="19"/>
+              </w:rPr>
               <w:t xml:space="preserve">A cidadã não tem conta: acompanha o caso pelo protocolo, de 59 bits, com limite de 30 consultas por minuto</w:t>
             </w:r>
           </w:p>
@@ -14405,6 +14749,7 @@
               <w:bottom w:val="single" w:color="D5DDE8" w:sz="4"/>
               <w:right w:val="single" w:color="D5DDE8" w:sz="4"/>
             </w:tcBorders>
+            <w:shd w:fill="F6F9FE" w:color="auto" w:val="clear"/>
             <w:tcMar>
               <w:top w:type="dxa" w:w="70"/>
               <w:left w:type="dxa" w:w="110"/>
@@ -14470,6 +14815,39 @@
           <w:color w:val="0D2E6E"/>
         </w:rPr>
         <w:t xml:space="preserve">2.4.2 Criptografia</w:t>
+      </w:r>
+    </w:p>
+    <w:p>
+      <w:pPr>
+        <w:keepNext/>
+        <w:spacing w:before="160" w:after="80"/>
+      </w:pPr>
+      <w:r>
+        <w:rPr>
+          <w:color w:val="1A4DA0"/>
+          <w:sz w:val="14"/>
+          <w:szCs w:val="14"/>
+          <w:rFonts w:ascii="Segoe UI Symbol" w:cs="Segoe UI Symbol" w:eastAsia="Segoe UI Symbol" w:hAnsi="Segoe UI Symbol"/>
+        </w:rPr>
+        <w:t xml:space="preserve">▼ </w:t>
+      </w:r>
+      <w:r>
+        <w:rPr>
+          <w:b/>
+          <w:bCs/>
+          <w:color w:val="1A4DA0"/>
+          <w:sz w:val="18"/>
+          <w:szCs w:val="18"/>
+        </w:rPr>
+        <w:t xml:space="preserve">Tabela 6. </w:t>
+      </w:r>
+      <w:r>
+        <w:rPr>
+          <w:color w:val="475569"/>
+          <w:sz w:val="18"/>
+          <w:szCs w:val="18"/>
+        </w:rPr>
+        <w:t xml:space="preserve">Política de criptografia: onde, com qual algoritmo e para quê.</w:t>
       </w:r>
     </w:p>
     <w:tbl>
@@ -15791,6 +16169,39 @@
         <w:t xml:space="preserve">2.4.3 Backups</w:t>
       </w:r>
     </w:p>
+    <w:p>
+      <w:pPr>
+        <w:keepNext/>
+        <w:spacing w:before="160" w:after="80"/>
+      </w:pPr>
+      <w:r>
+        <w:rPr>
+          <w:color w:val="1A4DA0"/>
+          <w:sz w:val="14"/>
+          <w:szCs w:val="14"/>
+          <w:rFonts w:ascii="Segoe UI Symbol" w:cs="Segoe UI Symbol" w:eastAsia="Segoe UI Symbol" w:hAnsi="Segoe UI Symbol"/>
+        </w:rPr>
+        <w:t xml:space="preserve">▼ </w:t>
+      </w:r>
+      <w:r>
+        <w:rPr>
+          <w:b/>
+          <w:bCs/>
+          <w:color w:val="1A4DA0"/>
+          <w:sz w:val="18"/>
+          <w:szCs w:val="18"/>
+        </w:rPr>
+        <w:t xml:space="preserve">Tabela 7. </w:t>
+      </w:r>
+      <w:r>
+        <w:rPr>
+          <w:color w:val="475569"/>
+          <w:sz w:val="18"/>
+          <w:szCs w:val="18"/>
+        </w:rPr>
+        <w:t xml:space="preserve">Política de backup.</w:t>
+      </w:r>
+    </w:p>
     <w:tbl>
       <w:tblPr>
         <w:tblW w:type="dxa" w:w="9638"/>
@@ -16567,7 +16978,7 @@
           <w:sz w:val="18"/>
           <w:szCs w:val="18"/>
         </w:rPr>
-        <w:t xml:space="preserve">Tabela 5. </w:t>
+        <w:t xml:space="preserve">Tabela 8. </w:t>
       </w:r>
       <w:r>
         <w:rPr>
@@ -18358,7 +18769,7 @@
           <w:sz w:val="18"/>
           <w:szCs w:val="18"/>
         </w:rPr>
-        <w:t xml:space="preserve">Tabela 6. </w:t>
+        <w:t xml:space="preserve">Tabela 9. </w:t>
       </w:r>
       <w:r>
         <w:rPr>
@@ -19215,7 +19626,7 @@
                 <w:sz w:val="17"/>
                 <w:szCs w:val="17"/>
               </w:rPr>
-              <w:t xml:space="preserve">0 encontrados; 429 depois de 30</w:t>
+              <w:t xml:space="preserve">0 encontrados (29 × 404), depois 11 × 429</w:t>
             </w:r>
           </w:p>
         </w:tc>
@@ -20469,6 +20880,22 @@
       <w:pPr>
         <w:spacing w:after="160" w:line="120"/>
       </w:pPr>
+    </w:p>
+    <w:p>
+      <w:pPr>
+        <w:spacing w:after="140" w:before="0" w:line="288"/>
+        <w:jc w:val="both"/>
+      </w:pPr>
+      <w:r>
+        <w:rPr>
+          <w:b/>
+          <w:bCs/>
+        </w:rPr>
+        <w:t xml:space="preserve">Como ler as contagens.</w:t>
+      </w:r>
+      <w:r>
+        <w:t xml:space="preserve"> Os limites valem por minuto e por origem, e o roteiro roda os cenários em sequência. O C03 começa depois dos 4 logins da preparação, por isso o bloqueio vem na 17ª tentativa, e não na 21ª. O C06 começa depois da denúncia do C05, por isso só 4 das 8 passam pelo limite de 5 por minuto.</w:t>
+      </w:r>
     </w:p>
     <w:p>
       <w:pPr>
@@ -20700,7 +21127,40 @@
         <w:jc w:val="both"/>
       </w:pPr>
       <w:r>
-        <w:t xml:space="preserve">A resiliência foi organizada pelas funções do NIST Cybersecurity Framework 2.0: o sistema precisa impedir o ataque, perceber o que passou, responder e voltar a funcionar.</w:t>
+        <w:t xml:space="preserve">A resiliência foi organizada pelas seis funções do NIST Cybersecurity Framework 2.0 (NIST, 2024): antes do ataque, governar e identificar; durante, proteger e detectar; depois, responder e recuperar.</w:t>
+      </w:r>
+    </w:p>
+    <w:p>
+      <w:pPr>
+        <w:keepNext/>
+        <w:spacing w:before="160" w:after="80"/>
+      </w:pPr>
+      <w:r>
+        <w:rPr>
+          <w:color w:val="1A4DA0"/>
+          <w:sz w:val="14"/>
+          <w:szCs w:val="14"/>
+          <w:rFonts w:ascii="Segoe UI Symbol" w:cs="Segoe UI Symbol" w:eastAsia="Segoe UI Symbol" w:hAnsi="Segoe UI Symbol"/>
+        </w:rPr>
+        <w:t xml:space="preserve">▼ </w:t>
+      </w:r>
+      <w:r>
+        <w:rPr>
+          <w:b/>
+          <w:bCs/>
+          <w:color w:val="1A4DA0"/>
+          <w:sz w:val="18"/>
+          <w:szCs w:val="18"/>
+        </w:rPr>
+        <w:t xml:space="preserve">Tabela 10. </w:t>
+      </w:r>
+      <w:r>
+        <w:rPr>
+          <w:color w:val="475569"/>
+          <w:sz w:val="18"/>
+          <w:szCs w:val="18"/>
+        </w:rPr>
+        <w:t xml:space="preserve">Resiliência pelas seis funções do NIST Cybersecurity Framework 2.0.</w:t>
       </w:r>
     </w:p>
     <w:tbl>
@@ -20868,6 +21328,215 @@
                 <w:sz w:val="19"/>
                 <w:szCs w:val="19"/>
               </w:rPr>
+              <w:t xml:space="preserve">Governar</w:t>
+            </w:r>
+          </w:p>
+        </w:tc>
+        <w:tc>
+          <w:tcPr>
+            <w:tcW w:type="dxa" w:w="5782"/>
+            <w:tcBorders>
+              <w:top w:val="single" w:color="D5DDE8" w:sz="4"/>
+              <w:left w:val="single" w:color="D5DDE8" w:sz="4"/>
+              <w:bottom w:val="single" w:color="D5DDE8" w:sz="4"/>
+              <w:right w:val="single" w:color="D5DDE8" w:sz="4"/>
+            </w:tcBorders>
+            <w:tcMar>
+              <w:top w:type="dxa" w:w="70"/>
+              <w:left w:type="dxa" w:w="110"/>
+              <w:bottom w:type="dxa" w:w="70"/>
+              <w:right w:type="dxa" w:w="110"/>
+            </w:tcMar>
+          </w:tcPr>
+          <w:p>
+            <w:pPr>
+              <w:keepNext/>
+              <w:keepLines/>
+              <w:spacing w:after="40" w:line="252"/>
+              <w:jc w:val="left"/>
+            </w:pPr>
+            <w:r>
+              <w:rPr>
+                <w:sz w:val="19"/>
+                <w:szCs w:val="19"/>
+              </w:rPr>
+              <w:t xml:space="preserve">Políticas da seção 2.4 escritas a partir do código; papéis separados (quem opera não fiscaliza); modo produção que se recusa a subir com segredo fraco</w:t>
+            </w:r>
+          </w:p>
+        </w:tc>
+        <w:tc>
+          <w:tcPr>
+            <w:tcW w:type="dxa" w:w="2314"/>
+            <w:tcBorders>
+              <w:top w:val="single" w:color="D5DDE8" w:sz="4"/>
+              <w:left w:val="single" w:color="D5DDE8" w:sz="4"/>
+              <w:bottom w:val="single" w:color="D5DDE8" w:sz="4"/>
+              <w:right w:val="single" w:color="D5DDE8" w:sz="4"/>
+            </w:tcBorders>
+            <w:tcMar>
+              <w:top w:type="dxa" w:w="70"/>
+              <w:left w:type="dxa" w:w="110"/>
+              <w:bottom w:type="dxa" w:w="70"/>
+              <w:right w:type="dxa" w:w="110"/>
+            </w:tcMar>
+          </w:tcPr>
+          <w:p>
+            <w:pPr>
+              <w:keepNext/>
+              <w:keepLines/>
+              <w:spacing w:after="40" w:line="252"/>
+              <w:jc w:val="left"/>
+            </w:pPr>
+            <w:r>
+              <w:rPr>
+                <w:sz w:val="19"/>
+                <w:szCs w:val="19"/>
+              </w:rPr>
+              <w:t xml:space="preserve">2.4; 6.3</w:t>
+            </w:r>
+          </w:p>
+        </w:tc>
+      </w:tr>
+      <w:tr>
+        <w:trPr>
+          <w:cantSplit/>
+        </w:trPr>
+        <w:tc>
+          <w:tcPr>
+            <w:tcW w:type="dxa" w:w="1542"/>
+            <w:tcBorders>
+              <w:top w:val="single" w:color="D5DDE8" w:sz="4"/>
+              <w:left w:val="single" w:color="D5DDE8" w:sz="4"/>
+              <w:bottom w:val="single" w:color="D5DDE8" w:sz="4"/>
+              <w:right w:val="single" w:color="D5DDE8" w:sz="4"/>
+            </w:tcBorders>
+            <w:shd w:fill="F6F9FE" w:color="auto" w:val="clear"/>
+            <w:tcMar>
+              <w:top w:type="dxa" w:w="70"/>
+              <w:left w:type="dxa" w:w="110"/>
+              <w:bottom w:type="dxa" w:w="70"/>
+              <w:right w:type="dxa" w:w="110"/>
+            </w:tcMar>
+          </w:tcPr>
+          <w:p>
+            <w:pPr>
+              <w:keepNext/>
+              <w:keepLines/>
+              <w:spacing w:after="40" w:line="252"/>
+              <w:jc w:val="left"/>
+            </w:pPr>
+            <w:r>
+              <w:rPr>
+                <w:b/>
+                <w:bCs/>
+                <w:sz w:val="19"/>
+                <w:szCs w:val="19"/>
+              </w:rPr>
+              <w:t xml:space="preserve">Identificar</w:t>
+            </w:r>
+          </w:p>
+        </w:tc>
+        <w:tc>
+          <w:tcPr>
+            <w:tcW w:type="dxa" w:w="5782"/>
+            <w:tcBorders>
+              <w:top w:val="single" w:color="D5DDE8" w:sz="4"/>
+              <w:left w:val="single" w:color="D5DDE8" w:sz="4"/>
+              <w:bottom w:val="single" w:color="D5DDE8" w:sz="4"/>
+              <w:right w:val="single" w:color="D5DDE8" w:sz="4"/>
+            </w:tcBorders>
+            <w:shd w:fill="F6F9FE" w:color="auto" w:val="clear"/>
+            <w:tcMar>
+              <w:top w:type="dxa" w:w="70"/>
+              <w:left w:type="dxa" w:w="110"/>
+              <w:bottom w:type="dxa" w:w="70"/>
+              <w:right w:type="dxa" w:w="110"/>
+            </w:tcMar>
+          </w:tcPr>
+          <w:p>
+            <w:pPr>
+              <w:keepNext/>
+              <w:keepLines/>
+              <w:spacing w:after="40" w:line="252"/>
+              <w:jc w:val="left"/>
+            </w:pPr>
+            <w:r>
+              <w:rPr>
+                <w:sz w:val="19"/>
+                <w:szCs w:val="19"/>
+              </w:rPr>
+              <w:t xml:space="preserve">Revisão feita como um atacante; mapa do que é sensível (identidade, relato, localização); inventário do que a borda expõe</w:t>
+            </w:r>
+          </w:p>
+        </w:tc>
+        <w:tc>
+          <w:tcPr>
+            <w:tcW w:type="dxa" w:w="2314"/>
+            <w:tcBorders>
+              <w:top w:val="single" w:color="D5DDE8" w:sz="4"/>
+              <w:left w:val="single" w:color="D5DDE8" w:sz="4"/>
+              <w:bottom w:val="single" w:color="D5DDE8" w:sz="4"/>
+              <w:right w:val="single" w:color="D5DDE8" w:sz="4"/>
+            </w:tcBorders>
+            <w:shd w:fill="F6F9FE" w:color="auto" w:val="clear"/>
+            <w:tcMar>
+              <w:top w:type="dxa" w:w="70"/>
+              <w:left w:type="dxa" w:w="110"/>
+              <w:bottom w:type="dxa" w:w="70"/>
+              <w:right w:type="dxa" w:w="110"/>
+            </w:tcMar>
+          </w:tcPr>
+          <w:p>
+            <w:pPr>
+              <w:keepNext/>
+              <w:keepLines/>
+              <w:spacing w:after="40" w:line="252"/>
+              <w:jc w:val="left"/>
+            </w:pPr>
+            <w:r>
+              <w:rPr>
+                <w:sz w:val="19"/>
+                <w:szCs w:val="19"/>
+              </w:rPr>
+              <w:t xml:space="preserve">2.2; 3.8</w:t>
+            </w:r>
+          </w:p>
+        </w:tc>
+      </w:tr>
+      <w:tr>
+        <w:trPr>
+          <w:cantSplit/>
+        </w:trPr>
+        <w:tc>
+          <w:tcPr>
+            <w:tcW w:type="dxa" w:w="1542"/>
+            <w:tcBorders>
+              <w:top w:val="single" w:color="D5DDE8" w:sz="4"/>
+              <w:left w:val="single" w:color="D5DDE8" w:sz="4"/>
+              <w:bottom w:val="single" w:color="D5DDE8" w:sz="4"/>
+              <w:right w:val="single" w:color="D5DDE8" w:sz="4"/>
+            </w:tcBorders>
+            <w:tcMar>
+              <w:top w:type="dxa" w:w="70"/>
+              <w:left w:type="dxa" w:w="110"/>
+              <w:bottom w:type="dxa" w:w="70"/>
+              <w:right w:type="dxa" w:w="110"/>
+            </w:tcMar>
+          </w:tcPr>
+          <w:p>
+            <w:pPr>
+              <w:keepNext/>
+              <w:keepLines/>
+              <w:spacing w:after="40" w:line="252"/>
+              <w:jc w:val="left"/>
+            </w:pPr>
+            <w:r>
+              <w:rPr>
+                <w:b/>
+                <w:bCs/>
+                <w:sz w:val="19"/>
+                <w:szCs w:val="19"/>
+              </w:rPr>
               <w:t xml:space="preserve">Proteger</w:t>
             </w:r>
           </w:p>
@@ -21350,6 +22019,39 @@
           <w:color w:val="0D2E6E"/>
         </w:rPr>
         <w:t xml:space="preserve">2.6 Síntese da Parte 1</w:t>
+      </w:r>
+    </w:p>
+    <w:p>
+      <w:pPr>
+        <w:keepNext/>
+        <w:spacing w:before="160" w:after="80"/>
+      </w:pPr>
+      <w:r>
+        <w:rPr>
+          <w:color w:val="1A4DA0"/>
+          <w:sz w:val="14"/>
+          <w:szCs w:val="14"/>
+          <w:rFonts w:ascii="Segoe UI Symbol" w:cs="Segoe UI Symbol" w:eastAsia="Segoe UI Symbol" w:hAnsi="Segoe UI Symbol"/>
+        </w:rPr>
+        <w:t xml:space="preserve">▼ </w:t>
+      </w:r>
+      <w:r>
+        <w:rPr>
+          <w:b/>
+          <w:bCs/>
+          <w:color w:val="1A4DA0"/>
+          <w:sz w:val="18"/>
+          <w:szCs w:val="18"/>
+        </w:rPr>
+        <w:t xml:space="preserve">Tabela 11. </w:t>
+      </w:r>
+      <w:r>
+        <w:rPr>
+          <w:color w:val="475569"/>
+          <w:sz w:val="18"/>
+          <w:szCs w:val="18"/>
+        </w:rPr>
+        <w:t xml:space="preserve">Síntese da Parte 1: cada pedido e onde foi atendido.</w:t>
       </w:r>
     </w:p>
     <w:tbl>
@@ -21757,7 +22459,7 @@
                 <w:sz w:val="19"/>
                 <w:szCs w:val="19"/>
               </w:rPr>
-              <w:t xml:space="preserve">2.5: 11 ataques e 3 exercícios executados, com resultados gravados em </w:t>
+              <w:t xml:space="preserve">2.5: 11 ataques e 2 exercícios, gravados em </w:t>
             </w:r>
             <w:r>
               <w:rPr>
@@ -21767,6 +22469,22 @@
                 <w:rFonts w:ascii="Consolas" w:cs="Consolas" w:eastAsia="Consolas" w:hAnsi="Consolas"/>
               </w:rPr>
               <w:t xml:space="preserve">seguranca/resultados/</w:t>
+            </w:r>
+            <w:r>
+              <w:rPr>
+                <w:sz w:val="19"/>
+                <w:szCs w:val="19"/>
+              </w:rPr>
+              <w:t xml:space="preserve">; o exercício C, em </w:t>
+            </w:r>
+            <w:r>
+              <w:rPr>
+                <w:color w:val="B4235A"/>
+                <w:sz w:val="19"/>
+                <w:szCs w:val="19"/>
+                <w:rFonts w:ascii="Consolas" w:cs="Consolas" w:eastAsia="Consolas" w:hAnsi="Consolas"/>
+              </w:rPr>
+              <w:t xml:space="preserve">blockchain/resultados/</w:t>
             </w:r>
           </w:p>
         </w:tc>
@@ -21954,7 +22672,7 @@
           <w:sz w:val="18"/>
           <w:szCs w:val="18"/>
         </w:rPr>
-        <w:t xml:space="preserve">Tabela 7. </w:t>
+        <w:t xml:space="preserve">Tabela 12. </w:t>
       </w:r>
       <w:r>
         <w:rPr>
@@ -23109,7 +23827,7 @@
                 <w:sz w:val="17"/>
                 <w:szCs w:val="17"/>
               </w:rPr>
-              <w:t xml:space="preserve">API → blockchain (Parte 4)</w:t>
+              <w:t xml:space="preserve">Rotina de ancoragem → blockchain (Parte 4)</w:t>
             </w:r>
           </w:p>
         </w:tc>
@@ -23271,6 +23989,39 @@
       </w:pPr>
       <w:r>
         <w:t xml:space="preserve">Cada camada do modelo TCP/IP tem um papel e uma defesa no Protege+. A defesa de uma camada não substitui a de outra: o TLS protege o transporte, mas não impede um script malicioso de chegar dentro de uma denúncia, que é problema da camada de aplicação.</w:t>
+      </w:r>
+    </w:p>
+    <w:p>
+      <w:pPr>
+        <w:keepNext/>
+        <w:spacing w:before="160" w:after="80"/>
+      </w:pPr>
+      <w:r>
+        <w:rPr>
+          <w:color w:val="0E7C8C"/>
+          <w:sz w:val="14"/>
+          <w:szCs w:val="14"/>
+          <w:rFonts w:ascii="Segoe UI Symbol" w:cs="Segoe UI Symbol" w:eastAsia="Segoe UI Symbol" w:hAnsi="Segoe UI Symbol"/>
+        </w:rPr>
+        <w:t xml:space="preserve">▼ </w:t>
+      </w:r>
+      <w:r>
+        <w:rPr>
+          <w:b/>
+          <w:bCs/>
+          <w:color w:val="0E7C8C"/>
+          <w:sz w:val="18"/>
+          <w:szCs w:val="18"/>
+        </w:rPr>
+        <w:t xml:space="preserve">Tabela 13. </w:t>
+      </w:r>
+      <w:r>
+        <w:rPr>
+          <w:color w:val="475569"/>
+          <w:sz w:val="18"/>
+          <w:szCs w:val="18"/>
+        </w:rPr>
+        <w:t xml:space="preserve">O modelo TCP/IP aplicado: ameaça e defesa em cada camada.</w:t>
       </w:r>
     </w:p>
     <w:tbl>
@@ -24162,9 +24913,9 @@
       <w:r>
         <w:drawing>
           <wp:inline distT="0" distB="0" distL="0" distR="0">
-            <wp:extent cx="4495800" cy="5229225"/>
+            <wp:extent cx="5943600" cy="4314825"/>
             <wp:effectExtent t="0" r="0" b="0" l="0"/>
-            <wp:docPr id="1" name="fig6" descr="Topologia de referência. Em laranja, a borda que foi implementada e testada nesta fase." title="Topologia de referência. Em laranja, a borda que foi implementada e testada nesta fase."/>
+            <wp:docPr id="1" name="fig6" descr="Topologia de referência. Em laranja, a borda que foi implementada e testada nesta fase. A rotina de ancoragem fica fora da API: ela lê o estado da trilha e grava só hashes na blockchain." title="Topologia de referência. Em laranja, a borda que foi implementada e testada nesta fase. A rotina de ancoragem fica fora da API: ela lê o estado da trilha e grava só hashes na blockchain."/>
             <wp:cNvGraphicFramePr>
               <a:graphicFrameLocks xmlns:a="http://schemas.openxmlformats.org/drawingml/2006/main" noChangeAspect="1"/>
             </wp:cNvGraphicFramePr>
@@ -24187,7 +24938,7 @@
                   <pic:spPr bwMode="auto">
                     <a:xfrm>
                       <a:off x="0" y="0"/>
-                      <a:ext cx="4495800" cy="5229225"/>
+                      <a:ext cx="5943600" cy="4314825"/>
                     </a:xfrm>
                     <a:prstGeom prst="rect">
                       <a:avLst/>
@@ -24232,7 +24983,40 @@
           <w:sz w:val="18"/>
           <w:szCs w:val="18"/>
         </w:rPr>
-        <w:t xml:space="preserve">Topologia de referência. Em laranja, a borda que foi implementada e testada nesta fase.</w:t>
+        <w:t xml:space="preserve">Topologia de referência. Em laranja, a borda que foi implementada e testada nesta fase. A rotina de ancoragem fica fora da API: ela lê o estado da trilha e grava só hashes na blockchain.</w:t>
+      </w:r>
+    </w:p>
+    <w:p>
+      <w:pPr>
+        <w:keepNext/>
+        <w:spacing w:before="160" w:after="80"/>
+      </w:pPr>
+      <w:r>
+        <w:rPr>
+          <w:color w:val="0E7C8C"/>
+          <w:sz w:val="14"/>
+          <w:szCs w:val="14"/>
+          <w:rFonts w:ascii="Segoe UI Symbol" w:cs="Segoe UI Symbol" w:eastAsia="Segoe UI Symbol" w:hAnsi="Segoe UI Symbol"/>
+        </w:rPr>
+        <w:t xml:space="preserve">▼ </w:t>
+      </w:r>
+      <w:r>
+        <w:rPr>
+          <w:b/>
+          <w:bCs/>
+          <w:color w:val="0E7C8C"/>
+          <w:sz w:val="18"/>
+          <w:szCs w:val="18"/>
+        </w:rPr>
+        <w:t xml:space="preserve">Tabela 14. </w:t>
+      </w:r>
+      <w:r>
+        <w:rPr>
+          <w:color w:val="475569"/>
+          <w:sz w:val="18"/>
+          <w:szCs w:val="18"/>
+        </w:rPr>
+        <w:t xml:space="preserve">Zonas da topologia de referência.</w:t>
       </w:r>
     </w:p>
     <w:tbl>
@@ -25219,7 +26003,7 @@
           <w:sz w:val="18"/>
           <w:szCs w:val="18"/>
         </w:rPr>
-        <w:t xml:space="preserve">Tabela 8. </w:t>
+        <w:t xml:space="preserve">Tabela 15. </w:t>
       </w:r>
       <w:r>
         <w:rPr>
@@ -26495,6 +27279,15 @@
     </w:p>
     <w:p>
       <w:pPr>
+        <w:spacing w:after="140" w:before="0" w:line="288"/>
+        <w:jc w:val="both"/>
+      </w:pPr>
+      <w:r>
+        <w:t xml:space="preserve">A configuração de TLS segue as recomendações do NIST SP 800-52 Rev. 2 e usa o TLS 1.3 (RFC 8446) quando o navegador suporta; o HSTS segue a RFC 6797.</w:t>
+      </w:r>
+    </w:p>
+    <w:p>
+      <w:pPr>
         <w:pStyle w:val="Heading2"/>
         <w:keepNext/>
         <w:pBdr>
@@ -26609,6 +27402,39 @@
       </w:r>
       <w:r>
         <w:t xml:space="preserve"> Se a API cai, a borda responde em milissegundos com uma mensagem em JSON que inclui os telefones 190 e 180, em vez de deixar a página carregando. Sem a API, o site continua registrando a denúncia no próprio aparelho e avisa que está desconectado; o reenvio automático quando a conexão voltar está nos próximos passos. E a saída rápida funciona mesmo sem rede.</w:t>
+      </w:r>
+    </w:p>
+    <w:p>
+      <w:pPr>
+        <w:keepNext/>
+        <w:spacing w:before="160" w:after="80"/>
+      </w:pPr>
+      <w:r>
+        <w:rPr>
+          <w:color w:val="0E7C8C"/>
+          <w:sz w:val="14"/>
+          <w:szCs w:val="14"/>
+          <w:rFonts w:ascii="Segoe UI Symbol" w:cs="Segoe UI Symbol" w:eastAsia="Segoe UI Symbol" w:hAnsi="Segoe UI Symbol"/>
+        </w:rPr>
+        <w:t xml:space="preserve">▼ </w:t>
+      </w:r>
+      <w:r>
+        <w:rPr>
+          <w:b/>
+          <w:bCs/>
+          <w:color w:val="0E7C8C"/>
+          <w:sz w:val="18"/>
+          <w:szCs w:val="18"/>
+        </w:rPr>
+        <w:t xml:space="preserve">Tabela 16. </w:t>
+      </w:r>
+      <w:r>
+        <w:rPr>
+          <w:color w:val="475569"/>
+          <w:sz w:val="18"/>
+          <w:szCs w:val="18"/>
+        </w:rPr>
+        <w:t xml:space="preserve">Metas de resiliência para produção.</w:t>
       </w:r>
     </w:p>
     <w:tbl>
@@ -27242,7 +28068,7 @@
         <w:t xml:space="preserve">O órgão confia que o aparelho é dele.</w:t>
       </w:r>
       <w:r>
-        <w:t xml:space="preserve"> Cada botão de pânico, tornozeleira ou totem recebe um certificado próprio, emitido por uma autoridade certificadora de dispositivos separada da do site. Um aparelho roubado é revogado sozinho, sem trocar a chave de todos. É o que o teste do certificado "pirata" comprova: um certificado válido, com o nome de um aparelho real copiado, mas emitido por outra AC, é recusado.</w:t>
+        <w:t xml:space="preserve"> Cada botão de pânico, tornozeleira ou totem recebe um certificado próprio, emitido por uma autoridade certificadora de dispositivos separada da do site. Um aparelho roubado é revogado individualmente, sem trocar a chave de todos. É o que o teste do certificado "pirata" comprova: um certificado válido, com o nome de um aparelho real copiado, mas emitido por outra AC, é recusado.</w:t>
       </w:r>
     </w:p>
     <w:p>
@@ -27428,7 +28254,7 @@
           <w:sz w:val="18"/>
           <w:szCs w:val="18"/>
         </w:rPr>
-        <w:t xml:space="preserve">Tabela 9. </w:t>
+        <w:t xml:space="preserve">Tabela 17. </w:t>
       </w:r>
       <w:r>
         <w:rPr>
@@ -28109,7 +28935,7 @@
                 <w:sz w:val="17"/>
                 <w:szCs w:val="17"/>
               </w:rPr>
-              <w:t xml:space="preserve">Rajada de denúncias barrada na 4a; JSON de 400 KB e arquivo de 7 MB barrados, evidência de 1 MB passa; API desligada responde 503 em 30 ms; conexão lenta derrubada em 10 s</w:t>
+              <w:t xml:space="preserve">Rajada de denúncias barrada na 4a; JSON de 400 KB e arquivo de 7 MB barrados, evidência de 1 MB passa; API desligada responde 503 em 16 ms; conexão lenta derrubada em 10 s</w:t>
             </w:r>
           </w:p>
         </w:tc>
@@ -28338,7 +29164,43 @@
         <w:jc w:val="both"/>
       </w:pPr>
       <w:r>
-        <w:t xml:space="preserve">Além do roteiro, o painel completo foi aberto num navegador por HTTPS, através da borda, com login de administrador e passagem pelas 10 abas: nenhuma violação da política de conteúdo, nenhum erro de script e 15 rotas diferentes da API respondendo 200.</w:t>
+        <w:t xml:space="preserve">Além do roteiro, o painel completo foi aberto num navegador por HTTPS, através da borda, com login de administrador e passagem pelas 10 abas: nenhuma violação da política de conteúdo, nenhum erro de script e 16 rotas diferentes da API respondendo 200 (15 no registro de </w:t>
+      </w:r>
+      <w:r>
+        <w:rPr>
+          <w:color w:val="B4235A"/>
+          <w:sz w:val="19"/>
+          <w:szCs w:val="19"/>
+          <w:rFonts w:ascii="Consolas" w:cs="Consolas" w:eastAsia="Consolas" w:hAnsi="Consolas"/>
+        </w:rPr>
+        <w:t xml:space="preserve">infra/resultados/</w:t>
+      </w:r>
+      <w:r>
+        <w:t xml:space="preserve">, feito antes do card de backups da aba Auditoria). O teste está em </w:t>
+      </w:r>
+      <w:r>
+        <w:rPr>
+          <w:color w:val="B4235A"/>
+          <w:sz w:val="19"/>
+          <w:szCs w:val="19"/>
+          <w:rFonts w:ascii="Consolas" w:cs="Consolas" w:eastAsia="Consolas" w:hAnsi="Consolas"/>
+        </w:rPr>
+        <w:t xml:space="preserve">testes-navegador/painel.js</w:t>
+      </w:r>
+      <w:r>
+        <w:t xml:space="preserve">, e o de XSS, que conta 44 pontos no front-end da Fase 6 e 0 no atual, em </w:t>
+      </w:r>
+      <w:r>
+        <w:rPr>
+          <w:color w:val="B4235A"/>
+          <w:sz w:val="19"/>
+          <w:szCs w:val="19"/>
+          <w:rFonts w:ascii="Consolas" w:cs="Consolas" w:eastAsia="Consolas" w:hAnsi="Consolas"/>
+        </w:rPr>
+        <w:t xml:space="preserve">testes-navegador/xss.js</w:t>
+      </w:r>
+      <w:r>
+        <w:t xml:space="preserve">.</w:t>
       </w:r>
     </w:p>
     <w:p>
@@ -28367,6 +29229,39 @@
       </w:pPr>
       <w:r>
         <w:t xml:space="preserve">O roteiro falhou nas primeiras execuções, e cada falha era um defeito real que a leitura da configuração não tinha mostrado.</w:t>
+      </w:r>
+    </w:p>
+    <w:p>
+      <w:pPr>
+        <w:keepNext/>
+        <w:spacing w:before="160" w:after="80"/>
+      </w:pPr>
+      <w:r>
+        <w:rPr>
+          <w:color w:val="0E7C8C"/>
+          <w:sz w:val="14"/>
+          <w:szCs w:val="14"/>
+          <w:rFonts w:ascii="Segoe UI Symbol" w:cs="Segoe UI Symbol" w:eastAsia="Segoe UI Symbol" w:hAnsi="Segoe UI Symbol"/>
+        </w:rPr>
+        <w:t xml:space="preserve">▼ </w:t>
+      </w:r>
+      <w:r>
+        <w:rPr>
+          <w:b/>
+          <w:bCs/>
+          <w:color w:val="0E7C8C"/>
+          <w:sz w:val="18"/>
+          <w:szCs w:val="18"/>
+        </w:rPr>
+        <w:t xml:space="preserve">Tabela 18. </w:t>
+      </w:r>
+      <w:r>
+        <w:rPr>
+          <w:color w:val="475569"/>
+          <w:sz w:val="18"/>
+          <w:szCs w:val="18"/>
+        </w:rPr>
+        <w:t xml:space="preserve">Defeitos que o teste de rede encontrou e como foram corrigidos.</w:t>
       </w:r>
     </w:p>
     <w:tbl>
@@ -29220,6 +30115,39 @@
         <w:t xml:space="preserve">3.10 Síntese da Parte 2</w:t>
       </w:r>
     </w:p>
+    <w:p>
+      <w:pPr>
+        <w:keepNext/>
+        <w:spacing w:before="160" w:after="80"/>
+      </w:pPr>
+      <w:r>
+        <w:rPr>
+          <w:color w:val="0E7C8C"/>
+          <w:sz w:val="14"/>
+          <w:szCs w:val="14"/>
+          <w:rFonts w:ascii="Segoe UI Symbol" w:cs="Segoe UI Symbol" w:eastAsia="Segoe UI Symbol" w:hAnsi="Segoe UI Symbol"/>
+        </w:rPr>
+        <w:t xml:space="preserve">▼ </w:t>
+      </w:r>
+      <w:r>
+        <w:rPr>
+          <w:b/>
+          <w:bCs/>
+          <w:color w:val="0E7C8C"/>
+          <w:sz w:val="18"/>
+          <w:szCs w:val="18"/>
+        </w:rPr>
+        <w:t xml:space="preserve">Tabela 19. </w:t>
+      </w:r>
+      <w:r>
+        <w:rPr>
+          <w:color w:val="475569"/>
+          <w:sz w:val="18"/>
+          <w:szCs w:val="18"/>
+        </w:rPr>
+        <w:t xml:space="preserve">Síntese da Parte 2.</w:t>
+      </w:r>
+    </w:p>
     <w:tbl>
       <w:tblPr>
         <w:tblW w:type="dxa" w:w="9638"/>
@@ -29853,7 +30781,7 @@
         <w:jc w:val="both"/>
       </w:pPr>
       <w:r>
-        <w:t xml:space="preserve">Desde a Fase 5, a aba Estatística mostra um relatório descritivo calculado no servidor: média, mediana, desvio-padrão, quartis, valores atípicos e prazos por tipo e por urgência. Na base de demonstração, 196 denúncias, 123 concluídas, com média de 5,71 dias até a conclusão, mediana de 5,31 e 90% dos casos fechados em até 10,26 dias.</w:t>
+        <w:t xml:space="preserve">Desde a Fase 5, a aba Estatística mostra um relatório descritivo calculado no servidor: média, mediana, desvio-padrão, quartis, valores atípicos e prazos por tipo e por urgência. Na base de demonstração, 195 denúncias (as 190 da carga e 5 criadas pela simulação de ataques), 123 concluídas, com média de 5,71 dias até a conclusão, mediana de 5,31 e 90% dos casos fechados em até 10,26 dias.</w:t>
       </w:r>
     </w:p>
     <w:p>
@@ -29872,7 +30800,7 @@
         <w:t xml:space="preserve">como o tempo se distribui</w:t>
       </w:r>
       <w:r>
-        <w:t xml:space="preserve">. Ele não responde as perguntas que um gestor faz na segunda-feira de manhã: </w:t>
+        <w:t xml:space="preserve">. Ele não responde às perguntas que um gestor faz na segunda-feira de manhã: </w:t>
       </w:r>
       <w:r>
         <w:rPr>
@@ -29926,6 +30854,39 @@
       </w:r>
       <w:r>
         <w:t xml:space="preserve">, em dias, de cada caso concluído. As explicativas são as que o sistema já registra no momento em que a denúncia chega, porque só elas servem para decidir antes de o caso atrasar.</w:t>
+      </w:r>
+    </w:p>
+    <w:p>
+      <w:pPr>
+        <w:keepNext/>
+        <w:spacing w:before="160" w:after="80"/>
+      </w:pPr>
+      <w:r>
+        <w:rPr>
+          <w:color w:val="D27500"/>
+          <w:sz w:val="14"/>
+          <w:szCs w:val="14"/>
+          <w:rFonts w:ascii="Segoe UI Symbol" w:cs="Segoe UI Symbol" w:eastAsia="Segoe UI Symbol" w:hAnsi="Segoe UI Symbol"/>
+        </w:rPr>
+        <w:t xml:space="preserve">▼ </w:t>
+      </w:r>
+      <w:r>
+        <w:rPr>
+          <w:b/>
+          <w:bCs/>
+          <w:color w:val="D27500"/>
+          <w:sz w:val="18"/>
+          <w:szCs w:val="18"/>
+        </w:rPr>
+        <w:t xml:space="preserve">Tabela 20. </w:t>
+      </w:r>
+      <w:r>
+        <w:rPr>
+          <w:color w:val="475569"/>
+          <w:sz w:val="18"/>
+          <w:szCs w:val="18"/>
+        </w:rPr>
+        <w:t xml:space="preserve">Variáveis da análise.</w:t>
       </w:r>
     </w:p>
     <w:tbl>
@@ -30690,10 +31651,10 @@
           <w:b/>
           <w:bCs/>
         </w:rPr>
-        <w:t xml:space="preserve">Base de dados.</w:t>
-      </w:r>
-      <w:r>
-        <w:t xml:space="preserve"> A base é a de demonstração, gerada com semente fixa: 123 casos concluídos. Os números mostram o método funcionando, não a realidade de um órgão. Isso está escrito também na tela, num quadro de cuidados na leitura.</w:t>
+        <w:t xml:space="preserve">Base de dados e um teste de resposta conhecida.</w:t>
+      </w:r>
+      <w:r>
+        <w:t xml:space="preserve"> A base é a de demonstração, gerada com semente fixa: 123 casos concluídos. O gerador da Fase 5 sorteou o prazo de cada caso com uma média por tipo: 3,2 dias para violência, 4,1 para abuso, 7,8 para assédio, 8,6 para discriminação e 11,2 para outros, como hipótese de que os casos graves são atendidos antes. O score e o anonimato não entraram no sorteio do prazo. Por isso a análise funciona como um teste de resposta conhecida: ela precisava achar a gravidade e não achar o score nem o anonimato, e foi o que aconteceu. Com dados reais, os números mudam; o método e a tela continuam valendo. Isso está escrito também na tela, num quadro de cuidados na leitura.</w:t>
       </w:r>
     </w:p>
     <w:p>
@@ -30718,6 +31679,39 @@
           <w:color w:val="8F4F00"/>
         </w:rPr>
         <w:t xml:space="preserve">4.3 Método</w:t>
+      </w:r>
+    </w:p>
+    <w:p>
+      <w:pPr>
+        <w:keepNext/>
+        <w:spacing w:before="160" w:after="80"/>
+      </w:pPr>
+      <w:r>
+        <w:rPr>
+          <w:color w:val="D27500"/>
+          <w:sz w:val="14"/>
+          <w:szCs w:val="14"/>
+          <w:rFonts w:ascii="Segoe UI Symbol" w:cs="Segoe UI Symbol" w:eastAsia="Segoe UI Symbol" w:hAnsi="Segoe UI Symbol"/>
+        </w:rPr>
+        <w:t xml:space="preserve">▼ </w:t>
+      </w:r>
+      <w:r>
+        <w:rPr>
+          <w:b/>
+          <w:bCs/>
+          <w:color w:val="D27500"/>
+          <w:sz w:val="18"/>
+          <w:szCs w:val="18"/>
+        </w:rPr>
+        <w:t xml:space="preserve">Tabela 21. </w:t>
+      </w:r>
+      <w:r>
+        <w:rPr>
+          <w:color w:val="475569"/>
+          <w:sz w:val="18"/>
+          <w:szCs w:val="18"/>
+        </w:rPr>
+        <w:t xml:space="preserve">Técnicas estatísticas usadas e o que cada uma responde.</w:t>
       </w:r>
     </w:p>
     <w:tbl>
@@ -30947,7 +31941,7 @@
                 <w:sz w:val="17"/>
                 <w:szCs w:val="17"/>
               </w:rPr>
-              <w:t xml:space="preserve">p-valor pela distribuição t com n − 2 graus de liberdade; intervalo de 95% pela transformação z de Fisher</w:t>
+              <w:t xml:space="preserve">p-valor pela distribuição t com n − 2 graus de liberdade; intervalo de 95% pela transformação z de Fisher (FISHER, 1921)</w:t>
             </w:r>
           </w:p>
         </w:tc>
@@ -31256,7 +32250,7 @@
                 <w:sz w:val="17"/>
                 <w:szCs w:val="17"/>
               </w:rPr>
-              <w:t xml:space="preserve">Mínimos quadrados por eliminação de Gauss-Jordan; t, p e intervalo por coeficiente; beta padronizado; R² ajustado; teste F</w:t>
+              <w:t xml:space="preserve">Mínimos quadrados por eliminação de Gauss-Jordan; t, p e intervalo por coeficiente; beta padronizado; R² ajustado; teste F (MONTGOMERY; PECK; VINING, 2021)</w:t>
             </w:r>
           </w:p>
         </w:tc>
@@ -31485,7 +32479,7 @@
         <w:t xml:space="preserve">Uma regra de redação foi programada no servidor:</w:t>
       </w:r>
       <w:r>
-        <w:t xml:space="preserve"> uma relação só é chamada de relação quando p &lt; 0,05. Abaixo disso, a tela diz "sem evidência de relação". O sistema nunca escreve "correlação zero" quando a verdade é "não deu para medir"; valores que não podem ser calculados chegam como nulos e aparecem como "indisponível".</w:t>
+        <w:t xml:space="preserve"> uma relação só é chamada de relação quando p &lt; 0,05. Caso contrário, a tela diz "sem evidência de relação". O sistema nunca escreve "correlação zero" quando a verdade é "não deu para medir"; valores que não podem ser calculados chegam como nulos e aparecem como "indisponível".</w:t>
       </w:r>
     </w:p>
     <w:p>
@@ -31501,7 +32495,7 @@
         <w:t xml:space="preserve">Validação do cálculo.</w:t>
       </w:r>
       <w:r>
-        <w:t xml:space="preserve"> As distribuições t e F foram implementadas a partir da beta incompleta regularizada, sem biblioteca externa, em </w:t>
+        <w:t xml:space="preserve"> As distribuições t e F foram implementadas a partir da função beta incompleta (PRESS et al., 2007), sem biblioteca externa, em </w:t>
       </w:r>
       <w:r>
         <w:rPr>
@@ -31513,7 +32507,7 @@
         <w:t xml:space="preserve">util/Inferencia.java</w:t>
       </w:r>
       <w:r>
-        <w:t xml:space="preserve">. Para provar que estão certas, o teste unitário usa o quarteto de Anscombe (1973), cujos resultados são conhecidos: r = 0,8164, p = 0,00217, reta y = 3,0001 + 0,5001x e F = 17,99. Os quatro conferem, e outros testes cobrem regressão múltipla exata, matriz singular, empates no Spearman e série constante.</w:t>
+        <w:t xml:space="preserve">. Para provar que estão certas, o teste unitário usa o quarteto de Anscombe (ANSCOMBE, 1973), cujos resultados são conhecidos: r = 0,8164, p = 0,00217, reta y = 3,0001 + 0,5001x e F = 17,99. Os quatro conferem, e outros testes cobrem regressão múltipla exata, matriz singular, empates no Spearman e série constante.</w:t>
       </w:r>
     </w:p>
     <w:p>
@@ -31581,7 +32575,7 @@
           <w:sz w:val="18"/>
           <w:szCs w:val="18"/>
         </w:rPr>
-        <w:t xml:space="preserve">Tabela 10. </w:t>
+        <w:t xml:space="preserve">Tabela 22. </w:t>
       </w:r>
       <w:r>
         <w:rPr>
@@ -33077,7 +34071,7 @@
         <w:jc w:val="both"/>
       </w:pPr>
       <w:r>
-        <w:t xml:space="preserve">Cada ponto de gravidade encurta o atendimento em 1,58 dia, com intervalo de 95% entre 1,08 e 2,08 dias. Sozinha, a gravidade explica 25% da variação do tempo (R² = 0,25). Os outros 75% vêm de fatores que o sistema ainda não registra.</w:t>
+        <w:t xml:space="preserve">Cada ponto de gravidade encurta o atendimento em 1,58 dia, com intervalo de 95% entre 1,08 e 2,08 dias. Sozinha, a gravidade explica 25% da variação do tempo (R² = 0,25). O restante fica sem explicação: parte é variação natural de caso para caso, e parte vem de fatores que o sistema ainda não registra, como o órgão de destino e a carga da equipe.</w:t>
       </w:r>
     </w:p>
     <w:p>
@@ -33121,7 +34115,7 @@
           <w:sz w:val="18"/>
           <w:szCs w:val="18"/>
         </w:rPr>
-        <w:t xml:space="preserve">Tabela 11. </w:t>
+        <w:t xml:space="preserve">Tabela 23. </w:t>
       </w:r>
       <w:r>
         <w:rPr>
@@ -34472,7 +35466,7 @@
         <w:jc w:val="both"/>
       </w:pPr>
       <w:r>
-        <w:t xml:space="preserve">O volume semanal foi analisado no período contínuo de 02/03 a 22/06/2026 (17 semanas). A inclinação é de −0,24 denúncia por semana, com p = 0,44: </w:t>
+        <w:t xml:space="preserve">O volume semanal foi analisado no período contínuo de 02/03 a 28/06/2026 (17 semanas). A inclinação é de −0,24 denúncia por semana, com p = 0,44: </w:t>
       </w:r>
       <w:r>
         <w:rPr>
@@ -34626,6 +35620,39 @@
         <w:t xml:space="preserve"> calcula, por gravidade, a média e o percentil 90 do tempo. O percentil 90 é o prazo que 90% dos casos cumprem, e por isso serve de base para um prazo de atendimento (SLA) honesto.</w:t>
       </w:r>
     </w:p>
+    <w:p>
+      <w:pPr>
+        <w:keepNext/>
+        <w:spacing w:before="160" w:after="80"/>
+      </w:pPr>
+      <w:r>
+        <w:rPr>
+          <w:color w:val="D27500"/>
+          <w:sz w:val="14"/>
+          <w:szCs w:val="14"/>
+          <w:rFonts w:ascii="Segoe UI Symbol" w:cs="Segoe UI Symbol" w:eastAsia="Segoe UI Symbol" w:hAnsi="Segoe UI Symbol"/>
+        </w:rPr>
+        <w:t xml:space="preserve">▼ </w:t>
+      </w:r>
+      <w:r>
+        <w:rPr>
+          <w:b/>
+          <w:bCs/>
+          <w:color w:val="D27500"/>
+          <w:sz w:val="18"/>
+          <w:szCs w:val="18"/>
+        </w:rPr>
+        <w:t xml:space="preserve">Tabela 24. </w:t>
+      </w:r>
+      <w:r>
+        <w:rPr>
+          <w:color w:val="475569"/>
+          <w:sz w:val="18"/>
+          <w:szCs w:val="18"/>
+        </w:rPr>
+        <w:t xml:space="preserve">Prazo por gravidade e prazo de atendimento (SLA) sugerido.</w:t>
+      </w:r>
+    </w:p>
     <w:tbl>
       <w:tblPr>
         <w:tblW w:type="dxa" w:w="9638"/>
@@ -35452,6 +36479,39 @@
         <w:t xml:space="preserve">O servidor não devolve só números: devolve conclusões com nível (achado, alerta, ponto positivo, contexto), a evidência estatística e a decisão que ela sustenta. A tabela resume as cinco conclusões, e a figura seguinte mostra como aparecem no painel.</w:t>
       </w:r>
     </w:p>
+    <w:p>
+      <w:pPr>
+        <w:keepNext/>
+        <w:spacing w:before="160" w:after="80"/>
+      </w:pPr>
+      <w:r>
+        <w:rPr>
+          <w:color w:val="D27500"/>
+          <w:sz w:val="14"/>
+          <w:szCs w:val="14"/>
+          <w:rFonts w:ascii="Segoe UI Symbol" w:cs="Segoe UI Symbol" w:eastAsia="Segoe UI Symbol" w:hAnsi="Segoe UI Symbol"/>
+        </w:rPr>
+        <w:t xml:space="preserve">▼ </w:t>
+      </w:r>
+      <w:r>
+        <w:rPr>
+          <w:b/>
+          <w:bCs/>
+          <w:color w:val="D27500"/>
+          <w:sz w:val="18"/>
+          <w:szCs w:val="18"/>
+        </w:rPr>
+        <w:t xml:space="preserve">Tabela 25. </w:t>
+      </w:r>
+      <w:r>
+        <w:rPr>
+          <w:color w:val="475569"/>
+          <w:sz w:val="18"/>
+          <w:szCs w:val="18"/>
+        </w:rPr>
+        <w:t xml:space="preserve">As cinco conclusões: evidência e decisão sugerida.</w:t>
+      </w:r>
+    </w:p>
     <w:tbl>
       <w:tblPr>
         <w:tblW w:type="dxa" w:w="9638"/>
@@ -36303,6 +37363,39 @@
         <w:t xml:space="preserve">4.6 Onde está no sistema</w:t>
       </w:r>
     </w:p>
+    <w:p>
+      <w:pPr>
+        <w:keepNext/>
+        <w:spacing w:before="160" w:after="80"/>
+      </w:pPr>
+      <w:r>
+        <w:rPr>
+          <w:color w:val="D27500"/>
+          <w:sz w:val="14"/>
+          <w:szCs w:val="14"/>
+          <w:rFonts w:ascii="Segoe UI Symbol" w:cs="Segoe UI Symbol" w:eastAsia="Segoe UI Symbol" w:hAnsi="Segoe UI Symbol"/>
+        </w:rPr>
+        <w:t xml:space="preserve">▼ </w:t>
+      </w:r>
+      <w:r>
+        <w:rPr>
+          <w:b/>
+          <w:bCs/>
+          <w:color w:val="D27500"/>
+          <w:sz w:val="18"/>
+          <w:szCs w:val="18"/>
+        </w:rPr>
+        <w:t xml:space="preserve">Tabela 26. </w:t>
+      </w:r>
+      <w:r>
+        <w:rPr>
+          <w:color w:val="475569"/>
+          <w:sz w:val="18"/>
+          <w:szCs w:val="18"/>
+        </w:rPr>
+        <w:t xml:space="preserve">Onde está cada peça da Parte 3.</w:t>
+      </w:r>
+    </w:p>
     <w:tbl>
       <w:tblPr>
         <w:tblW w:type="dxa" w:w="9638"/>
@@ -37239,7 +38332,7 @@
         <w:t xml:space="preserve">Correlação não é causalidade.</w:t>
       </w:r>
       <w:r>
-        <w:t xml:space="preserve"> Casos graves fecham mais rápido porque a fila os prioriza, e não porque a gravidade, por si, acelere algo. É justamente isso que a análise confirma: a priorização está funcionando.</w:t>
+        <w:t xml:space="preserve"> Casos graves fecham mais rápido, mas a correlação sozinha não diz por quê. O resultado é coerente com a fila por gravidade funcionando, e só um teste controlado (comparar períodos com e sem a fila) provaria a causa.</w:t>
       </w:r>
     </w:p>
     <w:p>
@@ -37260,7 +38353,7 @@
         <w:t xml:space="preserve">Dados sintéticos.</w:t>
       </w:r>
       <w:r>
-        <w:t xml:space="preserve"> Com dados reais, os números mudam; o método e a tela continuam valendo.</w:t>
+        <w:t xml:space="preserve"> O efeito da gravidade foi colocado pelo gerador da base (seção 4.2). A análise prova que o método o encontra, e não que ele exista num órgão real.</w:t>
       </w:r>
     </w:p>
     <w:p>
@@ -37278,10 +38371,10 @@
           <w:b/>
           <w:bCs/>
         </w:rPr>
-        <w:t xml:space="preserve">Multicolinearidade.</w:t>
-      </w:r>
-      <w:r>
-        <w:t xml:space="preserve"> Gravidade e urgência carregam a mesma informação. O beta padronizado da regressão múltipla ajuda a comparar os efeitos, mas a urgência não deve ser lida como "inútil": ela só não acrescenta nada além do tipo.</w:t>
+        <w:t xml:space="preserve">Robustez.</w:t>
+      </w:r>
+      <w:r>
+        <w:t xml:space="preserve"> O Spearman, que usa a ordem dos valores e não depende da forma da distribuição, dá o mesmo −0,50 da gravidade: o achado não vem de alguns casos extremos.</w:t>
       </w:r>
     </w:p>
     <w:p>
@@ -37299,6 +38392,27 @@
           <w:b/>
           <w:bCs/>
         </w:rPr>
+        <w:t xml:space="preserve">Multicolinearidade.</w:t>
+      </w:r>
+      <w:r>
+        <w:t xml:space="preserve"> Gravidade e urgência carregam a mesma informação. O beta padronizado da regressão múltipla ajuda a comparar os efeitos, mas a urgência não deve ser lida como "inútil": ela só não acrescenta nada além do tipo.</w:t>
+      </w:r>
+    </w:p>
+    <w:p>
+      <w:pPr>
+        <w:pStyle w:val="ListParagraph"/>
+        <w:numPr>
+          <w:ilvl w:val="0"/>
+          <w:numId w:val="5"/>
+        </w:numPr>
+        <w:spacing w:after="80" w:line="276"/>
+        <w:jc w:val="left"/>
+      </w:pPr>
+      <w:r>
+        <w:rPr>
+          <w:b/>
+          <w:bCs/>
+        </w:rPr>
         <w:t xml:space="preserve">Pressupostos.</w:t>
       </w:r>
       <w:r>
@@ -37327,6 +38441,39 @@
           <w:color w:val="8F4F00"/>
         </w:rPr>
         <w:t xml:space="preserve">4.8 Síntese da Parte 3</w:t>
+      </w:r>
+    </w:p>
+    <w:p>
+      <w:pPr>
+        <w:keepNext/>
+        <w:spacing w:before="160" w:after="80"/>
+      </w:pPr>
+      <w:r>
+        <w:rPr>
+          <w:color w:val="D27500"/>
+          <w:sz w:val="14"/>
+          <w:szCs w:val="14"/>
+          <w:rFonts w:ascii="Segoe UI Symbol" w:cs="Segoe UI Symbol" w:eastAsia="Segoe UI Symbol" w:hAnsi="Segoe UI Symbol"/>
+        </w:rPr>
+        <w:t xml:space="preserve">▼ </w:t>
+      </w:r>
+      <w:r>
+        <w:rPr>
+          <w:b/>
+          <w:bCs/>
+          <w:color w:val="D27500"/>
+          <w:sz w:val="18"/>
+          <w:szCs w:val="18"/>
+        </w:rPr>
+        <w:t xml:space="preserve">Tabela 27. </w:t>
+      </w:r>
+      <w:r>
+        <w:rPr>
+          <w:color w:val="475569"/>
+          <w:sz w:val="18"/>
+          <w:szCs w:val="18"/>
+        </w:rPr>
+        <w:t xml:space="preserve">Síntese da Parte 3.</w:t>
       </w:r>
     </w:p>
     <w:tbl>
@@ -37897,7 +39044,7 @@
         <w:jc w:val="both"/>
       </w:pPr>
       <w:r>
-        <w:t xml:space="preserve">Blockchain não entrou no Protege+ por ser tendência. Ela entrou porque o exercício B da Parte 1 deixou um problema sem solução dentro do servidor.</w:t>
+        <w:t xml:space="preserve">Blockchain não entrou no Protege+ por ser tendência. A ideia de um registro em que cada bloco aponta para o anterior (NAKAMOTO, 2008), executado por contratos na máquina virtual do Ethereum (WOOD), resolve um problema concreto do projeto. Ela entrou porque o exercício B da Parte 1 deixou um problema sem solução dentro do servidor.</w:t>
       </w:r>
     </w:p>
     <w:p>
@@ -38083,7 +39230,7 @@
           <w:sz w:val="18"/>
           <w:szCs w:val="18"/>
         </w:rPr>
-        <w:t xml:space="preserve">Tabela 12. </w:t>
+        <w:t xml:space="preserve">Tabela 28. </w:t>
       </w:r>
       <w:r>
         <w:rPr>
@@ -38526,7 +39673,7 @@
                 <w:sz w:val="17"/>
                 <w:szCs w:val="17"/>
               </w:rPr>
-              <w:t xml:space="preserve">Diário, manual e lento; não dá para ancorar de hora em hora</w:t>
+              <w:t xml:space="preserve">Publicação diária e manual; não dá para ancorar de hora em hora</w:t>
             </w:r>
           </w:p>
         </w:tc>
@@ -38785,6 +39932,39 @@
           <w:color w:val="1E5E27"/>
         </w:rPr>
         <w:t xml:space="preserve">5.3 Que blockchain</w:t>
+      </w:r>
+    </w:p>
+    <w:p>
+      <w:pPr>
+        <w:keepNext/>
+        <w:spacing w:before="160" w:after="80"/>
+      </w:pPr>
+      <w:r>
+        <w:rPr>
+          <w:color w:val="2E8B3A"/>
+          <w:sz w:val="14"/>
+          <w:szCs w:val="14"/>
+          <w:rFonts w:ascii="Segoe UI Symbol" w:cs="Segoe UI Symbol" w:eastAsia="Segoe UI Symbol" w:hAnsi="Segoe UI Symbol"/>
+        </w:rPr>
+        <w:t xml:space="preserve">▼ </w:t>
+      </w:r>
+      <w:r>
+        <w:rPr>
+          <w:b/>
+          <w:bCs/>
+          <w:color w:val="2E8B3A"/>
+          <w:sz w:val="18"/>
+          <w:szCs w:val="18"/>
+        </w:rPr>
+        <w:t xml:space="preserve">Tabela 29. </w:t>
+      </w:r>
+      <w:r>
+        <w:rPr>
+          <w:color w:val="475569"/>
+          <w:sz w:val="18"/>
+          <w:szCs w:val="18"/>
+        </w:rPr>
+        <w:t xml:space="preserve">Redes blockchain avaliadas.</w:t>
       </w:r>
     </w:p>
     <w:tbl>
@@ -39060,7 +40240,7 @@
                 <w:sz w:val="17"/>
                 <w:szCs w:val="17"/>
               </w:rPr>
-              <w:t xml:space="preserve">Feita para o setor público; os fiscais (como o TCU) já participam; compatível com Solidity sem mudar uma linha</w:t>
+              <w:t xml:space="preserve">Feita para o setor público; os fiscais (como o TCU) já participam; compatível com Solidity, sem alteração no contrato</w:t>
             </w:r>
           </w:p>
         </w:tc>
@@ -39427,7 +40607,7 @@
       <w:r>
         <w:drawing>
           <wp:inline distT="0" distB="0" distL="0" distR="0">
-            <wp:extent cx="5943600" cy="2419350"/>
+            <wp:extent cx="5943600" cy="2428875"/>
             <wp:effectExtent t="0" r="0" b="0" l="0"/>
             <wp:docPr id="1" name="fig14" descr="Fluxo de ancoragem e de verificação. O servidor não fala com a blockchain: quem ancora e quem confere são rotinas externas." title="Fluxo de ancoragem e de verificação. O servidor não fala com a blockchain: quem ancora e quem confere são rotinas externas."/>
             <wp:cNvGraphicFramePr>
@@ -39452,7 +40632,7 @@
                   <pic:spPr bwMode="auto">
                     <a:xfrm>
                       <a:off x="0" y="0"/>
-                      <a:ext cx="5943600" cy="2419350"/>
+                      <a:ext cx="5943600" cy="2428875"/>
                     </a:xfrm>
                     <a:prstGeom prst="rect">
                       <a:avLst/>
@@ -39573,7 +40753,7 @@
         <w:t xml:space="preserve">sha256(hash do arquivo + sal)</w:t>
       </w:r>
       <w:r>
-        <w:t xml:space="preserve">, com um sal aleatório de 32 bytes que fica só com o órgão. Os compromissos do lote viram uma árvore Merkle, e só a raiz vai para a cadeia. Ancorar 100 evidências custa o mesmo que ancorar uma.</w:t>
+        <w:t xml:space="preserve">, com um sal aleatório de 32 bytes que fica só com o órgão. Os compromissos do lote viram uma árvore Merkle (MERKLE, 1987), e só a raiz vai para a cadeia. Ancorar 100 evidências custa o mesmo que ancorar uma.</w:t>
       </w:r>
     </w:p>
     <w:p>
@@ -39677,6 +40857,39 @@
         <w:t xml:space="preserve">5.4.2 Papéis</w:t>
       </w:r>
     </w:p>
+    <w:p>
+      <w:pPr>
+        <w:keepNext/>
+        <w:spacing w:before="160" w:after="80"/>
+      </w:pPr>
+      <w:r>
+        <w:rPr>
+          <w:color w:val="2E8B3A"/>
+          <w:sz w:val="14"/>
+          <w:szCs w:val="14"/>
+          <w:rFonts w:ascii="Segoe UI Symbol" w:cs="Segoe UI Symbol" w:eastAsia="Segoe UI Symbol" w:hAnsi="Segoe UI Symbol"/>
+        </w:rPr>
+        <w:t xml:space="preserve">▼ </w:t>
+      </w:r>
+      <w:r>
+        <w:rPr>
+          <w:b/>
+          <w:bCs/>
+          <w:color w:val="2E8B3A"/>
+          <w:sz w:val="18"/>
+          <w:szCs w:val="18"/>
+        </w:rPr>
+        <w:t xml:space="preserve">Tabela 30. </w:t>
+      </w:r>
+      <w:r>
+        <w:rPr>
+          <w:color w:val="475569"/>
+          <w:sz w:val="18"/>
+          <w:szCs w:val="18"/>
+        </w:rPr>
+        <w:t xml:space="preserve">Papéis no contrato AncoraProtege.</w:t>
+      </w:r>
+    </w:p>
     <w:tbl>
       <w:tblPr>
         <w:tblW w:type="dxa" w:w="9638"/>
@@ -40292,6 +41505,39 @@
         <w:t xml:space="preserve">5.4.3 Funções</w:t>
       </w:r>
     </w:p>
+    <w:p>
+      <w:pPr>
+        <w:keepNext/>
+        <w:spacing w:before="160" w:after="80"/>
+      </w:pPr>
+      <w:r>
+        <w:rPr>
+          <w:color w:val="2E8B3A"/>
+          <w:sz w:val="14"/>
+          <w:szCs w:val="14"/>
+          <w:rFonts w:ascii="Segoe UI Symbol" w:cs="Segoe UI Symbol" w:eastAsia="Segoe UI Symbol" w:hAnsi="Segoe UI Symbol"/>
+        </w:rPr>
+        <w:t xml:space="preserve">▼ </w:t>
+      </w:r>
+      <w:r>
+        <w:rPr>
+          <w:b/>
+          <w:bCs/>
+          <w:color w:val="2E8B3A"/>
+          <w:sz w:val="18"/>
+          <w:szCs w:val="18"/>
+        </w:rPr>
+        <w:t xml:space="preserve">Tabela 31. </w:t>
+      </w:r>
+      <w:r>
+        <w:rPr>
+          <w:color w:val="475569"/>
+          <w:sz w:val="18"/>
+          <w:szCs w:val="18"/>
+        </w:rPr>
+        <w:t xml:space="preserve">Funções do contrato.</w:t>
+      </w:r>
+    </w:p>
     <w:tbl>
       <w:tblPr>
         <w:tblW w:type="dxa" w:w="9638"/>
@@ -41461,6 +42707,98 @@
     </w:p>
     <w:p>
       <w:pPr>
+        <w:pStyle w:val="Heading3"/>
+        <w:keepNext/>
+      </w:pPr>
+      <w:r>
+        <w:rPr>
+          <w:color w:val="2E8B3A"/>
+          <w:rFonts w:ascii="Segoe UI Symbol" w:cs="Segoe UI Symbol" w:eastAsia="Segoe UI Symbol" w:hAnsi="Segoe UI Symbol"/>
+        </w:rPr>
+        <w:t xml:space="preserve">▸ </w:t>
+      </w:r>
+      <w:r>
+        <w:rPr>
+          <w:color w:val="1E5E27"/>
+        </w:rPr>
+        <w:t xml:space="preserve">5.4.5 Restauração legítima e abuso da contestação</w:t>
+      </w:r>
+    </w:p>
+    <w:p>
+      <w:pPr>
+        <w:spacing w:after="140" w:before="0" w:line="288"/>
+        <w:jc w:val="both"/>
+      </w:pPr>
+      <w:r>
+        <w:t xml:space="preserve">Dois casos precisam de resposta, e os dois usam a mesma função, </w:t>
+      </w:r>
+      <w:r>
+        <w:rPr>
+          <w:color w:val="B4235A"/>
+          <w:sz w:val="19"/>
+          <w:szCs w:val="19"/>
+          <w:rFonts w:ascii="Consolas" w:cs="Consolas" w:eastAsia="Consolas" w:hAnsi="Consolas"/>
+        </w:rPr>
+        <w:t xml:space="preserve">contestar</w:t>
+      </w:r>
+      <w:r>
+        <w:t xml:space="preserve">.</w:t>
+      </w:r>
+    </w:p>
+    <w:p>
+      <w:pPr>
+        <w:pStyle w:val="ListParagraph"/>
+        <w:numPr>
+          <w:ilvl w:val="0"/>
+          <w:numId w:val="6"/>
+        </w:numPr>
+        <w:spacing w:after="80" w:line="276"/>
+        <w:jc w:val="left"/>
+      </w:pPr>
+      <w:r>
+        <w:rPr>
+          <w:b/>
+          <w:bCs/>
+        </w:rPr>
+        <w:t xml:space="preserve">Restauração legítima.</w:t>
+      </w:r>
+      <w:r>
+        <w:t xml:space="preserve"> Se o disco queima e o órgão restaura um backup, a trilha volta no tempo de verdade, e a rotina de ancoragem passa a recusar. O procedimento é o gestor contestar, na blockchain, os checkpoints que a trilha restaurada não tem mais, com o motivo (por exemplo, "restauração autorizada após perda do disco, incidente 2026-07"). O último checkpoint válido volta a ser o anterior e a rotina retoma. O corte não some: ele vira um corte </w:t>
+      </w:r>
+      <w:r>
+        <w:rPr>
+          <w:b/>
+          <w:bCs/>
+        </w:rPr>
+        <w:t xml:space="preserve">declarado</w:t>
+      </w:r>
+      <w:r>
+        <w:t xml:space="preserve">, público, com data e motivo.</w:t>
+      </w:r>
+    </w:p>
+    <w:p>
+      <w:pPr>
+        <w:pStyle w:val="ListParagraph"/>
+        <w:numPr>
+          <w:ilvl w:val="0"/>
+          <w:numId w:val="6"/>
+        </w:numPr>
+        <w:spacing w:after="80" w:line="276"/>
+        <w:jc w:val="left"/>
+      </w:pPr>
+      <w:r>
+        <w:rPr>
+          <w:b/>
+          <w:bCs/>
+        </w:rPr>
+        <w:t xml:space="preserve">Abuso.</w:t>
+      </w:r>
+      <w:r>
+        <w:t xml:space="preserve"> O mesmo poder permitiria a um gestor mal-intencionado esconder um corte. Ele não consegue fazer isso em silêncio: a contestação fica para sempre na cadeia, o verificador lista cada checkpoint contestado ("contestado pelo órgão gestor") e uma contestação logo depois de um corte é, ela mesma, um sinal para o fiscal. O passo seguinte, declarado em 5.9 e na seção 6.4, é exigir duas chaves para contestar: a do gestor e a de um controle externo, como a corregedoria.</w:t>
+      </w:r>
+    </w:p>
+    <w:p>
+      <w:pPr>
         <w:pStyle w:val="Heading2"/>
         <w:keepNext/>
         <w:pBdr>
@@ -41490,6 +42828,39 @@
       </w:pPr>
       <w:r>
         <w:t xml:space="preserve">São 21 testes automatizados (Hardhat, Mocha e Chai), com cobertura de 100% das linhas e 90,9% dos desvios do contrato.</w:t>
+      </w:r>
+    </w:p>
+    <w:p>
+      <w:pPr>
+        <w:keepNext/>
+        <w:spacing w:before="160" w:after="80"/>
+      </w:pPr>
+      <w:r>
+        <w:rPr>
+          <w:color w:val="2E8B3A"/>
+          <w:sz w:val="14"/>
+          <w:szCs w:val="14"/>
+          <w:rFonts w:ascii="Segoe UI Symbol" w:cs="Segoe UI Symbol" w:eastAsia="Segoe UI Symbol" w:hAnsi="Segoe UI Symbol"/>
+        </w:rPr>
+        <w:t xml:space="preserve">▼ </w:t>
+      </w:r>
+      <w:r>
+        <w:rPr>
+          <w:b/>
+          <w:bCs/>
+          <w:color w:val="2E8B3A"/>
+          <w:sz w:val="18"/>
+          <w:szCs w:val="18"/>
+        </w:rPr>
+        <w:t xml:space="preserve">Tabela 32. </w:t>
+      </w:r>
+      <w:r>
+        <w:rPr>
+          <w:color w:val="475569"/>
+          <w:sz w:val="18"/>
+          <w:szCs w:val="18"/>
+        </w:rPr>
+        <w:t xml:space="preserve">Os 21 testes do contrato, por grupo.</w:t>
       </w:r>
     </w:p>
     <w:tbl>
@@ -42173,7 +43544,7 @@
         <w:spacing w:after="80" w:line="276"/>
       </w:pPr>
       <w:r>
-        <w:t xml:space="preserve">Uma denúncia anônima recebe uma foto. O contrato é implantado, a trilha e a foto são ancoradas.</w:t>
+        <w:t xml:space="preserve">Uma denúncia anônima recebe a foto de uma lesão, anexada duas vezes (evidências 1 e 2). O contrato é implantado, e a trilha e o lote de evidências são ancorados.</w:t>
       </w:r>
     </w:p>
     <w:p>
@@ -42524,6 +43895,15 @@
         <w:jc w:val="both"/>
       </w:pPr>
       <w:r>
+        <w:t xml:space="preserve">A trilha passa de 8 para 10 registros entre as duas verificações porque a própria verificação gera registros de consulta: a trilha registra até quem a confere.</w:t>
+      </w:r>
+    </w:p>
+    <w:p>
+      <w:pPr>
+        <w:spacing w:after="140" w:before="0" w:line="288"/>
+        <w:jc w:val="both"/>
+      </w:pPr>
+      <w:r>
         <w:t xml:space="preserve">As três consultas sensíveis da atendente sumiram do servidor sem deixar marca, mas não da história: a blockchain prova que elas existiram, quando, e que a trilha de hoje não é a mesma. A rotina de ancoragem também se recusa a carimbar a trilha cortada, porque ancorar por cima dela seria dar o selo de autenticidade justamente à versão adulterada.</w:t>
       </w:r>
     </w:p>
@@ -42549,6 +43929,39 @@
           <w:color w:val="1E5E27"/>
         </w:rPr>
         <w:t xml:space="preserve">5.8 Custos medidos</w:t>
+      </w:r>
+    </w:p>
+    <w:p>
+      <w:pPr>
+        <w:keepNext/>
+        <w:spacing w:before="160" w:after="80"/>
+      </w:pPr>
+      <w:r>
+        <w:rPr>
+          <w:color w:val="2E8B3A"/>
+          <w:sz w:val="14"/>
+          <w:szCs w:val="14"/>
+          <w:rFonts w:ascii="Segoe UI Symbol" w:cs="Segoe UI Symbol" w:eastAsia="Segoe UI Symbol" w:hAnsi="Segoe UI Symbol"/>
+        </w:rPr>
+        <w:t xml:space="preserve">▼ </w:t>
+      </w:r>
+      <w:r>
+        <w:rPr>
+          <w:b/>
+          <w:bCs/>
+          <w:color w:val="2E8B3A"/>
+          <w:sz w:val="18"/>
+          <w:szCs w:val="18"/>
+        </w:rPr>
+        <w:t xml:space="preserve">Tabela 33. </w:t>
+      </w:r>
+      <w:r>
+        <w:rPr>
+          <w:color w:val="475569"/>
+          <w:sz w:val="18"/>
+          <w:szCs w:val="18"/>
+        </w:rPr>
+        <w:t xml:space="preserve">Custo medido de cada operação, em gas.</w:t>
       </w:r>
     </w:p>
     <w:tbl>
@@ -43104,7 +44517,7 @@
         <w:jc w:val="both"/>
       </w:pPr>
       <w:r>
-        <w:t xml:space="preserve">Na RBB, esse gas não tem preço de mercado. Numa rede pública, 24 ancoragens por dia ficam na casa dos centavos por dia numa rede de segunda camada.</w:t>
+        <w:t xml:space="preserve">Na RBB, esse gas não tem preço de mercado. Numa rede pública de segunda camada, as 24 ancoragens de um dia custam centavos.</w:t>
       </w:r>
     </w:p>
     <w:p>
@@ -43209,6 +44622,27 @@
           <w:b/>
           <w:bCs/>
         </w:rPr>
+        <w:t xml:space="preserve">Uma só chave contesta.</w:t>
+      </w:r>
+      <w:r>
+        <w:t xml:space="preserve"> Hoje o gestor contesta sozinho (seção 5.4.5). Em produção, a contestação deve exigir duas chaves, a do órgão e a de um controle externo.</w:t>
+      </w:r>
+    </w:p>
+    <w:p>
+      <w:pPr>
+        <w:pStyle w:val="ListParagraph"/>
+        <w:numPr>
+          <w:ilvl w:val="0"/>
+          <w:numId w:val="3"/>
+        </w:numPr>
+        <w:spacing w:after="80" w:line="276"/>
+        <w:jc w:val="left"/>
+      </w:pPr>
+      <w:r>
+        <w:rPr>
+          <w:b/>
+          <w:bCs/>
+        </w:rPr>
         <w:t xml:space="preserve">A demonstração usa uma rede local.</w:t>
       </w:r>
       <w:r>
@@ -43237,6 +44671,39 @@
           <w:color w:val="1E5E27"/>
         </w:rPr>
         <w:t xml:space="preserve">5.10 Síntese da Parte 4</w:t>
+      </w:r>
+    </w:p>
+    <w:p>
+      <w:pPr>
+        <w:keepNext/>
+        <w:spacing w:before="160" w:after="80"/>
+      </w:pPr>
+      <w:r>
+        <w:rPr>
+          <w:color w:val="2E8B3A"/>
+          <w:sz w:val="14"/>
+          <w:szCs w:val="14"/>
+          <w:rFonts w:ascii="Segoe UI Symbol" w:cs="Segoe UI Symbol" w:eastAsia="Segoe UI Symbol" w:hAnsi="Segoe UI Symbol"/>
+        </w:rPr>
+        <w:t xml:space="preserve">▼ </w:t>
+      </w:r>
+      <w:r>
+        <w:rPr>
+          <w:b/>
+          <w:bCs/>
+          <w:color w:val="2E8B3A"/>
+          <w:sz w:val="18"/>
+          <w:szCs w:val="18"/>
+        </w:rPr>
+        <w:t xml:space="preserve">Tabela 34. </w:t>
+      </w:r>
+      <w:r>
+        <w:rPr>
+          <w:color w:val="475569"/>
+          <w:sz w:val="18"/>
+          <w:szCs w:val="18"/>
+        </w:rPr>
+        <w:t xml:space="preserve">Síntese da Parte 4.</w:t>
       </w:r>
     </w:p>
     <w:tbl>
@@ -43690,13 +45157,110 @@
           <w:szCs w:val="34"/>
           <w:rFonts w:ascii="Segoe UI Symbol" w:cs="Segoe UI Symbol" w:eastAsia="Segoe UI Symbol" w:hAnsi="Segoe UI Symbol"/>
         </w:rPr>
-        <w:t xml:space="preserve"> ★  </w:t>
+        <w:t xml:space="preserve"> ➽  </w:t>
       </w:r>
       <w:r>
         <w:rPr>
           <w:color w:val="FFFFFF"/>
         </w:rPr>
-        <w:t xml:space="preserve">6. Conclusão </w:t>
+        <w:t xml:space="preserve">6. Visão de futuro </w:t>
+      </w:r>
+    </w:p>
+    <w:tbl>
+      <w:tblPr>
+        <w:tblW w:type="dxa" w:w="9638"/>
+        <w:tblBorders>
+          <w:top w:val="single" w:color="auto" w:sz="4"/>
+          <w:left w:val="single" w:color="auto" w:sz="4"/>
+          <w:bottom w:val="single" w:color="auto" w:sz="4"/>
+          <w:right w:val="single" w:color="auto" w:sz="4"/>
+          <w:insideH w:val="single" w:color="auto" w:sz="4"/>
+          <w:insideV w:val="single" w:color="auto" w:sz="4"/>
+        </w:tblBorders>
+      </w:tblPr>
+      <w:tblGrid>
+        <w:gridCol w:w="9638"/>
+      </w:tblGrid>
+      <w:tr>
+        <w:trPr>
+          <w:cantSplit/>
+        </w:trPr>
+        <w:tc>
+          <w:tcPr>
+            <w:tcW w:type="dxa" w:w="9638"/>
+            <w:tcBorders>
+              <w:top w:val="none" w:color="FFFFFF" w:sz="0"/>
+              <w:left w:val="single" w:color="1A4DA0" w:sz="36"/>
+              <w:bottom w:val="none" w:color="FFFFFF" w:sz="0"/>
+              <w:right w:val="none" w:color="FFFFFF" w:sz="0"/>
+            </w:tcBorders>
+            <w:shd w:fill="EEF3FB" w:color="auto" w:val="clear"/>
+            <w:tcMar>
+              <w:top w:type="dxa" w:w="120"/>
+              <w:left w:type="dxa" w:w="200"/>
+              <w:bottom w:type="dxa" w:w="100"/>
+              <w:right w:type="dxa" w:w="200"/>
+            </w:tcMar>
+          </w:tcPr>
+          <w:p>
+            <w:pPr>
+              <w:spacing w:after="80"/>
+            </w:pPr>
+            <w:r>
+              <w:rPr>
+                <w:color w:val="1A4DA0"/>
+                <w:sz w:val="20"/>
+                <w:szCs w:val="20"/>
+                <w:rFonts w:ascii="Segoe UI Symbol" w:cs="Segoe UI Symbol" w:eastAsia="Segoe UI Symbol" w:hAnsi="Segoe UI Symbol"/>
+              </w:rPr>
+              <w:t xml:space="preserve">✎  </w:t>
+            </w:r>
+            <w:r>
+              <w:rPr>
+                <w:b/>
+                <w:bCs/>
+                <w:color w:val="1A4DA0"/>
+                <w:sz w:val="17"/>
+                <w:szCs w:val="17"/>
+              </w:rPr>
+              <w:t xml:space="preserve">O QUE A ATIVIDADE PEDE</w:t>
+            </w:r>
+          </w:p>
+          <w:p>
+            <w:pPr>
+              <w:spacing w:after="80" w:line="276"/>
+              <w:jc w:val="left"/>
+            </w:pPr>
+            <w:r>
+              <w:rPr>
+                <w:sz w:val="20"/>
+                <w:szCs w:val="20"/>
+              </w:rPr>
+              <w:t xml:space="preserve">Finalizar o projeto com uma visão de futuro: mostrar como a tecnologia aumenta a confiabilidade, a transparência e a eficiência organizacional, e preparar o sistema para virar uma solução de mercado e para cenários de inovação digital.</w:t>
+            </w:r>
+          </w:p>
+        </w:tc>
+      </w:tr>
+    </w:tbl>
+    <w:p>
+      <w:pPr>
+        <w:spacing w:after="160" w:line="120"/>
+      </w:pPr>
+    </w:p>
+    <w:p>
+      <w:pPr>
+        <w:spacing w:after="140" w:before="0" w:line="288"/>
+        <w:jc w:val="both"/>
+      </w:pPr>
+      <w:r>
+        <w:t xml:space="preserve">As quatro Partes responderam a uma pergunta técnica: o sistema merece confiança? Este capítulo responde à pergunta seguinte, que é a de quem vai adotar o Protege+: </w:t>
+      </w:r>
+      <w:r>
+        <w:rPr>
+          <w:b/>
+          <w:bCs/>
+        </w:rPr>
+        <w:t xml:space="preserve">o que muda para o órgão, para a cidadã e para quem fiscaliza, e como isso chega a outros estados e municípios?</w:t>
       </w:r>
     </w:p>
     <w:p>
@@ -43720,7 +45284,3514 @@
         <w:rPr>
           <w:color w:val="0D2E6E"/>
         </w:rPr>
-        <w:t xml:space="preserve">6.1 O que foi entregue</w:t>
+        <w:t xml:space="preserve">6.1 Confiabilidade, transparência e eficiência</w:t>
+      </w:r>
+    </w:p>
+    <w:p>
+      <w:pPr>
+        <w:spacing w:after="140" w:before="0" w:line="288"/>
+        <w:jc w:val="both"/>
+      </w:pPr>
+      <w:r>
+        <w:t xml:space="preserve">Cada ganho prometido tem uma tecnologia que o entrega e um indicador que permite medir se ele aconteceu. Sem o indicador, a promessa vira discurso.</w:t>
+      </w:r>
+    </w:p>
+    <w:p>
+      <w:pPr>
+        <w:keepNext/>
+        <w:spacing w:before="160" w:after="80"/>
+      </w:pPr>
+      <w:r>
+        <w:rPr>
+          <w:color w:val="1A4DA0"/>
+          <w:sz w:val="14"/>
+          <w:szCs w:val="14"/>
+          <w:rFonts w:ascii="Segoe UI Symbol" w:cs="Segoe UI Symbol" w:eastAsia="Segoe UI Symbol" w:hAnsi="Segoe UI Symbol"/>
+        </w:rPr>
+        <w:t xml:space="preserve">▼ </w:t>
+      </w:r>
+      <w:r>
+        <w:rPr>
+          <w:b/>
+          <w:bCs/>
+          <w:color w:val="1A4DA0"/>
+          <w:sz w:val="18"/>
+          <w:szCs w:val="18"/>
+        </w:rPr>
+        <w:t xml:space="preserve">Tabela 35. </w:t>
+      </w:r>
+      <w:r>
+        <w:rPr>
+          <w:color w:val="475569"/>
+          <w:sz w:val="18"/>
+          <w:szCs w:val="18"/>
+        </w:rPr>
+        <w:t xml:space="preserve">Os três ganhos pedidos pela atividade, como o Protege+ os entrega e como medir.</w:t>
+      </w:r>
+    </w:p>
+    <w:tbl>
+      <w:tblPr>
+        <w:tblW w:type="dxa" w:w="9638"/>
+        <w:tblBorders>
+          <w:top w:val="single" w:color="auto" w:sz="4"/>
+          <w:left w:val="single" w:color="auto" w:sz="4"/>
+          <w:bottom w:val="single" w:color="auto" w:sz="4"/>
+          <w:right w:val="single" w:color="auto" w:sz="4"/>
+          <w:insideH w:val="single" w:color="auto" w:sz="4"/>
+          <w:insideV w:val="single" w:color="auto" w:sz="4"/>
+        </w:tblBorders>
+      </w:tblPr>
+      <w:tblGrid>
+        <w:gridCol w:w="1734"/>
+        <w:gridCol w:w="4819"/>
+        <w:gridCol w:w="3085"/>
+      </w:tblGrid>
+      <w:tr>
+        <w:trPr>
+          <w:cantSplit/>
+          <w:tblHeader/>
+        </w:trPr>
+        <w:tc>
+          <w:tcPr>
+            <w:tcW w:type="dxa" w:w="1734"/>
+            <w:tcBorders>
+              <w:top w:val="single" w:color="D5DDE8" w:sz="4"/>
+              <w:left w:val="single" w:color="D5DDE8" w:sz="4"/>
+              <w:bottom w:val="single" w:color="D5DDE8" w:sz="4"/>
+              <w:right w:val="single" w:color="D5DDE8" w:sz="4"/>
+            </w:tcBorders>
+            <w:shd w:fill="1A4DA0" w:color="auto" w:val="clear"/>
+            <w:tcMar>
+              <w:top w:type="dxa" w:w="70"/>
+              <w:left w:type="dxa" w:w="110"/>
+              <w:bottom w:type="dxa" w:w="70"/>
+              <w:right w:type="dxa" w:w="110"/>
+            </w:tcMar>
+          </w:tcPr>
+          <w:p>
+            <w:pPr>
+              <w:keepNext/>
+              <w:keepLines/>
+              <w:spacing w:after="40" w:line="252"/>
+              <w:jc w:val="left"/>
+            </w:pPr>
+            <w:r>
+              <w:rPr>
+                <w:b/>
+                <w:bCs/>
+                <w:color w:val="FFFFFF"/>
+                <w:sz w:val="18"/>
+                <w:szCs w:val="18"/>
+              </w:rPr>
+              <w:t xml:space="preserve">Ganho</w:t>
+            </w:r>
+          </w:p>
+        </w:tc>
+        <w:tc>
+          <w:tcPr>
+            <w:tcW w:type="dxa" w:w="4819"/>
+            <w:tcBorders>
+              <w:top w:val="single" w:color="D5DDE8" w:sz="4"/>
+              <w:left w:val="single" w:color="D5DDE8" w:sz="4"/>
+              <w:bottom w:val="single" w:color="D5DDE8" w:sz="4"/>
+              <w:right w:val="single" w:color="D5DDE8" w:sz="4"/>
+            </w:tcBorders>
+            <w:shd w:fill="1A4DA0" w:color="auto" w:val="clear"/>
+            <w:tcMar>
+              <w:top w:type="dxa" w:w="70"/>
+              <w:left w:type="dxa" w:w="110"/>
+              <w:bottom w:type="dxa" w:w="70"/>
+              <w:right w:type="dxa" w:w="110"/>
+            </w:tcMar>
+          </w:tcPr>
+          <w:p>
+            <w:pPr>
+              <w:keepNext/>
+              <w:keepLines/>
+              <w:spacing w:after="40" w:line="252"/>
+              <w:jc w:val="left"/>
+            </w:pPr>
+            <w:r>
+              <w:rPr>
+                <w:b/>
+                <w:bCs/>
+                <w:color w:val="FFFFFF"/>
+                <w:sz w:val="18"/>
+                <w:szCs w:val="18"/>
+              </w:rPr>
+              <w:t xml:space="preserve">Como a tecnologia entrega</w:t>
+            </w:r>
+          </w:p>
+        </w:tc>
+        <w:tc>
+          <w:tcPr>
+            <w:tcW w:type="dxa" w:w="3085"/>
+            <w:tcBorders>
+              <w:top w:val="single" w:color="D5DDE8" w:sz="4"/>
+              <w:left w:val="single" w:color="D5DDE8" w:sz="4"/>
+              <w:bottom w:val="single" w:color="D5DDE8" w:sz="4"/>
+              <w:right w:val="single" w:color="D5DDE8" w:sz="4"/>
+            </w:tcBorders>
+            <w:shd w:fill="1A4DA0" w:color="auto" w:val="clear"/>
+            <w:tcMar>
+              <w:top w:type="dxa" w:w="70"/>
+              <w:left w:type="dxa" w:w="110"/>
+              <w:bottom w:type="dxa" w:w="70"/>
+              <w:right w:type="dxa" w:w="110"/>
+            </w:tcMar>
+          </w:tcPr>
+          <w:p>
+            <w:pPr>
+              <w:keepNext/>
+              <w:keepLines/>
+              <w:spacing w:after="40" w:line="252"/>
+              <w:jc w:val="left"/>
+            </w:pPr>
+            <w:r>
+              <w:rPr>
+                <w:b/>
+                <w:bCs/>
+                <w:color w:val="FFFFFF"/>
+                <w:sz w:val="18"/>
+                <w:szCs w:val="18"/>
+              </w:rPr>
+              <w:t xml:space="preserve">Indicador para acompanhar</w:t>
+            </w:r>
+          </w:p>
+        </w:tc>
+      </w:tr>
+      <w:tr>
+        <w:trPr>
+          <w:cantSplit/>
+        </w:trPr>
+        <w:tc>
+          <w:tcPr>
+            <w:tcW w:type="dxa" w:w="1734"/>
+            <w:tcBorders>
+              <w:top w:val="single" w:color="D5DDE8" w:sz="4"/>
+              <w:left w:val="single" w:color="D5DDE8" w:sz="4"/>
+              <w:bottom w:val="single" w:color="D5DDE8" w:sz="4"/>
+              <w:right w:val="single" w:color="D5DDE8" w:sz="4"/>
+            </w:tcBorders>
+            <w:tcMar>
+              <w:top w:type="dxa" w:w="70"/>
+              <w:left w:type="dxa" w:w="110"/>
+              <w:bottom w:type="dxa" w:w="70"/>
+              <w:right w:type="dxa" w:w="110"/>
+            </w:tcMar>
+          </w:tcPr>
+          <w:p>
+            <w:pPr>
+              <w:keepNext/>
+              <w:keepLines/>
+              <w:spacing w:after="40" w:line="252"/>
+              <w:jc w:val="left"/>
+            </w:pPr>
+            <w:r>
+              <w:rPr>
+                <w:b/>
+                <w:bCs/>
+                <w:sz w:val="17"/>
+                <w:szCs w:val="17"/>
+              </w:rPr>
+              <w:t xml:space="preserve">Confiabilidade</w:t>
+            </w:r>
+          </w:p>
+        </w:tc>
+        <w:tc>
+          <w:tcPr>
+            <w:tcW w:type="dxa" w:w="4819"/>
+            <w:tcBorders>
+              <w:top w:val="single" w:color="D5DDE8" w:sz="4"/>
+              <w:left w:val="single" w:color="D5DDE8" w:sz="4"/>
+              <w:bottom w:val="single" w:color="D5DDE8" w:sz="4"/>
+              <w:right w:val="single" w:color="D5DDE8" w:sz="4"/>
+            </w:tcBorders>
+            <w:tcMar>
+              <w:top w:type="dxa" w:w="70"/>
+              <w:left w:type="dxa" w:w="110"/>
+              <w:bottom w:type="dxa" w:w="70"/>
+              <w:right w:type="dxa" w:w="110"/>
+            </w:tcMar>
+          </w:tcPr>
+          <w:p>
+            <w:pPr>
+              <w:keepNext/>
+              <w:keepLines/>
+              <w:spacing w:after="40" w:line="252"/>
+              <w:jc w:val="left"/>
+            </w:pPr>
+            <w:r>
+              <w:rPr>
+                <w:sz w:val="17"/>
+                <w:szCs w:val="17"/>
+              </w:rPr>
+              <w:t xml:space="preserve">Trilha encadeada por hash e ancorada em blockchain (Parte 4); backup verificado (Parte 1); testes, ataques e verificações de rede rodando a cada mudança no código (GitHub Actions)</w:t>
+            </w:r>
+          </w:p>
+        </w:tc>
+        <w:tc>
+          <w:tcPr>
+            <w:tcW w:type="dxa" w:w="3085"/>
+            <w:tcBorders>
+              <w:top w:val="single" w:color="D5DDE8" w:sz="4"/>
+              <w:left w:val="single" w:color="D5DDE8" w:sz="4"/>
+              <w:bottom w:val="single" w:color="D5DDE8" w:sz="4"/>
+              <w:right w:val="single" w:color="D5DDE8" w:sz="4"/>
+            </w:tcBorders>
+            <w:tcMar>
+              <w:top w:type="dxa" w:w="70"/>
+              <w:left w:type="dxa" w:w="110"/>
+              <w:bottom w:type="dxa" w:w="70"/>
+              <w:right w:type="dxa" w:w="110"/>
+            </w:tcMar>
+          </w:tcPr>
+          <w:p>
+            <w:pPr>
+              <w:keepNext/>
+              <w:keepLines/>
+              <w:spacing w:after="40" w:line="252"/>
+              <w:jc w:val="left"/>
+            </w:pPr>
+            <w:r>
+              <w:rPr>
+                <w:sz w:val="17"/>
+                <w:szCs w:val="17"/>
+              </w:rPr>
+              <w:t xml:space="preserve">Checkpoints que conferem na verificação externa; execuções automáticas sem falha; tempo de restauração</w:t>
+            </w:r>
+          </w:p>
+        </w:tc>
+      </w:tr>
+      <w:tr>
+        <w:trPr>
+          <w:cantSplit/>
+        </w:trPr>
+        <w:tc>
+          <w:tcPr>
+            <w:tcW w:type="dxa" w:w="1734"/>
+            <w:tcBorders>
+              <w:top w:val="single" w:color="D5DDE8" w:sz="4"/>
+              <w:left w:val="single" w:color="D5DDE8" w:sz="4"/>
+              <w:bottom w:val="single" w:color="D5DDE8" w:sz="4"/>
+              <w:right w:val="single" w:color="D5DDE8" w:sz="4"/>
+            </w:tcBorders>
+            <w:shd w:fill="F6F9FE" w:color="auto" w:val="clear"/>
+            <w:tcMar>
+              <w:top w:type="dxa" w:w="70"/>
+              <w:left w:type="dxa" w:w="110"/>
+              <w:bottom w:type="dxa" w:w="70"/>
+              <w:right w:type="dxa" w:w="110"/>
+            </w:tcMar>
+          </w:tcPr>
+          <w:p>
+            <w:pPr>
+              <w:keepNext/>
+              <w:keepLines/>
+              <w:spacing w:after="40" w:line="252"/>
+              <w:jc w:val="left"/>
+            </w:pPr>
+            <w:r>
+              <w:rPr>
+                <w:b/>
+                <w:bCs/>
+                <w:sz w:val="17"/>
+                <w:szCs w:val="17"/>
+              </w:rPr>
+              <w:t xml:space="preserve">Transparência</w:t>
+            </w:r>
+          </w:p>
+        </w:tc>
+        <w:tc>
+          <w:tcPr>
+            <w:tcW w:type="dxa" w:w="4819"/>
+            <w:tcBorders>
+              <w:top w:val="single" w:color="D5DDE8" w:sz="4"/>
+              <w:left w:val="single" w:color="D5DDE8" w:sz="4"/>
+              <w:bottom w:val="single" w:color="D5DDE8" w:sz="4"/>
+              <w:right w:val="single" w:color="D5DDE8" w:sz="4"/>
+            </w:tcBorders>
+            <w:shd w:fill="F6F9FE" w:color="auto" w:val="clear"/>
+            <w:tcMar>
+              <w:top w:type="dxa" w:w="70"/>
+              <w:left w:type="dxa" w:w="110"/>
+              <w:bottom w:type="dxa" w:w="70"/>
+              <w:right w:type="dxa" w:w="110"/>
+            </w:tcMar>
+          </w:tcPr>
+          <w:p>
+            <w:pPr>
+              <w:keepNext/>
+              <w:keepLines/>
+              <w:spacing w:after="40" w:line="252"/>
+              <w:jc w:val="left"/>
+            </w:pPr>
+            <w:r>
+              <w:rPr>
+                <w:sz w:val="17"/>
+                <w:szCs w:val="17"/>
+              </w:rPr>
+              <w:t xml:space="preserve">Qualquer fiscal confere a trilha contra a blockchain sem pedir acesso ao servidor; proposta de uma página pública de verificação e de indicadores mensais abertos, só com números agregados e sem município com menos de 3 casos</w:t>
+            </w:r>
+          </w:p>
+        </w:tc>
+        <w:tc>
+          <w:tcPr>
+            <w:tcW w:type="dxa" w:w="3085"/>
+            <w:tcBorders>
+              <w:top w:val="single" w:color="D5DDE8" w:sz="4"/>
+              <w:left w:val="single" w:color="D5DDE8" w:sz="4"/>
+              <w:bottom w:val="single" w:color="D5DDE8" w:sz="4"/>
+              <w:right w:val="single" w:color="D5DDE8" w:sz="4"/>
+            </w:tcBorders>
+            <w:shd w:fill="F6F9FE" w:color="auto" w:val="clear"/>
+            <w:tcMar>
+              <w:top w:type="dxa" w:w="70"/>
+              <w:left w:type="dxa" w:w="110"/>
+              <w:bottom w:type="dxa" w:w="70"/>
+              <w:right w:type="dxa" w:w="110"/>
+            </w:tcMar>
+          </w:tcPr>
+          <w:p>
+            <w:pPr>
+              <w:keepNext/>
+              <w:keepLines/>
+              <w:spacing w:after="40" w:line="252"/>
+              <w:jc w:val="left"/>
+            </w:pPr>
+            <w:r>
+              <w:rPr>
+                <w:sz w:val="17"/>
+                <w:szCs w:val="17"/>
+              </w:rPr>
+              <w:t xml:space="preserve">Relatório mensal publicado; consultas de verificação feitas por terceiros</w:t>
+            </w:r>
+          </w:p>
+        </w:tc>
+      </w:tr>
+      <w:tr>
+        <w:trPr>
+          <w:cantSplit/>
+        </w:trPr>
+        <w:tc>
+          <w:tcPr>
+            <w:tcW w:type="dxa" w:w="1734"/>
+            <w:tcBorders>
+              <w:top w:val="single" w:color="D5DDE8" w:sz="4"/>
+              <w:left w:val="single" w:color="D5DDE8" w:sz="4"/>
+              <w:bottom w:val="single" w:color="D5DDE8" w:sz="4"/>
+              <w:right w:val="single" w:color="D5DDE8" w:sz="4"/>
+            </w:tcBorders>
+            <w:tcMar>
+              <w:top w:type="dxa" w:w="70"/>
+              <w:left w:type="dxa" w:w="110"/>
+              <w:bottom w:type="dxa" w:w="70"/>
+              <w:right w:type="dxa" w:w="110"/>
+            </w:tcMar>
+          </w:tcPr>
+          <w:p>
+            <w:pPr>
+              <w:keepNext w:val="false"/>
+              <w:keepLines/>
+              <w:spacing w:after="40" w:line="252"/>
+              <w:jc w:val="left"/>
+            </w:pPr>
+            <w:r>
+              <w:rPr>
+                <w:b/>
+                <w:bCs/>
+                <w:sz w:val="17"/>
+                <w:szCs w:val="17"/>
+              </w:rPr>
+              <w:t xml:space="preserve">Eficiência organizacional</w:t>
+            </w:r>
+          </w:p>
+        </w:tc>
+        <w:tc>
+          <w:tcPr>
+            <w:tcW w:type="dxa" w:w="4819"/>
+            <w:tcBorders>
+              <w:top w:val="single" w:color="D5DDE8" w:sz="4"/>
+              <w:left w:val="single" w:color="D5DDE8" w:sz="4"/>
+              <w:bottom w:val="single" w:color="D5DDE8" w:sz="4"/>
+              <w:right w:val="single" w:color="D5DDE8" w:sz="4"/>
+            </w:tcBorders>
+            <w:tcMar>
+              <w:top w:type="dxa" w:w="70"/>
+              <w:left w:type="dxa" w:w="110"/>
+              <w:bottom w:type="dxa" w:w="70"/>
+              <w:right w:type="dxa" w:w="110"/>
+            </w:tcMar>
+          </w:tcPr>
+          <w:p>
+            <w:pPr>
+              <w:keepNext w:val="false"/>
+              <w:keepLines/>
+              <w:spacing w:after="40" w:line="252"/>
+              <w:jc w:val="left"/>
+            </w:pPr>
+            <w:r>
+              <w:rPr>
+                <w:sz w:val="17"/>
+                <w:szCs w:val="17"/>
+              </w:rPr>
+              <w:t xml:space="preserve">Fila por gravidade, prazo por tipo (9, 11 e 16 dias) e dimensionamento da equipe pela demanda (Parte 3)</w:t>
+            </w:r>
+          </w:p>
+        </w:tc>
+        <w:tc>
+          <w:tcPr>
+            <w:tcW w:type="dxa" w:w="3085"/>
+            <w:tcBorders>
+              <w:top w:val="single" w:color="D5DDE8" w:sz="4"/>
+              <w:left w:val="single" w:color="D5DDE8" w:sz="4"/>
+              <w:bottom w:val="single" w:color="D5DDE8" w:sz="4"/>
+              <w:right w:val="single" w:color="D5DDE8" w:sz="4"/>
+            </w:tcBorders>
+            <w:tcMar>
+              <w:top w:type="dxa" w:w="70"/>
+              <w:left w:type="dxa" w:w="110"/>
+              <w:bottom w:type="dxa" w:w="70"/>
+              <w:right w:type="dxa" w:w="110"/>
+            </w:tcMar>
+          </w:tcPr>
+          <w:p>
+            <w:pPr>
+              <w:keepNext w:val="false"/>
+              <w:keepLines/>
+              <w:spacing w:after="40" w:line="252"/>
+              <w:jc w:val="left"/>
+            </w:pPr>
+            <w:r>
+              <w:rPr>
+                <w:sz w:val="17"/>
+                <w:szCs w:val="17"/>
+              </w:rPr>
+              <w:t xml:space="preserve">Casos dentro do prazo; tempo médio por gravidade; equipe necessária e equipe real</w:t>
+            </w:r>
+          </w:p>
+        </w:tc>
+      </w:tr>
+    </w:tbl>
+    <w:p>
+      <w:pPr>
+        <w:spacing w:after="160" w:line="120"/>
+      </w:pPr>
+    </w:p>
+    <w:p>
+      <w:pPr>
+        <w:pStyle w:val="Heading2"/>
+        <w:keepNext/>
+        <w:pBdr>
+          <w:bottom w:val="single" w:color="C9D7EF" w:sz="6" w:space="3"/>
+        </w:pBdr>
+      </w:pPr>
+      <w:r>
+        <w:rPr>
+          <w:color w:val="1A4DA0"/>
+          <w:sz w:val="22"/>
+          <w:szCs w:val="22"/>
+          <w:rFonts w:ascii="Segoe UI Symbol" w:cs="Segoe UI Symbol" w:eastAsia="Segoe UI Symbol" w:hAnsi="Segoe UI Symbol"/>
+        </w:rPr>
+        <w:t xml:space="preserve">■ </w:t>
+      </w:r>
+      <w:r>
+        <w:rPr>
+          <w:color w:val="0D2E6E"/>
+        </w:rPr>
+        <w:t xml:space="preserve">6.2 Do protótipo à solução de mercado</w:t>
+      </w:r>
+    </w:p>
+    <w:p>
+      <w:pPr>
+        <w:spacing w:after="140" w:before="0" w:line="288"/>
+        <w:jc w:val="both"/>
+      </w:pPr>
+      <w:r>
+        <w:t xml:space="preserve">O Protege+ foi pensado para um órgão, mas o problema que ele resolve se repete em cada estado e em cada município. O caminho para virar solução de mercado no setor público é diferente do caminho de uma startup comum.</w:t>
+      </w:r>
+    </w:p>
+    <w:p>
+      <w:pPr>
+        <w:pStyle w:val="ListParagraph"/>
+        <w:numPr>
+          <w:ilvl w:val="0"/>
+          <w:numId w:val="2"/>
+        </w:numPr>
+        <w:spacing w:after="80" w:line="276"/>
+        <w:jc w:val="left"/>
+      </w:pPr>
+      <w:r>
+        <w:rPr>
+          <w:b/>
+          <w:bCs/>
+        </w:rPr>
+        <w:t xml:space="preserve">Quem oferece.</w:t>
+      </w:r>
+      <w:r>
+        <w:t xml:space="preserve"> Uma empresa pública de TI, como a PRODESP em São Paulo, hospeda e opera o sistema e o oferece como serviço a vários órgãos. O órgão não compra servidor nem licença: contrata o serviço.</w:t>
+      </w:r>
+    </w:p>
+    <w:p>
+      <w:pPr>
+        <w:pStyle w:val="ListParagraph"/>
+        <w:numPr>
+          <w:ilvl w:val="0"/>
+          <w:numId w:val="2"/>
+        </w:numPr>
+        <w:spacing w:after="80" w:line="276"/>
+        <w:jc w:val="left"/>
+      </w:pPr>
+      <w:r>
+        <w:rPr>
+          <w:b/>
+          <w:bCs/>
+        </w:rPr>
+        <w:t xml:space="preserve">Quanto custa.</w:t>
+      </w:r>
+      <w:r>
+        <w:t xml:space="preserve"> Construir o produto como está custaria cerca de R$ 217 mil (estimativa do relatório do Enterprise Challenge, com salários da APinfo). Operar custa de R$ 1,5 mil a R$ 4,1 mil por mês em infraestrutura. Dividido entre vários órgãos, o custo por órgão cai a cada adesão.</w:t>
+      </w:r>
+    </w:p>
+    <w:p>
+      <w:pPr>
+        <w:pStyle w:val="ListParagraph"/>
+        <w:numPr>
+          <w:ilvl w:val="0"/>
+          <w:numId w:val="2"/>
+        </w:numPr>
+        <w:spacing w:after="80" w:line="276"/>
+        <w:jc w:val="left"/>
+      </w:pPr>
+      <w:r>
+        <w:rPr>
+          <w:b/>
+          <w:bCs/>
+        </w:rPr>
+        <w:t xml:space="preserve">Por que escala.</w:t>
+      </w:r>
+      <w:r>
+        <w:t xml:space="preserve"> A pilha é toda de software livre, o que tira o custo de licença e a dependência de um único fornecedor. O que muda de um órgão para outro (tipos de denúncia, telefones de emergência, prazos) está concentrado em poucos pontos, e o próximo passo é transformá-lo em configuração.</w:t>
+      </w:r>
+    </w:p>
+    <w:p>
+      <w:pPr>
+        <w:pStyle w:val="ListParagraph"/>
+        <w:numPr>
+          <w:ilvl w:val="0"/>
+          <w:numId w:val="2"/>
+        </w:numPr>
+        <w:spacing w:after="80" w:line="276"/>
+        <w:jc w:val="left"/>
+      </w:pPr>
+      <w:r>
+        <w:rPr>
+          <w:b/>
+          <w:bCs/>
+        </w:rPr>
+        <w:t xml:space="preserve">O que falta para isso.</w:t>
+      </w:r>
+      <w:r>
+        <w:t xml:space="preserve"> Separar os dados de cada órgão dentro da mesma instalação (hoje há um órgão por instalação), o login gov.br e a avaliação com usuárias reais. Estão no horizonte da seção 6.4.</w:t>
+      </w:r>
+    </w:p>
+    <w:p>
+      <w:pPr>
+        <w:pStyle w:val="Heading2"/>
+        <w:keepNext/>
+        <w:pBdr>
+          <w:bottom w:val="single" w:color="C9D7EF" w:sz="6" w:space="3"/>
+        </w:pBdr>
+      </w:pPr>
+      <w:r>
+        <w:rPr>
+          <w:color w:val="1A4DA0"/>
+          <w:sz w:val="22"/>
+          <w:szCs w:val="22"/>
+          <w:rFonts w:ascii="Segoe UI Symbol" w:cs="Segoe UI Symbol" w:eastAsia="Segoe UI Symbol" w:hAnsi="Segoe UI Symbol"/>
+        </w:rPr>
+        <w:t xml:space="preserve">■ </w:t>
+      </w:r>
+      <w:r>
+        <w:rPr>
+          <w:color w:val="0D2E6E"/>
+        </w:rPr>
+        <w:t xml:space="preserve">6.3 Governança de TI</w:t>
+      </w:r>
+    </w:p>
+    <w:p>
+      <w:pPr>
+        <w:spacing w:after="140" w:before="0" w:line="288"/>
+        <w:jc w:val="both"/>
+      </w:pPr>
+      <w:r>
+        <w:t xml:space="preserve">A fase anterior do projeto tratou de conformidade legal e governança. Esta fase acrescentou controles técnicos, e eles se encaixam nos dois referenciais mais usados para governar a segurança: a norma ISO/IEC 27001:2022 e o NIST Cybersecurity Framework 2.0. A tabela mostra a correspondência; ela é um mapa para uma futura auditoria, e não uma certificação.</w:t>
+      </w:r>
+    </w:p>
+    <w:p>
+      <w:pPr>
+        <w:keepNext/>
+        <w:spacing w:before="160" w:after="80"/>
+      </w:pPr>
+      <w:r>
+        <w:rPr>
+          <w:color w:val="1A4DA0"/>
+          <w:sz w:val="14"/>
+          <w:szCs w:val="14"/>
+          <w:rFonts w:ascii="Segoe UI Symbol" w:cs="Segoe UI Symbol" w:eastAsia="Segoe UI Symbol" w:hAnsi="Segoe UI Symbol"/>
+        </w:rPr>
+        <w:t xml:space="preserve">▼ </w:t>
+      </w:r>
+      <w:r>
+        <w:rPr>
+          <w:b/>
+          <w:bCs/>
+          <w:color w:val="1A4DA0"/>
+          <w:sz w:val="18"/>
+          <w:szCs w:val="18"/>
+        </w:rPr>
+        <w:t xml:space="preserve">Tabela 36. </w:t>
+      </w:r>
+      <w:r>
+        <w:rPr>
+          <w:color w:val="475569"/>
+          <w:sz w:val="18"/>
+          <w:szCs w:val="18"/>
+        </w:rPr>
+        <w:t xml:space="preserve">Controles do Protege+ e os controles correspondentes da ISO/IEC 27001:2022 (Anexo A) e do NIST CSF 2.0.</w:t>
+      </w:r>
+    </w:p>
+    <w:tbl>
+      <w:tblPr>
+        <w:tblW w:type="dxa" w:w="9638"/>
+        <w:tblBorders>
+          <w:top w:val="single" w:color="auto" w:sz="4"/>
+          <w:left w:val="single" w:color="auto" w:sz="4"/>
+          <w:bottom w:val="single" w:color="auto" w:sz="4"/>
+          <w:right w:val="single" w:color="auto" w:sz="4"/>
+          <w:insideH w:val="single" w:color="auto" w:sz="4"/>
+          <w:insideV w:val="single" w:color="auto" w:sz="4"/>
+        </w:tblBorders>
+      </w:tblPr>
+      <w:tblGrid>
+        <w:gridCol w:w="3276"/>
+        <w:gridCol w:w="2698"/>
+        <w:gridCol w:w="1156"/>
+        <w:gridCol w:w="2508"/>
+      </w:tblGrid>
+      <w:tr>
+        <w:trPr>
+          <w:cantSplit/>
+          <w:tblHeader/>
+        </w:trPr>
+        <w:tc>
+          <w:tcPr>
+            <w:tcW w:type="dxa" w:w="3276"/>
+            <w:tcBorders>
+              <w:top w:val="single" w:color="D5DDE8" w:sz="4"/>
+              <w:left w:val="single" w:color="D5DDE8" w:sz="4"/>
+              <w:bottom w:val="single" w:color="D5DDE8" w:sz="4"/>
+              <w:right w:val="single" w:color="D5DDE8" w:sz="4"/>
+            </w:tcBorders>
+            <w:shd w:fill="1A4DA0" w:color="auto" w:val="clear"/>
+            <w:tcMar>
+              <w:top w:type="dxa" w:w="70"/>
+              <w:left w:type="dxa" w:w="110"/>
+              <w:bottom w:type="dxa" w:w="70"/>
+              <w:right w:type="dxa" w:w="110"/>
+            </w:tcMar>
+          </w:tcPr>
+          <w:p>
+            <w:pPr>
+              <w:keepNext/>
+              <w:keepLines/>
+              <w:spacing w:after="40" w:line="252"/>
+              <w:jc w:val="left"/>
+            </w:pPr>
+            <w:r>
+              <w:rPr>
+                <w:b/>
+                <w:bCs/>
+                <w:color w:val="FFFFFF"/>
+                <w:sz w:val="18"/>
+                <w:szCs w:val="18"/>
+              </w:rPr>
+              <w:t xml:space="preserve">Controle no Protege+</w:t>
+            </w:r>
+          </w:p>
+        </w:tc>
+        <w:tc>
+          <w:tcPr>
+            <w:tcW w:type="dxa" w:w="2698"/>
+            <w:tcBorders>
+              <w:top w:val="single" w:color="D5DDE8" w:sz="4"/>
+              <w:left w:val="single" w:color="D5DDE8" w:sz="4"/>
+              <w:bottom w:val="single" w:color="D5DDE8" w:sz="4"/>
+              <w:right w:val="single" w:color="D5DDE8" w:sz="4"/>
+            </w:tcBorders>
+            <w:shd w:fill="1A4DA0" w:color="auto" w:val="clear"/>
+            <w:tcMar>
+              <w:top w:type="dxa" w:w="70"/>
+              <w:left w:type="dxa" w:w="110"/>
+              <w:bottom w:type="dxa" w:w="70"/>
+              <w:right w:type="dxa" w:w="110"/>
+            </w:tcMar>
+          </w:tcPr>
+          <w:p>
+            <w:pPr>
+              <w:keepNext/>
+              <w:keepLines/>
+              <w:spacing w:after="40" w:line="252"/>
+              <w:jc w:val="left"/>
+            </w:pPr>
+            <w:r>
+              <w:rPr>
+                <w:b/>
+                <w:bCs/>
+                <w:color w:val="FFFFFF"/>
+                <w:sz w:val="18"/>
+                <w:szCs w:val="18"/>
+              </w:rPr>
+              <w:t xml:space="preserve">ISO/IEC 27001:2022</w:t>
+            </w:r>
+          </w:p>
+        </w:tc>
+        <w:tc>
+          <w:tcPr>
+            <w:tcW w:type="dxa" w:w="1156"/>
+            <w:tcBorders>
+              <w:top w:val="single" w:color="D5DDE8" w:sz="4"/>
+              <w:left w:val="single" w:color="D5DDE8" w:sz="4"/>
+              <w:bottom w:val="single" w:color="D5DDE8" w:sz="4"/>
+              <w:right w:val="single" w:color="D5DDE8" w:sz="4"/>
+            </w:tcBorders>
+            <w:shd w:fill="1A4DA0" w:color="auto" w:val="clear"/>
+            <w:tcMar>
+              <w:top w:type="dxa" w:w="70"/>
+              <w:left w:type="dxa" w:w="110"/>
+              <w:bottom w:type="dxa" w:w="70"/>
+              <w:right w:type="dxa" w:w="110"/>
+            </w:tcMar>
+          </w:tcPr>
+          <w:p>
+            <w:pPr>
+              <w:keepNext/>
+              <w:keepLines/>
+              <w:spacing w:after="40" w:line="252"/>
+              <w:jc w:val="left"/>
+            </w:pPr>
+            <w:r>
+              <w:rPr>
+                <w:b/>
+                <w:bCs/>
+                <w:color w:val="FFFFFF"/>
+                <w:sz w:val="18"/>
+                <w:szCs w:val="18"/>
+              </w:rPr>
+              <w:t xml:space="preserve">NIST CSF 2.0</w:t>
+            </w:r>
+          </w:p>
+        </w:tc>
+        <w:tc>
+          <w:tcPr>
+            <w:tcW w:type="dxa" w:w="2508"/>
+            <w:tcBorders>
+              <w:top w:val="single" w:color="D5DDE8" w:sz="4"/>
+              <w:left w:val="single" w:color="D5DDE8" w:sz="4"/>
+              <w:bottom w:val="single" w:color="D5DDE8" w:sz="4"/>
+              <w:right w:val="single" w:color="D5DDE8" w:sz="4"/>
+            </w:tcBorders>
+            <w:shd w:fill="1A4DA0" w:color="auto" w:val="clear"/>
+            <w:tcMar>
+              <w:top w:type="dxa" w:w="70"/>
+              <w:left w:type="dxa" w:w="110"/>
+              <w:bottom w:type="dxa" w:w="70"/>
+              <w:right w:type="dxa" w:w="110"/>
+            </w:tcMar>
+          </w:tcPr>
+          <w:p>
+            <w:pPr>
+              <w:keepNext/>
+              <w:keepLines/>
+              <w:spacing w:after="40" w:line="252"/>
+              <w:jc w:val="left"/>
+            </w:pPr>
+            <w:r>
+              <w:rPr>
+                <w:b/>
+                <w:bCs/>
+                <w:color w:val="FFFFFF"/>
+                <w:sz w:val="18"/>
+                <w:szCs w:val="18"/>
+              </w:rPr>
+              <w:t xml:space="preserve">Onde</w:t>
+            </w:r>
+          </w:p>
+        </w:tc>
+      </w:tr>
+      <w:tr>
+        <w:trPr>
+          <w:cantSplit/>
+        </w:trPr>
+        <w:tc>
+          <w:tcPr>
+            <w:tcW w:type="dxa" w:w="3276"/>
+            <w:tcBorders>
+              <w:top w:val="single" w:color="D5DDE8" w:sz="4"/>
+              <w:left w:val="single" w:color="D5DDE8" w:sz="4"/>
+              <w:bottom w:val="single" w:color="D5DDE8" w:sz="4"/>
+              <w:right w:val="single" w:color="D5DDE8" w:sz="4"/>
+            </w:tcBorders>
+            <w:tcMar>
+              <w:top w:type="dxa" w:w="70"/>
+              <w:left w:type="dxa" w:w="110"/>
+              <w:bottom w:type="dxa" w:w="70"/>
+              <w:right w:type="dxa" w:w="110"/>
+            </w:tcMar>
+          </w:tcPr>
+          <w:p>
+            <w:pPr>
+              <w:keepNext w:val="false"/>
+              <w:keepLines/>
+              <w:spacing w:after="40" w:line="252"/>
+              <w:jc w:val="left"/>
+            </w:pPr>
+            <w:r>
+              <w:rPr>
+                <w:sz w:val="16"/>
+                <w:szCs w:val="16"/>
+              </w:rPr>
+              <w:t xml:space="preserve">Políticas escritas a partir do código; produção recusa segredo fraco</w:t>
+            </w:r>
+          </w:p>
+        </w:tc>
+        <w:tc>
+          <w:tcPr>
+            <w:tcW w:type="dxa" w:w="2698"/>
+            <w:tcBorders>
+              <w:top w:val="single" w:color="D5DDE8" w:sz="4"/>
+              <w:left w:val="single" w:color="D5DDE8" w:sz="4"/>
+              <w:bottom w:val="single" w:color="D5DDE8" w:sz="4"/>
+              <w:right w:val="single" w:color="D5DDE8" w:sz="4"/>
+            </w:tcBorders>
+            <w:tcMar>
+              <w:top w:type="dxa" w:w="70"/>
+              <w:left w:type="dxa" w:w="110"/>
+              <w:bottom w:type="dxa" w:w="70"/>
+              <w:right w:type="dxa" w:w="110"/>
+            </w:tcMar>
+          </w:tcPr>
+          <w:p>
+            <w:pPr>
+              <w:keepNext w:val="false"/>
+              <w:keepLines/>
+              <w:spacing w:after="40" w:line="252"/>
+              <w:jc w:val="left"/>
+            </w:pPr>
+            <w:r>
+              <w:rPr>
+                <w:sz w:val="16"/>
+                <w:szCs w:val="16"/>
+              </w:rPr>
+              <w:t xml:space="preserve">5.1 Políticas de segurança</w:t>
+            </w:r>
+          </w:p>
+        </w:tc>
+        <w:tc>
+          <w:tcPr>
+            <w:tcW w:type="dxa" w:w="1156"/>
+            <w:tcBorders>
+              <w:top w:val="single" w:color="D5DDE8" w:sz="4"/>
+              <w:left w:val="single" w:color="D5DDE8" w:sz="4"/>
+              <w:bottom w:val="single" w:color="D5DDE8" w:sz="4"/>
+              <w:right w:val="single" w:color="D5DDE8" w:sz="4"/>
+            </w:tcBorders>
+            <w:tcMar>
+              <w:top w:type="dxa" w:w="70"/>
+              <w:left w:type="dxa" w:w="110"/>
+              <w:bottom w:type="dxa" w:w="70"/>
+              <w:right w:type="dxa" w:w="110"/>
+            </w:tcMar>
+          </w:tcPr>
+          <w:p>
+            <w:pPr>
+              <w:keepNext w:val="false"/>
+              <w:keepLines/>
+              <w:spacing w:after="40" w:line="252"/>
+              <w:jc w:val="left"/>
+            </w:pPr>
+            <w:r>
+              <w:rPr>
+                <w:sz w:val="16"/>
+                <w:szCs w:val="16"/>
+              </w:rPr>
+              <w:t xml:space="preserve">GV.PO</w:t>
+            </w:r>
+          </w:p>
+        </w:tc>
+        <w:tc>
+          <w:tcPr>
+            <w:tcW w:type="dxa" w:w="2508"/>
+            <w:tcBorders>
+              <w:top w:val="single" w:color="D5DDE8" w:sz="4"/>
+              <w:left w:val="single" w:color="D5DDE8" w:sz="4"/>
+              <w:bottom w:val="single" w:color="D5DDE8" w:sz="4"/>
+              <w:right w:val="single" w:color="D5DDE8" w:sz="4"/>
+            </w:tcBorders>
+            <w:tcMar>
+              <w:top w:type="dxa" w:w="70"/>
+              <w:left w:type="dxa" w:w="110"/>
+              <w:bottom w:type="dxa" w:w="70"/>
+              <w:right w:type="dxa" w:w="110"/>
+            </w:tcMar>
+          </w:tcPr>
+          <w:p>
+            <w:pPr>
+              <w:keepNext w:val="false"/>
+              <w:keepLines/>
+              <w:spacing w:after="40" w:line="252"/>
+              <w:jc w:val="left"/>
+            </w:pPr>
+            <w:r>
+              <w:rPr>
+                <w:sz w:val="16"/>
+                <w:szCs w:val="16"/>
+              </w:rPr>
+              <w:t xml:space="preserve">2.4; </w:t>
+            </w:r>
+            <w:r>
+              <w:rPr>
+                <w:color w:val="B4235A"/>
+                <w:sz w:val="16"/>
+                <w:szCs w:val="16"/>
+                <w:rFonts w:ascii="Consolas" w:cs="Consolas" w:eastAsia="Consolas" w:hAnsi="Consolas"/>
+              </w:rPr>
+              <w:t xml:space="preserve">GuardiaoDeSegredos</w:t>
+            </w:r>
+          </w:p>
+        </w:tc>
+      </w:tr>
+      <w:tr>
+        <w:trPr>
+          <w:cantSplit/>
+        </w:trPr>
+        <w:tc>
+          <w:tcPr>
+            <w:tcW w:type="dxa" w:w="3276"/>
+            <w:tcBorders>
+              <w:top w:val="single" w:color="D5DDE8" w:sz="4"/>
+              <w:left w:val="single" w:color="D5DDE8" w:sz="4"/>
+              <w:bottom w:val="single" w:color="D5DDE8" w:sz="4"/>
+              <w:right w:val="single" w:color="D5DDE8" w:sz="4"/>
+            </w:tcBorders>
+            <w:shd w:fill="F6F9FE" w:color="auto" w:val="clear"/>
+            <w:tcMar>
+              <w:top w:type="dxa" w:w="70"/>
+              <w:left w:type="dxa" w:w="110"/>
+              <w:bottom w:type="dxa" w:w="70"/>
+              <w:right w:type="dxa" w:w="110"/>
+            </w:tcMar>
+          </w:tcPr>
+          <w:p>
+            <w:pPr>
+              <w:keepNext w:val="false"/>
+              <w:keepLines/>
+              <w:spacing w:after="40" w:line="252"/>
+              <w:jc w:val="left"/>
+            </w:pPr>
+            <w:r>
+              <w:rPr>
+                <w:sz w:val="16"/>
+                <w:szCs w:val="16"/>
+              </w:rPr>
+              <w:t xml:space="preserve">Perfis por rota e menor privilégio; quem opera não fiscaliza</w:t>
+            </w:r>
+          </w:p>
+        </w:tc>
+        <w:tc>
+          <w:tcPr>
+            <w:tcW w:type="dxa" w:w="2698"/>
+            <w:tcBorders>
+              <w:top w:val="single" w:color="D5DDE8" w:sz="4"/>
+              <w:left w:val="single" w:color="D5DDE8" w:sz="4"/>
+              <w:bottom w:val="single" w:color="D5DDE8" w:sz="4"/>
+              <w:right w:val="single" w:color="D5DDE8" w:sz="4"/>
+            </w:tcBorders>
+            <w:shd w:fill="F6F9FE" w:color="auto" w:val="clear"/>
+            <w:tcMar>
+              <w:top w:type="dxa" w:w="70"/>
+              <w:left w:type="dxa" w:w="110"/>
+              <w:bottom w:type="dxa" w:w="70"/>
+              <w:right w:type="dxa" w:w="110"/>
+            </w:tcMar>
+          </w:tcPr>
+          <w:p>
+            <w:pPr>
+              <w:keepNext w:val="false"/>
+              <w:keepLines/>
+              <w:spacing w:after="40" w:line="252"/>
+              <w:jc w:val="left"/>
+            </w:pPr>
+            <w:r>
+              <w:rPr>
+                <w:sz w:val="16"/>
+                <w:szCs w:val="16"/>
+              </w:rPr>
+              <w:t xml:space="preserve">5.15 Controle de acesso; 8.2 Acesso privilegiado</w:t>
+            </w:r>
+          </w:p>
+        </w:tc>
+        <w:tc>
+          <w:tcPr>
+            <w:tcW w:type="dxa" w:w="1156"/>
+            <w:tcBorders>
+              <w:top w:val="single" w:color="D5DDE8" w:sz="4"/>
+              <w:left w:val="single" w:color="D5DDE8" w:sz="4"/>
+              <w:bottom w:val="single" w:color="D5DDE8" w:sz="4"/>
+              <w:right w:val="single" w:color="D5DDE8" w:sz="4"/>
+            </w:tcBorders>
+            <w:shd w:fill="F6F9FE" w:color="auto" w:val="clear"/>
+            <w:tcMar>
+              <w:top w:type="dxa" w:w="70"/>
+              <w:left w:type="dxa" w:w="110"/>
+              <w:bottom w:type="dxa" w:w="70"/>
+              <w:right w:type="dxa" w:w="110"/>
+            </w:tcMar>
+          </w:tcPr>
+          <w:p>
+            <w:pPr>
+              <w:keepNext w:val="false"/>
+              <w:keepLines/>
+              <w:spacing w:after="40" w:line="252"/>
+              <w:jc w:val="left"/>
+            </w:pPr>
+            <w:r>
+              <w:rPr>
+                <w:sz w:val="16"/>
+                <w:szCs w:val="16"/>
+              </w:rPr>
+              <w:t xml:space="preserve">PR.AA</w:t>
+            </w:r>
+          </w:p>
+        </w:tc>
+        <w:tc>
+          <w:tcPr>
+            <w:tcW w:type="dxa" w:w="2508"/>
+            <w:tcBorders>
+              <w:top w:val="single" w:color="D5DDE8" w:sz="4"/>
+              <w:left w:val="single" w:color="D5DDE8" w:sz="4"/>
+              <w:bottom w:val="single" w:color="D5DDE8" w:sz="4"/>
+              <w:right w:val="single" w:color="D5DDE8" w:sz="4"/>
+            </w:tcBorders>
+            <w:shd w:fill="F6F9FE" w:color="auto" w:val="clear"/>
+            <w:tcMar>
+              <w:top w:type="dxa" w:w="70"/>
+              <w:left w:type="dxa" w:w="110"/>
+              <w:bottom w:type="dxa" w:w="70"/>
+              <w:right w:type="dxa" w:w="110"/>
+            </w:tcMar>
+          </w:tcPr>
+          <w:p>
+            <w:pPr>
+              <w:keepNext w:val="false"/>
+              <w:keepLines/>
+              <w:spacing w:after="40" w:line="252"/>
+              <w:jc w:val="left"/>
+            </w:pPr>
+            <w:r>
+              <w:rPr>
+                <w:sz w:val="16"/>
+                <w:szCs w:val="16"/>
+              </w:rPr>
+              <w:t xml:space="preserve">2.4.4; </w:t>
+            </w:r>
+            <w:r>
+              <w:rPr>
+                <w:color w:val="B4235A"/>
+                <w:sz w:val="16"/>
+                <w:szCs w:val="16"/>
+                <w:rFonts w:ascii="Consolas" w:cs="Consolas" w:eastAsia="Consolas" w:hAnsi="Consolas"/>
+              </w:rPr>
+              <w:t xml:space="preserve">SecurityConfig</w:t>
+            </w:r>
+          </w:p>
+        </w:tc>
+      </w:tr>
+      <w:tr>
+        <w:trPr>
+          <w:cantSplit/>
+        </w:trPr>
+        <w:tc>
+          <w:tcPr>
+            <w:tcW w:type="dxa" w:w="3276"/>
+            <w:tcBorders>
+              <w:top w:val="single" w:color="D5DDE8" w:sz="4"/>
+              <w:left w:val="single" w:color="D5DDE8" w:sz="4"/>
+              <w:bottom w:val="single" w:color="D5DDE8" w:sz="4"/>
+              <w:right w:val="single" w:color="D5DDE8" w:sz="4"/>
+            </w:tcBorders>
+            <w:tcMar>
+              <w:top w:type="dxa" w:w="70"/>
+              <w:left w:type="dxa" w:w="110"/>
+              <w:bottom w:type="dxa" w:w="70"/>
+              <w:right w:type="dxa" w:w="110"/>
+            </w:tcMar>
+          </w:tcPr>
+          <w:p>
+            <w:pPr>
+              <w:keepNext w:val="false"/>
+              <w:keepLines/>
+              <w:spacing w:after="40" w:line="252"/>
+              <w:jc w:val="left"/>
+            </w:pPr>
+            <w:r>
+              <w:rPr>
+                <w:sz w:val="16"/>
+                <w:szCs w:val="16"/>
+              </w:rPr>
+              <w:t xml:space="preserve">Senhas em BCrypt; segredos sorteados ou obrigatórios</w:t>
+            </w:r>
+          </w:p>
+        </w:tc>
+        <w:tc>
+          <w:tcPr>
+            <w:tcW w:type="dxa" w:w="2698"/>
+            <w:tcBorders>
+              <w:top w:val="single" w:color="D5DDE8" w:sz="4"/>
+              <w:left w:val="single" w:color="D5DDE8" w:sz="4"/>
+              <w:bottom w:val="single" w:color="D5DDE8" w:sz="4"/>
+              <w:right w:val="single" w:color="D5DDE8" w:sz="4"/>
+            </w:tcBorders>
+            <w:tcMar>
+              <w:top w:type="dxa" w:w="70"/>
+              <w:left w:type="dxa" w:w="110"/>
+              <w:bottom w:type="dxa" w:w="70"/>
+              <w:right w:type="dxa" w:w="110"/>
+            </w:tcMar>
+          </w:tcPr>
+          <w:p>
+            <w:pPr>
+              <w:keepNext w:val="false"/>
+              <w:keepLines/>
+              <w:spacing w:after="40" w:line="252"/>
+              <w:jc w:val="left"/>
+            </w:pPr>
+            <w:r>
+              <w:rPr>
+                <w:sz w:val="16"/>
+                <w:szCs w:val="16"/>
+              </w:rPr>
+              <w:t xml:space="preserve">5.17 Informação de autenticação</w:t>
+            </w:r>
+          </w:p>
+        </w:tc>
+        <w:tc>
+          <w:tcPr>
+            <w:tcW w:type="dxa" w:w="1156"/>
+            <w:tcBorders>
+              <w:top w:val="single" w:color="D5DDE8" w:sz="4"/>
+              <w:left w:val="single" w:color="D5DDE8" w:sz="4"/>
+              <w:bottom w:val="single" w:color="D5DDE8" w:sz="4"/>
+              <w:right w:val="single" w:color="D5DDE8" w:sz="4"/>
+            </w:tcBorders>
+            <w:tcMar>
+              <w:top w:type="dxa" w:w="70"/>
+              <w:left w:type="dxa" w:w="110"/>
+              <w:bottom w:type="dxa" w:w="70"/>
+              <w:right w:type="dxa" w:w="110"/>
+            </w:tcMar>
+          </w:tcPr>
+          <w:p>
+            <w:pPr>
+              <w:keepNext w:val="false"/>
+              <w:keepLines/>
+              <w:spacing w:after="40" w:line="252"/>
+              <w:jc w:val="left"/>
+            </w:pPr>
+            <w:r>
+              <w:rPr>
+                <w:sz w:val="16"/>
+                <w:szCs w:val="16"/>
+              </w:rPr>
+              <w:t xml:space="preserve">PR.AA</w:t>
+            </w:r>
+          </w:p>
+        </w:tc>
+        <w:tc>
+          <w:tcPr>
+            <w:tcW w:type="dxa" w:w="2508"/>
+            <w:tcBorders>
+              <w:top w:val="single" w:color="D5DDE8" w:sz="4"/>
+              <w:left w:val="single" w:color="D5DDE8" w:sz="4"/>
+              <w:bottom w:val="single" w:color="D5DDE8" w:sz="4"/>
+              <w:right w:val="single" w:color="D5DDE8" w:sz="4"/>
+            </w:tcBorders>
+            <w:tcMar>
+              <w:top w:type="dxa" w:w="70"/>
+              <w:left w:type="dxa" w:w="110"/>
+              <w:bottom w:type="dxa" w:w="70"/>
+              <w:right w:type="dxa" w:w="110"/>
+            </w:tcMar>
+          </w:tcPr>
+          <w:p>
+            <w:pPr>
+              <w:keepNext w:val="false"/>
+              <w:keepLines/>
+              <w:spacing w:after="40" w:line="252"/>
+              <w:jc w:val="left"/>
+            </w:pPr>
+            <w:r>
+              <w:rPr>
+                <w:sz w:val="16"/>
+                <w:szCs w:val="16"/>
+              </w:rPr>
+              <w:t xml:space="preserve">2.4.1</w:t>
+            </w:r>
+          </w:p>
+        </w:tc>
+      </w:tr>
+      <w:tr>
+        <w:trPr>
+          <w:cantSplit/>
+        </w:trPr>
+        <w:tc>
+          <w:tcPr>
+            <w:tcW w:type="dxa" w:w="3276"/>
+            <w:tcBorders>
+              <w:top w:val="single" w:color="D5DDE8" w:sz="4"/>
+              <w:left w:val="single" w:color="D5DDE8" w:sz="4"/>
+              <w:bottom w:val="single" w:color="D5DDE8" w:sz="4"/>
+              <w:right w:val="single" w:color="D5DDE8" w:sz="4"/>
+            </w:tcBorders>
+            <w:shd w:fill="F6F9FE" w:color="auto" w:val="clear"/>
+            <w:tcMar>
+              <w:top w:type="dxa" w:w="70"/>
+              <w:left w:type="dxa" w:w="110"/>
+              <w:bottom w:type="dxa" w:w="70"/>
+              <w:right w:type="dxa" w:w="110"/>
+            </w:tcMar>
+          </w:tcPr>
+          <w:p>
+            <w:pPr>
+              <w:keepNext w:val="false"/>
+              <w:keepLines/>
+              <w:spacing w:after="40" w:line="252"/>
+              <w:jc w:val="left"/>
+            </w:pPr>
+            <w:r>
+              <w:rPr>
+                <w:sz w:val="16"/>
+                <w:szCs w:val="16"/>
+              </w:rPr>
+              <w:t xml:space="preserve">TLS 1.2/1.3, hash e HMAC</w:t>
+            </w:r>
+          </w:p>
+        </w:tc>
+        <w:tc>
+          <w:tcPr>
+            <w:tcW w:type="dxa" w:w="2698"/>
+            <w:tcBorders>
+              <w:top w:val="single" w:color="D5DDE8" w:sz="4"/>
+              <w:left w:val="single" w:color="D5DDE8" w:sz="4"/>
+              <w:bottom w:val="single" w:color="D5DDE8" w:sz="4"/>
+              <w:right w:val="single" w:color="D5DDE8" w:sz="4"/>
+            </w:tcBorders>
+            <w:shd w:fill="F6F9FE" w:color="auto" w:val="clear"/>
+            <w:tcMar>
+              <w:top w:type="dxa" w:w="70"/>
+              <w:left w:type="dxa" w:w="110"/>
+              <w:bottom w:type="dxa" w:w="70"/>
+              <w:right w:type="dxa" w:w="110"/>
+            </w:tcMar>
+          </w:tcPr>
+          <w:p>
+            <w:pPr>
+              <w:keepNext w:val="false"/>
+              <w:keepLines/>
+              <w:spacing w:after="40" w:line="252"/>
+              <w:jc w:val="left"/>
+            </w:pPr>
+            <w:r>
+              <w:rPr>
+                <w:sz w:val="16"/>
+                <w:szCs w:val="16"/>
+              </w:rPr>
+              <w:t xml:space="preserve">8.24 Uso de criptografia</w:t>
+            </w:r>
+          </w:p>
+        </w:tc>
+        <w:tc>
+          <w:tcPr>
+            <w:tcW w:type="dxa" w:w="1156"/>
+            <w:tcBorders>
+              <w:top w:val="single" w:color="D5DDE8" w:sz="4"/>
+              <w:left w:val="single" w:color="D5DDE8" w:sz="4"/>
+              <w:bottom w:val="single" w:color="D5DDE8" w:sz="4"/>
+              <w:right w:val="single" w:color="D5DDE8" w:sz="4"/>
+            </w:tcBorders>
+            <w:shd w:fill="F6F9FE" w:color="auto" w:val="clear"/>
+            <w:tcMar>
+              <w:top w:type="dxa" w:w="70"/>
+              <w:left w:type="dxa" w:w="110"/>
+              <w:bottom w:type="dxa" w:w="70"/>
+              <w:right w:type="dxa" w:w="110"/>
+            </w:tcMar>
+          </w:tcPr>
+          <w:p>
+            <w:pPr>
+              <w:keepNext w:val="false"/>
+              <w:keepLines/>
+              <w:spacing w:after="40" w:line="252"/>
+              <w:jc w:val="left"/>
+            </w:pPr>
+            <w:r>
+              <w:rPr>
+                <w:sz w:val="16"/>
+                <w:szCs w:val="16"/>
+              </w:rPr>
+              <w:t xml:space="preserve">PR.DS</w:t>
+            </w:r>
+          </w:p>
+        </w:tc>
+        <w:tc>
+          <w:tcPr>
+            <w:tcW w:type="dxa" w:w="2508"/>
+            <w:tcBorders>
+              <w:top w:val="single" w:color="D5DDE8" w:sz="4"/>
+              <w:left w:val="single" w:color="D5DDE8" w:sz="4"/>
+              <w:bottom w:val="single" w:color="D5DDE8" w:sz="4"/>
+              <w:right w:val="single" w:color="D5DDE8" w:sz="4"/>
+            </w:tcBorders>
+            <w:shd w:fill="F6F9FE" w:color="auto" w:val="clear"/>
+            <w:tcMar>
+              <w:top w:type="dxa" w:w="70"/>
+              <w:left w:type="dxa" w:w="110"/>
+              <w:bottom w:type="dxa" w:w="70"/>
+              <w:right w:type="dxa" w:w="110"/>
+            </w:tcMar>
+          </w:tcPr>
+          <w:p>
+            <w:pPr>
+              <w:keepNext w:val="false"/>
+              <w:keepLines/>
+              <w:spacing w:after="40" w:line="252"/>
+              <w:jc w:val="left"/>
+            </w:pPr>
+            <w:r>
+              <w:rPr>
+                <w:sz w:val="16"/>
+                <w:szCs w:val="16"/>
+              </w:rPr>
+              <w:t xml:space="preserve">2.4.2; Parte 2</w:t>
+            </w:r>
+          </w:p>
+        </w:tc>
+      </w:tr>
+      <w:tr>
+        <w:trPr>
+          <w:cantSplit/>
+        </w:trPr>
+        <w:tc>
+          <w:tcPr>
+            <w:tcW w:type="dxa" w:w="3276"/>
+            <w:tcBorders>
+              <w:top w:val="single" w:color="D5DDE8" w:sz="4"/>
+              <w:left w:val="single" w:color="D5DDE8" w:sz="4"/>
+              <w:bottom w:val="single" w:color="D5DDE8" w:sz="4"/>
+              <w:right w:val="single" w:color="D5DDE8" w:sz="4"/>
+            </w:tcBorders>
+            <w:tcMar>
+              <w:top w:type="dxa" w:w="70"/>
+              <w:left w:type="dxa" w:w="110"/>
+              <w:bottom w:type="dxa" w:w="70"/>
+              <w:right w:type="dxa" w:w="110"/>
+            </w:tcMar>
+          </w:tcPr>
+          <w:p>
+            <w:pPr>
+              <w:keepNext w:val="false"/>
+              <w:keepLines/>
+              <w:spacing w:after="40" w:line="252"/>
+              <w:jc w:val="left"/>
+            </w:pPr>
+            <w:r>
+              <w:rPr>
+                <w:sz w:val="16"/>
+                <w:szCs w:val="16"/>
+              </w:rPr>
+              <w:t xml:space="preserve">Foto sem localização; relato fora da IA; nada pessoal na blockchain</w:t>
+            </w:r>
+          </w:p>
+        </w:tc>
+        <w:tc>
+          <w:tcPr>
+            <w:tcW w:type="dxa" w:w="2698"/>
+            <w:tcBorders>
+              <w:top w:val="single" w:color="D5DDE8" w:sz="4"/>
+              <w:left w:val="single" w:color="D5DDE8" w:sz="4"/>
+              <w:bottom w:val="single" w:color="D5DDE8" w:sz="4"/>
+              <w:right w:val="single" w:color="D5DDE8" w:sz="4"/>
+            </w:tcBorders>
+            <w:tcMar>
+              <w:top w:type="dxa" w:w="70"/>
+              <w:left w:type="dxa" w:w="110"/>
+              <w:bottom w:type="dxa" w:w="70"/>
+              <w:right w:type="dxa" w:w="110"/>
+            </w:tcMar>
+          </w:tcPr>
+          <w:p>
+            <w:pPr>
+              <w:keepNext w:val="false"/>
+              <w:keepLines/>
+              <w:spacing w:after="40" w:line="252"/>
+              <w:jc w:val="left"/>
+            </w:pPr>
+            <w:r>
+              <w:rPr>
+                <w:sz w:val="16"/>
+                <w:szCs w:val="16"/>
+              </w:rPr>
+              <w:t xml:space="preserve">5.34 Privacidade e proteção de dados pessoais</w:t>
+            </w:r>
+          </w:p>
+        </w:tc>
+        <w:tc>
+          <w:tcPr>
+            <w:tcW w:type="dxa" w:w="1156"/>
+            <w:tcBorders>
+              <w:top w:val="single" w:color="D5DDE8" w:sz="4"/>
+              <w:left w:val="single" w:color="D5DDE8" w:sz="4"/>
+              <w:bottom w:val="single" w:color="D5DDE8" w:sz="4"/>
+              <w:right w:val="single" w:color="D5DDE8" w:sz="4"/>
+            </w:tcBorders>
+            <w:tcMar>
+              <w:top w:type="dxa" w:w="70"/>
+              <w:left w:type="dxa" w:w="110"/>
+              <w:bottom w:type="dxa" w:w="70"/>
+              <w:right w:type="dxa" w:w="110"/>
+            </w:tcMar>
+          </w:tcPr>
+          <w:p>
+            <w:pPr>
+              <w:keepNext w:val="false"/>
+              <w:keepLines/>
+              <w:spacing w:after="40" w:line="252"/>
+              <w:jc w:val="left"/>
+            </w:pPr>
+            <w:r>
+              <w:rPr>
+                <w:sz w:val="16"/>
+                <w:szCs w:val="16"/>
+              </w:rPr>
+              <w:t xml:space="preserve">PR.DS</w:t>
+            </w:r>
+          </w:p>
+        </w:tc>
+        <w:tc>
+          <w:tcPr>
+            <w:tcW w:type="dxa" w:w="2508"/>
+            <w:tcBorders>
+              <w:top w:val="single" w:color="D5DDE8" w:sz="4"/>
+              <w:left w:val="single" w:color="D5DDE8" w:sz="4"/>
+              <w:bottom w:val="single" w:color="D5DDE8" w:sz="4"/>
+              <w:right w:val="single" w:color="D5DDE8" w:sz="4"/>
+            </w:tcBorders>
+            <w:tcMar>
+              <w:top w:type="dxa" w:w="70"/>
+              <w:left w:type="dxa" w:w="110"/>
+              <w:bottom w:type="dxa" w:w="70"/>
+              <w:right w:type="dxa" w:w="110"/>
+            </w:tcMar>
+          </w:tcPr>
+          <w:p>
+            <w:pPr>
+              <w:keepNext w:val="false"/>
+              <w:keepLines/>
+              <w:spacing w:after="40" w:line="252"/>
+              <w:jc w:val="left"/>
+            </w:pPr>
+            <w:r>
+              <w:rPr>
+                <w:sz w:val="16"/>
+                <w:szCs w:val="16"/>
+              </w:rPr>
+              <w:t xml:space="preserve">2.3; 5.6</w:t>
+            </w:r>
+          </w:p>
+        </w:tc>
+      </w:tr>
+      <w:tr>
+        <w:trPr>
+          <w:cantSplit/>
+        </w:trPr>
+        <w:tc>
+          <w:tcPr>
+            <w:tcW w:type="dxa" w:w="3276"/>
+            <w:tcBorders>
+              <w:top w:val="single" w:color="D5DDE8" w:sz="4"/>
+              <w:left w:val="single" w:color="D5DDE8" w:sz="4"/>
+              <w:bottom w:val="single" w:color="D5DDE8" w:sz="4"/>
+              <w:right w:val="single" w:color="D5DDE8" w:sz="4"/>
+            </w:tcBorders>
+            <w:shd w:fill="F6F9FE" w:color="auto" w:val="clear"/>
+            <w:tcMar>
+              <w:top w:type="dxa" w:w="70"/>
+              <w:left w:type="dxa" w:w="110"/>
+              <w:bottom w:type="dxa" w:w="70"/>
+              <w:right w:type="dxa" w:w="110"/>
+            </w:tcMar>
+          </w:tcPr>
+          <w:p>
+            <w:pPr>
+              <w:keepNext w:val="false"/>
+              <w:keepLines/>
+              <w:spacing w:after="40" w:line="252"/>
+              <w:jc w:val="left"/>
+            </w:pPr>
+            <w:r>
+              <w:rPr>
+                <w:sz w:val="16"/>
+                <w:szCs w:val="16"/>
+              </w:rPr>
+              <w:t xml:space="preserve">Trilha encadeada e ancorada; recusas registradas</w:t>
+            </w:r>
+          </w:p>
+        </w:tc>
+        <w:tc>
+          <w:tcPr>
+            <w:tcW w:type="dxa" w:w="2698"/>
+            <w:tcBorders>
+              <w:top w:val="single" w:color="D5DDE8" w:sz="4"/>
+              <w:left w:val="single" w:color="D5DDE8" w:sz="4"/>
+              <w:bottom w:val="single" w:color="D5DDE8" w:sz="4"/>
+              <w:right w:val="single" w:color="D5DDE8" w:sz="4"/>
+            </w:tcBorders>
+            <w:shd w:fill="F6F9FE" w:color="auto" w:val="clear"/>
+            <w:tcMar>
+              <w:top w:type="dxa" w:w="70"/>
+              <w:left w:type="dxa" w:w="110"/>
+              <w:bottom w:type="dxa" w:w="70"/>
+              <w:right w:type="dxa" w:w="110"/>
+            </w:tcMar>
+          </w:tcPr>
+          <w:p>
+            <w:pPr>
+              <w:keepNext w:val="false"/>
+              <w:keepLines/>
+              <w:spacing w:after="40" w:line="252"/>
+              <w:jc w:val="left"/>
+            </w:pPr>
+            <w:r>
+              <w:rPr>
+                <w:sz w:val="16"/>
+                <w:szCs w:val="16"/>
+              </w:rPr>
+              <w:t xml:space="preserve">8.15 Registro de eventos</w:t>
+            </w:r>
+          </w:p>
+        </w:tc>
+        <w:tc>
+          <w:tcPr>
+            <w:tcW w:type="dxa" w:w="1156"/>
+            <w:tcBorders>
+              <w:top w:val="single" w:color="D5DDE8" w:sz="4"/>
+              <w:left w:val="single" w:color="D5DDE8" w:sz="4"/>
+              <w:bottom w:val="single" w:color="D5DDE8" w:sz="4"/>
+              <w:right w:val="single" w:color="D5DDE8" w:sz="4"/>
+            </w:tcBorders>
+            <w:shd w:fill="F6F9FE" w:color="auto" w:val="clear"/>
+            <w:tcMar>
+              <w:top w:type="dxa" w:w="70"/>
+              <w:left w:type="dxa" w:w="110"/>
+              <w:bottom w:type="dxa" w:w="70"/>
+              <w:right w:type="dxa" w:w="110"/>
+            </w:tcMar>
+          </w:tcPr>
+          <w:p>
+            <w:pPr>
+              <w:keepNext w:val="false"/>
+              <w:keepLines/>
+              <w:spacing w:after="40" w:line="252"/>
+              <w:jc w:val="left"/>
+            </w:pPr>
+            <w:r>
+              <w:rPr>
+                <w:sz w:val="16"/>
+                <w:szCs w:val="16"/>
+              </w:rPr>
+              <w:t xml:space="preserve">DE.CM</w:t>
+            </w:r>
+          </w:p>
+        </w:tc>
+        <w:tc>
+          <w:tcPr>
+            <w:tcW w:type="dxa" w:w="2508"/>
+            <w:tcBorders>
+              <w:top w:val="single" w:color="D5DDE8" w:sz="4"/>
+              <w:left w:val="single" w:color="D5DDE8" w:sz="4"/>
+              <w:bottom w:val="single" w:color="D5DDE8" w:sz="4"/>
+              <w:right w:val="single" w:color="D5DDE8" w:sz="4"/>
+            </w:tcBorders>
+            <w:shd w:fill="F6F9FE" w:color="auto" w:val="clear"/>
+            <w:tcMar>
+              <w:top w:type="dxa" w:w="70"/>
+              <w:left w:type="dxa" w:w="110"/>
+              <w:bottom w:type="dxa" w:w="70"/>
+              <w:right w:type="dxa" w:w="110"/>
+            </w:tcMar>
+          </w:tcPr>
+          <w:p>
+            <w:pPr>
+              <w:keepNext w:val="false"/>
+              <w:keepLines/>
+              <w:spacing w:after="40" w:line="252"/>
+              <w:jc w:val="left"/>
+            </w:pPr>
+            <w:r>
+              <w:rPr>
+                <w:sz w:val="16"/>
+                <w:szCs w:val="16"/>
+              </w:rPr>
+              <w:t xml:space="preserve">2.5; Parte 4</w:t>
+            </w:r>
+          </w:p>
+        </w:tc>
+      </w:tr>
+      <w:tr>
+        <w:trPr>
+          <w:cantSplit/>
+        </w:trPr>
+        <w:tc>
+          <w:tcPr>
+            <w:tcW w:type="dxa" w:w="3276"/>
+            <w:tcBorders>
+              <w:top w:val="single" w:color="D5DDE8" w:sz="4"/>
+              <w:left w:val="single" w:color="D5DDE8" w:sz="4"/>
+              <w:bottom w:val="single" w:color="D5DDE8" w:sz="4"/>
+              <w:right w:val="single" w:color="D5DDE8" w:sz="4"/>
+            </w:tcBorders>
+            <w:tcMar>
+              <w:top w:type="dxa" w:w="70"/>
+              <w:left w:type="dxa" w:w="110"/>
+              <w:bottom w:type="dxa" w:w="70"/>
+              <w:right w:type="dxa" w:w="110"/>
+            </w:tcMar>
+          </w:tcPr>
+          <w:p>
+            <w:pPr>
+              <w:keepNext w:val="false"/>
+              <w:keepLines/>
+              <w:spacing w:after="40" w:line="252"/>
+              <w:jc w:val="left"/>
+            </w:pPr>
+            <w:r>
+              <w:rPr>
+                <w:sz w:val="16"/>
+                <w:szCs w:val="16"/>
+              </w:rPr>
+              <w:t xml:space="preserve">Backup diário verificado e restauração testada</w:t>
+            </w:r>
+          </w:p>
+        </w:tc>
+        <w:tc>
+          <w:tcPr>
+            <w:tcW w:type="dxa" w:w="2698"/>
+            <w:tcBorders>
+              <w:top w:val="single" w:color="D5DDE8" w:sz="4"/>
+              <w:left w:val="single" w:color="D5DDE8" w:sz="4"/>
+              <w:bottom w:val="single" w:color="D5DDE8" w:sz="4"/>
+              <w:right w:val="single" w:color="D5DDE8" w:sz="4"/>
+            </w:tcBorders>
+            <w:tcMar>
+              <w:top w:type="dxa" w:w="70"/>
+              <w:left w:type="dxa" w:w="110"/>
+              <w:bottom w:type="dxa" w:w="70"/>
+              <w:right w:type="dxa" w:w="110"/>
+            </w:tcMar>
+          </w:tcPr>
+          <w:p>
+            <w:pPr>
+              <w:keepNext w:val="false"/>
+              <w:keepLines/>
+              <w:spacing w:after="40" w:line="252"/>
+              <w:jc w:val="left"/>
+            </w:pPr>
+            <w:r>
+              <w:rPr>
+                <w:sz w:val="16"/>
+                <w:szCs w:val="16"/>
+              </w:rPr>
+              <w:t xml:space="preserve">8.13 Backup de informações</w:t>
+            </w:r>
+          </w:p>
+        </w:tc>
+        <w:tc>
+          <w:tcPr>
+            <w:tcW w:type="dxa" w:w="1156"/>
+            <w:tcBorders>
+              <w:top w:val="single" w:color="D5DDE8" w:sz="4"/>
+              <w:left w:val="single" w:color="D5DDE8" w:sz="4"/>
+              <w:bottom w:val="single" w:color="D5DDE8" w:sz="4"/>
+              <w:right w:val="single" w:color="D5DDE8" w:sz="4"/>
+            </w:tcBorders>
+            <w:tcMar>
+              <w:top w:type="dxa" w:w="70"/>
+              <w:left w:type="dxa" w:w="110"/>
+              <w:bottom w:type="dxa" w:w="70"/>
+              <w:right w:type="dxa" w:w="110"/>
+            </w:tcMar>
+          </w:tcPr>
+          <w:p>
+            <w:pPr>
+              <w:keepNext w:val="false"/>
+              <w:keepLines/>
+              <w:spacing w:after="40" w:line="252"/>
+              <w:jc w:val="left"/>
+            </w:pPr>
+            <w:r>
+              <w:rPr>
+                <w:sz w:val="16"/>
+                <w:szCs w:val="16"/>
+              </w:rPr>
+              <w:t xml:space="preserve">RC.RP</w:t>
+            </w:r>
+          </w:p>
+        </w:tc>
+        <w:tc>
+          <w:tcPr>
+            <w:tcW w:type="dxa" w:w="2508"/>
+            <w:tcBorders>
+              <w:top w:val="single" w:color="D5DDE8" w:sz="4"/>
+              <w:left w:val="single" w:color="D5DDE8" w:sz="4"/>
+              <w:bottom w:val="single" w:color="D5DDE8" w:sz="4"/>
+              <w:right w:val="single" w:color="D5DDE8" w:sz="4"/>
+            </w:tcBorders>
+            <w:tcMar>
+              <w:top w:type="dxa" w:w="70"/>
+              <w:left w:type="dxa" w:w="110"/>
+              <w:bottom w:type="dxa" w:w="70"/>
+              <w:right w:type="dxa" w:w="110"/>
+            </w:tcMar>
+          </w:tcPr>
+          <w:p>
+            <w:pPr>
+              <w:keepNext w:val="false"/>
+              <w:keepLines/>
+              <w:spacing w:after="40" w:line="252"/>
+              <w:jc w:val="left"/>
+            </w:pPr>
+            <w:r>
+              <w:rPr>
+                <w:sz w:val="16"/>
+                <w:szCs w:val="16"/>
+              </w:rPr>
+              <w:t xml:space="preserve">2.4.3; exercício B</w:t>
+            </w:r>
+          </w:p>
+        </w:tc>
+      </w:tr>
+      <w:tr>
+        <w:trPr>
+          <w:cantSplit/>
+        </w:trPr>
+        <w:tc>
+          <w:tcPr>
+            <w:tcW w:type="dxa" w:w="3276"/>
+            <w:tcBorders>
+              <w:top w:val="single" w:color="D5DDE8" w:sz="4"/>
+              <w:left w:val="single" w:color="D5DDE8" w:sz="4"/>
+              <w:bottom w:val="single" w:color="D5DDE8" w:sz="4"/>
+              <w:right w:val="single" w:color="D5DDE8" w:sz="4"/>
+            </w:tcBorders>
+            <w:shd w:fill="F6F9FE" w:color="auto" w:val="clear"/>
+            <w:tcMar>
+              <w:top w:type="dxa" w:w="70"/>
+              <w:left w:type="dxa" w:w="110"/>
+              <w:bottom w:type="dxa" w:w="70"/>
+              <w:right w:type="dxa" w:w="110"/>
+            </w:tcMar>
+          </w:tcPr>
+          <w:p>
+            <w:pPr>
+              <w:keepNext w:val="false"/>
+              <w:keepLines/>
+              <w:spacing w:after="40" w:line="252"/>
+              <w:jc w:val="left"/>
+            </w:pPr>
+            <w:r>
+              <w:rPr>
+                <w:sz w:val="16"/>
+                <w:szCs w:val="16"/>
+              </w:rPr>
+              <w:t xml:space="preserve">Zonas de rede e borda única exposta</w:t>
+            </w:r>
+          </w:p>
+        </w:tc>
+        <w:tc>
+          <w:tcPr>
+            <w:tcW w:type="dxa" w:w="2698"/>
+            <w:tcBorders>
+              <w:top w:val="single" w:color="D5DDE8" w:sz="4"/>
+              <w:left w:val="single" w:color="D5DDE8" w:sz="4"/>
+              <w:bottom w:val="single" w:color="D5DDE8" w:sz="4"/>
+              <w:right w:val="single" w:color="D5DDE8" w:sz="4"/>
+            </w:tcBorders>
+            <w:shd w:fill="F6F9FE" w:color="auto" w:val="clear"/>
+            <w:tcMar>
+              <w:top w:type="dxa" w:w="70"/>
+              <w:left w:type="dxa" w:w="110"/>
+              <w:bottom w:type="dxa" w:w="70"/>
+              <w:right w:type="dxa" w:w="110"/>
+            </w:tcMar>
+          </w:tcPr>
+          <w:p>
+            <w:pPr>
+              <w:keepNext w:val="false"/>
+              <w:keepLines/>
+              <w:spacing w:after="40" w:line="252"/>
+              <w:jc w:val="left"/>
+            </w:pPr>
+            <w:r>
+              <w:rPr>
+                <w:sz w:val="16"/>
+                <w:szCs w:val="16"/>
+              </w:rPr>
+              <w:t xml:space="preserve">8.22 Segregação de redes</w:t>
+            </w:r>
+          </w:p>
+        </w:tc>
+        <w:tc>
+          <w:tcPr>
+            <w:tcW w:type="dxa" w:w="1156"/>
+            <w:tcBorders>
+              <w:top w:val="single" w:color="D5DDE8" w:sz="4"/>
+              <w:left w:val="single" w:color="D5DDE8" w:sz="4"/>
+              <w:bottom w:val="single" w:color="D5DDE8" w:sz="4"/>
+              <w:right w:val="single" w:color="D5DDE8" w:sz="4"/>
+            </w:tcBorders>
+            <w:shd w:fill="F6F9FE" w:color="auto" w:val="clear"/>
+            <w:tcMar>
+              <w:top w:type="dxa" w:w="70"/>
+              <w:left w:type="dxa" w:w="110"/>
+              <w:bottom w:type="dxa" w:w="70"/>
+              <w:right w:type="dxa" w:w="110"/>
+            </w:tcMar>
+          </w:tcPr>
+          <w:p>
+            <w:pPr>
+              <w:keepNext w:val="false"/>
+              <w:keepLines/>
+              <w:spacing w:after="40" w:line="252"/>
+              <w:jc w:val="left"/>
+            </w:pPr>
+            <w:r>
+              <w:rPr>
+                <w:sz w:val="16"/>
+                <w:szCs w:val="16"/>
+              </w:rPr>
+              <w:t xml:space="preserve">PR.IR</w:t>
+            </w:r>
+          </w:p>
+        </w:tc>
+        <w:tc>
+          <w:tcPr>
+            <w:tcW w:type="dxa" w:w="2508"/>
+            <w:tcBorders>
+              <w:top w:val="single" w:color="D5DDE8" w:sz="4"/>
+              <w:left w:val="single" w:color="D5DDE8" w:sz="4"/>
+              <w:bottom w:val="single" w:color="D5DDE8" w:sz="4"/>
+              <w:right w:val="single" w:color="D5DDE8" w:sz="4"/>
+            </w:tcBorders>
+            <w:shd w:fill="F6F9FE" w:color="auto" w:val="clear"/>
+            <w:tcMar>
+              <w:top w:type="dxa" w:w="70"/>
+              <w:left w:type="dxa" w:w="110"/>
+              <w:bottom w:type="dxa" w:w="70"/>
+              <w:right w:type="dxa" w:w="110"/>
+            </w:tcMar>
+          </w:tcPr>
+          <w:p>
+            <w:pPr>
+              <w:keepNext w:val="false"/>
+              <w:keepLines/>
+              <w:spacing w:after="40" w:line="252"/>
+              <w:jc w:val="left"/>
+            </w:pPr>
+            <w:r>
+              <w:rPr>
+                <w:sz w:val="16"/>
+                <w:szCs w:val="16"/>
+              </w:rPr>
+              <w:t xml:space="preserve">3.3</w:t>
+            </w:r>
+          </w:p>
+        </w:tc>
+      </w:tr>
+      <w:tr>
+        <w:trPr>
+          <w:cantSplit/>
+        </w:trPr>
+        <w:tc>
+          <w:tcPr>
+            <w:tcW w:type="dxa" w:w="3276"/>
+            <w:tcBorders>
+              <w:top w:val="single" w:color="D5DDE8" w:sz="4"/>
+              <w:left w:val="single" w:color="D5DDE8" w:sz="4"/>
+              <w:bottom w:val="single" w:color="D5DDE8" w:sz="4"/>
+              <w:right w:val="single" w:color="D5DDE8" w:sz="4"/>
+            </w:tcBorders>
+            <w:tcMar>
+              <w:top w:type="dxa" w:w="70"/>
+              <w:left w:type="dxa" w:w="110"/>
+              <w:bottom w:type="dxa" w:w="70"/>
+              <w:right w:type="dxa" w:w="110"/>
+            </w:tcMar>
+          </w:tcPr>
+          <w:p>
+            <w:pPr>
+              <w:keepNext w:val="false"/>
+              <w:keepLines/>
+              <w:spacing w:after="40" w:line="252"/>
+              <w:jc w:val="left"/>
+            </w:pPr>
+            <w:r>
+              <w:rPr>
+                <w:sz w:val="16"/>
+                <w:szCs w:val="16"/>
+              </w:rPr>
+              <w:t xml:space="preserve">Revisão como atacante; ataques e verificações a cada mudança</w:t>
+            </w:r>
+          </w:p>
+        </w:tc>
+        <w:tc>
+          <w:tcPr>
+            <w:tcW w:type="dxa" w:w="2698"/>
+            <w:tcBorders>
+              <w:top w:val="single" w:color="D5DDE8" w:sz="4"/>
+              <w:left w:val="single" w:color="D5DDE8" w:sz="4"/>
+              <w:bottom w:val="single" w:color="D5DDE8" w:sz="4"/>
+              <w:right w:val="single" w:color="D5DDE8" w:sz="4"/>
+            </w:tcBorders>
+            <w:tcMar>
+              <w:top w:type="dxa" w:w="70"/>
+              <w:left w:type="dxa" w:w="110"/>
+              <w:bottom w:type="dxa" w:w="70"/>
+              <w:right w:type="dxa" w:w="110"/>
+            </w:tcMar>
+          </w:tcPr>
+          <w:p>
+            <w:pPr>
+              <w:keepNext w:val="false"/>
+              <w:keepLines/>
+              <w:spacing w:after="40" w:line="252"/>
+              <w:jc w:val="left"/>
+            </w:pPr>
+            <w:r>
+              <w:rPr>
+                <w:sz w:val="16"/>
+                <w:szCs w:val="16"/>
+              </w:rPr>
+              <w:t xml:space="preserve">8.29 Testes de segurança no desenvolvimento</w:t>
+            </w:r>
+          </w:p>
+        </w:tc>
+        <w:tc>
+          <w:tcPr>
+            <w:tcW w:type="dxa" w:w="1156"/>
+            <w:tcBorders>
+              <w:top w:val="single" w:color="D5DDE8" w:sz="4"/>
+              <w:left w:val="single" w:color="D5DDE8" w:sz="4"/>
+              <w:bottom w:val="single" w:color="D5DDE8" w:sz="4"/>
+              <w:right w:val="single" w:color="D5DDE8" w:sz="4"/>
+            </w:tcBorders>
+            <w:tcMar>
+              <w:top w:type="dxa" w:w="70"/>
+              <w:left w:type="dxa" w:w="110"/>
+              <w:bottom w:type="dxa" w:w="70"/>
+              <w:right w:type="dxa" w:w="110"/>
+            </w:tcMar>
+          </w:tcPr>
+          <w:p>
+            <w:pPr>
+              <w:keepNext w:val="false"/>
+              <w:keepLines/>
+              <w:spacing w:after="40" w:line="252"/>
+              <w:jc w:val="left"/>
+            </w:pPr>
+            <w:r>
+              <w:rPr>
+                <w:sz w:val="16"/>
+                <w:szCs w:val="16"/>
+              </w:rPr>
+              <w:t xml:space="preserve">ID.RA</w:t>
+            </w:r>
+          </w:p>
+        </w:tc>
+        <w:tc>
+          <w:tcPr>
+            <w:tcW w:type="dxa" w:w="2508"/>
+            <w:tcBorders>
+              <w:top w:val="single" w:color="D5DDE8" w:sz="4"/>
+              <w:left w:val="single" w:color="D5DDE8" w:sz="4"/>
+              <w:bottom w:val="single" w:color="D5DDE8" w:sz="4"/>
+              <w:right w:val="single" w:color="D5DDE8" w:sz="4"/>
+            </w:tcBorders>
+            <w:tcMar>
+              <w:top w:type="dxa" w:w="70"/>
+              <w:left w:type="dxa" w:w="110"/>
+              <w:bottom w:type="dxa" w:w="70"/>
+              <w:right w:type="dxa" w:w="110"/>
+            </w:tcMar>
+          </w:tcPr>
+          <w:p>
+            <w:pPr>
+              <w:keepNext w:val="false"/>
+              <w:keepLines/>
+              <w:spacing w:after="40" w:line="252"/>
+              <w:jc w:val="left"/>
+            </w:pPr>
+            <w:r>
+              <w:rPr>
+                <w:sz w:val="16"/>
+                <w:szCs w:val="16"/>
+              </w:rPr>
+              <w:t xml:space="preserve">2.2; 2.5; Anexo B</w:t>
+            </w:r>
+          </w:p>
+        </w:tc>
+      </w:tr>
+    </w:tbl>
+    <w:p>
+      <w:pPr>
+        <w:spacing w:after="160" w:line="120"/>
+      </w:pPr>
+    </w:p>
+    <w:p>
+      <w:pPr>
+        <w:pStyle w:val="Heading2"/>
+        <w:keepNext/>
+        <w:pBdr>
+          <w:bottom w:val="single" w:color="C9D7EF" w:sz="6" w:space="3"/>
+        </w:pBdr>
+      </w:pPr>
+      <w:r>
+        <w:rPr>
+          <w:color w:val="1A4DA0"/>
+          <w:sz w:val="22"/>
+          <w:szCs w:val="22"/>
+          <w:rFonts w:ascii="Segoe UI Symbol" w:cs="Segoe UI Symbol" w:eastAsia="Segoe UI Symbol" w:hAnsi="Segoe UI Symbol"/>
+        </w:rPr>
+        <w:t xml:space="preserve">■ </w:t>
+      </w:r>
+      <w:r>
+        <w:rPr>
+          <w:color w:val="0D2E6E"/>
+        </w:rPr>
+        <w:t xml:space="preserve">6.4 Inovação digital: os próximos horizontes</w:t>
+      </w:r>
+    </w:p>
+    <w:p>
+      <w:pPr>
+        <w:spacing w:after="140" w:before="0" w:line="288"/>
+        <w:jc w:val="both"/>
+      </w:pPr>
+      <w:r>
+        <w:t xml:space="preserve">Os passos seguintes foram ordenados pelo que mais aumenta a confiança no sistema e pelo que depende de quem. Os de curto prazo dependem só do código; os de longo prazo dependem de outras instituições.</w:t>
+      </w:r>
+    </w:p>
+    <w:p>
+      <w:pPr>
+        <w:keepNext/>
+        <w:spacing w:before="160" w:after="80"/>
+      </w:pPr>
+      <w:r>
+        <w:rPr>
+          <w:color w:val="1A4DA0"/>
+          <w:sz w:val="14"/>
+          <w:szCs w:val="14"/>
+          <w:rFonts w:ascii="Segoe UI Symbol" w:cs="Segoe UI Symbol" w:eastAsia="Segoe UI Symbol" w:hAnsi="Segoe UI Symbol"/>
+        </w:rPr>
+        <w:t xml:space="preserve">▼ </w:t>
+      </w:r>
+      <w:r>
+        <w:rPr>
+          <w:b/>
+          <w:bCs/>
+          <w:color w:val="1A4DA0"/>
+          <w:sz w:val="18"/>
+          <w:szCs w:val="18"/>
+        </w:rPr>
+        <w:t xml:space="preserve">Tabela 37. </w:t>
+      </w:r>
+      <w:r>
+        <w:rPr>
+          <w:color w:val="475569"/>
+          <w:sz w:val="18"/>
+          <w:szCs w:val="18"/>
+        </w:rPr>
+        <w:t xml:space="preserve">Próximos passos por horizonte.</w:t>
+      </w:r>
+    </w:p>
+    <w:tbl>
+      <w:tblPr>
+        <w:tblW w:type="dxa" w:w="9638"/>
+        <w:tblBorders>
+          <w:top w:val="single" w:color="auto" w:sz="4"/>
+          <w:left w:val="single" w:color="auto" w:sz="4"/>
+          <w:bottom w:val="single" w:color="auto" w:sz="4"/>
+          <w:right w:val="single" w:color="auto" w:sz="4"/>
+          <w:insideH w:val="single" w:color="auto" w:sz="4"/>
+          <w:insideV w:val="single" w:color="auto" w:sz="4"/>
+        </w:tblBorders>
+      </w:tblPr>
+      <w:tblGrid>
+        <w:gridCol w:w="1542"/>
+        <w:gridCol w:w="4433"/>
+        <w:gridCol w:w="3663"/>
+      </w:tblGrid>
+      <w:tr>
+        <w:trPr>
+          <w:cantSplit/>
+          <w:tblHeader/>
+        </w:trPr>
+        <w:tc>
+          <w:tcPr>
+            <w:tcW w:type="dxa" w:w="1542"/>
+            <w:tcBorders>
+              <w:top w:val="single" w:color="D5DDE8" w:sz="4"/>
+              <w:left w:val="single" w:color="D5DDE8" w:sz="4"/>
+              <w:bottom w:val="single" w:color="D5DDE8" w:sz="4"/>
+              <w:right w:val="single" w:color="D5DDE8" w:sz="4"/>
+            </w:tcBorders>
+            <w:shd w:fill="1A4DA0" w:color="auto" w:val="clear"/>
+            <w:tcMar>
+              <w:top w:type="dxa" w:w="70"/>
+              <w:left w:type="dxa" w:w="110"/>
+              <w:bottom w:type="dxa" w:w="70"/>
+              <w:right w:type="dxa" w:w="110"/>
+            </w:tcMar>
+          </w:tcPr>
+          <w:p>
+            <w:pPr>
+              <w:keepNext/>
+              <w:keepLines/>
+              <w:spacing w:after="40" w:line="252"/>
+              <w:jc w:val="left"/>
+            </w:pPr>
+            <w:r>
+              <w:rPr>
+                <w:b/>
+                <w:bCs/>
+                <w:color w:val="FFFFFF"/>
+                <w:sz w:val="18"/>
+                <w:szCs w:val="18"/>
+              </w:rPr>
+              <w:t xml:space="preserve">Horizonte</w:t>
+            </w:r>
+          </w:p>
+        </w:tc>
+        <w:tc>
+          <w:tcPr>
+            <w:tcW w:type="dxa" w:w="4433"/>
+            <w:tcBorders>
+              <w:top w:val="single" w:color="D5DDE8" w:sz="4"/>
+              <w:left w:val="single" w:color="D5DDE8" w:sz="4"/>
+              <w:bottom w:val="single" w:color="D5DDE8" w:sz="4"/>
+              <w:right w:val="single" w:color="D5DDE8" w:sz="4"/>
+            </w:tcBorders>
+            <w:shd w:fill="1A4DA0" w:color="auto" w:val="clear"/>
+            <w:tcMar>
+              <w:top w:type="dxa" w:w="70"/>
+              <w:left w:type="dxa" w:w="110"/>
+              <w:bottom w:type="dxa" w:w="70"/>
+              <w:right w:type="dxa" w:w="110"/>
+            </w:tcMar>
+          </w:tcPr>
+          <w:p>
+            <w:pPr>
+              <w:keepNext/>
+              <w:keepLines/>
+              <w:spacing w:after="40" w:line="252"/>
+              <w:jc w:val="left"/>
+            </w:pPr>
+            <w:r>
+              <w:rPr>
+                <w:b/>
+                <w:bCs/>
+                <w:color w:val="FFFFFF"/>
+                <w:sz w:val="18"/>
+                <w:szCs w:val="18"/>
+              </w:rPr>
+              <w:t xml:space="preserve">Passo</w:t>
+            </w:r>
+          </w:p>
+        </w:tc>
+        <w:tc>
+          <w:tcPr>
+            <w:tcW w:type="dxa" w:w="3663"/>
+            <w:tcBorders>
+              <w:top w:val="single" w:color="D5DDE8" w:sz="4"/>
+              <w:left w:val="single" w:color="D5DDE8" w:sz="4"/>
+              <w:bottom w:val="single" w:color="D5DDE8" w:sz="4"/>
+              <w:right w:val="single" w:color="D5DDE8" w:sz="4"/>
+            </w:tcBorders>
+            <w:shd w:fill="1A4DA0" w:color="auto" w:val="clear"/>
+            <w:tcMar>
+              <w:top w:type="dxa" w:w="70"/>
+              <w:left w:type="dxa" w:w="110"/>
+              <w:bottom w:type="dxa" w:w="70"/>
+              <w:right w:type="dxa" w:w="110"/>
+            </w:tcMar>
+          </w:tcPr>
+          <w:p>
+            <w:pPr>
+              <w:keepNext/>
+              <w:keepLines/>
+              <w:spacing w:after="40" w:line="252"/>
+              <w:jc w:val="left"/>
+            </w:pPr>
+            <w:r>
+              <w:rPr>
+                <w:b/>
+                <w:bCs/>
+                <w:color w:val="FFFFFF"/>
+                <w:sz w:val="18"/>
+                <w:szCs w:val="18"/>
+              </w:rPr>
+              <w:t xml:space="preserve">Por quê</w:t>
+            </w:r>
+          </w:p>
+        </w:tc>
+      </w:tr>
+      <w:tr>
+        <w:trPr>
+          <w:cantSplit/>
+        </w:trPr>
+        <w:tc>
+          <w:tcPr>
+            <w:tcW w:type="dxa" w:w="1542"/>
+            <w:tcBorders>
+              <w:top w:val="single" w:color="D5DDE8" w:sz="4"/>
+              <w:left w:val="single" w:color="D5DDE8" w:sz="4"/>
+              <w:bottom w:val="single" w:color="D5DDE8" w:sz="4"/>
+              <w:right w:val="single" w:color="D5DDE8" w:sz="4"/>
+            </w:tcBorders>
+            <w:tcMar>
+              <w:top w:type="dxa" w:w="70"/>
+              <w:left w:type="dxa" w:w="110"/>
+              <w:bottom w:type="dxa" w:w="70"/>
+              <w:right w:type="dxa" w:w="110"/>
+            </w:tcMar>
+          </w:tcPr>
+          <w:p>
+            <w:pPr>
+              <w:keepNext w:val="false"/>
+              <w:keepLines/>
+              <w:spacing w:after="40" w:line="252"/>
+              <w:jc w:val="left"/>
+            </w:pPr>
+            <w:r>
+              <w:rPr>
+                <w:b/>
+                <w:bCs/>
+                <w:sz w:val="17"/>
+                <w:szCs w:val="17"/>
+              </w:rPr>
+              <w:t xml:space="preserve">Até 3 meses</w:t>
+            </w:r>
+          </w:p>
+        </w:tc>
+        <w:tc>
+          <w:tcPr>
+            <w:tcW w:type="dxa" w:w="4433"/>
+            <w:tcBorders>
+              <w:top w:val="single" w:color="D5DDE8" w:sz="4"/>
+              <w:left w:val="single" w:color="D5DDE8" w:sz="4"/>
+              <w:bottom w:val="single" w:color="D5DDE8" w:sz="4"/>
+              <w:right w:val="single" w:color="D5DDE8" w:sz="4"/>
+            </w:tcBorders>
+            <w:tcMar>
+              <w:top w:type="dxa" w:w="70"/>
+              <w:left w:type="dxa" w:w="110"/>
+              <w:bottom w:type="dxa" w:w="70"/>
+              <w:right w:type="dxa" w:w="110"/>
+            </w:tcMar>
+          </w:tcPr>
+          <w:p>
+            <w:pPr>
+              <w:keepNext w:val="false"/>
+              <w:keepLines/>
+              <w:spacing w:after="40" w:line="252"/>
+              <w:jc w:val="left"/>
+            </w:pPr>
+            <w:r>
+              <w:rPr>
+                <w:sz w:val="17"/>
+                <w:szCs w:val="17"/>
+              </w:rPr>
+              <w:t xml:space="preserve">Testar com usuárias e com atendentes da rede de proteção</w:t>
+            </w:r>
+          </w:p>
+        </w:tc>
+        <w:tc>
+          <w:tcPr>
+            <w:tcW w:type="dxa" w:w="3663"/>
+            <w:tcBorders>
+              <w:top w:val="single" w:color="D5DDE8" w:sz="4"/>
+              <w:left w:val="single" w:color="D5DDE8" w:sz="4"/>
+              <w:bottom w:val="single" w:color="D5DDE8" w:sz="4"/>
+              <w:right w:val="single" w:color="D5DDE8" w:sz="4"/>
+            </w:tcBorders>
+            <w:tcMar>
+              <w:top w:type="dxa" w:w="70"/>
+              <w:left w:type="dxa" w:w="110"/>
+              <w:bottom w:type="dxa" w:w="70"/>
+              <w:right w:type="dxa" w:w="110"/>
+            </w:tcMar>
+          </w:tcPr>
+          <w:p>
+            <w:pPr>
+              <w:keepNext w:val="false"/>
+              <w:keepLines/>
+              <w:spacing w:after="40" w:line="252"/>
+              <w:jc w:val="left"/>
+            </w:pPr>
+            <w:r>
+              <w:rPr>
+                <w:sz w:val="17"/>
+                <w:szCs w:val="17"/>
+              </w:rPr>
+              <w:t xml:space="preserve">Nenhuma fase ouviu quem vai usar o canal: é a maior lacuna</w:t>
+            </w:r>
+          </w:p>
+        </w:tc>
+      </w:tr>
+      <w:tr>
+        <w:trPr>
+          <w:cantSplit/>
+        </w:trPr>
+        <w:tc>
+          <w:tcPr>
+            <w:tcW w:type="dxa" w:w="1542"/>
+            <w:tcBorders>
+              <w:top w:val="single" w:color="D5DDE8" w:sz="4"/>
+              <w:left w:val="single" w:color="D5DDE8" w:sz="4"/>
+              <w:bottom w:val="single" w:color="D5DDE8" w:sz="4"/>
+              <w:right w:val="single" w:color="D5DDE8" w:sz="4"/>
+            </w:tcBorders>
+            <w:shd w:fill="F6F9FE" w:color="auto" w:val="clear"/>
+            <w:tcMar>
+              <w:top w:type="dxa" w:w="70"/>
+              <w:left w:type="dxa" w:w="110"/>
+              <w:bottom w:type="dxa" w:w="70"/>
+              <w:right w:type="dxa" w:w="110"/>
+            </w:tcMar>
+          </w:tcPr>
+          <w:p>
+            <w:pPr>
+              <w:keepNext w:val="false"/>
+              <w:keepLines/>
+              <w:spacing w:after="40" w:line="252"/>
+              <w:jc w:val="left"/>
+            </w:pPr>
+          </w:p>
+        </w:tc>
+        <w:tc>
+          <w:tcPr>
+            <w:tcW w:type="dxa" w:w="4433"/>
+            <w:tcBorders>
+              <w:top w:val="single" w:color="D5DDE8" w:sz="4"/>
+              <w:left w:val="single" w:color="D5DDE8" w:sz="4"/>
+              <w:bottom w:val="single" w:color="D5DDE8" w:sz="4"/>
+              <w:right w:val="single" w:color="D5DDE8" w:sz="4"/>
+            </w:tcBorders>
+            <w:shd w:fill="F6F9FE" w:color="auto" w:val="clear"/>
+            <w:tcMar>
+              <w:top w:type="dxa" w:w="70"/>
+              <w:left w:type="dxa" w:w="110"/>
+              <w:bottom w:type="dxa" w:w="70"/>
+              <w:right w:type="dxa" w:w="110"/>
+            </w:tcMar>
+          </w:tcPr>
+          <w:p>
+            <w:pPr>
+              <w:keepNext w:val="false"/>
+              <w:keepLines/>
+              <w:spacing w:after="40" w:line="252"/>
+              <w:jc w:val="left"/>
+            </w:pPr>
+            <w:r>
+              <w:rPr>
+                <w:sz w:val="17"/>
+                <w:szCs w:val="17"/>
+              </w:rPr>
+              <w:t xml:space="preserve">Login gov.br com segundo fator para servidores</w:t>
+            </w:r>
+          </w:p>
+        </w:tc>
+        <w:tc>
+          <w:tcPr>
+            <w:tcW w:type="dxa" w:w="3663"/>
+            <w:tcBorders>
+              <w:top w:val="single" w:color="D5DDE8" w:sz="4"/>
+              <w:left w:val="single" w:color="D5DDE8" w:sz="4"/>
+              <w:bottom w:val="single" w:color="D5DDE8" w:sz="4"/>
+              <w:right w:val="single" w:color="D5DDE8" w:sz="4"/>
+            </w:tcBorders>
+            <w:shd w:fill="F6F9FE" w:color="auto" w:val="clear"/>
+            <w:tcMar>
+              <w:top w:type="dxa" w:w="70"/>
+              <w:left w:type="dxa" w:w="110"/>
+              <w:bottom w:type="dxa" w:w="70"/>
+              <w:right w:type="dxa" w:w="110"/>
+            </w:tcMar>
+          </w:tcPr>
+          <w:p>
+            <w:pPr>
+              <w:keepNext w:val="false"/>
+              <w:keepLines/>
+              <w:spacing w:after="40" w:line="252"/>
+              <w:jc w:val="left"/>
+            </w:pPr>
+            <w:r>
+              <w:rPr>
+                <w:sz w:val="17"/>
+                <w:szCs w:val="17"/>
+              </w:rPr>
+              <w:t xml:space="preserve">Senha sozinha é o ataque mais comum contra órgãos públicos</w:t>
+            </w:r>
+          </w:p>
+        </w:tc>
+      </w:tr>
+      <w:tr>
+        <w:trPr>
+          <w:cantSplit/>
+        </w:trPr>
+        <w:tc>
+          <w:tcPr>
+            <w:tcW w:type="dxa" w:w="1542"/>
+            <w:tcBorders>
+              <w:top w:val="single" w:color="D5DDE8" w:sz="4"/>
+              <w:left w:val="single" w:color="D5DDE8" w:sz="4"/>
+              <w:bottom w:val="single" w:color="D5DDE8" w:sz="4"/>
+              <w:right w:val="single" w:color="D5DDE8" w:sz="4"/>
+            </w:tcBorders>
+            <w:tcMar>
+              <w:top w:type="dxa" w:w="70"/>
+              <w:left w:type="dxa" w:w="110"/>
+              <w:bottom w:type="dxa" w:w="70"/>
+              <w:right w:type="dxa" w:w="110"/>
+            </w:tcMar>
+          </w:tcPr>
+          <w:p>
+            <w:pPr>
+              <w:keepNext w:val="false"/>
+              <w:keepLines/>
+              <w:spacing w:after="40" w:line="252"/>
+              <w:jc w:val="left"/>
+            </w:pPr>
+          </w:p>
+        </w:tc>
+        <w:tc>
+          <w:tcPr>
+            <w:tcW w:type="dxa" w:w="4433"/>
+            <w:tcBorders>
+              <w:top w:val="single" w:color="D5DDE8" w:sz="4"/>
+              <w:left w:val="single" w:color="D5DDE8" w:sz="4"/>
+              <w:bottom w:val="single" w:color="D5DDE8" w:sz="4"/>
+              <w:right w:val="single" w:color="D5DDE8" w:sz="4"/>
+            </w:tcBorders>
+            <w:tcMar>
+              <w:top w:type="dxa" w:w="70"/>
+              <w:left w:type="dxa" w:w="110"/>
+              <w:bottom w:type="dxa" w:w="70"/>
+              <w:right w:type="dxa" w:w="110"/>
+            </w:tcMar>
+          </w:tcPr>
+          <w:p>
+            <w:pPr>
+              <w:keepNext w:val="false"/>
+              <w:keepLines/>
+              <w:spacing w:after="40" w:line="252"/>
+              <w:jc w:val="left"/>
+            </w:pPr>
+            <w:r>
+              <w:rPr>
+                <w:sz w:val="17"/>
+                <w:szCs w:val="17"/>
+              </w:rPr>
+              <w:t xml:space="preserve">Cifra AES-GCM no navegador e bibliotecas com verificação de integridade</w:t>
+            </w:r>
+          </w:p>
+        </w:tc>
+        <w:tc>
+          <w:tcPr>
+            <w:tcW w:type="dxa" w:w="3663"/>
+            <w:tcBorders>
+              <w:top w:val="single" w:color="D5DDE8" w:sz="4"/>
+              <w:left w:val="single" w:color="D5DDE8" w:sz="4"/>
+              <w:bottom w:val="single" w:color="D5DDE8" w:sz="4"/>
+              <w:right w:val="single" w:color="D5DDE8" w:sz="4"/>
+            </w:tcBorders>
+            <w:tcMar>
+              <w:top w:type="dxa" w:w="70"/>
+              <w:left w:type="dxa" w:w="110"/>
+              <w:bottom w:type="dxa" w:w="70"/>
+              <w:right w:type="dxa" w:w="110"/>
+            </w:tcMar>
+          </w:tcPr>
+          <w:p>
+            <w:pPr>
+              <w:keepNext w:val="false"/>
+              <w:keepLines/>
+              <w:spacing w:after="40" w:line="252"/>
+              <w:jc w:val="left"/>
+            </w:pPr>
+            <w:r>
+              <w:rPr>
+                <w:sz w:val="17"/>
+                <w:szCs w:val="17"/>
+              </w:rPr>
+              <w:t xml:space="preserve">Fecha as duas lacunas declaradas do front-end</w:t>
+            </w:r>
+          </w:p>
+        </w:tc>
+      </w:tr>
+      <w:tr>
+        <w:trPr>
+          <w:cantSplit/>
+        </w:trPr>
+        <w:tc>
+          <w:tcPr>
+            <w:tcW w:type="dxa" w:w="1542"/>
+            <w:tcBorders>
+              <w:top w:val="single" w:color="D5DDE8" w:sz="4"/>
+              <w:left w:val="single" w:color="D5DDE8" w:sz="4"/>
+              <w:bottom w:val="single" w:color="D5DDE8" w:sz="4"/>
+              <w:right w:val="single" w:color="D5DDE8" w:sz="4"/>
+            </w:tcBorders>
+            <w:shd w:fill="F6F9FE" w:color="auto" w:val="clear"/>
+            <w:tcMar>
+              <w:top w:type="dxa" w:w="70"/>
+              <w:left w:type="dxa" w:w="110"/>
+              <w:bottom w:type="dxa" w:w="70"/>
+              <w:right w:type="dxa" w:w="110"/>
+            </w:tcMar>
+          </w:tcPr>
+          <w:p>
+            <w:pPr>
+              <w:keepNext w:val="false"/>
+              <w:keepLines/>
+              <w:spacing w:after="40" w:line="252"/>
+              <w:jc w:val="left"/>
+            </w:pPr>
+          </w:p>
+        </w:tc>
+        <w:tc>
+          <w:tcPr>
+            <w:tcW w:type="dxa" w:w="4433"/>
+            <w:tcBorders>
+              <w:top w:val="single" w:color="D5DDE8" w:sz="4"/>
+              <w:left w:val="single" w:color="D5DDE8" w:sz="4"/>
+              <w:bottom w:val="single" w:color="D5DDE8" w:sz="4"/>
+              <w:right w:val="single" w:color="D5DDE8" w:sz="4"/>
+            </w:tcBorders>
+            <w:shd w:fill="F6F9FE" w:color="auto" w:val="clear"/>
+            <w:tcMar>
+              <w:top w:type="dxa" w:w="70"/>
+              <w:left w:type="dxa" w:w="110"/>
+              <w:bottom w:type="dxa" w:w="70"/>
+              <w:right w:type="dxa" w:w="110"/>
+            </w:tcMar>
+          </w:tcPr>
+          <w:p>
+            <w:pPr>
+              <w:keepNext w:val="false"/>
+              <w:keepLines/>
+              <w:spacing w:after="40" w:line="252"/>
+              <w:jc w:val="left"/>
+            </w:pPr>
+            <w:r>
+              <w:rPr>
+                <w:sz w:val="17"/>
+                <w:szCs w:val="17"/>
+              </w:rPr>
+              <w:t xml:space="preserve">Contestação na blockchain exigindo duas chaves (gestor e controle externo)</w:t>
+            </w:r>
+          </w:p>
+        </w:tc>
+        <w:tc>
+          <w:tcPr>
+            <w:tcW w:type="dxa" w:w="3663"/>
+            <w:tcBorders>
+              <w:top w:val="single" w:color="D5DDE8" w:sz="4"/>
+              <w:left w:val="single" w:color="D5DDE8" w:sz="4"/>
+              <w:bottom w:val="single" w:color="D5DDE8" w:sz="4"/>
+              <w:right w:val="single" w:color="D5DDE8" w:sz="4"/>
+            </w:tcBorders>
+            <w:shd w:fill="F6F9FE" w:color="auto" w:val="clear"/>
+            <w:tcMar>
+              <w:top w:type="dxa" w:w="70"/>
+              <w:left w:type="dxa" w:w="110"/>
+              <w:bottom w:type="dxa" w:w="70"/>
+              <w:right w:type="dxa" w:w="110"/>
+            </w:tcMar>
+          </w:tcPr>
+          <w:p>
+            <w:pPr>
+              <w:keepNext w:val="false"/>
+              <w:keepLines/>
+              <w:spacing w:after="40" w:line="252"/>
+              <w:jc w:val="left"/>
+            </w:pPr>
+            <w:r>
+              <w:rPr>
+                <w:sz w:val="17"/>
+                <w:szCs w:val="17"/>
+              </w:rPr>
+              <w:t xml:space="preserve">Impede que uma só pessoa declare um corte da trilha (5.9)</w:t>
+            </w:r>
+          </w:p>
+        </w:tc>
+      </w:tr>
+      <w:tr>
+        <w:trPr>
+          <w:cantSplit/>
+        </w:trPr>
+        <w:tc>
+          <w:tcPr>
+            <w:tcW w:type="dxa" w:w="1542"/>
+            <w:tcBorders>
+              <w:top w:val="single" w:color="D5DDE8" w:sz="4"/>
+              <w:left w:val="single" w:color="D5DDE8" w:sz="4"/>
+              <w:bottom w:val="single" w:color="D5DDE8" w:sz="4"/>
+              <w:right w:val="single" w:color="D5DDE8" w:sz="4"/>
+            </w:tcBorders>
+            <w:tcMar>
+              <w:top w:type="dxa" w:w="70"/>
+              <w:left w:type="dxa" w:w="110"/>
+              <w:bottom w:type="dxa" w:w="70"/>
+              <w:right w:type="dxa" w:w="110"/>
+            </w:tcMar>
+          </w:tcPr>
+          <w:p>
+            <w:pPr>
+              <w:keepNext w:val="false"/>
+              <w:keepLines/>
+              <w:spacing w:after="40" w:line="252"/>
+              <w:jc w:val="left"/>
+            </w:pPr>
+            <w:r>
+              <w:rPr>
+                <w:b/>
+                <w:bCs/>
+                <w:sz w:val="17"/>
+                <w:szCs w:val="17"/>
+              </w:rPr>
+              <w:t xml:space="preserve">6 a 12 meses</w:t>
+            </w:r>
+          </w:p>
+        </w:tc>
+        <w:tc>
+          <w:tcPr>
+            <w:tcW w:type="dxa" w:w="4433"/>
+            <w:tcBorders>
+              <w:top w:val="single" w:color="D5DDE8" w:sz="4"/>
+              <w:left w:val="single" w:color="D5DDE8" w:sz="4"/>
+              <w:bottom w:val="single" w:color="D5DDE8" w:sz="4"/>
+              <w:right w:val="single" w:color="D5DDE8" w:sz="4"/>
+            </w:tcBorders>
+            <w:tcMar>
+              <w:top w:type="dxa" w:w="70"/>
+              <w:left w:type="dxa" w:w="110"/>
+              <w:bottom w:type="dxa" w:w="70"/>
+              <w:right w:type="dxa" w:w="110"/>
+            </w:tcMar>
+          </w:tcPr>
+          <w:p>
+            <w:pPr>
+              <w:keepNext w:val="false"/>
+              <w:keepLines/>
+              <w:spacing w:after="40" w:line="252"/>
+              <w:jc w:val="left"/>
+            </w:pPr>
+            <w:r>
+              <w:rPr>
+                <w:sz w:val="17"/>
+                <w:szCs w:val="17"/>
+              </w:rPr>
+              <w:t xml:space="preserve">Score de risco baseado no FONAR (Lei 14.149/2021), com confirmação humana</w:t>
+            </w:r>
+          </w:p>
+        </w:tc>
+        <w:tc>
+          <w:tcPr>
+            <w:tcW w:type="dxa" w:w="3663"/>
+            <w:tcBorders>
+              <w:top w:val="single" w:color="D5DDE8" w:sz="4"/>
+              <w:left w:val="single" w:color="D5DDE8" w:sz="4"/>
+              <w:bottom w:val="single" w:color="D5DDE8" w:sz="4"/>
+              <w:right w:val="single" w:color="D5DDE8" w:sz="4"/>
+            </w:tcBorders>
+            <w:tcMar>
+              <w:top w:type="dxa" w:w="70"/>
+              <w:left w:type="dxa" w:w="110"/>
+              <w:bottom w:type="dxa" w:w="70"/>
+              <w:right w:type="dxa" w:w="110"/>
+            </w:tcMar>
+          </w:tcPr>
+          <w:p>
+            <w:pPr>
+              <w:keepNext w:val="false"/>
+              <w:keepLines/>
+              <w:spacing w:after="40" w:line="252"/>
+              <w:jc w:val="left"/>
+            </w:pPr>
+            <w:r>
+              <w:rPr>
+                <w:sz w:val="17"/>
+                <w:szCs w:val="17"/>
+              </w:rPr>
+              <w:t xml:space="preserve">A Parte 3 mostrou que o score atual não prevê nada</w:t>
+            </w:r>
+          </w:p>
+        </w:tc>
+      </w:tr>
+      <w:tr>
+        <w:trPr>
+          <w:cantSplit/>
+        </w:trPr>
+        <w:tc>
+          <w:tcPr>
+            <w:tcW w:type="dxa" w:w="1542"/>
+            <w:tcBorders>
+              <w:top w:val="single" w:color="D5DDE8" w:sz="4"/>
+              <w:left w:val="single" w:color="D5DDE8" w:sz="4"/>
+              <w:bottom w:val="single" w:color="D5DDE8" w:sz="4"/>
+              <w:right w:val="single" w:color="D5DDE8" w:sz="4"/>
+            </w:tcBorders>
+            <w:shd w:fill="F6F9FE" w:color="auto" w:val="clear"/>
+            <w:tcMar>
+              <w:top w:type="dxa" w:w="70"/>
+              <w:left w:type="dxa" w:w="110"/>
+              <w:bottom w:type="dxa" w:w="70"/>
+              <w:right w:type="dxa" w:w="110"/>
+            </w:tcMar>
+          </w:tcPr>
+          <w:p>
+            <w:pPr>
+              <w:keepNext w:val="false"/>
+              <w:keepLines/>
+              <w:spacing w:after="40" w:line="252"/>
+              <w:jc w:val="left"/>
+            </w:pPr>
+          </w:p>
+        </w:tc>
+        <w:tc>
+          <w:tcPr>
+            <w:tcW w:type="dxa" w:w="4433"/>
+            <w:tcBorders>
+              <w:top w:val="single" w:color="D5DDE8" w:sz="4"/>
+              <w:left w:val="single" w:color="D5DDE8" w:sz="4"/>
+              <w:bottom w:val="single" w:color="D5DDE8" w:sz="4"/>
+              <w:right w:val="single" w:color="D5DDE8" w:sz="4"/>
+            </w:tcBorders>
+            <w:shd w:fill="F6F9FE" w:color="auto" w:val="clear"/>
+            <w:tcMar>
+              <w:top w:type="dxa" w:w="70"/>
+              <w:left w:type="dxa" w:w="110"/>
+              <w:bottom w:type="dxa" w:w="70"/>
+              <w:right w:type="dxa" w:w="110"/>
+            </w:tcMar>
+          </w:tcPr>
+          <w:p>
+            <w:pPr>
+              <w:keepNext w:val="false"/>
+              <w:keepLines/>
+              <w:spacing w:after="40" w:line="252"/>
+              <w:jc w:val="left"/>
+            </w:pPr>
+            <w:r>
+              <w:rPr>
+                <w:sz w:val="17"/>
+                <w:szCs w:val="17"/>
+              </w:rPr>
+              <w:t xml:space="preserve">Encaminhamento direto à delegacia, ao Ministério Público e aos centros de referência</w:t>
+            </w:r>
+          </w:p>
+        </w:tc>
+        <w:tc>
+          <w:tcPr>
+            <w:tcW w:type="dxa" w:w="3663"/>
+            <w:tcBorders>
+              <w:top w:val="single" w:color="D5DDE8" w:sz="4"/>
+              <w:left w:val="single" w:color="D5DDE8" w:sz="4"/>
+              <w:bottom w:val="single" w:color="D5DDE8" w:sz="4"/>
+              <w:right w:val="single" w:color="D5DDE8" w:sz="4"/>
+            </w:tcBorders>
+            <w:shd w:fill="F6F9FE" w:color="auto" w:val="clear"/>
+            <w:tcMar>
+              <w:top w:type="dxa" w:w="70"/>
+              <w:left w:type="dxa" w:w="110"/>
+              <w:bottom w:type="dxa" w:w="70"/>
+              <w:right w:type="dxa" w:w="110"/>
+            </w:tcMar>
+          </w:tcPr>
+          <w:p>
+            <w:pPr>
+              <w:keepNext w:val="false"/>
+              <w:keepLines/>
+              <w:spacing w:after="40" w:line="252"/>
+              <w:jc w:val="left"/>
+            </w:pPr>
+            <w:r>
+              <w:rPr>
+                <w:sz w:val="17"/>
+                <w:szCs w:val="17"/>
+              </w:rPr>
+              <w:t xml:space="preserve">Hoje o sistema mostra os telefones; o próximo passo é entregar o caso</w:t>
+            </w:r>
+          </w:p>
+        </w:tc>
+      </w:tr>
+      <w:tr>
+        <w:trPr>
+          <w:cantSplit/>
+        </w:trPr>
+        <w:tc>
+          <w:tcPr>
+            <w:tcW w:type="dxa" w:w="1542"/>
+            <w:tcBorders>
+              <w:top w:val="single" w:color="D5DDE8" w:sz="4"/>
+              <w:left w:val="single" w:color="D5DDE8" w:sz="4"/>
+              <w:bottom w:val="single" w:color="D5DDE8" w:sz="4"/>
+              <w:right w:val="single" w:color="D5DDE8" w:sz="4"/>
+            </w:tcBorders>
+            <w:tcMar>
+              <w:top w:type="dxa" w:w="70"/>
+              <w:left w:type="dxa" w:w="110"/>
+              <w:bottom w:type="dxa" w:w="70"/>
+              <w:right w:type="dxa" w:w="110"/>
+            </w:tcMar>
+          </w:tcPr>
+          <w:p>
+            <w:pPr>
+              <w:keepNext w:val="false"/>
+              <w:keepLines/>
+              <w:spacing w:after="40" w:line="252"/>
+              <w:jc w:val="left"/>
+            </w:pPr>
+          </w:p>
+        </w:tc>
+        <w:tc>
+          <w:tcPr>
+            <w:tcW w:type="dxa" w:w="4433"/>
+            <w:tcBorders>
+              <w:top w:val="single" w:color="D5DDE8" w:sz="4"/>
+              <w:left w:val="single" w:color="D5DDE8" w:sz="4"/>
+              <w:bottom w:val="single" w:color="D5DDE8" w:sz="4"/>
+              <w:right w:val="single" w:color="D5DDE8" w:sz="4"/>
+            </w:tcBorders>
+            <w:tcMar>
+              <w:top w:type="dxa" w:w="70"/>
+              <w:left w:type="dxa" w:w="110"/>
+              <w:bottom w:type="dxa" w:w="70"/>
+              <w:right w:type="dxa" w:w="110"/>
+            </w:tcMar>
+          </w:tcPr>
+          <w:p>
+            <w:pPr>
+              <w:keepNext w:val="false"/>
+              <w:keepLines/>
+              <w:spacing w:after="40" w:line="252"/>
+              <w:jc w:val="left"/>
+            </w:pPr>
+            <w:r>
+              <w:rPr>
+                <w:sz w:val="17"/>
+                <w:szCs w:val="17"/>
+              </w:rPr>
+              <w:t xml:space="preserve">Página pública de verificação e indicadores abertos</w:t>
+            </w:r>
+          </w:p>
+        </w:tc>
+        <w:tc>
+          <w:tcPr>
+            <w:tcW w:type="dxa" w:w="3663"/>
+            <w:tcBorders>
+              <w:top w:val="single" w:color="D5DDE8" w:sz="4"/>
+              <w:left w:val="single" w:color="D5DDE8" w:sz="4"/>
+              <w:bottom w:val="single" w:color="D5DDE8" w:sz="4"/>
+              <w:right w:val="single" w:color="D5DDE8" w:sz="4"/>
+            </w:tcBorders>
+            <w:tcMar>
+              <w:top w:type="dxa" w:w="70"/>
+              <w:left w:type="dxa" w:w="110"/>
+              <w:bottom w:type="dxa" w:w="70"/>
+              <w:right w:type="dxa" w:w="110"/>
+            </w:tcMar>
+          </w:tcPr>
+          <w:p>
+            <w:pPr>
+              <w:keepNext w:val="false"/>
+              <w:keepLines/>
+              <w:spacing w:after="40" w:line="252"/>
+              <w:jc w:val="left"/>
+            </w:pPr>
+            <w:r>
+              <w:rPr>
+                <w:sz w:val="17"/>
+                <w:szCs w:val="17"/>
+              </w:rPr>
+              <w:t xml:space="preserve">Transparência que qualquer cidadão pode conferir</w:t>
+            </w:r>
+          </w:p>
+        </w:tc>
+      </w:tr>
+      <w:tr>
+        <w:trPr>
+          <w:cantSplit/>
+        </w:trPr>
+        <w:tc>
+          <w:tcPr>
+            <w:tcW w:type="dxa" w:w="1542"/>
+            <w:tcBorders>
+              <w:top w:val="single" w:color="D5DDE8" w:sz="4"/>
+              <w:left w:val="single" w:color="D5DDE8" w:sz="4"/>
+              <w:bottom w:val="single" w:color="D5DDE8" w:sz="4"/>
+              <w:right w:val="single" w:color="D5DDE8" w:sz="4"/>
+            </w:tcBorders>
+            <w:shd w:fill="F6F9FE" w:color="auto" w:val="clear"/>
+            <w:tcMar>
+              <w:top w:type="dxa" w:w="70"/>
+              <w:left w:type="dxa" w:w="110"/>
+              <w:bottom w:type="dxa" w:w="70"/>
+              <w:right w:type="dxa" w:w="110"/>
+            </w:tcMar>
+          </w:tcPr>
+          <w:p>
+            <w:pPr>
+              <w:keepNext w:val="false"/>
+              <w:keepLines/>
+              <w:spacing w:after="40" w:line="252"/>
+              <w:jc w:val="left"/>
+            </w:pPr>
+          </w:p>
+        </w:tc>
+        <w:tc>
+          <w:tcPr>
+            <w:tcW w:type="dxa" w:w="4433"/>
+            <w:tcBorders>
+              <w:top w:val="single" w:color="D5DDE8" w:sz="4"/>
+              <w:left w:val="single" w:color="D5DDE8" w:sz="4"/>
+              <w:bottom w:val="single" w:color="D5DDE8" w:sz="4"/>
+              <w:right w:val="single" w:color="D5DDE8" w:sz="4"/>
+            </w:tcBorders>
+            <w:shd w:fill="F6F9FE" w:color="auto" w:val="clear"/>
+            <w:tcMar>
+              <w:top w:type="dxa" w:w="70"/>
+              <w:left w:type="dxa" w:w="110"/>
+              <w:bottom w:type="dxa" w:w="70"/>
+              <w:right w:type="dxa" w:w="110"/>
+            </w:tcMar>
+          </w:tcPr>
+          <w:p>
+            <w:pPr>
+              <w:keepNext w:val="false"/>
+              <w:keepLines/>
+              <w:spacing w:after="40" w:line="252"/>
+              <w:jc w:val="left"/>
+            </w:pPr>
+            <w:r>
+              <w:rPr>
+                <w:sz w:val="17"/>
+                <w:szCs w:val="17"/>
+              </w:rPr>
+              <w:t xml:space="preserve">Modelo de sobrevivência (Cox) para o prazo de atendimento</w:t>
+            </w:r>
+          </w:p>
+        </w:tc>
+        <w:tc>
+          <w:tcPr>
+            <w:tcW w:type="dxa" w:w="3663"/>
+            <w:tcBorders>
+              <w:top w:val="single" w:color="D5DDE8" w:sz="4"/>
+              <w:left w:val="single" w:color="D5DDE8" w:sz="4"/>
+              <w:bottom w:val="single" w:color="D5DDE8" w:sz="4"/>
+              <w:right w:val="single" w:color="D5DDE8" w:sz="4"/>
+            </w:tcBorders>
+            <w:shd w:fill="F6F9FE" w:color="auto" w:val="clear"/>
+            <w:tcMar>
+              <w:top w:type="dxa" w:w="70"/>
+              <w:left w:type="dxa" w:w="110"/>
+              <w:bottom w:type="dxa" w:w="70"/>
+              <w:right w:type="dxa" w:w="110"/>
+            </w:tcMar>
+          </w:tcPr>
+          <w:p>
+            <w:pPr>
+              <w:keepNext w:val="false"/>
+              <w:keepLines/>
+              <w:spacing w:after="40" w:line="252"/>
+              <w:jc w:val="left"/>
+            </w:pPr>
+            <w:r>
+              <w:rPr>
+                <w:sz w:val="17"/>
+                <w:szCs w:val="17"/>
+              </w:rPr>
+              <w:t xml:space="preserve">A regressão linear ignora os casos ainda abertos</w:t>
+            </w:r>
+          </w:p>
+        </w:tc>
+      </w:tr>
+      <w:tr>
+        <w:trPr>
+          <w:cantSplit/>
+        </w:trPr>
+        <w:tc>
+          <w:tcPr>
+            <w:tcW w:type="dxa" w:w="1542"/>
+            <w:tcBorders>
+              <w:top w:val="single" w:color="D5DDE8" w:sz="4"/>
+              <w:left w:val="single" w:color="D5DDE8" w:sz="4"/>
+              <w:bottom w:val="single" w:color="D5DDE8" w:sz="4"/>
+              <w:right w:val="single" w:color="D5DDE8" w:sz="4"/>
+            </w:tcBorders>
+            <w:tcMar>
+              <w:top w:type="dxa" w:w="70"/>
+              <w:left w:type="dxa" w:w="110"/>
+              <w:bottom w:type="dxa" w:w="70"/>
+              <w:right w:type="dxa" w:w="110"/>
+            </w:tcMar>
+          </w:tcPr>
+          <w:p>
+            <w:pPr>
+              <w:keepNext w:val="false"/>
+              <w:keepLines/>
+              <w:spacing w:after="40" w:line="252"/>
+              <w:jc w:val="left"/>
+            </w:pPr>
+            <w:r>
+              <w:rPr>
+                <w:b/>
+                <w:bCs/>
+                <w:sz w:val="17"/>
+                <w:szCs w:val="17"/>
+              </w:rPr>
+              <w:t xml:space="preserve">Acima de 1 ano</w:t>
+            </w:r>
+          </w:p>
+        </w:tc>
+        <w:tc>
+          <w:tcPr>
+            <w:tcW w:type="dxa" w:w="4433"/>
+            <w:tcBorders>
+              <w:top w:val="single" w:color="D5DDE8" w:sz="4"/>
+              <w:left w:val="single" w:color="D5DDE8" w:sz="4"/>
+              <w:bottom w:val="single" w:color="D5DDE8" w:sz="4"/>
+              <w:right w:val="single" w:color="D5DDE8" w:sz="4"/>
+            </w:tcBorders>
+            <w:tcMar>
+              <w:top w:type="dxa" w:w="70"/>
+              <w:left w:type="dxa" w:w="110"/>
+              <w:bottom w:type="dxa" w:w="70"/>
+              <w:right w:type="dxa" w:w="110"/>
+            </w:tcMar>
+          </w:tcPr>
+          <w:p>
+            <w:pPr>
+              <w:keepNext w:val="false"/>
+              <w:keepLines/>
+              <w:spacing w:after="40" w:line="252"/>
+              <w:jc w:val="left"/>
+            </w:pPr>
+            <w:r>
+              <w:rPr>
+                <w:sz w:val="17"/>
+                <w:szCs w:val="17"/>
+              </w:rPr>
+              <w:t xml:space="preserve">Ancoragem na Rede Blockchain Brasil em produção</w:t>
+            </w:r>
+          </w:p>
+        </w:tc>
+        <w:tc>
+          <w:tcPr>
+            <w:tcW w:type="dxa" w:w="3663"/>
+            <w:tcBorders>
+              <w:top w:val="single" w:color="D5DDE8" w:sz="4"/>
+              <w:left w:val="single" w:color="D5DDE8" w:sz="4"/>
+              <w:bottom w:val="single" w:color="D5DDE8" w:sz="4"/>
+              <w:right w:val="single" w:color="D5DDE8" w:sz="4"/>
+            </w:tcBorders>
+            <w:tcMar>
+              <w:top w:type="dxa" w:w="70"/>
+              <w:left w:type="dxa" w:w="110"/>
+              <w:bottom w:type="dxa" w:w="70"/>
+              <w:right w:type="dxa" w:w="110"/>
+            </w:tcMar>
+          </w:tcPr>
+          <w:p>
+            <w:pPr>
+              <w:keepNext w:val="false"/>
+              <w:keepLines/>
+              <w:spacing w:after="40" w:line="252"/>
+              <w:jc w:val="left"/>
+            </w:pPr>
+            <w:r>
+              <w:rPr>
+                <w:sz w:val="17"/>
+                <w:szCs w:val="17"/>
+              </w:rPr>
+              <w:t xml:space="preserve">Testemunha mantida por BNDES e TCU, fora do órgão</w:t>
+            </w:r>
+          </w:p>
+        </w:tc>
+      </w:tr>
+      <w:tr>
+        <w:trPr>
+          <w:cantSplit/>
+        </w:trPr>
+        <w:tc>
+          <w:tcPr>
+            <w:tcW w:type="dxa" w:w="1542"/>
+            <w:tcBorders>
+              <w:top w:val="single" w:color="D5DDE8" w:sz="4"/>
+              <w:left w:val="single" w:color="D5DDE8" w:sz="4"/>
+              <w:bottom w:val="single" w:color="D5DDE8" w:sz="4"/>
+              <w:right w:val="single" w:color="D5DDE8" w:sz="4"/>
+            </w:tcBorders>
+            <w:shd w:fill="F6F9FE" w:color="auto" w:val="clear"/>
+            <w:tcMar>
+              <w:top w:type="dxa" w:w="70"/>
+              <w:left w:type="dxa" w:w="110"/>
+              <w:bottom w:type="dxa" w:w="70"/>
+              <w:right w:type="dxa" w:w="110"/>
+            </w:tcMar>
+          </w:tcPr>
+          <w:p>
+            <w:pPr>
+              <w:keepNext w:val="false"/>
+              <w:keepLines/>
+              <w:spacing w:after="40" w:line="252"/>
+              <w:jc w:val="left"/>
+            </w:pPr>
+          </w:p>
+        </w:tc>
+        <w:tc>
+          <w:tcPr>
+            <w:tcW w:type="dxa" w:w="4433"/>
+            <w:tcBorders>
+              <w:top w:val="single" w:color="D5DDE8" w:sz="4"/>
+              <w:left w:val="single" w:color="D5DDE8" w:sz="4"/>
+              <w:bottom w:val="single" w:color="D5DDE8" w:sz="4"/>
+              <w:right w:val="single" w:color="D5DDE8" w:sz="4"/>
+            </w:tcBorders>
+            <w:shd w:fill="F6F9FE" w:color="auto" w:val="clear"/>
+            <w:tcMar>
+              <w:top w:type="dxa" w:w="70"/>
+              <w:left w:type="dxa" w:w="110"/>
+              <w:bottom w:type="dxa" w:w="70"/>
+              <w:right w:type="dxa" w:w="110"/>
+            </w:tcMar>
+          </w:tcPr>
+          <w:p>
+            <w:pPr>
+              <w:keepNext w:val="false"/>
+              <w:keepLines/>
+              <w:spacing w:after="40" w:line="252"/>
+              <w:jc w:val="left"/>
+            </w:pPr>
+            <w:r>
+              <w:rPr>
+                <w:sz w:val="17"/>
+                <w:szCs w:val="17"/>
+              </w:rPr>
+              <w:t xml:space="preserve">Rede de órgãos de vários estados e municípios</w:t>
+            </w:r>
+          </w:p>
+        </w:tc>
+        <w:tc>
+          <w:tcPr>
+            <w:tcW w:type="dxa" w:w="3663"/>
+            <w:tcBorders>
+              <w:top w:val="single" w:color="D5DDE8" w:sz="4"/>
+              <w:left w:val="single" w:color="D5DDE8" w:sz="4"/>
+              <w:bottom w:val="single" w:color="D5DDE8" w:sz="4"/>
+              <w:right w:val="single" w:color="D5DDE8" w:sz="4"/>
+            </w:tcBorders>
+            <w:shd w:fill="F6F9FE" w:color="auto" w:val="clear"/>
+            <w:tcMar>
+              <w:top w:type="dxa" w:w="70"/>
+              <w:left w:type="dxa" w:w="110"/>
+              <w:bottom w:type="dxa" w:w="70"/>
+              <w:right w:type="dxa" w:w="110"/>
+            </w:tcMar>
+          </w:tcPr>
+          <w:p>
+            <w:pPr>
+              <w:keepNext w:val="false"/>
+              <w:keepLines/>
+              <w:spacing w:after="40" w:line="252"/>
+              <w:jc w:val="left"/>
+            </w:pPr>
+            <w:r>
+              <w:rPr>
+                <w:sz w:val="17"/>
+                <w:szCs w:val="17"/>
+              </w:rPr>
+              <w:t xml:space="preserve">Comparar indicadores e reaproveitar o produto</w:t>
+            </w:r>
+          </w:p>
+        </w:tc>
+      </w:tr>
+      <w:tr>
+        <w:trPr>
+          <w:cantSplit/>
+        </w:trPr>
+        <w:tc>
+          <w:tcPr>
+            <w:tcW w:type="dxa" w:w="1542"/>
+            <w:tcBorders>
+              <w:top w:val="single" w:color="D5DDE8" w:sz="4"/>
+              <w:left w:val="single" w:color="D5DDE8" w:sz="4"/>
+              <w:bottom w:val="single" w:color="D5DDE8" w:sz="4"/>
+              <w:right w:val="single" w:color="D5DDE8" w:sz="4"/>
+            </w:tcBorders>
+            <w:tcMar>
+              <w:top w:type="dxa" w:w="70"/>
+              <w:left w:type="dxa" w:w="110"/>
+              <w:bottom w:type="dxa" w:w="70"/>
+              <w:right w:type="dxa" w:w="110"/>
+            </w:tcMar>
+          </w:tcPr>
+          <w:p>
+            <w:pPr>
+              <w:keepNext w:val="false"/>
+              <w:keepLines/>
+              <w:spacing w:after="40" w:line="252"/>
+              <w:jc w:val="left"/>
+            </w:pPr>
+          </w:p>
+        </w:tc>
+        <w:tc>
+          <w:tcPr>
+            <w:tcW w:type="dxa" w:w="4433"/>
+            <w:tcBorders>
+              <w:top w:val="single" w:color="D5DDE8" w:sz="4"/>
+              <w:left w:val="single" w:color="D5DDE8" w:sz="4"/>
+              <w:bottom w:val="single" w:color="D5DDE8" w:sz="4"/>
+              <w:right w:val="single" w:color="D5DDE8" w:sz="4"/>
+            </w:tcBorders>
+            <w:tcMar>
+              <w:top w:type="dxa" w:w="70"/>
+              <w:left w:type="dxa" w:w="110"/>
+              <w:bottom w:type="dxa" w:w="70"/>
+              <w:right w:type="dxa" w:w="110"/>
+            </w:tcMar>
+          </w:tcPr>
+          <w:p>
+            <w:pPr>
+              <w:keepNext w:val="false"/>
+              <w:keepLines/>
+              <w:spacing w:after="40" w:line="252"/>
+              <w:jc w:val="left"/>
+            </w:pPr>
+            <w:r>
+              <w:rPr>
+                <w:sz w:val="17"/>
+                <w:szCs w:val="17"/>
+              </w:rPr>
+              <w:t xml:space="preserve">Avaliação da IA com dados reais, inclusive de viés</w:t>
+            </w:r>
+          </w:p>
+        </w:tc>
+        <w:tc>
+          <w:tcPr>
+            <w:tcW w:type="dxa" w:w="3663"/>
+            <w:tcBorders>
+              <w:top w:val="single" w:color="D5DDE8" w:sz="4"/>
+              <w:left w:val="single" w:color="D5DDE8" w:sz="4"/>
+              <w:bottom w:val="single" w:color="D5DDE8" w:sz="4"/>
+              <w:right w:val="single" w:color="D5DDE8" w:sz="4"/>
+            </w:tcBorders>
+            <w:tcMar>
+              <w:top w:type="dxa" w:w="70"/>
+              <w:left w:type="dxa" w:w="110"/>
+              <w:bottom w:type="dxa" w:w="70"/>
+              <w:right w:type="dxa" w:w="110"/>
+            </w:tcMar>
+          </w:tcPr>
+          <w:p>
+            <w:pPr>
+              <w:keepNext w:val="false"/>
+              <w:keepLines/>
+              <w:spacing w:after="40" w:line="252"/>
+              <w:jc w:val="left"/>
+            </w:pPr>
+            <w:r>
+              <w:rPr>
+                <w:sz w:val="17"/>
+                <w:szCs w:val="17"/>
+              </w:rPr>
+              <w:t xml:space="preserve">Triagem automática em caso de violência exige prova de que não discrimina</w:t>
+            </w:r>
+          </w:p>
+        </w:tc>
+      </w:tr>
+    </w:tbl>
+    <w:p>
+      <w:pPr>
+        <w:spacing w:after="160" w:line="120"/>
+      </w:pPr>
+    </w:p>
+    <w:tbl>
+      <w:tblPr>
+        <w:tblW w:type="dxa" w:w="9638"/>
+        <w:tblBorders>
+          <w:top w:val="single" w:color="auto" w:sz="4"/>
+          <w:left w:val="single" w:color="auto" w:sz="4"/>
+          <w:bottom w:val="single" w:color="auto" w:sz="4"/>
+          <w:right w:val="single" w:color="auto" w:sz="4"/>
+          <w:insideH w:val="single" w:color="auto" w:sz="4"/>
+          <w:insideV w:val="single" w:color="auto" w:sz="4"/>
+        </w:tblBorders>
+      </w:tblPr>
+      <w:tblGrid>
+        <w:gridCol w:w="9638"/>
+      </w:tblGrid>
+      <w:tr>
+        <w:trPr>
+          <w:cantSplit/>
+        </w:trPr>
+        <w:tc>
+          <w:tcPr>
+            <w:tcW w:type="dxa" w:w="9638"/>
+            <w:tcBorders>
+              <w:top w:val="none" w:color="FFFFFF" w:sz="0"/>
+              <w:left w:val="single" w:color="1A4DA0" w:sz="36"/>
+              <w:bottom w:val="none" w:color="FFFFFF" w:sz="0"/>
+              <w:right w:val="none" w:color="FFFFFF" w:sz="0"/>
+            </w:tcBorders>
+            <w:shd w:fill="EEF3FB" w:color="auto" w:val="clear"/>
+            <w:tcMar>
+              <w:top w:type="dxa" w:w="120"/>
+              <w:left w:type="dxa" w:w="200"/>
+              <w:bottom w:type="dxa" w:w="100"/>
+              <w:right w:type="dxa" w:w="200"/>
+            </w:tcMar>
+          </w:tcPr>
+          <w:p>
+            <w:pPr>
+              <w:spacing w:after="80"/>
+            </w:pPr>
+            <w:r>
+              <w:rPr>
+                <w:color w:val="1A4DA0"/>
+                <w:sz w:val="20"/>
+                <w:szCs w:val="20"/>
+                <w:rFonts w:ascii="Segoe UI Symbol" w:cs="Segoe UI Symbol" w:eastAsia="Segoe UI Symbol" w:hAnsi="Segoe UI Symbol"/>
+              </w:rPr>
+              <w:t xml:space="preserve">➽  </w:t>
+            </w:r>
+            <w:r>
+              <w:rPr>
+                <w:b/>
+                <w:bCs/>
+                <w:color w:val="1A4DA0"/>
+                <w:sz w:val="17"/>
+                <w:szCs w:val="17"/>
+              </w:rPr>
+              <w:t xml:space="preserve">EM UMA FRASE</w:t>
+            </w:r>
+          </w:p>
+          <w:p>
+            <w:pPr>
+              <w:spacing w:after="80" w:line="276"/>
+              <w:jc w:val="left"/>
+            </w:pPr>
+            <w:r>
+              <w:rPr>
+                <w:sz w:val="20"/>
+                <w:szCs w:val="20"/>
+              </w:rPr>
+              <w:t xml:space="preserve">O Protege+ termina a fase como um produto que </w:t>
+            </w:r>
+            <w:r>
+              <w:rPr>
+                <w:b/>
+                <w:bCs/>
+                <w:sz w:val="20"/>
+                <w:szCs w:val="20"/>
+              </w:rPr>
+              <w:t xml:space="preserve">prova o que faz</w:t>
+            </w:r>
+            <w:r>
+              <w:rPr>
+                <w:sz w:val="20"/>
+                <w:szCs w:val="20"/>
+              </w:rPr>
+              <w:t xml:space="preserve">. O futuro dele depende menos de tecnologia nova e mais de ser adotado, ouvido e fiscalizado por quem está fora dele.</w:t>
+            </w:r>
+          </w:p>
+        </w:tc>
+      </w:tr>
+    </w:tbl>
+    <w:p>
+      <w:pPr>
+        <w:spacing w:after="160" w:line="120"/>
+      </w:pPr>
+    </w:p>
+    <w:p>
+      <w:pPr>
+        <w:pStyle w:val="Heading1"/>
+        <w:keepNext/>
+        <w:pageBreakBefore/>
+        <w:pBdr>
+          <w:bottom w:val="single" w:color="0D2E6E" w:sz="24" w:space="0"/>
+        </w:pBdr>
+        <w:shd w:fill="1A4DA0" w:color="auto" w:val="clear"/>
+        <w:spacing w:before="0" w:after="280"/>
+        <w:ind w:left="0"/>
+      </w:pPr>
+      <w:r>
+        <w:rPr>
+          <w:color w:val="FFFFFF"/>
+          <w:sz w:val="34"/>
+          <w:szCs w:val="34"/>
+          <w:rFonts w:ascii="Segoe UI Symbol" w:cs="Segoe UI Symbol" w:eastAsia="Segoe UI Symbol" w:hAnsi="Segoe UI Symbol"/>
+        </w:rPr>
+        <w:t xml:space="preserve"> ★  </w:t>
+      </w:r>
+      <w:r>
+        <w:rPr>
+          <w:color w:val="FFFFFF"/>
+        </w:rPr>
+        <w:t xml:space="preserve">7. Conclusão </w:t>
+      </w:r>
+    </w:p>
+    <w:p>
+      <w:pPr>
+        <w:pStyle w:val="Heading2"/>
+        <w:keepNext/>
+        <w:pBdr>
+          <w:bottom w:val="single" w:color="C9D7EF" w:sz="6" w:space="3"/>
+        </w:pBdr>
+      </w:pPr>
+      <w:r>
+        <w:rPr>
+          <w:color w:val="1A4DA0"/>
+          <w:sz w:val="22"/>
+          <w:szCs w:val="22"/>
+          <w:rFonts w:ascii="Segoe UI Symbol" w:cs="Segoe UI Symbol" w:eastAsia="Segoe UI Symbol" w:hAnsi="Segoe UI Symbol"/>
+        </w:rPr>
+        <w:t xml:space="preserve">■ </w:t>
+      </w:r>
+      <w:r>
+        <w:rPr>
+          <w:color w:val="0D2E6E"/>
+        </w:rPr>
+        <w:t xml:space="preserve">7.1 O que foi entregue</w:t>
       </w:r>
     </w:p>
     <w:p>
@@ -44300,7 +49371,7 @@
         <w:rPr>
           <w:color w:val="0D2E6E"/>
         </w:rPr>
-        <w:t xml:space="preserve">6.2 O que não foi feito</w:t>
+        <w:t xml:space="preserve">7.2 O que não foi feito</w:t>
       </w:r>
     </w:p>
     <w:p>
@@ -44394,861 +49465,27 @@
         <w:rPr>
           <w:color w:val="0D2E6E"/>
         </w:rPr>
-        <w:t xml:space="preserve">6.3 Próximos passos, por prioridade</w:t>
+        <w:t xml:space="preserve">7.3 Próximos passos</w:t>
       </w:r>
     </w:p>
-    <w:tbl>
-      <w:tblPr>
-        <w:tblW w:type="dxa" w:w="9638"/>
-        <w:tblBorders>
-          <w:top w:val="single" w:color="auto" w:sz="4"/>
-          <w:left w:val="single" w:color="auto" w:sz="4"/>
-          <w:bottom w:val="single" w:color="auto" w:sz="4"/>
-          <w:right w:val="single" w:color="auto" w:sz="4"/>
-          <w:insideH w:val="single" w:color="auto" w:sz="4"/>
-          <w:insideV w:val="single" w:color="auto" w:sz="4"/>
-        </w:tblBorders>
-      </w:tblPr>
-      <w:tblGrid>
-        <w:gridCol w:w="481"/>
-        <w:gridCol w:w="5300"/>
-        <w:gridCol w:w="3857"/>
-      </w:tblGrid>
-      <w:tr>
-        <w:trPr>
-          <w:cantSplit/>
-          <w:tblHeader/>
-        </w:trPr>
-        <w:tc>
-          <w:tcPr>
-            <w:tcW w:type="dxa" w:w="481"/>
-            <w:tcBorders>
-              <w:top w:val="single" w:color="D5DDE8" w:sz="4"/>
-              <w:left w:val="single" w:color="D5DDE8" w:sz="4"/>
-              <w:bottom w:val="single" w:color="D5DDE8" w:sz="4"/>
-              <w:right w:val="single" w:color="D5DDE8" w:sz="4"/>
-            </w:tcBorders>
-            <w:shd w:fill="1A4DA0" w:color="auto" w:val="clear"/>
-            <w:tcMar>
-              <w:top w:type="dxa" w:w="70"/>
-              <w:left w:type="dxa" w:w="110"/>
-              <w:bottom w:type="dxa" w:w="70"/>
-              <w:right w:type="dxa" w:w="110"/>
-            </w:tcMar>
-          </w:tcPr>
-          <w:p>
-            <w:pPr>
-              <w:keepNext/>
-              <w:keepLines/>
-              <w:spacing w:after="40" w:line="252"/>
-              <w:jc w:val="left"/>
-            </w:pPr>
-            <w:r>
-              <w:rPr>
-                <w:b/>
-                <w:bCs/>
-                <w:color w:val="FFFFFF"/>
-                <w:sz w:val="18"/>
-                <w:szCs w:val="18"/>
-              </w:rPr>
-              <w:t xml:space="preserve">#</w:t>
-            </w:r>
-          </w:p>
-        </w:tc>
-        <w:tc>
-          <w:tcPr>
-            <w:tcW w:type="dxa" w:w="5300"/>
-            <w:tcBorders>
-              <w:top w:val="single" w:color="D5DDE8" w:sz="4"/>
-              <w:left w:val="single" w:color="D5DDE8" w:sz="4"/>
-              <w:bottom w:val="single" w:color="D5DDE8" w:sz="4"/>
-              <w:right w:val="single" w:color="D5DDE8" w:sz="4"/>
-            </w:tcBorders>
-            <w:shd w:fill="1A4DA0" w:color="auto" w:val="clear"/>
-            <w:tcMar>
-              <w:top w:type="dxa" w:w="70"/>
-              <w:left w:type="dxa" w:w="110"/>
-              <w:bottom w:type="dxa" w:w="70"/>
-              <w:right w:type="dxa" w:w="110"/>
-            </w:tcMar>
-          </w:tcPr>
-          <w:p>
-            <w:pPr>
-              <w:keepNext/>
-              <w:keepLines/>
-              <w:spacing w:after="40" w:line="252"/>
-              <w:jc w:val="left"/>
-            </w:pPr>
-            <w:r>
-              <w:rPr>
-                <w:b/>
-                <w:bCs/>
-                <w:color w:val="FFFFFF"/>
-                <w:sz w:val="18"/>
-                <w:szCs w:val="18"/>
-              </w:rPr>
-              <w:t xml:space="preserve">Passo</w:t>
-            </w:r>
-          </w:p>
-        </w:tc>
-        <w:tc>
-          <w:tcPr>
-            <w:tcW w:type="dxa" w:w="3857"/>
-            <w:tcBorders>
-              <w:top w:val="single" w:color="D5DDE8" w:sz="4"/>
-              <w:left w:val="single" w:color="D5DDE8" w:sz="4"/>
-              <w:bottom w:val="single" w:color="D5DDE8" w:sz="4"/>
-              <w:right w:val="single" w:color="D5DDE8" w:sz="4"/>
-            </w:tcBorders>
-            <w:shd w:fill="1A4DA0" w:color="auto" w:val="clear"/>
-            <w:tcMar>
-              <w:top w:type="dxa" w:w="70"/>
-              <w:left w:type="dxa" w:w="110"/>
-              <w:bottom w:type="dxa" w:w="70"/>
-              <w:right w:type="dxa" w:w="110"/>
-            </w:tcMar>
-          </w:tcPr>
-          <w:p>
-            <w:pPr>
-              <w:keepNext/>
-              <w:keepLines/>
-              <w:spacing w:after="40" w:line="252"/>
-              <w:jc w:val="left"/>
-            </w:pPr>
-            <w:r>
-              <w:rPr>
-                <w:b/>
-                <w:bCs/>
-                <w:color w:val="FFFFFF"/>
-                <w:sz w:val="18"/>
-                <w:szCs w:val="18"/>
-              </w:rPr>
-              <w:t xml:space="preserve">Por quê</w:t>
-            </w:r>
-          </w:p>
-        </w:tc>
-      </w:tr>
-      <w:tr>
-        <w:trPr>
-          <w:cantSplit/>
-        </w:trPr>
-        <w:tc>
-          <w:tcPr>
-            <w:tcW w:type="dxa" w:w="481"/>
-            <w:tcBorders>
-              <w:top w:val="single" w:color="D5DDE8" w:sz="4"/>
-              <w:left w:val="single" w:color="D5DDE8" w:sz="4"/>
-              <w:bottom w:val="single" w:color="D5DDE8" w:sz="4"/>
-              <w:right w:val="single" w:color="D5DDE8" w:sz="4"/>
-            </w:tcBorders>
-            <w:tcMar>
-              <w:top w:type="dxa" w:w="70"/>
-              <w:left w:type="dxa" w:w="110"/>
-              <w:bottom w:type="dxa" w:w="70"/>
-              <w:right w:type="dxa" w:w="110"/>
-            </w:tcMar>
-          </w:tcPr>
-          <w:p>
-            <w:pPr>
-              <w:keepNext w:val="false"/>
-              <w:keepLines/>
-              <w:spacing w:after="40" w:line="252"/>
-              <w:jc w:val="left"/>
-            </w:pPr>
-            <w:r>
-              <w:rPr>
-                <w:sz w:val="17"/>
-                <w:szCs w:val="17"/>
-              </w:rPr>
-              <w:t xml:space="preserve">1</w:t>
-            </w:r>
-          </w:p>
-        </w:tc>
-        <w:tc>
-          <w:tcPr>
-            <w:tcW w:type="dxa" w:w="5300"/>
-            <w:tcBorders>
-              <w:top w:val="single" w:color="D5DDE8" w:sz="4"/>
-              <w:left w:val="single" w:color="D5DDE8" w:sz="4"/>
-              <w:bottom w:val="single" w:color="D5DDE8" w:sz="4"/>
-              <w:right w:val="single" w:color="D5DDE8" w:sz="4"/>
-            </w:tcBorders>
-            <w:tcMar>
-              <w:top w:type="dxa" w:w="70"/>
-              <w:left w:type="dxa" w:w="110"/>
-              <w:bottom w:type="dxa" w:w="70"/>
-              <w:right w:type="dxa" w:w="110"/>
-            </w:tcMar>
-          </w:tcPr>
-          <w:p>
-            <w:pPr>
-              <w:keepNext w:val="false"/>
-              <w:keepLines/>
-              <w:spacing w:after="40" w:line="252"/>
-              <w:jc w:val="left"/>
-            </w:pPr>
-            <w:r>
-              <w:rPr>
-                <w:sz w:val="17"/>
-                <w:szCs w:val="17"/>
-              </w:rPr>
-              <w:t xml:space="preserve">Trocar o score de confiabilidade por um score de risco baseado no FONAR, com confirmação humana</w:t>
-            </w:r>
-          </w:p>
-        </w:tc>
-        <w:tc>
-          <w:tcPr>
-            <w:tcW w:type="dxa" w:w="3857"/>
-            <w:tcBorders>
-              <w:top w:val="single" w:color="D5DDE8" w:sz="4"/>
-              <w:left w:val="single" w:color="D5DDE8" w:sz="4"/>
-              <w:bottom w:val="single" w:color="D5DDE8" w:sz="4"/>
-              <w:right w:val="single" w:color="D5DDE8" w:sz="4"/>
-            </w:tcBorders>
-            <w:tcMar>
-              <w:top w:type="dxa" w:w="70"/>
-              <w:left w:type="dxa" w:w="110"/>
-              <w:bottom w:type="dxa" w:w="70"/>
-              <w:right w:type="dxa" w:w="110"/>
-            </w:tcMar>
-          </w:tcPr>
-          <w:p>
-            <w:pPr>
-              <w:keepNext w:val="false"/>
-              <w:keepLines/>
-              <w:spacing w:after="40" w:line="252"/>
-              <w:jc w:val="left"/>
-            </w:pPr>
-            <w:r>
-              <w:rPr>
-                <w:sz w:val="17"/>
-                <w:szCs w:val="17"/>
-              </w:rPr>
-              <w:t xml:space="preserve">A Parte 3 mostrou que o score atual não prevê nada</w:t>
-            </w:r>
-          </w:p>
-        </w:tc>
-      </w:tr>
-      <w:tr>
-        <w:trPr>
-          <w:cantSplit/>
-        </w:trPr>
-        <w:tc>
-          <w:tcPr>
-            <w:tcW w:type="dxa" w:w="481"/>
-            <w:tcBorders>
-              <w:top w:val="single" w:color="D5DDE8" w:sz="4"/>
-              <w:left w:val="single" w:color="D5DDE8" w:sz="4"/>
-              <w:bottom w:val="single" w:color="D5DDE8" w:sz="4"/>
-              <w:right w:val="single" w:color="D5DDE8" w:sz="4"/>
-            </w:tcBorders>
-            <w:shd w:fill="F6F9FE" w:color="auto" w:val="clear"/>
-            <w:tcMar>
-              <w:top w:type="dxa" w:w="70"/>
-              <w:left w:type="dxa" w:w="110"/>
-              <w:bottom w:type="dxa" w:w="70"/>
-              <w:right w:type="dxa" w:w="110"/>
-            </w:tcMar>
-          </w:tcPr>
-          <w:p>
-            <w:pPr>
-              <w:keepNext w:val="false"/>
-              <w:keepLines/>
-              <w:spacing w:after="40" w:line="252"/>
-              <w:jc w:val="left"/>
-            </w:pPr>
-            <w:r>
-              <w:rPr>
-                <w:sz w:val="17"/>
-                <w:szCs w:val="17"/>
-              </w:rPr>
-              <w:t xml:space="preserve">2</w:t>
-            </w:r>
-          </w:p>
-        </w:tc>
-        <w:tc>
-          <w:tcPr>
-            <w:tcW w:type="dxa" w:w="5300"/>
-            <w:tcBorders>
-              <w:top w:val="single" w:color="D5DDE8" w:sz="4"/>
-              <w:left w:val="single" w:color="D5DDE8" w:sz="4"/>
-              <w:bottom w:val="single" w:color="D5DDE8" w:sz="4"/>
-              <w:right w:val="single" w:color="D5DDE8" w:sz="4"/>
-            </w:tcBorders>
-            <w:shd w:fill="F6F9FE" w:color="auto" w:val="clear"/>
-            <w:tcMar>
-              <w:top w:type="dxa" w:w="70"/>
-              <w:left w:type="dxa" w:w="110"/>
-              <w:bottom w:type="dxa" w:w="70"/>
-              <w:right w:type="dxa" w:w="110"/>
-            </w:tcMar>
-          </w:tcPr>
-          <w:p>
-            <w:pPr>
-              <w:keepNext w:val="false"/>
-              <w:keepLines/>
-              <w:spacing w:after="40" w:line="252"/>
-              <w:jc w:val="left"/>
-            </w:pPr>
-            <w:r>
-              <w:rPr>
-                <w:sz w:val="17"/>
-                <w:szCs w:val="17"/>
-              </w:rPr>
-              <w:t xml:space="preserve">Login gov.br com segundo fator para servidores</w:t>
-            </w:r>
-          </w:p>
-        </w:tc>
-        <w:tc>
-          <w:tcPr>
-            <w:tcW w:type="dxa" w:w="3857"/>
-            <w:tcBorders>
-              <w:top w:val="single" w:color="D5DDE8" w:sz="4"/>
-              <w:left w:val="single" w:color="D5DDE8" w:sz="4"/>
-              <w:bottom w:val="single" w:color="D5DDE8" w:sz="4"/>
-              <w:right w:val="single" w:color="D5DDE8" w:sz="4"/>
-            </w:tcBorders>
-            <w:shd w:fill="F6F9FE" w:color="auto" w:val="clear"/>
-            <w:tcMar>
-              <w:top w:type="dxa" w:w="70"/>
-              <w:left w:type="dxa" w:w="110"/>
-              <w:bottom w:type="dxa" w:w="70"/>
-              <w:right w:type="dxa" w:w="110"/>
-            </w:tcMar>
-          </w:tcPr>
-          <w:p>
-            <w:pPr>
-              <w:keepNext w:val="false"/>
-              <w:keepLines/>
-              <w:spacing w:after="40" w:line="252"/>
-              <w:jc w:val="left"/>
-            </w:pPr>
-            <w:r>
-              <w:rPr>
-                <w:sz w:val="17"/>
-                <w:szCs w:val="17"/>
-              </w:rPr>
-              <w:t xml:space="preserve">Senha sozinha é o vetor de ataque mais comum contra órgãos públicos</w:t>
-            </w:r>
-          </w:p>
-        </w:tc>
-      </w:tr>
-      <w:tr>
-        <w:trPr>
-          <w:cantSplit/>
-        </w:trPr>
-        <w:tc>
-          <w:tcPr>
-            <w:tcW w:type="dxa" w:w="481"/>
-            <w:tcBorders>
-              <w:top w:val="single" w:color="D5DDE8" w:sz="4"/>
-              <w:left w:val="single" w:color="D5DDE8" w:sz="4"/>
-              <w:bottom w:val="single" w:color="D5DDE8" w:sz="4"/>
-              <w:right w:val="single" w:color="D5DDE8" w:sz="4"/>
-            </w:tcBorders>
-            <w:tcMar>
-              <w:top w:type="dxa" w:w="70"/>
-              <w:left w:type="dxa" w:w="110"/>
-              <w:bottom w:type="dxa" w:w="70"/>
-              <w:right w:type="dxa" w:w="110"/>
-            </w:tcMar>
-          </w:tcPr>
-          <w:p>
-            <w:pPr>
-              <w:keepNext w:val="false"/>
-              <w:keepLines/>
-              <w:spacing w:after="40" w:line="252"/>
-              <w:jc w:val="left"/>
-            </w:pPr>
-            <w:r>
-              <w:rPr>
-                <w:sz w:val="17"/>
-                <w:szCs w:val="17"/>
-              </w:rPr>
-              <w:t xml:space="preserve">3</w:t>
-            </w:r>
-          </w:p>
-        </w:tc>
-        <w:tc>
-          <w:tcPr>
-            <w:tcW w:type="dxa" w:w="5300"/>
-            <w:tcBorders>
-              <w:top w:val="single" w:color="D5DDE8" w:sz="4"/>
-              <w:left w:val="single" w:color="D5DDE8" w:sz="4"/>
-              <w:bottom w:val="single" w:color="D5DDE8" w:sz="4"/>
-              <w:right w:val="single" w:color="D5DDE8" w:sz="4"/>
-            </w:tcBorders>
-            <w:tcMar>
-              <w:top w:type="dxa" w:w="70"/>
-              <w:left w:type="dxa" w:w="110"/>
-              <w:bottom w:type="dxa" w:w="70"/>
-              <w:right w:type="dxa" w:w="110"/>
-            </w:tcMar>
-          </w:tcPr>
-          <w:p>
-            <w:pPr>
-              <w:keepNext w:val="false"/>
-              <w:keepLines/>
-              <w:spacing w:after="40" w:line="252"/>
-              <w:jc w:val="left"/>
-            </w:pPr>
-            <w:r>
-              <w:rPr>
-                <w:sz w:val="17"/>
-                <w:szCs w:val="17"/>
-              </w:rPr>
-              <w:t xml:space="preserve">Bibliotecas do front-end servidas pelo próprio servidor ou com verificação de integridade (SRI)</w:t>
-            </w:r>
-          </w:p>
-        </w:tc>
-        <w:tc>
-          <w:tcPr>
-            <w:tcW w:type="dxa" w:w="3857"/>
-            <w:tcBorders>
-              <w:top w:val="single" w:color="D5DDE8" w:sz="4"/>
-              <w:left w:val="single" w:color="D5DDE8" w:sz="4"/>
-              <w:bottom w:val="single" w:color="D5DDE8" w:sz="4"/>
-              <w:right w:val="single" w:color="D5DDE8" w:sz="4"/>
-            </w:tcBorders>
-            <w:tcMar>
-              <w:top w:type="dxa" w:w="70"/>
-              <w:left w:type="dxa" w:w="110"/>
-              <w:bottom w:type="dxa" w:w="70"/>
-              <w:right w:type="dxa" w:w="110"/>
-            </w:tcMar>
-          </w:tcPr>
-          <w:p>
-            <w:pPr>
-              <w:keepNext w:val="false"/>
-              <w:keepLines/>
-              <w:spacing w:after="40" w:line="252"/>
-              <w:jc w:val="left"/>
-            </w:pPr>
-            <w:r>
-              <w:rPr>
-                <w:sz w:val="17"/>
-                <w:szCs w:val="17"/>
-              </w:rPr>
-              <w:t xml:space="preserve">Uma CDN comprometida hoje rodaria código no painel</w:t>
-            </w:r>
-          </w:p>
-        </w:tc>
-      </w:tr>
-      <w:tr>
-        <w:trPr>
-          <w:cantSplit/>
-        </w:trPr>
-        <w:tc>
-          <w:tcPr>
-            <w:tcW w:type="dxa" w:w="481"/>
-            <w:tcBorders>
-              <w:top w:val="single" w:color="D5DDE8" w:sz="4"/>
-              <w:left w:val="single" w:color="D5DDE8" w:sz="4"/>
-              <w:bottom w:val="single" w:color="D5DDE8" w:sz="4"/>
-              <w:right w:val="single" w:color="D5DDE8" w:sz="4"/>
-            </w:tcBorders>
-            <w:shd w:fill="F6F9FE" w:color="auto" w:val="clear"/>
-            <w:tcMar>
-              <w:top w:type="dxa" w:w="70"/>
-              <w:left w:type="dxa" w:w="110"/>
-              <w:bottom w:type="dxa" w:w="70"/>
-              <w:right w:type="dxa" w:w="110"/>
-            </w:tcMar>
-          </w:tcPr>
-          <w:p>
-            <w:pPr>
-              <w:keepNext w:val="false"/>
-              <w:keepLines/>
-              <w:spacing w:after="40" w:line="252"/>
-              <w:jc w:val="left"/>
-            </w:pPr>
-            <w:r>
-              <w:rPr>
-                <w:sz w:val="17"/>
-                <w:szCs w:val="17"/>
-              </w:rPr>
-              <w:t xml:space="preserve">4</w:t>
-            </w:r>
-          </w:p>
-        </w:tc>
-        <w:tc>
-          <w:tcPr>
-            <w:tcW w:type="dxa" w:w="5300"/>
-            <w:tcBorders>
-              <w:top w:val="single" w:color="D5DDE8" w:sz="4"/>
-              <w:left w:val="single" w:color="D5DDE8" w:sz="4"/>
-              <w:bottom w:val="single" w:color="D5DDE8" w:sz="4"/>
-              <w:right w:val="single" w:color="D5DDE8" w:sz="4"/>
-            </w:tcBorders>
-            <w:shd w:fill="F6F9FE" w:color="auto" w:val="clear"/>
-            <w:tcMar>
-              <w:top w:type="dxa" w:w="70"/>
-              <w:left w:type="dxa" w:w="110"/>
-              <w:bottom w:type="dxa" w:w="70"/>
-              <w:right w:type="dxa" w:w="110"/>
-            </w:tcMar>
-          </w:tcPr>
-          <w:p>
-            <w:pPr>
-              <w:keepNext w:val="false"/>
-              <w:keepLines/>
-              <w:spacing w:after="40" w:line="252"/>
-              <w:jc w:val="left"/>
-            </w:pPr>
-            <w:r>
-              <w:rPr>
-                <w:sz w:val="17"/>
-                <w:szCs w:val="17"/>
-              </w:rPr>
-              <w:t xml:space="preserve">Web Crypto (AES-GCM) no armazenamento do navegador e reenvio automático de denúncias feitas sem rede</w:t>
-            </w:r>
-          </w:p>
-        </w:tc>
-        <w:tc>
-          <w:tcPr>
-            <w:tcW w:type="dxa" w:w="3857"/>
-            <w:tcBorders>
-              <w:top w:val="single" w:color="D5DDE8" w:sz="4"/>
-              <w:left w:val="single" w:color="D5DDE8" w:sz="4"/>
-              <w:bottom w:val="single" w:color="D5DDE8" w:sz="4"/>
-              <w:right w:val="single" w:color="D5DDE8" w:sz="4"/>
-            </w:tcBorders>
-            <w:shd w:fill="F6F9FE" w:color="auto" w:val="clear"/>
-            <w:tcMar>
-              <w:top w:type="dxa" w:w="70"/>
-              <w:left w:type="dxa" w:w="110"/>
-              <w:bottom w:type="dxa" w:w="70"/>
-              <w:right w:type="dxa" w:w="110"/>
-            </w:tcMar>
-          </w:tcPr>
-          <w:p>
-            <w:pPr>
-              <w:keepNext w:val="false"/>
-              <w:keepLines/>
-              <w:spacing w:after="40" w:line="252"/>
-              <w:jc w:val="left"/>
-            </w:pPr>
-            <w:r>
-              <w:rPr>
-                <w:sz w:val="17"/>
-                <w:szCs w:val="17"/>
-              </w:rPr>
-              <w:t xml:space="preserve">Fecha as duas lacunas declaradas do modo offline</w:t>
-            </w:r>
-          </w:p>
-        </w:tc>
-      </w:tr>
-      <w:tr>
-        <w:trPr>
-          <w:cantSplit/>
-        </w:trPr>
-        <w:tc>
-          <w:tcPr>
-            <w:tcW w:type="dxa" w:w="481"/>
-            <w:tcBorders>
-              <w:top w:val="single" w:color="D5DDE8" w:sz="4"/>
-              <w:left w:val="single" w:color="D5DDE8" w:sz="4"/>
-              <w:bottom w:val="single" w:color="D5DDE8" w:sz="4"/>
-              <w:right w:val="single" w:color="D5DDE8" w:sz="4"/>
-            </w:tcBorders>
-            <w:tcMar>
-              <w:top w:type="dxa" w:w="70"/>
-              <w:left w:type="dxa" w:w="110"/>
-              <w:bottom w:type="dxa" w:w="70"/>
-              <w:right w:type="dxa" w:w="110"/>
-            </w:tcMar>
-          </w:tcPr>
-          <w:p>
-            <w:pPr>
-              <w:keepNext w:val="false"/>
-              <w:keepLines/>
-              <w:spacing w:after="40" w:line="252"/>
-              <w:jc w:val="left"/>
-            </w:pPr>
-            <w:r>
-              <w:rPr>
-                <w:sz w:val="17"/>
-                <w:szCs w:val="17"/>
-              </w:rPr>
-              <w:t xml:space="preserve">5</w:t>
-            </w:r>
-          </w:p>
-        </w:tc>
-        <w:tc>
-          <w:tcPr>
-            <w:tcW w:type="dxa" w:w="5300"/>
-            <w:tcBorders>
-              <w:top w:val="single" w:color="D5DDE8" w:sz="4"/>
-              <w:left w:val="single" w:color="D5DDE8" w:sz="4"/>
-              <w:bottom w:val="single" w:color="D5DDE8" w:sz="4"/>
-              <w:right w:val="single" w:color="D5DDE8" w:sz="4"/>
-            </w:tcBorders>
-            <w:tcMar>
-              <w:top w:type="dxa" w:w="70"/>
-              <w:left w:type="dxa" w:w="110"/>
-              <w:bottom w:type="dxa" w:w="70"/>
-              <w:right w:type="dxa" w:w="110"/>
-            </w:tcMar>
-          </w:tcPr>
-          <w:p>
-            <w:pPr>
-              <w:keepNext w:val="false"/>
-              <w:keepLines/>
-              <w:spacing w:after="40" w:line="252"/>
-              <w:jc w:val="left"/>
-            </w:pPr>
-            <w:r>
-              <w:rPr>
-                <w:sz w:val="17"/>
-                <w:szCs w:val="17"/>
-              </w:rPr>
-              <w:t xml:space="preserve">Ancoragem horária na RBB e o auditor recalculando a trilha por conta própria</w:t>
-            </w:r>
-          </w:p>
-        </w:tc>
-        <w:tc>
-          <w:tcPr>
-            <w:tcW w:type="dxa" w:w="3857"/>
-            <w:tcBorders>
-              <w:top w:val="single" w:color="D5DDE8" w:sz="4"/>
-              <w:left w:val="single" w:color="D5DDE8" w:sz="4"/>
-              <w:bottom w:val="single" w:color="D5DDE8" w:sz="4"/>
-              <w:right w:val="single" w:color="D5DDE8" w:sz="4"/>
-            </w:tcBorders>
-            <w:tcMar>
-              <w:top w:type="dxa" w:w="70"/>
-              <w:left w:type="dxa" w:w="110"/>
-              <w:bottom w:type="dxa" w:w="70"/>
-              <w:right w:type="dxa" w:w="110"/>
-            </w:tcMar>
-          </w:tcPr>
-          <w:p>
-            <w:pPr>
-              <w:keepNext w:val="false"/>
-              <w:keepLines/>
-              <w:spacing w:after="40" w:line="252"/>
-              <w:jc w:val="left"/>
-            </w:pPr>
-            <w:r>
-              <w:rPr>
-                <w:sz w:val="17"/>
-                <w:szCs w:val="17"/>
-              </w:rPr>
-              <w:t xml:space="preserve">Fecha o limite declarado em 5.9</w:t>
-            </w:r>
-          </w:p>
-        </w:tc>
-      </w:tr>
-      <w:tr>
-        <w:trPr>
-          <w:cantSplit/>
-        </w:trPr>
-        <w:tc>
-          <w:tcPr>
-            <w:tcW w:type="dxa" w:w="481"/>
-            <w:tcBorders>
-              <w:top w:val="single" w:color="D5DDE8" w:sz="4"/>
-              <w:left w:val="single" w:color="D5DDE8" w:sz="4"/>
-              <w:bottom w:val="single" w:color="D5DDE8" w:sz="4"/>
-              <w:right w:val="single" w:color="D5DDE8" w:sz="4"/>
-            </w:tcBorders>
-            <w:shd w:fill="F6F9FE" w:color="auto" w:val="clear"/>
-            <w:tcMar>
-              <w:top w:type="dxa" w:w="70"/>
-              <w:left w:type="dxa" w:w="110"/>
-              <w:bottom w:type="dxa" w:w="70"/>
-              <w:right w:type="dxa" w:w="110"/>
-            </w:tcMar>
-          </w:tcPr>
-          <w:p>
-            <w:pPr>
-              <w:keepNext w:val="false"/>
-              <w:keepLines/>
-              <w:spacing w:after="40" w:line="252"/>
-              <w:jc w:val="left"/>
-            </w:pPr>
-            <w:r>
-              <w:rPr>
-                <w:sz w:val="17"/>
-                <w:szCs w:val="17"/>
-              </w:rPr>
-              <w:t xml:space="preserve">6</w:t>
-            </w:r>
-          </w:p>
-        </w:tc>
-        <w:tc>
-          <w:tcPr>
-            <w:tcW w:type="dxa" w:w="5300"/>
-            <w:tcBorders>
-              <w:top w:val="single" w:color="D5DDE8" w:sz="4"/>
-              <w:left w:val="single" w:color="D5DDE8" w:sz="4"/>
-              <w:bottom w:val="single" w:color="D5DDE8" w:sz="4"/>
-              <w:right w:val="single" w:color="D5DDE8" w:sz="4"/>
-            </w:tcBorders>
-            <w:shd w:fill="F6F9FE" w:color="auto" w:val="clear"/>
-            <w:tcMar>
-              <w:top w:type="dxa" w:w="70"/>
-              <w:left w:type="dxa" w:w="110"/>
-              <w:bottom w:type="dxa" w:w="70"/>
-              <w:right w:type="dxa" w:w="110"/>
-            </w:tcMar>
-          </w:tcPr>
-          <w:p>
-            <w:pPr>
-              <w:keepNext w:val="false"/>
-              <w:keepLines/>
-              <w:spacing w:after="40" w:line="252"/>
-              <w:jc w:val="left"/>
-            </w:pPr>
-            <w:r>
-              <w:rPr>
-                <w:sz w:val="17"/>
-                <w:szCs w:val="17"/>
-              </w:rPr>
-              <w:t xml:space="preserve">Modelo de sobrevivência (Cox) para o tempo de atendimento, usando também os casos abertos</w:t>
-            </w:r>
-          </w:p>
-        </w:tc>
-        <w:tc>
-          <w:tcPr>
-            <w:tcW w:type="dxa" w:w="3857"/>
-            <w:tcBorders>
-              <w:top w:val="single" w:color="D5DDE8" w:sz="4"/>
-              <w:left w:val="single" w:color="D5DDE8" w:sz="4"/>
-              <w:bottom w:val="single" w:color="D5DDE8" w:sz="4"/>
-              <w:right w:val="single" w:color="D5DDE8" w:sz="4"/>
-            </w:tcBorders>
-            <w:shd w:fill="F6F9FE" w:color="auto" w:val="clear"/>
-            <w:tcMar>
-              <w:top w:type="dxa" w:w="70"/>
-              <w:left w:type="dxa" w:w="110"/>
-              <w:bottom w:type="dxa" w:w="70"/>
-              <w:right w:type="dxa" w:w="110"/>
-            </w:tcMar>
-          </w:tcPr>
-          <w:p>
-            <w:pPr>
-              <w:keepNext w:val="false"/>
-              <w:keepLines/>
-              <w:spacing w:after="40" w:line="252"/>
-              <w:jc w:val="left"/>
-            </w:pPr>
-            <w:r>
-              <w:rPr>
-                <w:sz w:val="17"/>
-                <w:szCs w:val="17"/>
-              </w:rPr>
-              <w:t xml:space="preserve">A regressão linear ignora quem ainda espera</w:t>
-            </w:r>
-          </w:p>
-        </w:tc>
-      </w:tr>
-      <w:tr>
-        <w:trPr>
-          <w:cantSplit/>
-        </w:trPr>
-        <w:tc>
-          <w:tcPr>
-            <w:tcW w:type="dxa" w:w="481"/>
-            <w:tcBorders>
-              <w:top w:val="single" w:color="D5DDE8" w:sz="4"/>
-              <w:left w:val="single" w:color="D5DDE8" w:sz="4"/>
-              <w:bottom w:val="single" w:color="D5DDE8" w:sz="4"/>
-              <w:right w:val="single" w:color="D5DDE8" w:sz="4"/>
-            </w:tcBorders>
-            <w:tcMar>
-              <w:top w:type="dxa" w:w="70"/>
-              <w:left w:type="dxa" w:w="110"/>
-              <w:bottom w:type="dxa" w:w="70"/>
-              <w:right w:type="dxa" w:w="110"/>
-            </w:tcMar>
-          </w:tcPr>
-          <w:p>
-            <w:pPr>
-              <w:keepNext w:val="false"/>
-              <w:keepLines/>
-              <w:spacing w:after="40" w:line="252"/>
-              <w:jc w:val="left"/>
-            </w:pPr>
-            <w:r>
-              <w:rPr>
-                <w:sz w:val="17"/>
-                <w:szCs w:val="17"/>
-              </w:rPr>
-              <w:t xml:space="preserve">7</w:t>
-            </w:r>
-          </w:p>
-        </w:tc>
-        <w:tc>
-          <w:tcPr>
-            <w:tcW w:type="dxa" w:w="5300"/>
-            <w:tcBorders>
-              <w:top w:val="single" w:color="D5DDE8" w:sz="4"/>
-              <w:left w:val="single" w:color="D5DDE8" w:sz="4"/>
-              <w:bottom w:val="single" w:color="D5DDE8" w:sz="4"/>
-              <w:right w:val="single" w:color="D5DDE8" w:sz="4"/>
-            </w:tcBorders>
-            <w:tcMar>
-              <w:top w:type="dxa" w:w="70"/>
-              <w:left w:type="dxa" w:w="110"/>
-              <w:bottom w:type="dxa" w:w="70"/>
-              <w:right w:type="dxa" w:w="110"/>
-            </w:tcMar>
-          </w:tcPr>
-          <w:p>
-            <w:pPr>
-              <w:keepNext w:val="false"/>
-              <w:keepLines/>
-              <w:spacing w:after="40" w:line="252"/>
-              <w:jc w:val="left"/>
-            </w:pPr>
-            <w:r>
-              <w:rPr>
-                <w:sz w:val="17"/>
-                <w:szCs w:val="17"/>
-              </w:rPr>
-              <w:t xml:space="preserve">Avaliação com usuárias e profissionais da rede</w:t>
-            </w:r>
-          </w:p>
-        </w:tc>
-        <w:tc>
-          <w:tcPr>
-            <w:tcW w:type="dxa" w:w="3857"/>
-            <w:tcBorders>
-              <w:top w:val="single" w:color="D5DDE8" w:sz="4"/>
-              <w:left w:val="single" w:color="D5DDE8" w:sz="4"/>
-              <w:bottom w:val="single" w:color="D5DDE8" w:sz="4"/>
-              <w:right w:val="single" w:color="D5DDE8" w:sz="4"/>
-            </w:tcBorders>
-            <w:tcMar>
-              <w:top w:type="dxa" w:w="70"/>
-              <w:left w:type="dxa" w:w="110"/>
-              <w:bottom w:type="dxa" w:w="70"/>
-              <w:right w:type="dxa" w:w="110"/>
-            </w:tcMar>
-          </w:tcPr>
-          <w:p>
-            <w:pPr>
-              <w:keepNext w:val="false"/>
-              <w:keepLines/>
-              <w:spacing w:after="40" w:line="252"/>
-              <w:jc w:val="left"/>
-            </w:pPr>
-            <w:r>
-              <w:rPr>
-                <w:sz w:val="17"/>
-                <w:szCs w:val="17"/>
-              </w:rPr>
-              <w:t xml:space="preserve">Nenhuma das seis fases ouviu quem vai usar o canal</w:t>
-            </w:r>
-          </w:p>
-        </w:tc>
-      </w:tr>
-    </w:tbl>
     <w:p>
       <w:pPr>
-        <w:spacing w:after="160" w:line="120"/>
+        <w:spacing w:after="140" w:before="0" w:line="288"/>
+        <w:jc w:val="both"/>
       </w:pPr>
+      <w:r>
+        <w:t xml:space="preserve">Os próximos passos estão ordenados por horizonte na seção 6.4. O primeiro deles não é técnico: </w:t>
+      </w:r>
+      <w:r>
+        <w:rPr>
+          <w:b/>
+          <w:bCs/>
+        </w:rPr>
+        <w:t xml:space="preserve">testar o canal com quem vai usá-lo</w:t>
+      </w:r>
+      <w:r>
+        <w:t xml:space="preserve">, mulheres atendidas pela rede de proteção e atendentes de delegacias e centros de referência.</w:t>
+      </w:r>
     </w:p>
     <w:p>
       <w:pPr>
@@ -45271,7 +49508,7 @@
         <w:rPr>
           <w:color w:val="0D2E6E"/>
         </w:rPr>
-        <w:t xml:space="preserve">6.4 Observação de método</w:t>
+        <w:t xml:space="preserve">7.4 Observação de método</w:t>
       </w:r>
     </w:p>
     <w:tbl>
@@ -45422,7 +49659,17 @@
         <w:jc w:val="left"/>
       </w:pPr>
       <w:r>
-        <w:t xml:space="preserve">BRASIL. Lei nº 11.340, de 7 de agosto de 2006 (Lei Maria da Penha).</w:t>
+        <w:t xml:space="preserve">BRASIL. Lei nº 11.340, de 7 de agosto de 2006. Lei Maria da Penha. Brasília, DF: Presidência da República. Disponível em: https://www.planalto.gov.br/ccivil</w:t>
+      </w:r>
+      <w:r>
+        <w:rPr>
+          <w:i/>
+          <w:iCs/>
+        </w:rPr>
+        <w:t xml:space="preserve">03/</w:t>
+      </w:r>
+      <w:r>
+        <w:t xml:space="preserve">ato2004-2006/2006/lei/l11340.htm. Acesso em: 27 out. 2026.</w:t>
       </w:r>
     </w:p>
     <w:p>
@@ -45436,7 +49683,17 @@
         <w:jc w:val="left"/>
       </w:pPr>
       <w:r>
-        <w:t xml:space="preserve">BRASIL. Lei nº 13.709, de 14 de agosto de 2018 (Lei Geral de Proteção de Dados Pessoais).</w:t>
+        <w:t xml:space="preserve">BRASIL. Lei nº 13.460, de 26 de junho de 2017. Dispõe sobre participação, proteção e defesa dos direitos do usuário dos serviços públicos. Brasília, DF: Presidência da República. Disponível em: https://www.planalto.gov.br/ccivil</w:t>
+      </w:r>
+      <w:r>
+        <w:rPr>
+          <w:i/>
+          <w:iCs/>
+        </w:rPr>
+        <w:t xml:space="preserve">03/</w:t>
+      </w:r>
+      <w:r>
+        <w:t xml:space="preserve">ato2015-2018/2017/lei/l13460.htm. Acesso em: 27 out. 2026.</w:t>
       </w:r>
     </w:p>
     <w:p>
@@ -45450,26 +49707,17 @@
         <w:jc w:val="left"/>
       </w:pPr>
       <w:r>
-        <w:t xml:space="preserve">BRASIL. Lei nº 14.149, de 5 de maio de 2021 (Formulário Nacional de Avaliação de Risco).</w:t>
-      </w:r>
-    </w:p>
-    <w:p>
-      <w:pPr>
-        <w:pStyle w:val="Heading3"/>
-        <w:keepNext/>
-      </w:pPr>
-      <w:r>
-        <w:rPr>
-          <w:color w:val="1A4DA0"/>
-          <w:rFonts w:ascii="Segoe UI Symbol" w:cs="Segoe UI Symbol" w:eastAsia="Segoe UI Symbol" w:hAnsi="Segoe UI Symbol"/>
-        </w:rPr>
-        <w:t xml:space="preserve">▸ </w:t>
-      </w:r>
-      <w:r>
-        <w:rPr>
-          <w:color w:val="0D2E6E"/>
-        </w:rPr>
-        <w:t xml:space="preserve">Segurança e redes</w:t>
+        <w:t xml:space="preserve">BRASIL. Lei nº 13.709, de 14 de agosto de 2018. Lei Geral de Proteção de Dados Pessoais (LGPD). Brasília, DF: Presidência da República. Disponível em: https://www.planalto.gov.br/ccivil</w:t>
+      </w:r>
+      <w:r>
+        <w:rPr>
+          <w:i/>
+          <w:iCs/>
+        </w:rPr>
+        <w:t xml:space="preserve">03/</w:t>
+      </w:r>
+      <w:r>
+        <w:t xml:space="preserve">ato2015-2018/2018/lei/l13709.htm. Acesso em: 27 out. 2026.</w:t>
       </w:r>
     </w:p>
     <w:p>
@@ -45483,7 +49731,36 @@
         <w:jc w:val="left"/>
       </w:pPr>
       <w:r>
-        <w:t xml:space="preserve">NIST. The NIST Cybersecurity Framework (CSF) 2.0. NIST CSWP 29, 2024.</w:t>
+        <w:t xml:space="preserve">BRASIL. Lei nº 14.149, de 5 de maio de 2021. Institui o Formulário Nacional de Avaliação de Risco. Brasília, DF: Presidência da República. Disponível em: https://www.planalto.gov.br/ccivil</w:t>
+      </w:r>
+      <w:r>
+        <w:rPr>
+          <w:i/>
+          <w:iCs/>
+        </w:rPr>
+        <w:t xml:space="preserve">03/</w:t>
+      </w:r>
+      <w:r>
+        <w:t xml:space="preserve">ato2019-2022/2021/lei/l14149.htm. Acesso em: 27 out. 2026.</w:t>
+      </w:r>
+    </w:p>
+    <w:p>
+      <w:pPr>
+        <w:pStyle w:val="Heading3"/>
+        <w:keepNext/>
+      </w:pPr>
+      <w:r>
+        <w:rPr>
+          <w:color w:val="1A4DA0"/>
+          <w:rFonts w:ascii="Segoe UI Symbol" w:cs="Segoe UI Symbol" w:eastAsia="Segoe UI Symbol" w:hAnsi="Segoe UI Symbol"/>
+        </w:rPr>
+        <w:t xml:space="preserve">▸ </w:t>
+      </w:r>
+      <w:r>
+        <w:rPr>
+          <w:color w:val="0D2E6E"/>
+        </w:rPr>
+        <w:t xml:space="preserve">Segurança e redes</w:t>
       </w:r>
     </w:p>
     <w:p>
@@ -45497,7 +49774,7 @@
         <w:jc w:val="left"/>
       </w:pPr>
       <w:r>
-        <w:t xml:space="preserve">NIST. SP 800-207: Zero Trust Architecture, 2020.</w:t>
+        <w:t xml:space="preserve">NIST. The NIST Cybersecurity Framework (CSF) 2.0. Gaithersburg: NIST, 2024 (NIST CSWP 29). Disponível em: https://doi.org/10.6028/NIST.CSWP.29. Acesso em: 27 out. 2026.</w:t>
       </w:r>
     </w:p>
     <w:p>
@@ -45511,7 +49788,7 @@
         <w:jc w:val="left"/>
       </w:pPr>
       <w:r>
-        <w:t xml:space="preserve">NIST. SP 800-52 Rev. 2: Guidelines for the Selection, Configuration, and Use of TLS Implementations, 2019.</w:t>
+        <w:t xml:space="preserve">NIST. SP 800-207: Zero Trust Architecture, 2020.</w:t>
       </w:r>
     </w:p>
     <w:p>
@@ -45525,7 +49802,7 @@
         <w:jc w:val="left"/>
       </w:pPr>
       <w:r>
-        <w:t xml:space="preserve">IETF. RFC 8446: The Transport Layer Security (TLS) Protocol Version 1.3, 2018.</w:t>
+        <w:t xml:space="preserve">NIST. SP 800-52 Rev. 2: Guidelines for the Selection, Configuration, and Use of TLS Implementations, 2019.</w:t>
       </w:r>
     </w:p>
     <w:p>
@@ -45539,7 +49816,7 @@
         <w:jc w:val="left"/>
       </w:pPr>
       <w:r>
-        <w:t xml:space="preserve">IETF. RFC 6797: HTTP Strict Transport Security (HSTS), 2012.</w:t>
+        <w:t xml:space="preserve">IETF. RFC 8446: The Transport Layer Security (TLS) Protocol Version 1.3, 2018.</w:t>
       </w:r>
     </w:p>
     <w:p>
@@ -45553,7 +49830,7 @@
         <w:jc w:val="left"/>
       </w:pPr>
       <w:r>
-        <w:t xml:space="preserve">IETF. RFC 3161: Time-Stamp Protocol (TSP), 2001.</w:t>
+        <w:t xml:space="preserve">IETF. RFC 6797: HTTP Strict Transport Security (HSTS), 2012.</w:t>
       </w:r>
     </w:p>
     <w:p>
@@ -45567,7 +49844,7 @@
         <w:jc w:val="left"/>
       </w:pPr>
       <w:r>
-        <w:t xml:space="preserve">OWASP. OWASP Top 10: 2021 e Application Security Verification Standard (ASVS) 4.0.3.</w:t>
+        <w:t xml:space="preserve">IETF. RFC 3161: Time-Stamp Protocol (TSP), 2001.</w:t>
       </w:r>
     </w:p>
     <w:p>
@@ -45581,7 +49858,7 @@
         <w:jc w:val="left"/>
       </w:pPr>
       <w:r>
-        <w:t xml:space="preserve">ISO/IEC 27001:2022. Information security management systems.</w:t>
+        <w:t xml:space="preserve">OWASP. OWASP Top 10: 2021 e Application Security Verification Standard (ASVS) 4.0.3.</w:t>
       </w:r>
     </w:p>
     <w:p>
@@ -45595,26 +49872,7 @@
         <w:jc w:val="left"/>
       </w:pPr>
       <w:r>
-        <w:t xml:space="preserve">GOV.UK Design System. Exit this page (padrão de saída rápida).</w:t>
-      </w:r>
-    </w:p>
-    <w:p>
-      <w:pPr>
-        <w:pStyle w:val="Heading3"/>
-        <w:keepNext/>
-      </w:pPr>
-      <w:r>
-        <w:rPr>
-          <w:color w:val="1A4DA0"/>
-          <w:rFonts w:ascii="Segoe UI Symbol" w:cs="Segoe UI Symbol" w:eastAsia="Segoe UI Symbol" w:hAnsi="Segoe UI Symbol"/>
-        </w:rPr>
-        <w:t xml:space="preserve">▸ </w:t>
-      </w:r>
-      <w:r>
-        <w:rPr>
-          <w:color w:val="0D2E6E"/>
-        </w:rPr>
-        <w:t xml:space="preserve">Estatística</w:t>
+        <w:t xml:space="preserve">ISO/IEC 27001:2022. Information security management systems.</w:t>
       </w:r>
     </w:p>
     <w:p>
@@ -45628,7 +49886,26 @@
         <w:jc w:val="left"/>
       </w:pPr>
       <w:r>
-        <w:t xml:space="preserve">ANSCOMBE, F. J. Graphs in Statistical Analysis. The American Statistician, v. 27, n. 1, p. 17-21, 1973.</w:t>
+        <w:t xml:space="preserve">GOV.UK DESIGN SYSTEM. Exit this page. Londres: Government Digital Service. Disponível em: https://design-system.service.gov.uk/components/exit-this-page/. Acesso em: 27 out. 2026.</w:t>
+      </w:r>
+    </w:p>
+    <w:p>
+      <w:pPr>
+        <w:pStyle w:val="Heading3"/>
+        <w:keepNext/>
+      </w:pPr>
+      <w:r>
+        <w:rPr>
+          <w:color w:val="1A4DA0"/>
+          <w:rFonts w:ascii="Segoe UI Symbol" w:cs="Segoe UI Symbol" w:eastAsia="Segoe UI Symbol" w:hAnsi="Segoe UI Symbol"/>
+        </w:rPr>
+        <w:t xml:space="preserve">▸ </w:t>
+      </w:r>
+      <w:r>
+        <w:rPr>
+          <w:color w:val="0D2E6E"/>
+        </w:rPr>
+        <w:t xml:space="preserve">Estatística</w:t>
       </w:r>
     </w:p>
     <w:p>
@@ -45642,7 +49919,7 @@
         <w:jc w:val="left"/>
       </w:pPr>
       <w:r>
-        <w:t xml:space="preserve">FISHER, R. A. On the probable error of a coefficient of correlation deduced from a small sample. Metron, v. 1, p. 3-32, 1921.</w:t>
+        <w:t xml:space="preserve">ANSCOMBE, F. J. Graphs in Statistical Analysis. The American Statistician, v. 27, n. 1, p. 17-21, 1973.</w:t>
       </w:r>
     </w:p>
     <w:p>
@@ -45656,7 +49933,7 @@
         <w:jc w:val="left"/>
       </w:pPr>
       <w:r>
-        <w:t xml:space="preserve">MONTGOMERY, D. C.; PECK, E. A.; VINING, G. G. Introduction to Linear Regression Analysis. 6. ed. Wiley, 2021.</w:t>
+        <w:t xml:space="preserve">FISHER, R. A. On the probable error of a coefficient of correlation deduced from a small sample. Metron, v. 1, p. 3-32, 1921.</w:t>
       </w:r>
     </w:p>
     <w:p>
@@ -45670,26 +49947,7 @@
         <w:jc w:val="left"/>
       </w:pPr>
       <w:r>
-        <w:t xml:space="preserve">PRESS, W. H. et al. Numerical Recipes: The Art of Scientific Computing. 3. ed. Cambridge, 2007 (beta incompleta e função gama).</w:t>
-      </w:r>
-    </w:p>
-    <w:p>
-      <w:pPr>
-        <w:pStyle w:val="Heading3"/>
-        <w:keepNext/>
-      </w:pPr>
-      <w:r>
-        <w:rPr>
-          <w:color w:val="1A4DA0"/>
-          <w:rFonts w:ascii="Segoe UI Symbol" w:cs="Segoe UI Symbol" w:eastAsia="Segoe UI Symbol" w:hAnsi="Segoe UI Symbol"/>
-        </w:rPr>
-        <w:t xml:space="preserve">▸ </w:t>
-      </w:r>
-      <w:r>
-        <w:rPr>
-          <w:color w:val="0D2E6E"/>
-        </w:rPr>
-        <w:t xml:space="preserve">Blockchain</w:t>
+        <w:t xml:space="preserve">MONTGOMERY, D. C.; PECK, E. A.; VINING, G. G. Introduction to Linear Regression Analysis. 6. ed. Wiley, 2021.</w:t>
       </w:r>
     </w:p>
     <w:p>
@@ -45703,7 +49961,26 @@
         <w:jc w:val="left"/>
       </w:pPr>
       <w:r>
-        <w:t xml:space="preserve">NAKAMOTO, S. Bitcoin: A Peer-to-Peer Electronic Cash System, 2008.</w:t>
+        <w:t xml:space="preserve">PRESS, W. H. et al. Numerical Recipes: The Art of Scientific Computing. 3. ed. Cambridge, 2007 (beta incompleta e função gama).</w:t>
+      </w:r>
+    </w:p>
+    <w:p>
+      <w:pPr>
+        <w:pStyle w:val="Heading3"/>
+        <w:keepNext/>
+      </w:pPr>
+      <w:r>
+        <w:rPr>
+          <w:color w:val="1A4DA0"/>
+          <w:rFonts w:ascii="Segoe UI Symbol" w:cs="Segoe UI Symbol" w:eastAsia="Segoe UI Symbol" w:hAnsi="Segoe UI Symbol"/>
+        </w:rPr>
+        <w:t xml:space="preserve">▸ </w:t>
+      </w:r>
+      <w:r>
+        <w:rPr>
+          <w:color w:val="0D2E6E"/>
+        </w:rPr>
+        <w:t xml:space="preserve">Blockchain</w:t>
       </w:r>
     </w:p>
     <w:p>
@@ -45717,7 +49994,7 @@
         <w:jc w:val="left"/>
       </w:pPr>
       <w:r>
-        <w:t xml:space="preserve">MERKLE, R. C. A Digital Signature Based on a Conventional Encryption Function. CRYPTO 1987.</w:t>
+        <w:t xml:space="preserve">NAKAMOTO, S. Bitcoin: a peer-to-peer electronic cash system, 2008. Disponível em: https://bitcoin.org/bitcoin.pdf. Acesso em: 27 out. 2026.</w:t>
       </w:r>
     </w:p>
     <w:p>
@@ -45731,7 +50008,7 @@
         <w:jc w:val="left"/>
       </w:pPr>
       <w:r>
-        <w:t xml:space="preserve">WOOD, G. Ethereum: A Secure Decentralised Generalised Transaction Ledger (Yellow Paper).</w:t>
+        <w:t xml:space="preserve">MERKLE, R. C. A Digital Signature Based on a Conventional Encryption Function. CRYPTO 1987.</w:t>
       </w:r>
     </w:p>
     <w:p>
@@ -45745,7 +50022,7 @@
         <w:jc w:val="left"/>
       </w:pPr>
       <w:r>
-        <w:t xml:space="preserve">OPENZEPPELIN. Contracts 5.x: AccessControl e MerkleProof. Documentação oficial.</w:t>
+        <w:t xml:space="preserve">WOOD, G. Ethereum: a secure decentralised generalised transaction ledger (Yellow Paper). Disponível em: https://ethereum.github.io/yellowpaper/paper.pdf. Acesso em: 27 out. 2026.</w:t>
       </w:r>
     </w:p>
     <w:p>
@@ -45758,35 +50035,8 @@
         <w:spacing w:after="80" w:line="276"/>
         <w:jc w:val="left"/>
       </w:pPr>
-      <w:hyperlink w:history="1" r:id="rIdgp0q3a8lrrmceyrvfffms">
-        <w:r>
-          <w:rPr>
-            <w:rStyle w:val="Hyperlink"/>
-          </w:rPr>
-          <w:t xml:space="preserve">Valora Analitik: Brasil lanza red blockchain para monitorear gasto público, 31/05/2022</w:t>
-        </w:r>
-      </w:hyperlink>
-      <w:r>
-        <w:t xml:space="preserve"> (lançamento da RBB por BNDES e TCU, em Hyperledger Besu).</w:t>
-      </w:r>
-    </w:p>
-    <w:p>
-      <w:pPr>
-        <w:pStyle w:val="Heading3"/>
-        <w:keepNext/>
-      </w:pPr>
-      <w:r>
-        <w:rPr>
-          <w:color w:val="1A4DA0"/>
-          <w:rFonts w:ascii="Segoe UI Symbol" w:cs="Segoe UI Symbol" w:eastAsia="Segoe UI Symbol" w:hAnsi="Segoe UI Symbol"/>
-        </w:rPr>
-        <w:t xml:space="preserve">▸ </w:t>
-      </w:r>
-      <w:r>
-        <w:rPr>
-          <w:color w:val="0D2E6E"/>
-        </w:rPr>
-        <w:t xml:space="preserve">Contexto</w:t>
+      <w:r>
+        <w:t xml:space="preserve">OPENZEPPELIN. Contracts 5.x: AccessControl e MerkleProof. Documentação oficial.</w:t>
       </w:r>
     </w:p>
     <w:p>
@@ -45800,7 +50050,68 @@
         <w:jc w:val="left"/>
       </w:pPr>
       <w:r>
-        <w:t xml:space="preserve">FÓRUM BRASILEIRO DE SEGURANÇA PÚBLICA. Anuário Brasileiro de Segurança Pública 2026.</w:t>
+        <w:t xml:space="preserve">TRIBUNAL DE CONTAS DA UNIÃO. TCU e BNDES lançam Rede Blockchain Brasil. Brasília, DF: TCU, 27 maio 2022. Disponível em: https://portal.tcu.gov.br/data/pages/8A81881F7FF0EFD20181072F30FD3AF7.htm. Acesso em: 27 out. 2026.</w:t>
+      </w:r>
+    </w:p>
+    <w:p>
+      <w:pPr>
+        <w:pStyle w:val="ListParagraph"/>
+        <w:numPr>
+          <w:ilvl w:val="0"/>
+          <w:numId w:val="2"/>
+        </w:numPr>
+        <w:spacing w:after="80" w:line="276"/>
+        <w:jc w:val="left"/>
+      </w:pPr>
+      <w:r>
+        <w:t xml:space="preserve">TRIBUNAL DE CONTAS DA UNIÃO. RBB: Rede Blockchain Brasil: infraestrutura e governança para execução de aplicações de interesse público. Brasília, DF: TCU, 2025. Disponível em: https://portal.tcu.gov.br/publicacoes-institucionais/cartilha,%20manual%20ou%20tutorial/rbb-white-paper. Acesso em: 27 out. 2026.</w:t>
+      </w:r>
+    </w:p>
+    <w:p>
+      <w:pPr>
+        <w:pStyle w:val="Heading3"/>
+        <w:keepNext/>
+      </w:pPr>
+      <w:r>
+        <w:rPr>
+          <w:color w:val="1A4DA0"/>
+          <w:rFonts w:ascii="Segoe UI Symbol" w:cs="Segoe UI Symbol" w:eastAsia="Segoe UI Symbol" w:hAnsi="Segoe UI Symbol"/>
+        </w:rPr>
+        <w:t xml:space="preserve">▸ </w:t>
+      </w:r>
+      <w:r>
+        <w:rPr>
+          <w:color w:val="0D2E6E"/>
+        </w:rPr>
+        <w:t xml:space="preserve">Contexto</w:t>
+      </w:r>
+    </w:p>
+    <w:p>
+      <w:pPr>
+        <w:pStyle w:val="ListParagraph"/>
+        <w:numPr>
+          <w:ilvl w:val="0"/>
+          <w:numId w:val="2"/>
+        </w:numPr>
+        <w:spacing w:after="80" w:line="276"/>
+        <w:jc w:val="left"/>
+      </w:pPr>
+      <w:r>
+        <w:t xml:space="preserve">FÓRUM BRASILEIRO DE SEGURANÇA PÚBLICA. Anuário Brasileiro de Segurança Pública 2026. São Paulo: FBSP, 2026.</w:t>
+      </w:r>
+    </w:p>
+    <w:p>
+      <w:pPr>
+        <w:pStyle w:val="ListParagraph"/>
+        <w:numPr>
+          <w:ilvl w:val="0"/>
+          <w:numId w:val="2"/>
+        </w:numPr>
+        <w:spacing w:after="80" w:line="276"/>
+        <w:jc w:val="left"/>
+      </w:pPr>
+      <w:r>
+        <w:t xml:space="preserve">CARTACAPITAL. Para cada feminicídio consumado em 2025, houve quase três tentativas, mostra anuário. CartaCapital, 2026. Disponível em: https://www.cartacapital.com.br/sociedade/para-cada-feminicidio-consumado-em-2025-houve-quase-tres-tentativas-mostra-anuario/. Acesso em: 27 out. 2026.</w:t>
       </w:r>
     </w:p>
     <w:p>
@@ -47540,6 +51851,387 @@
                 <w:sz w:val="17"/>
                 <w:szCs w:val="17"/>
               </w:rPr>
+              <w:t xml:space="preserve">Exercício C (Parte 4)</w:t>
+            </w:r>
+          </w:p>
+        </w:tc>
+        <w:tc>
+          <w:tcPr>
+            <w:tcW w:type="dxa" w:w="6554"/>
+            <w:tcBorders>
+              <w:top w:val="single" w:color="D5DDE8" w:sz="4"/>
+              <w:left w:val="single" w:color="D5DDE8" w:sz="4"/>
+              <w:bottom w:val="single" w:color="D5DDE8" w:sz="4"/>
+              <w:right w:val="single" w:color="D5DDE8" w:sz="4"/>
+            </w:tcBorders>
+            <w:tcMar>
+              <w:top w:type="dxa" w:w="70"/>
+              <w:left w:type="dxa" w:w="110"/>
+              <w:bottom w:type="dxa" w:w="70"/>
+              <w:right w:type="dxa" w:w="110"/>
+            </w:tcMar>
+          </w:tcPr>
+          <w:p>
+            <w:pPr>
+              <w:keepNext w:val="false"/>
+              <w:keepLines/>
+              <w:spacing w:after="40" w:line="252"/>
+              <w:jc w:val="left"/>
+            </w:pPr>
+            <w:r>
+              <w:rPr>
+                <w:sz w:val="17"/>
+                <w:szCs w:val="17"/>
+              </w:rPr>
+              <w:t xml:space="preserve">com a API e o nó local no ar: </w:t>
+            </w:r>
+            <w:r>
+              <w:rPr>
+                <w:color w:val="B4235A"/>
+                <w:sz w:val="17"/>
+                <w:szCs w:val="17"/>
+                <w:rFonts w:ascii="Consolas" w:cs="Consolas" w:eastAsia="Consolas" w:hAnsi="Consolas"/>
+              </w:rPr>
+              <w:t xml:space="preserve">npm run implantar</w:t>
+            </w:r>
+            <w:r>
+              <w:rPr>
+                <w:sz w:val="17"/>
+                <w:szCs w:val="17"/>
+              </w:rPr>
+              <w:t xml:space="preserve">, </w:t>
+            </w:r>
+            <w:r>
+              <w:rPr>
+                <w:color w:val="B4235A"/>
+                <w:sz w:val="17"/>
+                <w:szCs w:val="17"/>
+                <w:rFonts w:ascii="Consolas" w:cs="Consolas" w:eastAsia="Consolas" w:hAnsi="Consolas"/>
+              </w:rPr>
+              <w:t xml:space="preserve">npm run ancorar</w:t>
+            </w:r>
+            <w:r>
+              <w:rPr>
+                <w:sz w:val="17"/>
+                <w:szCs w:val="17"/>
+              </w:rPr>
+              <w:t xml:space="preserve">, gerar um backup, consultar casos, </w:t>
+            </w:r>
+            <w:r>
+              <w:rPr>
+                <w:color w:val="B4235A"/>
+                <w:sz w:val="17"/>
+                <w:szCs w:val="17"/>
+                <w:rFonts w:ascii="Consolas" w:cs="Consolas" w:eastAsia="Consolas" w:hAnsi="Consolas"/>
+              </w:rPr>
+              <w:t xml:space="preserve">npm run ancorar</w:t>
+            </w:r>
+            <w:r>
+              <w:rPr>
+                <w:sz w:val="17"/>
+                <w:szCs w:val="17"/>
+              </w:rPr>
+              <w:t xml:space="preserve">, restaurar o backup e </w:t>
+            </w:r>
+            <w:r>
+              <w:rPr>
+                <w:color w:val="B4235A"/>
+                <w:sz w:val="17"/>
+                <w:szCs w:val="17"/>
+                <w:rFonts w:ascii="Consolas" w:cs="Consolas" w:eastAsia="Consolas" w:hAnsi="Consolas"/>
+              </w:rPr>
+              <w:t xml:space="preserve">npm run verificar</w:t>
+            </w:r>
+            <w:r>
+              <w:rPr>
+                <w:sz w:val="17"/>
+                <w:szCs w:val="17"/>
+              </w:rPr>
+              <w:t xml:space="preserve"> (passo a passo em </w:t>
+            </w:r>
+            <w:r>
+              <w:rPr>
+                <w:color w:val="B4235A"/>
+                <w:sz w:val="17"/>
+                <w:szCs w:val="17"/>
+                <w:rFonts w:ascii="Consolas" w:cs="Consolas" w:eastAsia="Consolas" w:hAnsi="Consolas"/>
+              </w:rPr>
+              <w:t xml:space="preserve">blockchain/README.md</w:t>
+            </w:r>
+            <w:r>
+              <w:rPr>
+                <w:sz w:val="17"/>
+                <w:szCs w:val="17"/>
+              </w:rPr>
+              <w:t xml:space="preserve">)</w:t>
+            </w:r>
+          </w:p>
+        </w:tc>
+      </w:tr>
+      <w:tr>
+        <w:trPr>
+          <w:cantSplit/>
+        </w:trPr>
+        <w:tc>
+          <w:tcPr>
+            <w:tcW w:type="dxa" w:w="3084"/>
+            <w:tcBorders>
+              <w:top w:val="single" w:color="D5DDE8" w:sz="4"/>
+              <w:left w:val="single" w:color="D5DDE8" w:sz="4"/>
+              <w:bottom w:val="single" w:color="D5DDE8" w:sz="4"/>
+              <w:right w:val="single" w:color="D5DDE8" w:sz="4"/>
+            </w:tcBorders>
+            <w:shd w:fill="F6F9FE" w:color="auto" w:val="clear"/>
+            <w:tcMar>
+              <w:top w:type="dxa" w:w="70"/>
+              <w:left w:type="dxa" w:w="110"/>
+              <w:bottom w:type="dxa" w:w="70"/>
+              <w:right w:type="dxa" w:w="110"/>
+            </w:tcMar>
+          </w:tcPr>
+          <w:p>
+            <w:pPr>
+              <w:keepNext w:val="false"/>
+              <w:keepLines/>
+              <w:spacing w:after="40" w:line="252"/>
+              <w:jc w:val="left"/>
+            </w:pPr>
+            <w:r>
+              <w:rPr>
+                <w:sz w:val="17"/>
+                <w:szCs w:val="17"/>
+              </w:rPr>
+              <w:t xml:space="preserve">Cobertura do contrato (100% das linhas)</w:t>
+            </w:r>
+          </w:p>
+        </w:tc>
+        <w:tc>
+          <w:tcPr>
+            <w:tcW w:type="dxa" w:w="6554"/>
+            <w:tcBorders>
+              <w:top w:val="single" w:color="D5DDE8" w:sz="4"/>
+              <w:left w:val="single" w:color="D5DDE8" w:sz="4"/>
+              <w:bottom w:val="single" w:color="D5DDE8" w:sz="4"/>
+              <w:right w:val="single" w:color="D5DDE8" w:sz="4"/>
+            </w:tcBorders>
+            <w:shd w:fill="F6F9FE" w:color="auto" w:val="clear"/>
+            <w:tcMar>
+              <w:top w:type="dxa" w:w="70"/>
+              <w:left w:type="dxa" w:w="110"/>
+              <w:bottom w:type="dxa" w:w="70"/>
+              <w:right w:type="dxa" w:w="110"/>
+            </w:tcMar>
+          </w:tcPr>
+          <w:p>
+            <w:pPr>
+              <w:keepNext w:val="false"/>
+              <w:keepLines/>
+              <w:spacing w:after="40" w:line="252"/>
+              <w:jc w:val="left"/>
+            </w:pPr>
+            <w:r>
+              <w:rPr>
+                <w:color w:val="B4235A"/>
+                <w:sz w:val="17"/>
+                <w:szCs w:val="17"/>
+                <w:rFonts w:ascii="Consolas" w:cs="Consolas" w:eastAsia="Consolas" w:hAnsi="Consolas"/>
+              </w:rPr>
+              <w:t xml:space="preserve">cd blockchain</w:t>
+            </w:r>
+            <w:r>
+              <w:rPr>
+                <w:sz w:val="17"/>
+                <w:szCs w:val="17"/>
+              </w:rPr>
+              <w:t xml:space="preserve"> e </w:t>
+            </w:r>
+            <w:r>
+              <w:rPr>
+                <w:color w:val="B4235A"/>
+                <w:sz w:val="17"/>
+                <w:szCs w:val="17"/>
+                <w:rFonts w:ascii="Consolas" w:cs="Consolas" w:eastAsia="Consolas" w:hAnsi="Consolas"/>
+              </w:rPr>
+              <w:t xml:space="preserve">npx hardhat coverage</w:t>
+            </w:r>
+          </w:p>
+        </w:tc>
+      </w:tr>
+      <w:tr>
+        <w:trPr>
+          <w:cantSplit/>
+        </w:trPr>
+        <w:tc>
+          <w:tcPr>
+            <w:tcW w:type="dxa" w:w="3084"/>
+            <w:tcBorders>
+              <w:top w:val="single" w:color="D5DDE8" w:sz="4"/>
+              <w:left w:val="single" w:color="D5DDE8" w:sz="4"/>
+              <w:bottom w:val="single" w:color="D5DDE8" w:sz="4"/>
+              <w:right w:val="single" w:color="D5DDE8" w:sz="4"/>
+            </w:tcBorders>
+            <w:tcMar>
+              <w:top w:type="dxa" w:w="70"/>
+              <w:left w:type="dxa" w:w="110"/>
+              <w:bottom w:type="dxa" w:w="70"/>
+              <w:right w:type="dxa" w:w="110"/>
+            </w:tcMar>
+          </w:tcPr>
+          <w:p>
+            <w:pPr>
+              <w:keepNext w:val="false"/>
+              <w:keepLines/>
+              <w:spacing w:after="40" w:line="252"/>
+              <w:jc w:val="left"/>
+            </w:pPr>
+            <w:r>
+              <w:rPr>
+                <w:sz w:val="17"/>
+                <w:szCs w:val="17"/>
+              </w:rPr>
+              <w:t xml:space="preserve">Teste de XSS e painel pela borda (navegador)</w:t>
+            </w:r>
+          </w:p>
+        </w:tc>
+        <w:tc>
+          <w:tcPr>
+            <w:tcW w:type="dxa" w:w="6554"/>
+            <w:tcBorders>
+              <w:top w:val="single" w:color="D5DDE8" w:sz="4"/>
+              <w:left w:val="single" w:color="D5DDE8" w:sz="4"/>
+              <w:bottom w:val="single" w:color="D5DDE8" w:sz="4"/>
+              <w:right w:val="single" w:color="D5DDE8" w:sz="4"/>
+            </w:tcBorders>
+            <w:tcMar>
+              <w:top w:type="dxa" w:w="70"/>
+              <w:left w:type="dxa" w:w="110"/>
+              <w:bottom w:type="dxa" w:w="70"/>
+              <w:right w:type="dxa" w:w="110"/>
+            </w:tcMar>
+          </w:tcPr>
+          <w:p>
+            <w:pPr>
+              <w:keepNext w:val="false"/>
+              <w:keepLines/>
+              <w:spacing w:after="40" w:line="252"/>
+              <w:jc w:val="left"/>
+            </w:pPr>
+            <w:r>
+              <w:rPr>
+                <w:color w:val="B4235A"/>
+                <w:sz w:val="17"/>
+                <w:szCs w:val="17"/>
+                <w:rFonts w:ascii="Consolas" w:cs="Consolas" w:eastAsia="Consolas" w:hAnsi="Consolas"/>
+              </w:rPr>
+              <w:t xml:space="preserve">cd testes-navegador</w:t>
+            </w:r>
+            <w:r>
+              <w:rPr>
+                <w:sz w:val="17"/>
+                <w:szCs w:val="17"/>
+              </w:rPr>
+              <w:t xml:space="preserve">, </w:t>
+            </w:r>
+            <w:r>
+              <w:rPr>
+                <w:color w:val="B4235A"/>
+                <w:sz w:val="17"/>
+                <w:szCs w:val="17"/>
+                <w:rFonts w:ascii="Consolas" w:cs="Consolas" w:eastAsia="Consolas" w:hAnsi="Consolas"/>
+              </w:rPr>
+              <w:t xml:space="preserve">npm install</w:t>
+            </w:r>
+            <w:r>
+              <w:rPr>
+                <w:sz w:val="17"/>
+                <w:szCs w:val="17"/>
+              </w:rPr>
+              <w:t xml:space="preserve"> e </w:t>
+            </w:r>
+            <w:r>
+              <w:rPr>
+                <w:color w:val="B4235A"/>
+                <w:sz w:val="17"/>
+                <w:szCs w:val="17"/>
+                <w:rFonts w:ascii="Consolas" w:cs="Consolas" w:eastAsia="Consolas" w:hAnsi="Consolas"/>
+              </w:rPr>
+              <w:t xml:space="preserve">npm run xss</w:t>
+            </w:r>
+            <w:r>
+              <w:rPr>
+                <w:sz w:val="17"/>
+                <w:szCs w:val="17"/>
+              </w:rPr>
+              <w:t xml:space="preserve"> ou </w:t>
+            </w:r>
+            <w:r>
+              <w:rPr>
+                <w:color w:val="B4235A"/>
+                <w:sz w:val="17"/>
+                <w:szCs w:val="17"/>
+                <w:rFonts w:ascii="Consolas" w:cs="Consolas" w:eastAsia="Consolas" w:hAnsi="Consolas"/>
+              </w:rPr>
+              <w:t xml:space="preserve">npm run painel</w:t>
+            </w:r>
+            <w:r>
+              <w:rPr>
+                <w:sz w:val="17"/>
+                <w:szCs w:val="17"/>
+              </w:rPr>
+              <w:t xml:space="preserve"> (instruções em </w:t>
+            </w:r>
+            <w:r>
+              <w:rPr>
+                <w:color w:val="B4235A"/>
+                <w:sz w:val="17"/>
+                <w:szCs w:val="17"/>
+                <w:rFonts w:ascii="Consolas" w:cs="Consolas" w:eastAsia="Consolas" w:hAnsi="Consolas"/>
+              </w:rPr>
+              <w:t xml:space="preserve">testes-navegador/README.md</w:t>
+            </w:r>
+            <w:r>
+              <w:rPr>
+                <w:sz w:val="17"/>
+                <w:szCs w:val="17"/>
+              </w:rPr>
+              <w:t xml:space="preserve">)</w:t>
+            </w:r>
+          </w:p>
+        </w:tc>
+      </w:tr>
+      <w:tr>
+        <w:trPr>
+          <w:cantSplit/>
+        </w:trPr>
+        <w:tc>
+          <w:tcPr>
+            <w:tcW w:type="dxa" w:w="3084"/>
+            <w:tcBorders>
+              <w:top w:val="single" w:color="D5DDE8" w:sz="4"/>
+              <w:left w:val="single" w:color="D5DDE8" w:sz="4"/>
+              <w:bottom w:val="single" w:color="D5DDE8" w:sz="4"/>
+              <w:right w:val="single" w:color="D5DDE8" w:sz="4"/>
+            </w:tcBorders>
+            <w:shd w:fill="F6F9FE" w:color="auto" w:val="clear"/>
+            <w:tcMar>
+              <w:top w:type="dxa" w:w="70"/>
+              <w:left w:type="dxa" w:w="110"/>
+              <w:bottom w:type="dxa" w:w="70"/>
+              <w:right w:type="dxa" w:w="110"/>
+            </w:tcMar>
+          </w:tcPr>
+          <w:p>
+            <w:pPr>
+              <w:keepNext w:val="false"/>
+              <w:keepLines/>
+              <w:spacing w:after="40" w:line="252"/>
+              <w:jc w:val="left"/>
+            </w:pPr>
+            <w:r>
+              <w:rPr>
+                <w:sz w:val="17"/>
+                <w:szCs w:val="17"/>
+              </w:rPr>
               <w:t xml:space="preserve">Tudo de uma vez, numa máquina limpa</w:t>
             </w:r>
           </w:p>
@@ -47553,6 +52245,7 @@
               <w:bottom w:val="single" w:color="D5DDE8" w:sz="4"/>
               <w:right w:val="single" w:color="D5DDE8" w:sz="4"/>
             </w:tcBorders>
+            <w:shd w:fill="F6F9FE" w:color="auto" w:val="clear"/>
             <w:tcMar>
               <w:top w:type="dxa" w:w="70"/>
               <w:left w:type="dxa" w:w="110"/>
@@ -48784,6 +53477,78 @@
                 <w:szCs w:val="17"/>
                 <w:rFonts w:ascii="Consolas" w:cs="Consolas" w:eastAsia="Consolas" w:hAnsi="Consolas"/>
               </w:rPr>
+              <w:t xml:space="preserve">testes-navegador/</w:t>
+            </w:r>
+          </w:p>
+        </w:tc>
+        <w:tc>
+          <w:tcPr>
+            <w:tcW w:type="dxa" w:w="5012"/>
+            <w:tcBorders>
+              <w:top w:val="single" w:color="D5DDE8" w:sz="4"/>
+              <w:left w:val="single" w:color="D5DDE8" w:sz="4"/>
+              <w:bottom w:val="single" w:color="D5DDE8" w:sz="4"/>
+              <w:right w:val="single" w:color="D5DDE8" w:sz="4"/>
+            </w:tcBorders>
+            <w:shd w:fill="F6F9FE" w:color="auto" w:val="clear"/>
+            <w:tcMar>
+              <w:top w:type="dxa" w:w="70"/>
+              <w:left w:type="dxa" w:w="110"/>
+              <w:bottom w:type="dxa" w:w="70"/>
+              <w:right w:type="dxa" w:w="110"/>
+            </w:tcMar>
+          </w:tcPr>
+          <w:p>
+            <w:pPr>
+              <w:keepNext w:val="false"/>
+              <w:keepLines/>
+              <w:spacing w:after="40" w:line="252"/>
+              <w:jc w:val="left"/>
+            </w:pPr>
+            <w:r>
+              <w:rPr>
+                <w:sz w:val="17"/>
+                <w:szCs w:val="17"/>
+              </w:rPr>
+              <w:t xml:space="preserve">Testes no navegador: XSS (44 ➜ 0) e painel inteiro pela borda HTTPS</w:t>
+            </w:r>
+          </w:p>
+        </w:tc>
+      </w:tr>
+      <w:tr>
+        <w:trPr>
+          <w:cantSplit/>
+        </w:trPr>
+        <w:tc>
+          <w:tcPr>
+            <w:tcW w:type="dxa" w:w="4626"/>
+            <w:tcBorders>
+              <w:top w:val="single" w:color="D5DDE8" w:sz="4"/>
+              <w:left w:val="single" w:color="D5DDE8" w:sz="4"/>
+              <w:bottom w:val="single" w:color="D5DDE8" w:sz="4"/>
+              <w:right w:val="single" w:color="D5DDE8" w:sz="4"/>
+            </w:tcBorders>
+            <w:tcMar>
+              <w:top w:type="dxa" w:w="70"/>
+              <w:left w:type="dxa" w:w="110"/>
+              <w:bottom w:type="dxa" w:w="70"/>
+              <w:right w:type="dxa" w:w="110"/>
+            </w:tcMar>
+          </w:tcPr>
+          <w:p>
+            <w:pPr>
+              <w:keepNext w:val="false"/>
+              <w:keepLines/>
+              <w:spacing w:after="40" w:line="252"/>
+              <w:jc w:val="left"/>
+            </w:pPr>
+            <w:r>
+              <w:rPr>
+                <w:color w:val="B4235A"/>
+                <w:sz w:val="17"/>
+                <w:szCs w:val="17"/>
+                <w:rFonts w:ascii="Consolas" w:cs="Consolas" w:eastAsia="Consolas" w:hAnsi="Consolas"/>
+              </w:rPr>
               <w:t xml:space="preserve">docs/img/telas/</w:t>
             </w:r>
           </w:p>
@@ -48797,7 +53562,6 @@
               <w:bottom w:val="single" w:color="D5DDE8" w:sz="4"/>
               <w:right w:val="single" w:color="D5DDE8" w:sz="4"/>
             </w:tcBorders>
-            <w:shd w:fill="F6F9FE" w:color="auto" w:val="clear"/>
             <w:tcMar>
               <w:top w:type="dxa" w:w="70"/>
               <w:left w:type="dxa" w:w="110"/>

--- a/docs/Protege_Mais_Visao_de_Futuro_Documento.docx
+++ b/docs/Protege_Mais_Visao_de_Futuro_Documento.docx
@@ -503,7 +503,7 @@
           <w:sz w:val="19"/>
           <w:szCs w:val="19"/>
         </w:rPr>
-        <w:t xml:space="preserve">youtu.be/XXXXXXXX (inserir após o upload)</w:t>
+        <w:t xml:space="preserve">youtu.be/ekdO6yj0FE4</w:t>
       </w:r>
     </w:p>
     <w:p>
@@ -1178,7 +1178,7 @@
                 <w:sz w:val="19"/>
                 <w:szCs w:val="19"/>
               </w:rPr>
-              <w:t xml:space="preserve">youtu.be/XXXXXXXX (inserir após o upload)</w:t>
+              <w:t xml:space="preserve">youtu.be/ekdO6yj0FE4</w:t>
             </w:r>
           </w:p>
         </w:tc>
